--- a/Daily Reports/18_09_2026-CBOT Reports.docx
+++ b/Daily Reports/18_09_2026-CBOT Reports.docx
@@ -104,7 +104,7 @@
           <w:color w:val="5C768D"/>
           <w:sz w:val="19"/>
         </w:rPr>
-        <w:t>Cập nhật tự động qua `macro_tracker.py` vào lúc 02:00 ICT ngày 18/09/2026</w:t>
+        <w:t>Cập nhật tự động qua `macro_tracker.py` vào lúc 03:01 ICT ngày 18/09/2026</w:t>
       </w:r>
     </w:p>
     <w:tbl>
@@ -313,7 +313,7 @@
               <w:rPr>
                 <w:b/>
               </w:rPr>
-              <w:t>104.64 / thùng</w:t>
+              <w:t>104.04 / thùng</w:t>
             </w:r>
           </w:p>
         </w:tc>
@@ -344,7 +344,7 @@
               <w:rPr>
                 <w:b/>
               </w:rPr>
-              <w:t>-1.12%</w:t>
+              <w:t>-1.69%</w:t>
             </w:r>
           </w:p>
         </w:tc>
@@ -442,7 +442,7 @@
               <w:rPr>
                 <w:b/>
               </w:rPr>
-              <w:t>100.24</w:t>
+              <w:t>100.21</w:t>
             </w:r>
           </w:p>
         </w:tc>
@@ -473,7 +473,7 @@
               <w:rPr>
                 <w:b/>
               </w:rPr>
-              <w:t>-0.07%</w:t>
+              <w:t>-0.10%</w:t>
             </w:r>
           </w:p>
         </w:tc>
@@ -1218,7 +1218,7 @@
         <w:rPr>
           <w:b/>
         </w:rPr>
-        <w:t>`104.64` (-1.12%)</w:t>
+        <w:t>`104.04` (-1.69%)</w:t>
       </w:r>
       <w:r>
         <w:t xml:space="preserve"> | DXY: </w:t>
@@ -1227,7 +1227,7 @@
         <w:rPr>
           <w:b/>
         </w:rPr>
-        <w:t>`100.24` (-0.07%)</w:t>
+        <w:t>`100.21` (-0.10%)</w:t>
       </w:r>
       <w:r>
         <w:t xml:space="preserve"> | Lúa mì CBOT: </w:t>
@@ -1306,7 +1306,7 @@
           <w:color w:val="5C768D"/>
           <w:sz w:val="19"/>
         </w:rPr>
-        <w:t>Cập nhật tự động lúc 02:00 ICT ngày 18/09/2026 — Nguồn: NOAA, USDA, BOM Australia</w:t>
+        <w:t>Cập nhật tự động lúc 03:01 ICT ngày 18/09/2026 — Nguồn: NOAA, USDA, BOM Australia</w:t>
       </w:r>
     </w:p>
     <w:p>
@@ -3605,7 +3605,7 @@
               <w:rPr>
                 <w:b/>
               </w:rPr>
-              <w:t>532.03 (+1.03)</w:t>
+              <w:t>531.97 (+0.97)</w:t>
             </w:r>
           </w:p>
         </w:tc>
@@ -3853,7 +3853,7 @@
               <w:rPr>
                 <w:b/>
               </w:rPr>
-              <w:t>727.74 (+1.99)</w:t>
+              <w:t>727.77 (+2.02)</w:t>
             </w:r>
           </w:p>
         </w:tc>
@@ -11624,10 +11624,10 @@
         <w:rPr>
           <w:b/>
         </w:rPr>
-        <w:t>`532.03 cents`</w:t>
+        <w:t>`531.97 cents`</w:t>
       </w:r>
       <w:r>
-        <w:t xml:space="preserve"> (+1.03).</w:t>
+        <w:t xml:space="preserve"> (+0.97).</w:t>
       </w:r>
     </w:p>
     <w:p>
@@ -11991,7 +11991,7 @@
               <w:rPr>
                 <w:b/>
               </w:rPr>
-              <w:t>104.64</w:t>
+              <w:t>104.04</w:t>
             </w:r>
           </w:p>
         </w:tc>
@@ -12022,7 +12022,7 @@
               <w:rPr>
                 <w:b/>
               </w:rPr>
-              <w:t>-1.12%</w:t>
+              <w:t>-1.69%</w:t>
             </w:r>
           </w:p>
         </w:tc>
@@ -12114,7 +12114,7 @@
               <w:rPr>
                 <w:b/>
               </w:rPr>
-              <w:t>100.24</w:t>
+              <w:t>100.21</w:t>
             </w:r>
           </w:p>
         </w:tc>
@@ -12145,7 +12145,7 @@
               <w:rPr>
                 <w:b/>
               </w:rPr>
-              <w:t>-0.07%</w:t>
+              <w:t>-0.10%</w:t>
             </w:r>
           </w:p>
         </w:tc>
@@ -21806,10 +21806,10 @@
         <w:rPr>
           <w:b/>
         </w:rPr>
-        <w:t>`727.74 cents`</w:t>
+        <w:t>`727.77 cents`</w:t>
       </w:r>
       <w:r>
-        <w:t xml:space="preserve"> (+1.99).</w:t>
+        <w:t xml:space="preserve"> (+2.02).</w:t>
       </w:r>
     </w:p>
     <w:p>
@@ -22172,7 +22172,7 @@
               <w:rPr>
                 <w:b/>
               </w:rPr>
-              <w:t>104.64</w:t>
+              <w:t>104.04</w:t>
             </w:r>
           </w:p>
         </w:tc>
@@ -22203,7 +22203,7 @@
               <w:rPr>
                 <w:b/>
               </w:rPr>
-              <w:t>-1.12%</w:t>
+              <w:t>-1.69%</w:t>
             </w:r>
           </w:p>
         </w:tc>
@@ -22295,7 +22295,7 @@
               <w:rPr>
                 <w:b/>
               </w:rPr>
-              <w:t>100.24</w:t>
+              <w:t>100.21</w:t>
             </w:r>
           </w:p>
         </w:tc>
@@ -22326,7 +22326,7 @@
               <w:rPr>
                 <w:b/>
               </w:rPr>
-              <w:t>-0.07%</w:t>
+              <w:t>-0.10%</w:t>
             </w:r>
           </w:p>
         </w:tc>

--- a/Daily Reports/18_09_2026-CBOT Reports.docx
+++ b/Daily Reports/18_09_2026-CBOT Reports.docx
@@ -104,7 +104,7 @@
           <w:color w:val="5C768D"/>
           <w:sz w:val="19"/>
         </w:rPr>
-        <w:t>Cập nhật tự động qua `macro_tracker.py` vào lúc 03:01 ICT ngày 18/09/2026</w:t>
+        <w:t>Cập nhật tự động qua `macro_tracker.py` vào lúc 04:00 ICT ngày 18/09/2026</w:t>
       </w:r>
     </w:p>
     <w:tbl>
@@ -313,7 +313,7 @@
               <w:rPr>
                 <w:b/>
               </w:rPr>
-              <w:t>104.04 / thùng</w:t>
+              <w:t>104.18 / thùng</w:t>
             </w:r>
           </w:p>
         </w:tc>
@@ -344,7 +344,7 @@
               <w:rPr>
                 <w:b/>
               </w:rPr>
-              <w:t>-1.69%</w:t>
+              <w:t>-1.56%</w:t>
             </w:r>
           </w:p>
         </w:tc>
@@ -442,7 +442,7 @@
               <w:rPr>
                 <w:b/>
               </w:rPr>
-              <w:t>100.21</w:t>
+              <w:t>100.22</w:t>
             </w:r>
           </w:p>
         </w:tc>
@@ -473,7 +473,7 @@
               <w:rPr>
                 <w:b/>
               </w:rPr>
-              <w:t>-0.10%</w:t>
+              <w:t>-0.09%</w:t>
             </w:r>
           </w:p>
         </w:tc>
@@ -1218,7 +1218,7 @@
         <w:rPr>
           <w:b/>
         </w:rPr>
-        <w:t>`104.04` (-1.69%)</w:t>
+        <w:t>`104.18` (-1.56%)</w:t>
       </w:r>
       <w:r>
         <w:t xml:space="preserve"> | DXY: </w:t>
@@ -1227,7 +1227,7 @@
         <w:rPr>
           <w:b/>
         </w:rPr>
-        <w:t>`100.21` (-0.10%)</w:t>
+        <w:t>`100.22` (-0.09%)</w:t>
       </w:r>
       <w:r>
         <w:t xml:space="preserve"> | Lúa mì CBOT: </w:t>
@@ -1306,7 +1306,7 @@
           <w:color w:val="5C768D"/>
           <w:sz w:val="19"/>
         </w:rPr>
-        <w:t>Cập nhật tự động lúc 03:01 ICT ngày 18/09/2026 — Nguồn: NOAA, USDA, BOM Australia</w:t>
+        <w:t>Cập nhật tự động lúc 04:00 ICT ngày 18/09/2026 — Nguồn: NOAA, USDA, BOM Australia</w:t>
       </w:r>
     </w:p>
     <w:p>
@@ -3605,7 +3605,7 @@
               <w:rPr>
                 <w:b/>
               </w:rPr>
-              <w:t>531.97 (+0.97)</w:t>
+              <w:t>531.98 (+0.98)</w:t>
             </w:r>
           </w:p>
         </w:tc>
@@ -3853,7 +3853,7 @@
               <w:rPr>
                 <w:b/>
               </w:rPr>
-              <w:t>727.77 (+2.02)</w:t>
+              <w:t>727.75 (+2.00)</w:t>
             </w:r>
           </w:p>
         </w:tc>
@@ -11624,10 +11624,10 @@
         <w:rPr>
           <w:b/>
         </w:rPr>
-        <w:t>`531.97 cents`</w:t>
+        <w:t>`531.98 cents`</w:t>
       </w:r>
       <w:r>
-        <w:t xml:space="preserve"> (+0.97).</w:t>
+        <w:t xml:space="preserve"> (+0.98).</w:t>
       </w:r>
     </w:p>
     <w:p>
@@ -11991,7 +11991,7 @@
               <w:rPr>
                 <w:b/>
               </w:rPr>
-              <w:t>104.04</w:t>
+              <w:t>104.18</w:t>
             </w:r>
           </w:p>
         </w:tc>
@@ -12022,7 +12022,7 @@
               <w:rPr>
                 <w:b/>
               </w:rPr>
-              <w:t>-1.69%</w:t>
+              <w:t>-1.56%</w:t>
             </w:r>
           </w:p>
         </w:tc>
@@ -12114,7 +12114,7 @@
               <w:rPr>
                 <w:b/>
               </w:rPr>
-              <w:t>100.21</w:t>
+              <w:t>100.22</w:t>
             </w:r>
           </w:p>
         </w:tc>
@@ -12145,7 +12145,7 @@
               <w:rPr>
                 <w:b/>
               </w:rPr>
-              <w:t>-0.10%</w:t>
+              <w:t>-0.09%</w:t>
             </w:r>
           </w:p>
         </w:tc>
@@ -21806,10 +21806,10 @@
         <w:rPr>
           <w:b/>
         </w:rPr>
-        <w:t>`727.77 cents`</w:t>
+        <w:t>`727.75 cents`</w:t>
       </w:r>
       <w:r>
-        <w:t xml:space="preserve"> (+2.02).</w:t>
+        <w:t xml:space="preserve"> (+2.00).</w:t>
       </w:r>
     </w:p>
     <w:p>
@@ -22172,7 +22172,7 @@
               <w:rPr>
                 <w:b/>
               </w:rPr>
-              <w:t>104.04</w:t>
+              <w:t>104.18</w:t>
             </w:r>
           </w:p>
         </w:tc>
@@ -22203,7 +22203,7 @@
               <w:rPr>
                 <w:b/>
               </w:rPr>
-              <w:t>-1.69%</w:t>
+              <w:t>-1.56%</w:t>
             </w:r>
           </w:p>
         </w:tc>
@@ -22295,7 +22295,7 @@
               <w:rPr>
                 <w:b/>
               </w:rPr>
-              <w:t>100.21</w:t>
+              <w:t>100.22</w:t>
             </w:r>
           </w:p>
         </w:tc>
@@ -22326,7 +22326,7 @@
               <w:rPr>
                 <w:b/>
               </w:rPr>
-              <w:t>-0.10%</w:t>
+              <w:t>-0.09%</w:t>
             </w:r>
           </w:p>
         </w:tc>

--- a/Daily Reports/18_09_2026-CBOT Reports.docx
+++ b/Daily Reports/18_09_2026-CBOT Reports.docx
@@ -104,7 +104,7 @@
           <w:color w:val="5C768D"/>
           <w:sz w:val="19"/>
         </w:rPr>
-        <w:t>Cập nhật tự động qua `macro_tracker.py` vào lúc 04:00 ICT ngày 18/09/2026</w:t>
+        <w:t>Cập nhật tự động qua `macro_tracker.py` vào lúc 05:01 ICT ngày 18/09/2026</w:t>
       </w:r>
     </w:p>
     <w:tbl>
@@ -313,7 +313,7 @@
               <w:rPr>
                 <w:b/>
               </w:rPr>
-              <w:t>104.18 / thùng</w:t>
+              <w:t>104.09 / thùng</w:t>
             </w:r>
           </w:p>
         </w:tc>
@@ -344,7 +344,7 @@
               <w:rPr>
                 <w:b/>
               </w:rPr>
-              <w:t>-1.56%</w:t>
+              <w:t>-1.64%</w:t>
             </w:r>
           </w:p>
         </w:tc>
@@ -1218,7 +1218,7 @@
         <w:rPr>
           <w:b/>
         </w:rPr>
-        <w:t>`104.18` (-1.56%)</w:t>
+        <w:t>`104.09` (-1.64%)</w:t>
       </w:r>
       <w:r>
         <w:t xml:space="preserve"> | DXY: </w:t>
@@ -1306,7 +1306,7 @@
           <w:color w:val="5C768D"/>
           <w:sz w:val="19"/>
         </w:rPr>
-        <w:t>Cập nhật tự động lúc 04:00 ICT ngày 18/09/2026 — Nguồn: NOAA, USDA, BOM Australia</w:t>
+        <w:t>Cập nhật tự động lúc 05:01 ICT ngày 18/09/2026 — Nguồn: NOAA, USDA, BOM Australia</w:t>
       </w:r>
     </w:p>
     <w:p>
@@ -3605,7 +3605,7 @@
               <w:rPr>
                 <w:b/>
               </w:rPr>
-              <w:t>531.98 (+0.98)</w:t>
+              <w:t>531.97 (+0.97)</w:t>
             </w:r>
           </w:p>
         </w:tc>
@@ -3853,7 +3853,7 @@
               <w:rPr>
                 <w:b/>
               </w:rPr>
-              <w:t>727.75 (+2.00)</w:t>
+              <w:t>727.76 (+2.01)</w:t>
             </w:r>
           </w:p>
         </w:tc>
@@ -11624,10 +11624,10 @@
         <w:rPr>
           <w:b/>
         </w:rPr>
-        <w:t>`531.98 cents`</w:t>
+        <w:t>`531.97 cents`</w:t>
       </w:r>
       <w:r>
-        <w:t xml:space="preserve"> (+0.98).</w:t>
+        <w:t xml:space="preserve"> (+0.97).</w:t>
       </w:r>
     </w:p>
     <w:p>
@@ -11991,7 +11991,7 @@
               <w:rPr>
                 <w:b/>
               </w:rPr>
-              <w:t>104.18</w:t>
+              <w:t>104.09</w:t>
             </w:r>
           </w:p>
         </w:tc>
@@ -12022,7 +12022,7 @@
               <w:rPr>
                 <w:b/>
               </w:rPr>
-              <w:t>-1.56%</w:t>
+              <w:t>-1.64%</w:t>
             </w:r>
           </w:p>
         </w:tc>
@@ -21806,10 +21806,10 @@
         <w:rPr>
           <w:b/>
         </w:rPr>
-        <w:t>`727.75 cents`</w:t>
+        <w:t>`727.76 cents`</w:t>
       </w:r>
       <w:r>
-        <w:t xml:space="preserve"> (+2.00).</w:t>
+        <w:t xml:space="preserve"> (+2.01).</w:t>
       </w:r>
     </w:p>
     <w:p>
@@ -22172,7 +22172,7 @@
               <w:rPr>
                 <w:b/>
               </w:rPr>
-              <w:t>104.18</w:t>
+              <w:t>104.09</w:t>
             </w:r>
           </w:p>
         </w:tc>
@@ -22203,7 +22203,7 @@
               <w:rPr>
                 <w:b/>
               </w:rPr>
-              <w:t>-1.56%</w:t>
+              <w:t>-1.64%</w:t>
             </w:r>
           </w:p>
         </w:tc>

--- a/Daily Reports/18_09_2026-CBOT Reports.docx
+++ b/Daily Reports/18_09_2026-CBOT Reports.docx
@@ -104,7 +104,7 @@
           <w:color w:val="5C768D"/>
           <w:sz w:val="19"/>
         </w:rPr>
-        <w:t>Cập nhật tự động qua `macro_tracker.py` vào lúc 05:01 ICT ngày 18/09/2026</w:t>
+        <w:t>Cập nhật tự động qua `macro_tracker.py` vào lúc 06:00 ICT ngày 18/09/2026</w:t>
       </w:r>
     </w:p>
     <w:tbl>
@@ -442,7 +442,7 @@
               <w:rPr>
                 <w:b/>
               </w:rPr>
-              <w:t>100.22</w:t>
+              <w:t>100.24</w:t>
             </w:r>
           </w:p>
         </w:tc>
@@ -473,7 +473,7 @@
               <w:rPr>
                 <w:b/>
               </w:rPr>
-              <w:t>-0.09%</w:t>
+              <w:t>-0.07%</w:t>
             </w:r>
           </w:p>
         </w:tc>
@@ -1227,7 +1227,7 @@
         <w:rPr>
           <w:b/>
         </w:rPr>
-        <w:t>`100.22` (-0.09%)</w:t>
+        <w:t>`100.24` (-0.07%)</w:t>
       </w:r>
       <w:r>
         <w:t xml:space="preserve"> | Lúa mì CBOT: </w:t>
@@ -1306,7 +1306,7 @@
           <w:color w:val="5C768D"/>
           <w:sz w:val="19"/>
         </w:rPr>
-        <w:t>Cập nhật tự động lúc 05:01 ICT ngày 18/09/2026 — Nguồn: NOAA, USDA, BOM Australia</w:t>
+        <w:t>Cập nhật tự động lúc 06:00 ICT ngày 18/09/2026 — Nguồn: NOAA, USDA, BOM Australia</w:t>
       </w:r>
     </w:p>
     <w:p>
@@ -3853,7 +3853,7 @@
               <w:rPr>
                 <w:b/>
               </w:rPr>
-              <w:t>727.76 (+2.01)</w:t>
+              <w:t>727.74 (+1.99)</w:t>
             </w:r>
           </w:p>
         </w:tc>
@@ -12114,7 +12114,7 @@
               <w:rPr>
                 <w:b/>
               </w:rPr>
-              <w:t>100.22</w:t>
+              <w:t>100.24</w:t>
             </w:r>
           </w:p>
         </w:tc>
@@ -12145,7 +12145,7 @@
               <w:rPr>
                 <w:b/>
               </w:rPr>
-              <w:t>-0.09%</w:t>
+              <w:t>-0.07%</w:t>
             </w:r>
           </w:p>
         </w:tc>
@@ -21806,10 +21806,10 @@
         <w:rPr>
           <w:b/>
         </w:rPr>
-        <w:t>`727.76 cents`</w:t>
+        <w:t>`727.74 cents`</w:t>
       </w:r>
       <w:r>
-        <w:t xml:space="preserve"> (+2.01).</w:t>
+        <w:t xml:space="preserve"> (+1.99).</w:t>
       </w:r>
     </w:p>
     <w:p>
@@ -22295,7 +22295,7 @@
               <w:rPr>
                 <w:b/>
               </w:rPr>
-              <w:t>100.22</w:t>
+              <w:t>100.24</w:t>
             </w:r>
           </w:p>
         </w:tc>
@@ -22326,7 +22326,7 @@
               <w:rPr>
                 <w:b/>
               </w:rPr>
-              <w:t>-0.09%</w:t>
+              <w:t>-0.07%</w:t>
             </w:r>
           </w:p>
         </w:tc>

--- a/Daily Reports/18_09_2026-CBOT Reports.docx
+++ b/Daily Reports/18_09_2026-CBOT Reports.docx
@@ -104,7 +104,7 @@
           <w:color w:val="5C768D"/>
           <w:sz w:val="19"/>
         </w:rPr>
-        <w:t>Cập nhật tự động qua `macro_tracker.py` vào lúc 06:00 ICT ngày 18/09/2026</w:t>
+        <w:t>Cập nhật tự động qua `macro_tracker.py` vào lúc 06:32 ICT ngày 18/09/2026</w:t>
       </w:r>
     </w:p>
     <w:tbl>
@@ -313,7 +313,7 @@
               <w:rPr>
                 <w:b/>
               </w:rPr>
-              <w:t>104.09 / thùng</w:t>
+              <w:t>104.08 / thùng</w:t>
             </w:r>
           </w:p>
         </w:tc>
@@ -344,7 +344,7 @@
               <w:rPr>
                 <w:b/>
               </w:rPr>
-              <w:t>-1.64%</w:t>
+              <w:t>-1.65%</w:t>
             </w:r>
           </w:p>
         </w:tc>
@@ -1218,7 +1218,7 @@
         <w:rPr>
           <w:b/>
         </w:rPr>
-        <w:t>`104.09` (-1.64%)</w:t>
+        <w:t>`104.08` (-1.65%)</w:t>
       </w:r>
       <w:r>
         <w:t xml:space="preserve"> | DXY: </w:t>
@@ -1306,7 +1306,7 @@
           <w:color w:val="5C768D"/>
           <w:sz w:val="19"/>
         </w:rPr>
-        <w:t>Cập nhật tự động lúc 06:00 ICT ngày 18/09/2026 — Nguồn: NOAA, USDA, BOM Australia</w:t>
+        <w:t>Cập nhật tự động lúc 06:32 ICT ngày 18/09/2026 — Nguồn: NOAA, USDA, BOM Australia</w:t>
       </w:r>
     </w:p>
     <w:p>
@@ -11991,7 +11991,7 @@
               <w:rPr>
                 <w:b/>
               </w:rPr>
-              <w:t>104.09</w:t>
+              <w:t>104.08</w:t>
             </w:r>
           </w:p>
         </w:tc>
@@ -12022,7 +12022,7 @@
               <w:rPr>
                 <w:b/>
               </w:rPr>
-              <w:t>-1.64%</w:t>
+              <w:t>-1.65%</w:t>
             </w:r>
           </w:p>
         </w:tc>
@@ -22172,7 +22172,7 @@
               <w:rPr>
                 <w:b/>
               </w:rPr>
-              <w:t>104.09</w:t>
+              <w:t>104.08</w:t>
             </w:r>
           </w:p>
         </w:tc>
@@ -22203,7 +22203,7 @@
               <w:rPr>
                 <w:b/>
               </w:rPr>
-              <w:t>-1.64%</w:t>
+              <w:t>-1.65%</w:t>
             </w:r>
           </w:p>
         </w:tc>

--- a/Daily Reports/18_09_2026-CBOT Reports.docx
+++ b/Daily Reports/18_09_2026-CBOT Reports.docx
@@ -104,7 +104,7 @@
           <w:color w:val="5C768D"/>
           <w:sz w:val="19"/>
         </w:rPr>
-        <w:t>Cập nhật tự động qua `macro_tracker.py` vào lúc 06:32 ICT ngày 18/09/2026</w:t>
+        <w:t>Cập nhật tự động qua `macro_tracker.py` vào lúc 07:00 ICT ngày 18/09/2026</w:t>
       </w:r>
     </w:p>
     <w:tbl>
@@ -313,7 +313,7 @@
               <w:rPr>
                 <w:b/>
               </w:rPr>
-              <w:t>104.08 / thùng</w:t>
+              <w:t>104.07 / thùng</w:t>
             </w:r>
           </w:p>
         </w:tc>
@@ -344,7 +344,7 @@
               <w:rPr>
                 <w:b/>
               </w:rPr>
-              <w:t>-1.65%</w:t>
+              <w:t>-1.66%</w:t>
             </w:r>
           </w:p>
         </w:tc>
@@ -442,7 +442,7 @@
               <w:rPr>
                 <w:b/>
               </w:rPr>
-              <w:t>100.24</w:t>
+              <w:t>100.23</w:t>
             </w:r>
           </w:p>
         </w:tc>
@@ -1218,7 +1218,7 @@
         <w:rPr>
           <w:b/>
         </w:rPr>
-        <w:t>`104.08` (-1.65%)</w:t>
+        <w:t>`104.07` (-1.66%)</w:t>
       </w:r>
       <w:r>
         <w:t xml:space="preserve"> | DXY: </w:t>
@@ -1227,7 +1227,7 @@
         <w:rPr>
           <w:b/>
         </w:rPr>
-        <w:t>`100.24` (-0.07%)</w:t>
+        <w:t>`100.23` (-0.07%)</w:t>
       </w:r>
       <w:r>
         <w:t xml:space="preserve"> | Lúa mì CBOT: </w:t>
@@ -1306,7 +1306,7 @@
           <w:color w:val="5C768D"/>
           <w:sz w:val="19"/>
         </w:rPr>
-        <w:t>Cập nhật tự động lúc 06:32 ICT ngày 18/09/2026 — Nguồn: NOAA, USDA, BOM Australia</w:t>
+        <w:t>Cập nhật tự động lúc 07:00 ICT ngày 18/09/2026 — Nguồn: NOAA, USDA, BOM Australia</w:t>
       </w:r>
     </w:p>
     <w:p>
@@ -11991,7 +11991,7 @@
               <w:rPr>
                 <w:b/>
               </w:rPr>
-              <w:t>104.08</w:t>
+              <w:t>104.07</w:t>
             </w:r>
           </w:p>
         </w:tc>
@@ -12022,7 +12022,7 @@
               <w:rPr>
                 <w:b/>
               </w:rPr>
-              <w:t>-1.65%</w:t>
+              <w:t>-1.66%</w:t>
             </w:r>
           </w:p>
         </w:tc>
@@ -12114,7 +12114,7 @@
               <w:rPr>
                 <w:b/>
               </w:rPr>
-              <w:t>100.24</w:t>
+              <w:t>100.23</w:t>
             </w:r>
           </w:p>
         </w:tc>
@@ -22172,7 +22172,7 @@
               <w:rPr>
                 <w:b/>
               </w:rPr>
-              <w:t>104.08</w:t>
+              <w:t>104.07</w:t>
             </w:r>
           </w:p>
         </w:tc>
@@ -22203,7 +22203,7 @@
               <w:rPr>
                 <w:b/>
               </w:rPr>
-              <w:t>-1.65%</w:t>
+              <w:t>-1.66%</w:t>
             </w:r>
           </w:p>
         </w:tc>
@@ -22295,7 +22295,7 @@
               <w:rPr>
                 <w:b/>
               </w:rPr>
-              <w:t>100.24</w:t>
+              <w:t>100.23</w:t>
             </w:r>
           </w:p>
         </w:tc>

--- a/Daily Reports/18_09_2026-CBOT Reports.docx
+++ b/Daily Reports/18_09_2026-CBOT Reports.docx
@@ -104,7 +104,7 @@
           <w:color w:val="5C768D"/>
           <w:sz w:val="19"/>
         </w:rPr>
-        <w:t>Cập nhật tự động qua `macro_tracker.py` vào lúc 10:15 ICT ngày 18/09/2026</w:t>
+        <w:t>Cập nhật tự động qua `macro_tracker.py` vào lúc 11:00 ICT ngày 18/09/2026</w:t>
       </w:r>
     </w:p>
     <w:tbl>
@@ -313,7 +313,7 @@
               <w:rPr>
                 <w:b/>
               </w:rPr>
-              <w:t>104.20 / thùng</w:t>
+              <w:t>104.82 / thùng</w:t>
             </w:r>
           </w:p>
         </w:tc>
@@ -344,7 +344,7 @@
               <w:rPr>
                 <w:b/>
               </w:rPr>
-              <w:t>-1.54%</w:t>
+              <w:t>+0.00%</w:t>
             </w:r>
           </w:p>
         </w:tc>
@@ -442,7 +442,7 @@
               <w:rPr>
                 <w:b/>
               </w:rPr>
-              <w:t>100.26</w:t>
+              <w:t>100.22</w:t>
             </w:r>
           </w:p>
         </w:tc>
@@ -473,7 +473,7 @@
               <w:rPr>
                 <w:b/>
               </w:rPr>
-              <w:t>-0.05%</w:t>
+              <w:t>+0.00%</w:t>
             </w:r>
           </w:p>
         </w:tc>
@@ -1218,7 +1218,7 @@
         <w:rPr>
           <w:b/>
         </w:rPr>
-        <w:t>`104.20` (-1.54%)</w:t>
+        <w:t>`104.82` (+0.00%)</w:t>
       </w:r>
       <w:r>
         <w:t xml:space="preserve"> | DXY: </w:t>
@@ -1227,7 +1227,7 @@
         <w:rPr>
           <w:b/>
         </w:rPr>
-        <w:t>`100.26` (-0.05%)</w:t>
+        <w:t>`100.22` (+0.00%)</w:t>
       </w:r>
       <w:r>
         <w:t xml:space="preserve"> | Lúa mì CBOT: </w:t>
@@ -1236,7 +1236,7 @@
         <w:rPr>
           <w:b/>
         </w:rPr>
-        <w:t>`725.00` (-0.79%)</w:t>
+        <w:t>`727.00` (+0.00%)</w:t>
       </w:r>
       <w:r>
         <w:t>.</w:t>
@@ -1306,7 +1306,7 @@
           <w:color w:val="5C768D"/>
           <w:sz w:val="19"/>
         </w:rPr>
-        <w:t>Cập nhật tự động lúc 10:15 ICT ngày 18/09/2026 — Nguồn: NOAA, USDA, BOM Australia</w:t>
+        <w:t>Cập nhật tự động lúc 11:00 ICT ngày 18/09/2026 — Nguồn: NOAA, USDA, BOM Australia</w:t>
       </w:r>
     </w:p>
     <w:p>
@@ -3605,7 +3605,7 @@
               <w:rPr>
                 <w:b/>
               </w:rPr>
-              <w:t>531.27 (+0.77)</w:t>
+              <w:t>531.50 (+1.00)</w:t>
             </w:r>
           </w:p>
         </w:tc>
@@ -3633,7 +3633,7 @@
             </w:pPr>
             <w:r/>
             <w:r>
-              <w:t>Bearish (532.08 &lt; 532.60)</w:t>
+              <w:t>Bearish (532.19 &lt; 532.67)</w:t>
             </w:r>
           </w:p>
         </w:tc>
@@ -3661,7 +3661,7 @@
             </w:pPr>
             <w:r/>
             <w:r>
-              <w:t>0.50 cents</w:t>
+              <w:t>0.00 cents</w:t>
             </w:r>
           </w:p>
         </w:tc>
@@ -3822,7 +3822,7 @@
               <w:rPr>
                 <w:b/>
               </w:rPr>
-              <w:t>725.00</w:t>
+              <w:t>724.50</w:t>
             </w:r>
           </w:p>
         </w:tc>
@@ -3853,7 +3853,7 @@
               <w:rPr>
                 <w:b/>
               </w:rPr>
-              <w:t>726.47 (+1.47)</w:t>
+              <w:t>726.10 (+1.60)</w:t>
             </w:r>
           </w:p>
         </w:tc>
@@ -3881,7 +3881,7 @@
             </w:pPr>
             <w:r/>
             <w:r>
-              <w:t>Bearish (726.42 &lt; 726.92)</w:t>
+              <w:t>Bearish (726.52 &lt; 726.98)</w:t>
             </w:r>
           </w:p>
         </w:tc>
@@ -3909,7 +3909,7 @@
             </w:pPr>
             <w:r/>
             <w:r>
-              <w:t>0.25 cents</w:t>
+              <w:t>0.00 cents</w:t>
             </w:r>
           </w:p>
         </w:tc>
@@ -4347,7 +4347,7 @@
                 <w:b/>
                 <w:color w:val="15803D"/>
               </w:rPr>
-              <w:t>529.00 - 532.08 cents (Canh mua vùng hỗ trợ)</w:t>
+              <w:t>529.00 - 532.19 cents (Canh mua vùng hỗ trợ)</w:t>
             </w:r>
           </w:p>
         </w:tc>
@@ -4378,7 +4378,7 @@
               <w:rPr>
                 <w:b/>
               </w:rPr>
-              <w:t>467.30 cents (Dưới cản S2 + 1.5x ATR)</w:t>
+              <w:t>470.32 cents (Dưới cản S2 + 1.5x ATR)</w:t>
             </w:r>
           </w:p>
         </w:tc>
@@ -4590,7 +4590,7 @@
               <w:rPr>
                 <w:b/>
               </w:rPr>
-              <w:t>468.37 cents (Chống quét SL tuyệt đối)</w:t>
+              <w:t>471.46 cents (Chống quét SL tuyệt đối)</w:t>
             </w:r>
           </w:p>
         </w:tc>
@@ -4783,7 +4783,7 @@
               <w:rPr>
                 <w:b/>
               </w:rPr>
-              <w:t>535.63 cents</w:t>
+              <w:t>535.79 cents</w:t>
             </w:r>
           </w:p>
         </w:tc>
@@ -4814,7 +4814,7 @@
               <w:rPr>
                 <w:b/>
               </w:rPr>
-              <w:t>471.50 cents</w:t>
+              <w:t>474.75 cents</w:t>
             </w:r>
           </w:p>
         </w:tc>
@@ -4945,7 +4945,7 @@
               <w:rPr>
                 <w:b/>
               </w:rPr>
-              <w:t>461.96 - 470.50 cents</w:t>
+              <w:t>464.61 - 473.75 cents</w:t>
             </w:r>
           </w:p>
         </w:tc>
@@ -5126,7 +5126,7 @@
                 <w:b/>
                 <w:color w:val="B91C1C"/>
               </w:rPr>
-              <w:t>726.42 - 726.92 cents (Canh bán hồi kỹ thuật H1)</w:t>
+              <w:t>726.52 - 726.98 cents (Canh bán hồi kỹ thuật H1)</w:t>
             </w:r>
           </w:p>
         </w:tc>
@@ -5157,7 +5157,7 @@
               <w:rPr>
                 <w:b/>
               </w:rPr>
-              <w:t>800.78 cents (Trên kháng cự R2 + 1.5x ATR)</w:t>
+              <w:t>801.35 cents (Trên kháng cự R2 + 1.5x ATR)</w:t>
             </w:r>
           </w:p>
         </w:tc>
@@ -5204,7 +5204,7 @@
                 <w:color w:val="D97706"/>
                 <w:sz w:val="19"/>
               </w:rPr>
-              <w:t xml:space="preserve"> 661.75 cents </w:t>
+              <w:t xml:space="preserve"> 671.50 cents </w:t>
             </w:r>
           </w:p>
         </w:tc>
@@ -5366,7 +5366,7 @@
               <w:rPr>
                 <w:b/>
               </w:rPr>
-              <w:t>657.90 cents</w:t>
+              <w:t>667.27 cents</w:t>
             </w:r>
           </w:p>
         </w:tc>
@@ -5559,7 +5559,7 @@
               <w:rPr>
                 <w:b/>
               </w:rPr>
-              <w:t>733.85 cents</w:t>
+              <w:t>734.23 cents</w:t>
             </w:r>
           </w:p>
         </w:tc>
@@ -5590,7 +5590,7 @@
               <w:rPr>
                 <w:b/>
               </w:rPr>
-              <w:t>661.75 cents (Thuận xu hướng giảm ngắn hạn)</w:t>
+              <w:t>671.50 cents (Thuận xu hướng giảm ngắn hạn)</w:t>
             </w:r>
           </w:p>
         </w:tc>
@@ -5721,7 +5721,7 @@
               <w:rPr>
                 <w:b/>
               </w:rPr>
-              <w:t>646.34 - 661.75 cents</w:t>
+              <w:t>654.56 - 671.50 cents</w:t>
             </w:r>
           </w:p>
         </w:tc>
@@ -11624,10 +11624,10 @@
         <w:rPr>
           <w:b/>
         </w:rPr>
-        <w:t>`531.27 cents`</w:t>
+        <w:t>`531.50 cents`</w:t>
       </w:r>
       <w:r>
-        <w:t xml:space="preserve"> (+0.77).</w:t>
+        <w:t xml:space="preserve"> (+1.00).</w:t>
       </w:r>
     </w:p>
     <w:p>
@@ -11648,7 +11648,7 @@
         <w:rPr>
           <w:b/>
         </w:rPr>
-        <w:t>`7,689`</w:t>
+        <w:t>`201,117`</w:t>
       </w:r>
       <w:r>
         <w:t xml:space="preserve"> (Chênh lệch: </w:t>
@@ -11657,7 +11657,7 @@
         <w:rPr>
           <w:b/>
         </w:rPr>
-        <w:t>`-193,428`</w:t>
+        <w:t>`+0`</w:t>
       </w:r>
       <w:r>
         <w:t xml:space="preserve">) | OI: </w:t>
@@ -11991,7 +11991,7 @@
               <w:rPr>
                 <w:b/>
               </w:rPr>
-              <w:t>104.20</w:t>
+              <w:t>104.82</w:t>
             </w:r>
           </w:p>
         </w:tc>
@@ -12022,7 +12022,7 @@
               <w:rPr>
                 <w:b/>
               </w:rPr>
-              <w:t>-1.54%</w:t>
+              <w:t>+0.00%</w:t>
             </w:r>
           </w:p>
         </w:tc>
@@ -12050,7 +12050,7 @@
             </w:pPr>
             <w:r/>
             <w:r>
-              <w:t>Giá dầu Giảm làm giảm biên lợi nhuận pha chế Ethanol, tạo sức ép lên nhu cầu ngô.</w:t>
+              <w:t>Giá dầu Tăng hỗ trợ biên lợi nhuận pha chế Ethanol, kéo theo nhu cầu ngô tích cực.</w:t>
             </w:r>
           </w:p>
         </w:tc>
@@ -12114,7 +12114,7 @@
               <w:rPr>
                 <w:b/>
               </w:rPr>
-              <w:t>100.26</w:t>
+              <w:t>100.22</w:t>
             </w:r>
           </w:p>
         </w:tc>
@@ -12145,7 +12145,7 @@
               <w:rPr>
                 <w:b/>
               </w:rPr>
-              <w:t>-0.05%</w:t>
+              <w:t>+0.00%</w:t>
             </w:r>
           </w:p>
         </w:tc>
@@ -12173,7 +12173,7 @@
             </w:pPr>
             <w:r/>
             <w:r>
-              <w:t>DXY Giảm hỗ trợ xuất khẩu ngô Mỹ cạnh tranh tốt hơn.</w:t>
+              <w:t>DXY Tăng làm giảm sức cạnh tranh xuất khẩu của ngô Mỹ so với Brazil/Argentina.</w:t>
             </w:r>
           </w:p>
         </w:tc>
@@ -12749,7 +12749,7 @@
         <w:t xml:space="preserve"> EMA_21 </w:t>
       </w:r>
       <w:r>
-        <w:t xml:space="preserve"> (532.08) &lt; </w:t>
+        <w:t xml:space="preserve"> (532.19) &lt; </w:t>
       </w:r>
       <w:r>
         <w:rPr>
@@ -12760,7 +12760,7 @@
         <w:t xml:space="preserve"> EMA_50 </w:t>
       </w:r>
       <w:r>
-        <w:t xml:space="preserve"> (532.60).</w:t>
+        <w:t xml:space="preserve"> (532.67).</w:t>
       </w:r>
     </w:p>
     <w:p>
@@ -12781,7 +12781,7 @@
         <w:rPr>
           <w:b/>
         </w:rPr>
-        <w:t>`43.67`</w:t>
+        <w:t>`43.77`</w:t>
       </w:r>
       <w:r>
         <w:t xml:space="preserve"> | ATR (14) = </w:t>
@@ -12790,7 +12790,7 @@
         <w:rPr>
           <w:b/>
         </w:rPr>
-        <w:t>`2.13`</w:t>
+        <w:t>`2.29`</w:t>
       </w:r>
       <w:r>
         <w:t xml:space="preserve"> cents | Volatility = </w:t>
@@ -12799,7 +12799,7 @@
         <w:rPr>
           <w:b/>
         </w:rPr>
-        <w:t>`0.50 cents`</w:t>
+        <w:t>`0.00 cents`</w:t>
       </w:r>
       <w:r>
         <w:t>.</w:t>
@@ -12832,7 +12832,7 @@
         <w:rPr>
           <w:b/>
         </w:rPr>
-        <w:t>`470.50`</w:t>
+        <w:t>`473.75`</w:t>
       </w:r>
       <w:r>
         <w:t xml:space="preserve"> || Kháng cự R1: </w:t>
@@ -13584,7 +13584,7 @@
           <w:b/>
           <w:color w:val="15803D"/>
         </w:rPr>
-        <w:t>`529.00 - 532.08 cents (Canh mua vùng hỗ trợ)`</w:t>
+        <w:t>`529.00 - 532.19 cents (Canh mua vùng hỗ trợ)`</w:t>
       </w:r>
       <w:r>
         <w:t xml:space="preserve"> | SL: </w:t>
@@ -13593,7 +13593,7 @@
         <w:rPr>
           <w:b/>
         </w:rPr>
-        <w:t>`467.30 cents (Dưới cản S2 + 1.5x ATR)`</w:t>
+        <w:t>`470.32 cents (Dưới cản S2 + 1.5x ATR)`</w:t>
       </w:r>
       <w:r>
         <w:t xml:space="preserve"> | TP: </w:t>
@@ -13664,7 +13664,7 @@
         <w:rPr>
           <w:b/>
         </w:rPr>
-        <w:t>`468.37 cents (Chống quét SL tuyệt đối)`</w:t>
+        <w:t>`471.46 cents (Chống quét SL tuyệt đối)`</w:t>
       </w:r>
       <w:r>
         <w:t xml:space="preserve"> | TP: </w:t>
@@ -13710,7 +13710,7 @@
         <w:rPr>
           <w:b/>
         </w:rPr>
-        <w:t>`535.63 cents`</w:t>
+        <w:t>`535.79 cents`</w:t>
       </w:r>
       <w:r>
         <w:t xml:space="preserve"> | TP: </w:t>
@@ -13719,7 +13719,7 @@
         <w:rPr>
           <w:b/>
         </w:rPr>
-        <w:t>`471.50 cents`</w:t>
+        <w:t>`474.75 cents`</w:t>
       </w:r>
       <w:r>
         <w:t>.</w:t>
@@ -13759,7 +13759,7 @@
         <w:rPr>
           <w:b/>
         </w:rPr>
-        <w:t>`461.96 - 470.50 cents`</w:t>
+        <w:t>`464.61 - 473.75 cents`</w:t>
       </w:r>
     </w:p>
     <w:p>
@@ -21791,7 +21791,7 @@
         <w:t>Giá Chốt Phiên (Close):</w:t>
       </w:r>
       <w:r>
-        <w:t xml:space="preserve"> 725.00 cents | </w:t>
+        <w:t xml:space="preserve"> 724.50 cents | </w:t>
       </w:r>
       <w:r>
         <w:rPr>
@@ -21806,10 +21806,10 @@
         <w:rPr>
           <w:b/>
         </w:rPr>
-        <w:t>`726.47 cents`</w:t>
+        <w:t>`726.10 cents`</w:t>
       </w:r>
       <w:r>
-        <w:t xml:space="preserve"> (+1.47).</w:t>
+        <w:t xml:space="preserve"> (+1.60).</w:t>
       </w:r>
     </w:p>
     <w:p>
@@ -21830,7 +21830,7 @@
         <w:rPr>
           <w:b/>
         </w:rPr>
-        <w:t>`1,175`</w:t>
+        <w:t>`57,852`</w:t>
       </w:r>
       <w:r>
         <w:t xml:space="preserve"> (Chênh lệch: </w:t>
@@ -21839,7 +21839,7 @@
         <w:rPr>
           <w:b/>
         </w:rPr>
-        <w:t>`-56,677`</w:t>
+        <w:t>`+0`</w:t>
       </w:r>
       <w:r>
         <w:t xml:space="preserve">) | OI: </w:t>
@@ -21881,7 +21881,7 @@
         <w:rPr>
           <w:b/>
         </w:rPr>
-        <w:t>`Bullish Marubozu (Lực mua áp đảo tuyệt đối)`</w:t>
+        <w:t>`Doji (Nến lưỡng lự thế trận)`</w:t>
       </w:r>
     </w:p>
     <w:p>
@@ -21918,16 +21918,16 @@
         <w:t>Đánh giá xu hướng kết hợp:</w:t>
       </w:r>
       <w:r>
-        <w:t xml:space="preserve"> ️ </w:t>
+        <w:t xml:space="preserve"> </w:t>
       </w:r>
       <w:r>
         <w:rPr>
           <w:b/>
         </w:rPr>
-        <w:t>HỒI KỸ THUẬT YẾU (Weak Bullish Retest):</w:t>
+        <w:t>TÍCH LŨY TIÊU CỰC (Distribution):</w:t>
       </w:r>
       <w:r>
-        <w:t xml:space="preserve"> Xuất hiện nến tăng nhưng dòng tiền/thanh khoản yếu. Cần quan sát thêm lực cầu.</w:t>
+        <w:t xml:space="preserve"> Nến đi ngang nhưng dòng tiền rút dần (OI giảm), cảnh báo rủi ro suy sụt sắp tới.</w:t>
       </w:r>
     </w:p>
     <w:p>
@@ -22173,7 +22173,7 @@
               <w:rPr>
                 <w:b/>
               </w:rPr>
-              <w:t>104.20</w:t>
+              <w:t>104.82</w:t>
             </w:r>
           </w:p>
         </w:tc>
@@ -22204,7 +22204,7 @@
               <w:rPr>
                 <w:b/>
               </w:rPr>
-              <w:t>-1.54%</w:t>
+              <w:t>+0.00%</w:t>
             </w:r>
           </w:p>
         </w:tc>
@@ -22232,7 +22232,7 @@
             </w:pPr>
             <w:r/>
             <w:r>
-              <w:t>Giá dầu Giảm giảm bớt premium rủi ro địa chính trị, tạo áp lực chốt lời lúa mì.</w:t>
+              <w:t>Giá dầu Tăng tăng premium rủi ro địa chính trị và logistics Biển Đen, hỗ trợ giá lúa mì.</w:t>
             </w:r>
           </w:p>
         </w:tc>
@@ -22296,7 +22296,7 @@
               <w:rPr>
                 <w:b/>
               </w:rPr>
-              <w:t>100.26</w:t>
+              <w:t>100.22</w:t>
             </w:r>
           </w:p>
         </w:tc>
@@ -22327,7 +22327,7 @@
               <w:rPr>
                 <w:b/>
               </w:rPr>
-              <w:t>-0.05%</w:t>
+              <w:t>+0.00%</w:t>
             </w:r>
           </w:p>
         </w:tc>
@@ -22355,7 +22355,7 @@
             </w:pPr>
             <w:r/>
             <w:r>
-              <w:t>DXY Giảm kích thích nhu cầu nhập khẩu lúa mì Mỹ trên thị trường quốc tế.</w:t>
+              <w:t>DXY Tăng khiến lúa mì Mỹ đắt đỏ hơn đối với các khách hàng truyền thống như Ai Cập/Châu Á.</w:t>
             </w:r>
           </w:p>
         </w:tc>
@@ -22931,7 +22931,7 @@
         <w:t xml:space="preserve"> EMA_21 </w:t>
       </w:r>
       <w:r>
-        <w:t xml:space="preserve"> (726.42) &lt; </w:t>
+        <w:t xml:space="preserve"> (726.52) &lt; </w:t>
       </w:r>
       <w:r>
         <w:rPr>
@@ -22942,7 +22942,7 @@
         <w:t xml:space="preserve"> EMA_50 </w:t>
       </w:r>
       <w:r>
-        <w:t xml:space="preserve"> (726.92).</w:t>
+        <w:t xml:space="preserve"> (726.98).</w:t>
       </w:r>
     </w:p>
     <w:p>
@@ -22963,7 +22963,7 @@
         <w:rPr>
           <w:b/>
         </w:rPr>
-        <w:t>`47.33`</w:t>
+        <w:t>`46.55`</w:t>
       </w:r>
       <w:r>
         <w:t xml:space="preserve"> | ATR (14) = </w:t>
@@ -22972,7 +22972,7 @@
         <w:rPr>
           <w:b/>
         </w:rPr>
-        <w:t>`3.85`</w:t>
+        <w:t>`4.23`</w:t>
       </w:r>
       <w:r>
         <w:t xml:space="preserve"> cents | Volatility = </w:t>
@@ -22981,7 +22981,7 @@
         <w:rPr>
           <w:b/>
         </w:rPr>
-        <w:t>`0.25 cents`</w:t>
+        <w:t>`0.00 cents`</w:t>
       </w:r>
       <w:r>
         <w:t>.</w:t>
@@ -23014,7 +23014,7 @@
         <w:rPr>
           <w:b/>
         </w:rPr>
-        <w:t>`661.75`</w:t>
+        <w:t>`671.50`</w:t>
       </w:r>
       <w:r>
         <w:t xml:space="preserve"> || Kháng cự R1: </w:t>
@@ -23756,7 +23756,7 @@
           <w:b/>
           <w:color w:val="B91C1C"/>
         </w:rPr>
-        <w:t>`726.42 - 726.92 cents (Canh bán hồi kỹ thuật H1)`</w:t>
+        <w:t>`726.52 - 726.98 cents (Canh bán hồi kỹ thuật H1)`</w:t>
       </w:r>
       <w:r>
         <w:t xml:space="preserve"> | SL: </w:t>
@@ -23765,7 +23765,7 @@
         <w:rPr>
           <w:b/>
         </w:rPr>
-        <w:t>`800.78 cents (Trên kháng cự R2 + 1.5x ATR)`</w:t>
+        <w:t>`801.35 cents (Trên kháng cự R2 + 1.5x ATR)`</w:t>
       </w:r>
       <w:r>
         <w:t xml:space="preserve"> | TP: </w:t>
@@ -23787,7 +23787,7 @@
           <w:color w:val="D97706"/>
           <w:sz w:val="19"/>
         </w:rPr>
-        <w:t xml:space="preserve"> 661.75 cents </w:t>
+        <w:t xml:space="preserve"> 671.50 cents </w:t>
       </w:r>
       <w:r>
         <w:t>.</w:t>
@@ -23836,7 +23836,7 @@
         <w:rPr>
           <w:b/>
         </w:rPr>
-        <w:t>`657.90 cents`</w:t>
+        <w:t>`667.27 cents`</w:t>
       </w:r>
       <w:r>
         <w:t xml:space="preserve"> | TP: </w:t>
@@ -23882,7 +23882,7 @@
         <w:rPr>
           <w:b/>
         </w:rPr>
-        <w:t>`733.85 cents`</w:t>
+        <w:t>`734.23 cents`</w:t>
       </w:r>
       <w:r>
         <w:t xml:space="preserve"> | TP: </w:t>
@@ -23891,7 +23891,7 @@
         <w:rPr>
           <w:b/>
         </w:rPr>
-        <w:t>`661.75 cents (Thuận xu hướng giảm ngắn hạn)`</w:t>
+        <w:t>`671.50 cents (Thuận xu hướng giảm ngắn hạn)`</w:t>
       </w:r>
       <w:r>
         <w:t>.</w:t>
@@ -23931,7 +23931,7 @@
         <w:rPr>
           <w:b/>
         </w:rPr>
-        <w:t>`646.34 - 661.75 cents`</w:t>
+        <w:t>`654.56 - 671.50 cents`</w:t>
       </w:r>
     </w:p>
     <w:p>
@@ -24338,7 +24338,7 @@
             </w:pPr>
             <w:r/>
             <w:r>
-              <w:t>725.00</w:t>
+              <w:t>724.50</w:t>
             </w:r>
           </w:p>
         </w:tc>
@@ -24366,7 +24366,7 @@
             </w:pPr>
             <w:r/>
             <w:r>
-              <w:t>736.25</w:t>
+              <w:t>735.75</w:t>
             </w:r>
           </w:p>
         </w:tc>
@@ -24394,7 +24394,7 @@
             </w:pPr>
             <w:r/>
             <w:r>
-              <w:t>719.50</w:t>
+              <w:t>719.00</w:t>
             </w:r>
           </w:p>
         </w:tc>
@@ -24425,7 +24425,7 @@
               <w:rPr>
                 <w:b/>
               </w:rPr>
-              <w:t>724.25</w:t>
+              <w:t>723.75</w:t>
             </w:r>
           </w:p>
         </w:tc>
@@ -24573,7 +24573,7 @@
             </w:pPr>
             <w:r/>
             <w:r>
-              <w:t>724.25</w:t>
+              <w:t>723.75</w:t>
             </w:r>
           </w:p>
         </w:tc>
@@ -24601,7 +24601,7 @@
             </w:pPr>
             <w:r/>
             <w:r>
-              <w:t>731.75</w:t>
+              <w:t>731.25</w:t>
             </w:r>
           </w:p>
         </w:tc>
@@ -24629,7 +24629,7 @@
             </w:pPr>
             <w:r/>
             <w:r>
-              <w:t>718.25</w:t>
+              <w:t>717.75</w:t>
             </w:r>
           </w:p>
         </w:tc>
@@ -24660,7 +24660,7 @@
               <w:rPr>
                 <w:b/>
               </w:rPr>
-              <w:t>723.75</w:t>
+              <w:t>723.25</w:t>
             </w:r>
           </w:p>
         </w:tc>
@@ -24808,7 +24808,7 @@
             </w:pPr>
             <w:r/>
             <w:r>
-              <w:t>723.75</w:t>
+              <w:t>723.25</w:t>
             </w:r>
           </w:p>
         </w:tc>
@@ -24836,7 +24836,7 @@
             </w:pPr>
             <w:r/>
             <w:r>
-              <w:t>737.50</w:t>
+              <w:t>737.00</w:t>
             </w:r>
           </w:p>
         </w:tc>
@@ -24864,7 +24864,7 @@
             </w:pPr>
             <w:r/>
             <w:r>
-              <w:t>709.00</w:t>
+              <w:t>708.50</w:t>
             </w:r>
           </w:p>
         </w:tc>
@@ -24895,7 +24895,7 @@
               <w:rPr>
                 <w:b/>
               </w:rPr>
-              <w:t>725.75</w:t>
+              <w:t>725.25</w:t>
             </w:r>
           </w:p>
         </w:tc>
@@ -25043,7 +25043,7 @@
             </w:pPr>
             <w:r/>
             <w:r>
-              <w:t>725.75</w:t>
+              <w:t>725.25</w:t>
             </w:r>
           </w:p>
         </w:tc>
@@ -25071,7 +25071,7 @@
             </w:pPr>
             <w:r/>
             <w:r>
-              <w:t>739.00</w:t>
+              <w:t>738.50</w:t>
             </w:r>
           </w:p>
         </w:tc>
@@ -25099,7 +25099,7 @@
             </w:pPr>
             <w:r/>
             <w:r>
-              <w:t>717.50</w:t>
+              <w:t>717.00</w:t>
             </w:r>
           </w:p>
         </w:tc>
@@ -25130,7 +25130,7 @@
               <w:rPr>
                 <w:b/>
               </w:rPr>
-              <w:t>727.00</w:t>
+              <w:t>726.50</w:t>
             </w:r>
           </w:p>
         </w:tc>
@@ -25278,7 +25278,7 @@
             </w:pPr>
             <w:r/>
             <w:r>
-              <w:t>727.00</w:t>
+              <w:t>726.50</w:t>
             </w:r>
           </w:p>
         </w:tc>
@@ -25306,7 +25306,7 @@
             </w:pPr>
             <w:r/>
             <w:r>
-              <w:t>743.50</w:t>
+              <w:t>743.00</w:t>
             </w:r>
           </w:p>
         </w:tc>
@@ -25334,7 +25334,7 @@
             </w:pPr>
             <w:r/>
             <w:r>
-              <w:t>716.50</w:t>
+              <w:t>716.00</w:t>
             </w:r>
           </w:p>
         </w:tc>
@@ -25365,7 +25365,7 @@
               <w:rPr>
                 <w:b/>
               </w:rPr>
-              <w:t>731.50</w:t>
+              <w:t>731.00</w:t>
             </w:r>
           </w:p>
         </w:tc>
@@ -25513,7 +25513,7 @@
             </w:pPr>
             <w:r/>
             <w:r>
-              <w:t>731.50</w:t>
+              <w:t>731.00</w:t>
             </w:r>
           </w:p>
         </w:tc>
@@ -25541,7 +25541,7 @@
             </w:pPr>
             <w:r/>
             <w:r>
-              <w:t>739.25</w:t>
+              <w:t>738.75</w:t>
             </w:r>
           </w:p>
         </w:tc>
@@ -25569,7 +25569,7 @@
             </w:pPr>
             <w:r/>
             <w:r>
-              <w:t>720.50</w:t>
+              <w:t>720.00</w:t>
             </w:r>
           </w:p>
         </w:tc>
@@ -25600,7 +25600,7 @@
               <w:rPr>
                 <w:b/>
               </w:rPr>
-              <w:t>732.75</w:t>
+              <w:t>732.25</w:t>
             </w:r>
           </w:p>
         </w:tc>
@@ -25748,7 +25748,7 @@
             </w:pPr>
             <w:r/>
             <w:r>
-              <w:t>732.75</w:t>
+              <w:t>732.25</w:t>
             </w:r>
           </w:p>
         </w:tc>
@@ -25776,7 +25776,7 @@
             </w:pPr>
             <w:r/>
             <w:r>
-              <w:t>741.00</w:t>
+              <w:t>740.50</w:t>
             </w:r>
           </w:p>
         </w:tc>
@@ -25804,7 +25804,7 @@
             </w:pPr>
             <w:r/>
             <w:r>
-              <w:t>722.25</w:t>
+              <w:t>721.75</w:t>
             </w:r>
           </w:p>
         </w:tc>
@@ -25835,7 +25835,7 @@
               <w:rPr>
                 <w:b/>
               </w:rPr>
-              <w:t>734.50</w:t>
+              <w:t>734.00</w:t>
             </w:r>
           </w:p>
         </w:tc>
@@ -25983,7 +25983,7 @@
             </w:pPr>
             <w:r/>
             <w:r>
-              <w:t>734.50</w:t>
+              <w:t>734.00</w:t>
             </w:r>
           </w:p>
         </w:tc>
@@ -26011,7 +26011,7 @@
             </w:pPr>
             <w:r/>
             <w:r>
-              <w:t>746.75</w:t>
+              <w:t>746.25</w:t>
             </w:r>
           </w:p>
         </w:tc>
@@ -26039,7 +26039,7 @@
             </w:pPr>
             <w:r/>
             <w:r>
-              <w:t>724.75</w:t>
+              <w:t>724.25</w:t>
             </w:r>
           </w:p>
         </w:tc>
@@ -26070,7 +26070,7 @@
               <w:rPr>
                 <w:b/>
               </w:rPr>
-              <w:t>733.50</w:t>
+              <w:t>733.00</w:t>
             </w:r>
           </w:p>
         </w:tc>
@@ -26218,7 +26218,7 @@
             </w:pPr>
             <w:r/>
             <w:r>
-              <w:t>733.50</w:t>
+              <w:t>733.00</w:t>
             </w:r>
           </w:p>
         </w:tc>
@@ -26246,7 +26246,7 @@
             </w:pPr>
             <w:r/>
             <w:r>
-              <w:t>744.00</w:t>
+              <w:t>743.50</w:t>
             </w:r>
           </w:p>
         </w:tc>
@@ -26274,7 +26274,7 @@
             </w:pPr>
             <w:r/>
             <w:r>
-              <w:t>718.75</w:t>
+              <w:t>718.25</w:t>
             </w:r>
           </w:p>
         </w:tc>
@@ -26305,7 +26305,7 @@
               <w:rPr>
                 <w:b/>
               </w:rPr>
-              <w:t>735.75</w:t>
+              <w:t>735.25</w:t>
             </w:r>
           </w:p>
         </w:tc>
@@ -26453,7 +26453,7 @@
             </w:pPr>
             <w:r/>
             <w:r>
-              <w:t>735.75</w:t>
+              <w:t>735.25</w:t>
             </w:r>
           </w:p>
         </w:tc>
@@ -26481,7 +26481,7 @@
             </w:pPr>
             <w:r/>
             <w:r>
-              <w:t>746.25</w:t>
+              <w:t>745.75</w:t>
             </w:r>
           </w:p>
         </w:tc>
@@ -26509,7 +26509,7 @@
             </w:pPr>
             <w:r/>
             <w:r>
-              <w:t>729.50</w:t>
+              <w:t>729.00</w:t>
             </w:r>
           </w:p>
         </w:tc>
@@ -26540,7 +26540,7 @@
               <w:rPr>
                 <w:b/>
               </w:rPr>
-              <w:t>736.50</w:t>
+              <w:t>736.00</w:t>
             </w:r>
           </w:p>
         </w:tc>
@@ -26688,7 +26688,7 @@
             </w:pPr>
             <w:r/>
             <w:r>
-              <w:t>736.50</w:t>
+              <w:t>736.00</w:t>
             </w:r>
           </w:p>
         </w:tc>
@@ -26716,7 +26716,7 @@
             </w:pPr>
             <w:r/>
             <w:r>
-              <w:t>750.75</w:t>
+              <w:t>750.25</w:t>
             </w:r>
           </w:p>
         </w:tc>
@@ -26744,7 +26744,7 @@
             </w:pPr>
             <w:r/>
             <w:r>
-              <w:t>721.75</w:t>
+              <w:t>721.25</w:t>
             </w:r>
           </w:p>
         </w:tc>
@@ -26775,7 +26775,7 @@
               <w:rPr>
                 <w:b/>
               </w:rPr>
-              <w:t>738.50</w:t>
+              <w:t>738.00</w:t>
             </w:r>
           </w:p>
         </w:tc>
@@ -26923,7 +26923,7 @@
             </w:pPr>
             <w:r/>
             <w:r>
-              <w:t>738.50</w:t>
+              <w:t>738.00</w:t>
             </w:r>
           </w:p>
         </w:tc>
@@ -26951,7 +26951,7 @@
             </w:pPr>
             <w:r/>
             <w:r>
-              <w:t>745.00</w:t>
+              <w:t>744.50</w:t>
             </w:r>
           </w:p>
         </w:tc>
@@ -26979,7 +26979,7 @@
             </w:pPr>
             <w:r/>
             <w:r>
-              <w:t>731.75</w:t>
+              <w:t>731.25</w:t>
             </w:r>
           </w:p>
         </w:tc>
@@ -26987,6 +26987,241 @@
           <w:tcPr>
             <w:tcW w:type="dxa" w:w="1728"/>
             <w:shd w:fill="FFFFFF"/>
+            <w:tcMar>
+              <w:top w:w="100" w:type="dxa"/>
+              <w:bottom w:w="100" w:type="dxa"/>
+              <w:left w:w="120" w:type="dxa"/>
+              <w:right w:w="120" w:type="dxa"/>
+            </w:tcMar>
+            <w:tcBorders>
+              <w:top w:val="single" w:sz="4" w:space="0" w:color="CCCCCC"/>
+              <w:bottom w:val="single" w:sz="4" w:space="0" w:color="CCCCCC"/>
+              <w:left w:val="single" w:sz="4" w:space="0" w:color="CCCCCC"/>
+              <w:right w:val="single" w:sz="4" w:space="0" w:color="CCCCCC"/>
+            </w:tcBorders>
+          </w:tcPr>
+          <w:p>
+            <w:pPr>
+              <w:spacing w:before="60" w:after="60" w:line="252" w:lineRule="auto"/>
+              <w:jc w:val="left"/>
+            </w:pPr>
+            <w:r/>
+            <w:r>
+              <w:rPr>
+                <w:b/>
+              </w:rPr>
+              <w:t>738.25</w:t>
+            </w:r>
+          </w:p>
+        </w:tc>
+        <w:tc>
+          <w:tcPr>
+            <w:tcW w:type="dxa" w:w="3456"/>
+            <w:shd w:fill="FFFFFF"/>
+            <w:tcMar>
+              <w:top w:w="100" w:type="dxa"/>
+              <w:bottom w:w="100" w:type="dxa"/>
+              <w:left w:w="120" w:type="dxa"/>
+              <w:right w:w="120" w:type="dxa"/>
+            </w:tcMar>
+            <w:tcBorders>
+              <w:top w:val="single" w:sz="4" w:space="0" w:color="CCCCCC"/>
+              <w:bottom w:val="single" w:sz="4" w:space="0" w:color="CCCCCC"/>
+              <w:left w:val="single" w:sz="4" w:space="0" w:color="CCCCCC"/>
+              <w:right w:val="single" w:sz="4" w:space="0" w:color="CCCCCC"/>
+            </w:tcBorders>
+          </w:tcPr>
+          <w:p>
+            <w:pPr>
+              <w:spacing w:before="60" w:after="60" w:line="252" w:lineRule="auto"/>
+              <w:jc w:val="left"/>
+            </w:pPr>
+            <w:r/>
+            <w:r>
+              <w:rPr>
+                <w:b/>
+              </w:rPr>
+              <w:t>+0.25</w:t>
+            </w:r>
+          </w:p>
+        </w:tc>
+        <w:tc>
+          <w:tcPr>
+            <w:tcW w:type="dxa" w:w="1440"/>
+            <w:shd w:fill="FFFFFF"/>
+            <w:tcMar>
+              <w:top w:w="100" w:type="dxa"/>
+              <w:bottom w:w="100" w:type="dxa"/>
+              <w:left w:w="120" w:type="dxa"/>
+              <w:right w:w="120" w:type="dxa"/>
+            </w:tcMar>
+            <w:tcBorders>
+              <w:top w:val="single" w:sz="4" w:space="0" w:color="CCCCCC"/>
+              <w:bottom w:val="single" w:sz="4" w:space="0" w:color="CCCCCC"/>
+              <w:left w:val="single" w:sz="4" w:space="0" w:color="CCCCCC"/>
+              <w:right w:val="single" w:sz="4" w:space="0" w:color="CCCCCC"/>
+            </w:tcBorders>
+          </w:tcPr>
+          <w:p>
+            <w:pPr>
+              <w:spacing w:before="60" w:after="60" w:line="252" w:lineRule="auto"/>
+              <w:jc w:val="left"/>
+            </w:pPr>
+            <w:r/>
+            <w:r>
+              <w:t>BULL</w:t>
+            </w:r>
+          </w:p>
+        </w:tc>
+      </w:tr>
+      <w:tr>
+        <w:tc>
+          <w:tcPr>
+            <w:tcW w:type="dxa" w:w="1584"/>
+            <w:shd w:fill="F8FAFC"/>
+            <w:tcMar>
+              <w:top w:w="100" w:type="dxa"/>
+              <w:bottom w:w="100" w:type="dxa"/>
+              <w:left w:w="120" w:type="dxa"/>
+              <w:right w:w="120" w:type="dxa"/>
+            </w:tcMar>
+            <w:tcBorders>
+              <w:top w:val="single" w:sz="4" w:space="0" w:color="CCCCCC"/>
+              <w:bottom w:val="single" w:sz="4" w:space="0" w:color="CCCCCC"/>
+              <w:left w:val="single" w:sz="4" w:space="0" w:color="CCCCCC"/>
+              <w:right w:val="single" w:sz="4" w:space="0" w:color="CCCCCC"/>
+            </w:tcBorders>
+          </w:tcPr>
+          <w:p>
+            <w:pPr>
+              <w:spacing w:before="60" w:after="60" w:line="252" w:lineRule="auto"/>
+              <w:jc w:val="left"/>
+            </w:pPr>
+            <w:r/>
+            <w:r>
+              <w:rPr>
+                <w:b/>
+              </w:rPr>
+              <w:t>Wed 23/09</w:t>
+            </w:r>
+          </w:p>
+        </w:tc>
+        <w:tc>
+          <w:tcPr>
+            <w:tcW w:type="dxa" w:w="864"/>
+            <w:shd w:fill="F8FAFC"/>
+            <w:tcMar>
+              <w:top w:w="100" w:type="dxa"/>
+              <w:bottom w:w="100" w:type="dxa"/>
+              <w:left w:w="120" w:type="dxa"/>
+              <w:right w:w="120" w:type="dxa"/>
+            </w:tcMar>
+            <w:tcBorders>
+              <w:top w:val="single" w:sz="4" w:space="0" w:color="CCCCCC"/>
+              <w:bottom w:val="single" w:sz="4" w:space="0" w:color="CCCCCC"/>
+              <w:left w:val="single" w:sz="4" w:space="0" w:color="CCCCCC"/>
+              <w:right w:val="single" w:sz="4" w:space="0" w:color="CCCCCC"/>
+            </w:tcBorders>
+          </w:tcPr>
+          <w:p>
+            <w:pPr>
+              <w:spacing w:before="60" w:after="60" w:line="252" w:lineRule="auto"/>
+              <w:jc w:val="left"/>
+            </w:pPr>
+            <w:r/>
+            <w:r>
+              <w:t>Asia 07-11</w:t>
+            </w:r>
+          </w:p>
+        </w:tc>
+        <w:tc>
+          <w:tcPr>
+            <w:tcW w:type="dxa" w:w="1440"/>
+            <w:shd w:fill="F8FAFC"/>
+            <w:tcMar>
+              <w:top w:w="100" w:type="dxa"/>
+              <w:bottom w:w="100" w:type="dxa"/>
+              <w:left w:w="120" w:type="dxa"/>
+              <w:right w:w="120" w:type="dxa"/>
+            </w:tcMar>
+            <w:tcBorders>
+              <w:top w:val="single" w:sz="4" w:space="0" w:color="CCCCCC"/>
+              <w:bottom w:val="single" w:sz="4" w:space="0" w:color="CCCCCC"/>
+              <w:left w:val="single" w:sz="4" w:space="0" w:color="CCCCCC"/>
+              <w:right w:val="single" w:sz="4" w:space="0" w:color="CCCCCC"/>
+            </w:tcBorders>
+          </w:tcPr>
+          <w:p>
+            <w:pPr>
+              <w:spacing w:before="60" w:after="60" w:line="252" w:lineRule="auto"/>
+              <w:jc w:val="left"/>
+            </w:pPr>
+            <w:r/>
+            <w:r>
+              <w:t>738.25</w:t>
+            </w:r>
+          </w:p>
+        </w:tc>
+        <w:tc>
+          <w:tcPr>
+            <w:tcW w:type="dxa" w:w="2016"/>
+            <w:shd w:fill="F8FAFC"/>
+            <w:tcMar>
+              <w:top w:w="100" w:type="dxa"/>
+              <w:bottom w:w="100" w:type="dxa"/>
+              <w:left w:w="120" w:type="dxa"/>
+              <w:right w:w="120" w:type="dxa"/>
+            </w:tcMar>
+            <w:tcBorders>
+              <w:top w:val="single" w:sz="4" w:space="0" w:color="CCCCCC"/>
+              <w:bottom w:val="single" w:sz="4" w:space="0" w:color="CCCCCC"/>
+              <w:left w:val="single" w:sz="4" w:space="0" w:color="CCCCCC"/>
+              <w:right w:val="single" w:sz="4" w:space="0" w:color="CCCCCC"/>
+            </w:tcBorders>
+          </w:tcPr>
+          <w:p>
+            <w:pPr>
+              <w:spacing w:before="60" w:after="60" w:line="252" w:lineRule="auto"/>
+              <w:jc w:val="left"/>
+            </w:pPr>
+            <w:r/>
+            <w:r>
+              <w:t>748.50</w:t>
+            </w:r>
+          </w:p>
+        </w:tc>
+        <w:tc>
+          <w:tcPr>
+            <w:tcW w:type="dxa" w:w="1152"/>
+            <w:shd w:fill="F8FAFC"/>
+            <w:tcMar>
+              <w:top w:w="100" w:type="dxa"/>
+              <w:bottom w:w="100" w:type="dxa"/>
+              <w:left w:w="120" w:type="dxa"/>
+              <w:right w:w="120" w:type="dxa"/>
+            </w:tcMar>
+            <w:tcBorders>
+              <w:top w:val="single" w:sz="4" w:space="0" w:color="CCCCCC"/>
+              <w:bottom w:val="single" w:sz="4" w:space="0" w:color="CCCCCC"/>
+              <w:left w:val="single" w:sz="4" w:space="0" w:color="CCCCCC"/>
+              <w:right w:val="single" w:sz="4" w:space="0" w:color="CCCCCC"/>
+            </w:tcBorders>
+          </w:tcPr>
+          <w:p>
+            <w:pPr>
+              <w:spacing w:before="60" w:after="60" w:line="252" w:lineRule="auto"/>
+              <w:jc w:val="left"/>
+            </w:pPr>
+            <w:r/>
+            <w:r>
+              <w:t>730.25</w:t>
+            </w:r>
+          </w:p>
+        </w:tc>
+        <w:tc>
+          <w:tcPr>
+            <w:tcW w:type="dxa" w:w="1728"/>
+            <w:shd w:fill="F8FAFC"/>
             <w:tcMar>
               <w:top w:w="100" w:type="dxa"/>
               <w:bottom w:w="100" w:type="dxa"/>
@@ -27017,7 +27252,7 @@
         <w:tc>
           <w:tcPr>
             <w:tcW w:type="dxa" w:w="3456"/>
-            <w:shd w:fill="FFFFFF"/>
+            <w:shd w:fill="F8FAFC"/>
             <w:tcMar>
               <w:top w:w="100" w:type="dxa"/>
               <w:bottom w:w="100" w:type="dxa"/>
@@ -27041,14 +27276,14 @@
               <w:rPr>
                 <w:b/>
               </w:rPr>
-              <w:t>+0.25</w:t>
+              <w:t>+0.50</w:t>
             </w:r>
           </w:p>
         </w:tc>
         <w:tc>
           <w:tcPr>
             <w:tcW w:type="dxa" w:w="1440"/>
-            <w:shd w:fill="FFFFFF"/>
+            <w:shd w:fill="F8FAFC"/>
             <w:tcMar>
               <w:top w:w="100" w:type="dxa"/>
               <w:bottom w:w="100" w:type="dxa"/>
@@ -27078,7 +27313,7 @@
         <w:tc>
           <w:tcPr>
             <w:tcW w:type="dxa" w:w="1584"/>
-            <w:shd w:fill="F8FAFC"/>
+            <w:shd w:fill="FFFFFF"/>
             <w:tcMar>
               <w:top w:w="100" w:type="dxa"/>
               <w:bottom w:w="100" w:type="dxa"/>
@@ -27109,6 +27344,210 @@
         <w:tc>
           <w:tcPr>
             <w:tcW w:type="dxa" w:w="864"/>
+            <w:shd w:fill="FFFFFF"/>
+            <w:tcMar>
+              <w:top w:w="100" w:type="dxa"/>
+              <w:bottom w:w="100" w:type="dxa"/>
+              <w:left w:w="120" w:type="dxa"/>
+              <w:right w:w="120" w:type="dxa"/>
+            </w:tcMar>
+            <w:tcBorders>
+              <w:top w:val="single" w:sz="4" w:space="0" w:color="CCCCCC"/>
+              <w:bottom w:val="single" w:sz="4" w:space="0" w:color="CCCCCC"/>
+              <w:left w:val="single" w:sz="4" w:space="0" w:color="CCCCCC"/>
+              <w:right w:val="single" w:sz="4" w:space="0" w:color="CCCCCC"/>
+            </w:tcBorders>
+          </w:tcPr>
+          <w:p>
+            <w:pPr>
+              <w:spacing w:before="60" w:after="60" w:line="252" w:lineRule="auto"/>
+              <w:jc w:val="left"/>
+            </w:pPr>
+            <w:r/>
+            <w:r>
+              <w:t>Asia 11-15</w:t>
+            </w:r>
+          </w:p>
+        </w:tc>
+        <w:tc>
+          <w:tcPr>
+            <w:tcW w:type="dxa" w:w="1440"/>
+            <w:shd w:fill="FFFFFF"/>
+            <w:tcMar>
+              <w:top w:w="100" w:type="dxa"/>
+              <w:bottom w:w="100" w:type="dxa"/>
+              <w:left w:w="120" w:type="dxa"/>
+              <w:right w:w="120" w:type="dxa"/>
+            </w:tcMar>
+            <w:tcBorders>
+              <w:top w:val="single" w:sz="4" w:space="0" w:color="CCCCCC"/>
+              <w:bottom w:val="single" w:sz="4" w:space="0" w:color="CCCCCC"/>
+              <w:left w:val="single" w:sz="4" w:space="0" w:color="CCCCCC"/>
+              <w:right w:val="single" w:sz="4" w:space="0" w:color="CCCCCC"/>
+            </w:tcBorders>
+          </w:tcPr>
+          <w:p>
+            <w:pPr>
+              <w:spacing w:before="60" w:after="60" w:line="252" w:lineRule="auto"/>
+              <w:jc w:val="left"/>
+            </w:pPr>
+            <w:r/>
+            <w:r>
+              <w:t>738.75</w:t>
+            </w:r>
+          </w:p>
+        </w:tc>
+        <w:tc>
+          <w:tcPr>
+            <w:tcW w:type="dxa" w:w="2016"/>
+            <w:shd w:fill="FFFFFF"/>
+            <w:tcMar>
+              <w:top w:w="100" w:type="dxa"/>
+              <w:bottom w:w="100" w:type="dxa"/>
+              <w:left w:w="120" w:type="dxa"/>
+              <w:right w:w="120" w:type="dxa"/>
+            </w:tcMar>
+            <w:tcBorders>
+              <w:top w:val="single" w:sz="4" w:space="0" w:color="CCCCCC"/>
+              <w:bottom w:val="single" w:sz="4" w:space="0" w:color="CCCCCC"/>
+              <w:left w:val="single" w:sz="4" w:space="0" w:color="CCCCCC"/>
+              <w:right w:val="single" w:sz="4" w:space="0" w:color="CCCCCC"/>
+            </w:tcBorders>
+          </w:tcPr>
+          <w:p>
+            <w:pPr>
+              <w:spacing w:before="60" w:after="60" w:line="252" w:lineRule="auto"/>
+              <w:jc w:val="left"/>
+            </w:pPr>
+            <w:r/>
+            <w:r>
+              <w:t>745.75</w:t>
+            </w:r>
+          </w:p>
+        </w:tc>
+        <w:tc>
+          <w:tcPr>
+            <w:tcW w:type="dxa" w:w="1152"/>
+            <w:shd w:fill="FFFFFF"/>
+            <w:tcMar>
+              <w:top w:w="100" w:type="dxa"/>
+              <w:bottom w:w="100" w:type="dxa"/>
+              <w:left w:w="120" w:type="dxa"/>
+              <w:right w:w="120" w:type="dxa"/>
+            </w:tcMar>
+            <w:tcBorders>
+              <w:top w:val="single" w:sz="4" w:space="0" w:color="CCCCCC"/>
+              <w:bottom w:val="single" w:sz="4" w:space="0" w:color="CCCCCC"/>
+              <w:left w:val="single" w:sz="4" w:space="0" w:color="CCCCCC"/>
+              <w:right w:val="single" w:sz="4" w:space="0" w:color="CCCCCC"/>
+            </w:tcBorders>
+          </w:tcPr>
+          <w:p>
+            <w:pPr>
+              <w:spacing w:before="60" w:after="60" w:line="252" w:lineRule="auto"/>
+              <w:jc w:val="left"/>
+            </w:pPr>
+            <w:r/>
+            <w:r>
+              <w:t>732.75</w:t>
+            </w:r>
+          </w:p>
+        </w:tc>
+        <w:tc>
+          <w:tcPr>
+            <w:tcW w:type="dxa" w:w="1728"/>
+            <w:shd w:fill="FFFFFF"/>
+            <w:tcMar>
+              <w:top w:w="100" w:type="dxa"/>
+              <w:bottom w:w="100" w:type="dxa"/>
+              <w:left w:w="120" w:type="dxa"/>
+              <w:right w:w="120" w:type="dxa"/>
+            </w:tcMar>
+            <w:tcBorders>
+              <w:top w:val="single" w:sz="4" w:space="0" w:color="CCCCCC"/>
+              <w:bottom w:val="single" w:sz="4" w:space="0" w:color="CCCCCC"/>
+              <w:left w:val="single" w:sz="4" w:space="0" w:color="CCCCCC"/>
+              <w:right w:val="single" w:sz="4" w:space="0" w:color="CCCCCC"/>
+            </w:tcBorders>
+          </w:tcPr>
+          <w:p>
+            <w:pPr>
+              <w:spacing w:before="60" w:after="60" w:line="252" w:lineRule="auto"/>
+              <w:jc w:val="left"/>
+            </w:pPr>
+            <w:r/>
+            <w:r>
+              <w:rPr>
+                <w:b/>
+              </w:rPr>
+              <w:t>738.00</w:t>
+            </w:r>
+          </w:p>
+        </w:tc>
+        <w:tc>
+          <w:tcPr>
+            <w:tcW w:type="dxa" w:w="3456"/>
+            <w:shd w:fill="FFFFFF"/>
+            <w:tcMar>
+              <w:top w:w="100" w:type="dxa"/>
+              <w:bottom w:w="100" w:type="dxa"/>
+              <w:left w:w="120" w:type="dxa"/>
+              <w:right w:w="120" w:type="dxa"/>
+            </w:tcMar>
+            <w:tcBorders>
+              <w:top w:val="single" w:sz="4" w:space="0" w:color="CCCCCC"/>
+              <w:bottom w:val="single" w:sz="4" w:space="0" w:color="CCCCCC"/>
+              <w:left w:val="single" w:sz="4" w:space="0" w:color="CCCCCC"/>
+              <w:right w:val="single" w:sz="4" w:space="0" w:color="CCCCCC"/>
+            </w:tcBorders>
+          </w:tcPr>
+          <w:p>
+            <w:pPr>
+              <w:spacing w:before="60" w:after="60" w:line="252" w:lineRule="auto"/>
+              <w:jc w:val="left"/>
+            </w:pPr>
+            <w:r/>
+            <w:r>
+              <w:rPr>
+                <w:b/>
+              </w:rPr>
+              <w:t>-0.75</w:t>
+            </w:r>
+          </w:p>
+        </w:tc>
+        <w:tc>
+          <w:tcPr>
+            <w:tcW w:type="dxa" w:w="1440"/>
+            <w:shd w:fill="FFFFFF"/>
+            <w:tcMar>
+              <w:top w:w="100" w:type="dxa"/>
+              <w:bottom w:w="100" w:type="dxa"/>
+              <w:left w:w="120" w:type="dxa"/>
+              <w:right w:w="120" w:type="dxa"/>
+            </w:tcMar>
+            <w:tcBorders>
+              <w:top w:val="single" w:sz="4" w:space="0" w:color="CCCCCC"/>
+              <w:bottom w:val="single" w:sz="4" w:space="0" w:color="CCCCCC"/>
+              <w:left w:val="single" w:sz="4" w:space="0" w:color="CCCCCC"/>
+              <w:right w:val="single" w:sz="4" w:space="0" w:color="CCCCCC"/>
+            </w:tcBorders>
+          </w:tcPr>
+          <w:p>
+            <w:pPr>
+              <w:spacing w:before="60" w:after="60" w:line="252" w:lineRule="auto"/>
+              <w:jc w:val="left"/>
+            </w:pPr>
+            <w:r/>
+            <w:r>
+              <w:t>BEAR</w:t>
+            </w:r>
+          </w:p>
+        </w:tc>
+      </w:tr>
+      <w:tr>
+        <w:tc>
+          <w:tcPr>
+            <w:tcW w:type="dxa" w:w="1584"/>
             <w:shd w:fill="F8FAFC"/>
             <w:tcMar>
               <w:top w:w="100" w:type="dxa"/>
@@ -27130,7 +27569,38 @@
             </w:pPr>
             <w:r/>
             <w:r>
-              <w:t>Asia 07-11</w:t>
+              <w:rPr>
+                <w:b/>
+              </w:rPr>
+              <w:t>Wed 23/09</w:t>
+            </w:r>
+          </w:p>
+        </w:tc>
+        <w:tc>
+          <w:tcPr>
+            <w:tcW w:type="dxa" w:w="864"/>
+            <w:shd w:fill="F8FAFC"/>
+            <w:tcMar>
+              <w:top w:w="100" w:type="dxa"/>
+              <w:bottom w:w="100" w:type="dxa"/>
+              <w:left w:w="120" w:type="dxa"/>
+              <w:right w:w="120" w:type="dxa"/>
+            </w:tcMar>
+            <w:tcBorders>
+              <w:top w:val="single" w:sz="4" w:space="0" w:color="CCCCCC"/>
+              <w:bottom w:val="single" w:sz="4" w:space="0" w:color="CCCCCC"/>
+              <w:left w:val="single" w:sz="4" w:space="0" w:color="CCCCCC"/>
+              <w:right w:val="single" w:sz="4" w:space="0" w:color="CCCCCC"/>
+            </w:tcBorders>
+          </w:tcPr>
+          <w:p>
+            <w:pPr>
+              <w:spacing w:before="60" w:after="60" w:line="252" w:lineRule="auto"/>
+              <w:jc w:val="left"/>
+            </w:pPr>
+            <w:r/>
+            <w:r>
+              <w:t>London 15-19</w:t>
             </w:r>
           </w:p>
         </w:tc>
@@ -27158,7 +27628,7 @@
             </w:pPr>
             <w:r/>
             <w:r>
-              <w:t>738.75</w:t>
+              <w:t>738.00</w:t>
             </w:r>
           </w:p>
         </w:tc>
@@ -27186,7 +27656,7 @@
             </w:pPr>
             <w:r/>
             <w:r>
-              <w:t>749.00</w:t>
+              <w:t>751.50</w:t>
             </w:r>
           </w:p>
         </w:tc>
@@ -27214,7 +27684,7 @@
             </w:pPr>
             <w:r/>
             <w:r>
-              <w:t>730.75</w:t>
+              <w:t>725.00</w:t>
             </w:r>
           </w:p>
         </w:tc>
@@ -27222,6 +27692,711 @@
           <w:tcPr>
             <w:tcW w:type="dxa" w:w="1728"/>
             <w:shd w:fill="F8FAFC"/>
+            <w:tcMar>
+              <w:top w:w="100" w:type="dxa"/>
+              <w:bottom w:w="100" w:type="dxa"/>
+              <w:left w:w="120" w:type="dxa"/>
+              <w:right w:w="120" w:type="dxa"/>
+            </w:tcMar>
+            <w:tcBorders>
+              <w:top w:val="single" w:sz="4" w:space="0" w:color="CCCCCC"/>
+              <w:bottom w:val="single" w:sz="4" w:space="0" w:color="CCCCCC"/>
+              <w:left w:val="single" w:sz="4" w:space="0" w:color="CCCCCC"/>
+              <w:right w:val="single" w:sz="4" w:space="0" w:color="CCCCCC"/>
+            </w:tcBorders>
+          </w:tcPr>
+          <w:p>
+            <w:pPr>
+              <w:spacing w:before="60" w:after="60" w:line="252" w:lineRule="auto"/>
+              <w:jc w:val="left"/>
+            </w:pPr>
+            <w:r/>
+            <w:r>
+              <w:rPr>
+                <w:b/>
+              </w:rPr>
+              <w:t>739.75</w:t>
+            </w:r>
+          </w:p>
+        </w:tc>
+        <w:tc>
+          <w:tcPr>
+            <w:tcW w:type="dxa" w:w="3456"/>
+            <w:shd w:fill="F8FAFC"/>
+            <w:tcMar>
+              <w:top w:w="100" w:type="dxa"/>
+              <w:bottom w:w="100" w:type="dxa"/>
+              <w:left w:w="120" w:type="dxa"/>
+              <w:right w:w="120" w:type="dxa"/>
+            </w:tcMar>
+            <w:tcBorders>
+              <w:top w:val="single" w:sz="4" w:space="0" w:color="CCCCCC"/>
+              <w:bottom w:val="single" w:sz="4" w:space="0" w:color="CCCCCC"/>
+              <w:left w:val="single" w:sz="4" w:space="0" w:color="CCCCCC"/>
+              <w:right w:val="single" w:sz="4" w:space="0" w:color="CCCCCC"/>
+            </w:tcBorders>
+          </w:tcPr>
+          <w:p>
+            <w:pPr>
+              <w:spacing w:before="60" w:after="60" w:line="252" w:lineRule="auto"/>
+              <w:jc w:val="left"/>
+            </w:pPr>
+            <w:r/>
+            <w:r>
+              <w:rPr>
+                <w:b/>
+              </w:rPr>
+              <w:t>+1.75</w:t>
+            </w:r>
+          </w:p>
+        </w:tc>
+        <w:tc>
+          <w:tcPr>
+            <w:tcW w:type="dxa" w:w="1440"/>
+            <w:shd w:fill="F8FAFC"/>
+            <w:tcMar>
+              <w:top w:w="100" w:type="dxa"/>
+              <w:bottom w:w="100" w:type="dxa"/>
+              <w:left w:w="120" w:type="dxa"/>
+              <w:right w:w="120" w:type="dxa"/>
+            </w:tcMar>
+            <w:tcBorders>
+              <w:top w:val="single" w:sz="4" w:space="0" w:color="CCCCCC"/>
+              <w:bottom w:val="single" w:sz="4" w:space="0" w:color="CCCCCC"/>
+              <w:left w:val="single" w:sz="4" w:space="0" w:color="CCCCCC"/>
+              <w:right w:val="single" w:sz="4" w:space="0" w:color="CCCCCC"/>
+            </w:tcBorders>
+          </w:tcPr>
+          <w:p>
+            <w:pPr>
+              <w:spacing w:before="60" w:after="60" w:line="252" w:lineRule="auto"/>
+              <w:jc w:val="left"/>
+            </w:pPr>
+            <w:r/>
+            <w:r>
+              <w:t>BULL</w:t>
+            </w:r>
+          </w:p>
+        </w:tc>
+      </w:tr>
+      <w:tr>
+        <w:tc>
+          <w:tcPr>
+            <w:tcW w:type="dxa" w:w="1584"/>
+            <w:shd w:fill="FFFFFF"/>
+            <w:tcMar>
+              <w:top w:w="100" w:type="dxa"/>
+              <w:bottom w:w="100" w:type="dxa"/>
+              <w:left w:w="120" w:type="dxa"/>
+              <w:right w:w="120" w:type="dxa"/>
+            </w:tcMar>
+            <w:tcBorders>
+              <w:top w:val="single" w:sz="4" w:space="0" w:color="CCCCCC"/>
+              <w:bottom w:val="single" w:sz="4" w:space="0" w:color="CCCCCC"/>
+              <w:left w:val="single" w:sz="4" w:space="0" w:color="CCCCCC"/>
+              <w:right w:val="single" w:sz="4" w:space="0" w:color="CCCCCC"/>
+            </w:tcBorders>
+          </w:tcPr>
+          <w:p>
+            <w:pPr>
+              <w:spacing w:before="60" w:after="60" w:line="252" w:lineRule="auto"/>
+              <w:jc w:val="left"/>
+            </w:pPr>
+            <w:r/>
+            <w:r>
+              <w:rPr>
+                <w:b/>
+              </w:rPr>
+              <w:t>Wed 23/09</w:t>
+            </w:r>
+          </w:p>
+        </w:tc>
+        <w:tc>
+          <w:tcPr>
+            <w:tcW w:type="dxa" w:w="864"/>
+            <w:shd w:fill="FFFFFF"/>
+            <w:tcMar>
+              <w:top w:w="100" w:type="dxa"/>
+              <w:bottom w:w="100" w:type="dxa"/>
+              <w:left w:w="120" w:type="dxa"/>
+              <w:right w:w="120" w:type="dxa"/>
+            </w:tcMar>
+            <w:tcBorders>
+              <w:top w:val="single" w:sz="4" w:space="0" w:color="CCCCCC"/>
+              <w:bottom w:val="single" w:sz="4" w:space="0" w:color="CCCCCC"/>
+              <w:left w:val="single" w:sz="4" w:space="0" w:color="CCCCCC"/>
+              <w:right w:val="single" w:sz="4" w:space="0" w:color="CCCCCC"/>
+            </w:tcBorders>
+          </w:tcPr>
+          <w:p>
+            <w:pPr>
+              <w:spacing w:before="60" w:after="60" w:line="252" w:lineRule="auto"/>
+              <w:jc w:val="left"/>
+            </w:pPr>
+            <w:r/>
+            <w:r>
+              <w:t>Pre-NY 19-21</w:t>
+            </w:r>
+          </w:p>
+        </w:tc>
+        <w:tc>
+          <w:tcPr>
+            <w:tcW w:type="dxa" w:w="1440"/>
+            <w:shd w:fill="FFFFFF"/>
+            <w:tcMar>
+              <w:top w:w="100" w:type="dxa"/>
+              <w:bottom w:w="100" w:type="dxa"/>
+              <w:left w:w="120" w:type="dxa"/>
+              <w:right w:w="120" w:type="dxa"/>
+            </w:tcMar>
+            <w:tcBorders>
+              <w:top w:val="single" w:sz="4" w:space="0" w:color="CCCCCC"/>
+              <w:bottom w:val="single" w:sz="4" w:space="0" w:color="CCCCCC"/>
+              <w:left w:val="single" w:sz="4" w:space="0" w:color="CCCCCC"/>
+              <w:right w:val="single" w:sz="4" w:space="0" w:color="CCCCCC"/>
+            </w:tcBorders>
+          </w:tcPr>
+          <w:p>
+            <w:pPr>
+              <w:spacing w:before="60" w:after="60" w:line="252" w:lineRule="auto"/>
+              <w:jc w:val="left"/>
+            </w:pPr>
+            <w:r/>
+            <w:r>
+              <w:t>739.75</w:t>
+            </w:r>
+          </w:p>
+        </w:tc>
+        <w:tc>
+          <w:tcPr>
+            <w:tcW w:type="dxa" w:w="2016"/>
+            <w:shd w:fill="FFFFFF"/>
+            <w:tcMar>
+              <w:top w:w="100" w:type="dxa"/>
+              <w:bottom w:w="100" w:type="dxa"/>
+              <w:left w:w="120" w:type="dxa"/>
+              <w:right w:w="120" w:type="dxa"/>
+            </w:tcMar>
+            <w:tcBorders>
+              <w:top w:val="single" w:sz="4" w:space="0" w:color="CCCCCC"/>
+              <w:bottom w:val="single" w:sz="4" w:space="0" w:color="CCCCCC"/>
+              <w:left w:val="single" w:sz="4" w:space="0" w:color="CCCCCC"/>
+              <w:right w:val="single" w:sz="4" w:space="0" w:color="CCCCCC"/>
+            </w:tcBorders>
+          </w:tcPr>
+          <w:p>
+            <w:pPr>
+              <w:spacing w:before="60" w:after="60" w:line="252" w:lineRule="auto"/>
+              <w:jc w:val="left"/>
+            </w:pPr>
+            <w:r/>
+            <w:r>
+              <w:t>749.00</w:t>
+            </w:r>
+          </w:p>
+        </w:tc>
+        <w:tc>
+          <w:tcPr>
+            <w:tcW w:type="dxa" w:w="1152"/>
+            <w:shd w:fill="FFFFFF"/>
+            <w:tcMar>
+              <w:top w:w="100" w:type="dxa"/>
+              <w:bottom w:w="100" w:type="dxa"/>
+              <w:left w:w="120" w:type="dxa"/>
+              <w:right w:w="120" w:type="dxa"/>
+            </w:tcMar>
+            <w:tcBorders>
+              <w:top w:val="single" w:sz="4" w:space="0" w:color="CCCCCC"/>
+              <w:bottom w:val="single" w:sz="4" w:space="0" w:color="CCCCCC"/>
+              <w:left w:val="single" w:sz="4" w:space="0" w:color="CCCCCC"/>
+              <w:right w:val="single" w:sz="4" w:space="0" w:color="CCCCCC"/>
+            </w:tcBorders>
+          </w:tcPr>
+          <w:p>
+            <w:pPr>
+              <w:spacing w:before="60" w:after="60" w:line="252" w:lineRule="auto"/>
+              <w:jc w:val="left"/>
+            </w:pPr>
+            <w:r/>
+            <w:r>
+              <w:t>729.00</w:t>
+            </w:r>
+          </w:p>
+        </w:tc>
+        <w:tc>
+          <w:tcPr>
+            <w:tcW w:type="dxa" w:w="1728"/>
+            <w:shd w:fill="FFFFFF"/>
+            <w:tcMar>
+              <w:top w:w="100" w:type="dxa"/>
+              <w:bottom w:w="100" w:type="dxa"/>
+              <w:left w:w="120" w:type="dxa"/>
+              <w:right w:w="120" w:type="dxa"/>
+            </w:tcMar>
+            <w:tcBorders>
+              <w:top w:val="single" w:sz="4" w:space="0" w:color="CCCCCC"/>
+              <w:bottom w:val="single" w:sz="4" w:space="0" w:color="CCCCCC"/>
+              <w:left w:val="single" w:sz="4" w:space="0" w:color="CCCCCC"/>
+              <w:right w:val="single" w:sz="4" w:space="0" w:color="CCCCCC"/>
+            </w:tcBorders>
+          </w:tcPr>
+          <w:p>
+            <w:pPr>
+              <w:spacing w:before="60" w:after="60" w:line="252" w:lineRule="auto"/>
+              <w:jc w:val="left"/>
+            </w:pPr>
+            <w:r/>
+            <w:r>
+              <w:rPr>
+                <w:b/>
+              </w:rPr>
+              <w:t>740.25</w:t>
+            </w:r>
+          </w:p>
+        </w:tc>
+        <w:tc>
+          <w:tcPr>
+            <w:tcW w:type="dxa" w:w="3456"/>
+            <w:shd w:fill="FFFFFF"/>
+            <w:tcMar>
+              <w:top w:w="100" w:type="dxa"/>
+              <w:bottom w:w="100" w:type="dxa"/>
+              <w:left w:w="120" w:type="dxa"/>
+              <w:right w:w="120" w:type="dxa"/>
+            </w:tcMar>
+            <w:tcBorders>
+              <w:top w:val="single" w:sz="4" w:space="0" w:color="CCCCCC"/>
+              <w:bottom w:val="single" w:sz="4" w:space="0" w:color="CCCCCC"/>
+              <w:left w:val="single" w:sz="4" w:space="0" w:color="CCCCCC"/>
+              <w:right w:val="single" w:sz="4" w:space="0" w:color="CCCCCC"/>
+            </w:tcBorders>
+          </w:tcPr>
+          <w:p>
+            <w:pPr>
+              <w:spacing w:before="60" w:after="60" w:line="252" w:lineRule="auto"/>
+              <w:jc w:val="left"/>
+            </w:pPr>
+            <w:r/>
+            <w:r>
+              <w:rPr>
+                <w:b/>
+              </w:rPr>
+              <w:t>+0.50</w:t>
+            </w:r>
+          </w:p>
+        </w:tc>
+        <w:tc>
+          <w:tcPr>
+            <w:tcW w:type="dxa" w:w="1440"/>
+            <w:shd w:fill="FFFFFF"/>
+            <w:tcMar>
+              <w:top w:w="100" w:type="dxa"/>
+              <w:bottom w:w="100" w:type="dxa"/>
+              <w:left w:w="120" w:type="dxa"/>
+              <w:right w:w="120" w:type="dxa"/>
+            </w:tcMar>
+            <w:tcBorders>
+              <w:top w:val="single" w:sz="4" w:space="0" w:color="CCCCCC"/>
+              <w:bottom w:val="single" w:sz="4" w:space="0" w:color="CCCCCC"/>
+              <w:left w:val="single" w:sz="4" w:space="0" w:color="CCCCCC"/>
+              <w:right w:val="single" w:sz="4" w:space="0" w:color="CCCCCC"/>
+            </w:tcBorders>
+          </w:tcPr>
+          <w:p>
+            <w:pPr>
+              <w:spacing w:before="60" w:after="60" w:line="252" w:lineRule="auto"/>
+              <w:jc w:val="left"/>
+            </w:pPr>
+            <w:r/>
+            <w:r>
+              <w:t>BULL</w:t>
+            </w:r>
+          </w:p>
+        </w:tc>
+      </w:tr>
+      <w:tr>
+        <w:tc>
+          <w:tcPr>
+            <w:tcW w:type="dxa" w:w="1584"/>
+            <w:shd w:fill="F8FAFC"/>
+            <w:tcMar>
+              <w:top w:w="100" w:type="dxa"/>
+              <w:bottom w:w="100" w:type="dxa"/>
+              <w:left w:w="120" w:type="dxa"/>
+              <w:right w:w="120" w:type="dxa"/>
+            </w:tcMar>
+            <w:tcBorders>
+              <w:top w:val="single" w:sz="4" w:space="0" w:color="CCCCCC"/>
+              <w:bottom w:val="single" w:sz="4" w:space="0" w:color="CCCCCC"/>
+              <w:left w:val="single" w:sz="4" w:space="0" w:color="CCCCCC"/>
+              <w:right w:val="single" w:sz="4" w:space="0" w:color="CCCCCC"/>
+            </w:tcBorders>
+          </w:tcPr>
+          <w:p>
+            <w:pPr>
+              <w:spacing w:before="60" w:after="60" w:line="252" w:lineRule="auto"/>
+              <w:jc w:val="left"/>
+            </w:pPr>
+            <w:r/>
+            <w:r>
+              <w:rPr>
+                <w:b/>
+              </w:rPr>
+              <w:t>Wed 23/09</w:t>
+            </w:r>
+          </w:p>
+        </w:tc>
+        <w:tc>
+          <w:tcPr>
+            <w:tcW w:type="dxa" w:w="864"/>
+            <w:shd w:fill="F8FAFC"/>
+            <w:tcMar>
+              <w:top w:w="100" w:type="dxa"/>
+              <w:bottom w:w="100" w:type="dxa"/>
+              <w:left w:w="120" w:type="dxa"/>
+              <w:right w:w="120" w:type="dxa"/>
+            </w:tcMar>
+            <w:tcBorders>
+              <w:top w:val="single" w:sz="4" w:space="0" w:color="CCCCCC"/>
+              <w:bottom w:val="single" w:sz="4" w:space="0" w:color="CCCCCC"/>
+              <w:left w:val="single" w:sz="4" w:space="0" w:color="CCCCCC"/>
+              <w:right w:val="single" w:sz="4" w:space="0" w:color="CCCCCC"/>
+            </w:tcBorders>
+          </w:tcPr>
+          <w:p>
+            <w:pPr>
+              <w:spacing w:before="60" w:after="60" w:line="252" w:lineRule="auto"/>
+              <w:jc w:val="left"/>
+            </w:pPr>
+            <w:r/>
+            <w:r>
+              <w:t>NY Open 21-23</w:t>
+            </w:r>
+          </w:p>
+        </w:tc>
+        <w:tc>
+          <w:tcPr>
+            <w:tcW w:type="dxa" w:w="1440"/>
+            <w:shd w:fill="F8FAFC"/>
+            <w:tcMar>
+              <w:top w:w="100" w:type="dxa"/>
+              <w:bottom w:w="100" w:type="dxa"/>
+              <w:left w:w="120" w:type="dxa"/>
+              <w:right w:w="120" w:type="dxa"/>
+            </w:tcMar>
+            <w:tcBorders>
+              <w:top w:val="single" w:sz="4" w:space="0" w:color="CCCCCC"/>
+              <w:bottom w:val="single" w:sz="4" w:space="0" w:color="CCCCCC"/>
+              <w:left w:val="single" w:sz="4" w:space="0" w:color="CCCCCC"/>
+              <w:right w:val="single" w:sz="4" w:space="0" w:color="CCCCCC"/>
+            </w:tcBorders>
+          </w:tcPr>
+          <w:p>
+            <w:pPr>
+              <w:spacing w:before="60" w:after="60" w:line="252" w:lineRule="auto"/>
+              <w:jc w:val="left"/>
+            </w:pPr>
+            <w:r/>
+            <w:r>
+              <w:t>740.25</w:t>
+            </w:r>
+          </w:p>
+        </w:tc>
+        <w:tc>
+          <w:tcPr>
+            <w:tcW w:type="dxa" w:w="2016"/>
+            <w:shd w:fill="F8FAFC"/>
+            <w:tcMar>
+              <w:top w:w="100" w:type="dxa"/>
+              <w:bottom w:w="100" w:type="dxa"/>
+              <w:left w:w="120" w:type="dxa"/>
+              <w:right w:w="120" w:type="dxa"/>
+            </w:tcMar>
+            <w:tcBorders>
+              <w:top w:val="single" w:sz="4" w:space="0" w:color="CCCCCC"/>
+              <w:bottom w:val="single" w:sz="4" w:space="0" w:color="CCCCCC"/>
+              <w:left w:val="single" w:sz="4" w:space="0" w:color="CCCCCC"/>
+              <w:right w:val="single" w:sz="4" w:space="0" w:color="CCCCCC"/>
+            </w:tcBorders>
+          </w:tcPr>
+          <w:p>
+            <w:pPr>
+              <w:spacing w:before="60" w:after="60" w:line="252" w:lineRule="auto"/>
+              <w:jc w:val="left"/>
+            </w:pPr>
+            <w:r/>
+            <w:r>
+              <w:t>752.50</w:t>
+            </w:r>
+          </w:p>
+        </w:tc>
+        <w:tc>
+          <w:tcPr>
+            <w:tcW w:type="dxa" w:w="1152"/>
+            <w:shd w:fill="F8FAFC"/>
+            <w:tcMar>
+              <w:top w:w="100" w:type="dxa"/>
+              <w:bottom w:w="100" w:type="dxa"/>
+              <w:left w:w="120" w:type="dxa"/>
+              <w:right w:w="120" w:type="dxa"/>
+            </w:tcMar>
+            <w:tcBorders>
+              <w:top w:val="single" w:sz="4" w:space="0" w:color="CCCCCC"/>
+              <w:bottom w:val="single" w:sz="4" w:space="0" w:color="CCCCCC"/>
+              <w:left w:val="single" w:sz="4" w:space="0" w:color="CCCCCC"/>
+              <w:right w:val="single" w:sz="4" w:space="0" w:color="CCCCCC"/>
+            </w:tcBorders>
+          </w:tcPr>
+          <w:p>
+            <w:pPr>
+              <w:spacing w:before="60" w:after="60" w:line="252" w:lineRule="auto"/>
+              <w:jc w:val="left"/>
+            </w:pPr>
+            <w:r/>
+            <w:r>
+              <w:t>726.00</w:t>
+            </w:r>
+          </w:p>
+        </w:tc>
+        <w:tc>
+          <w:tcPr>
+            <w:tcW w:type="dxa" w:w="1728"/>
+            <w:shd w:fill="F8FAFC"/>
+            <w:tcMar>
+              <w:top w:w="100" w:type="dxa"/>
+              <w:bottom w:w="100" w:type="dxa"/>
+              <w:left w:w="120" w:type="dxa"/>
+              <w:right w:w="120" w:type="dxa"/>
+            </w:tcMar>
+            <w:tcBorders>
+              <w:top w:val="single" w:sz="4" w:space="0" w:color="CCCCCC"/>
+              <w:bottom w:val="single" w:sz="4" w:space="0" w:color="CCCCCC"/>
+              <w:left w:val="single" w:sz="4" w:space="0" w:color="CCCCCC"/>
+              <w:right w:val="single" w:sz="4" w:space="0" w:color="CCCCCC"/>
+            </w:tcBorders>
+          </w:tcPr>
+          <w:p>
+            <w:pPr>
+              <w:spacing w:before="60" w:after="60" w:line="252" w:lineRule="auto"/>
+              <w:jc w:val="left"/>
+            </w:pPr>
+            <w:r/>
+            <w:r>
+              <w:rPr>
+                <w:b/>
+              </w:rPr>
+              <w:t>738.75</w:t>
+            </w:r>
+          </w:p>
+        </w:tc>
+        <w:tc>
+          <w:tcPr>
+            <w:tcW w:type="dxa" w:w="3456"/>
+            <w:shd w:fill="F8FAFC"/>
+            <w:tcMar>
+              <w:top w:w="100" w:type="dxa"/>
+              <w:bottom w:w="100" w:type="dxa"/>
+              <w:left w:w="120" w:type="dxa"/>
+              <w:right w:w="120" w:type="dxa"/>
+            </w:tcMar>
+            <w:tcBorders>
+              <w:top w:val="single" w:sz="4" w:space="0" w:color="CCCCCC"/>
+              <w:bottom w:val="single" w:sz="4" w:space="0" w:color="CCCCCC"/>
+              <w:left w:val="single" w:sz="4" w:space="0" w:color="CCCCCC"/>
+              <w:right w:val="single" w:sz="4" w:space="0" w:color="CCCCCC"/>
+            </w:tcBorders>
+          </w:tcPr>
+          <w:p>
+            <w:pPr>
+              <w:spacing w:before="60" w:after="60" w:line="252" w:lineRule="auto"/>
+              <w:jc w:val="left"/>
+            </w:pPr>
+            <w:r/>
+            <w:r>
+              <w:rPr>
+                <w:b/>
+              </w:rPr>
+              <w:t>-1.50</w:t>
+            </w:r>
+          </w:p>
+        </w:tc>
+        <w:tc>
+          <w:tcPr>
+            <w:tcW w:type="dxa" w:w="1440"/>
+            <w:shd w:fill="F8FAFC"/>
+            <w:tcMar>
+              <w:top w:w="100" w:type="dxa"/>
+              <w:bottom w:w="100" w:type="dxa"/>
+              <w:left w:w="120" w:type="dxa"/>
+              <w:right w:w="120" w:type="dxa"/>
+            </w:tcMar>
+            <w:tcBorders>
+              <w:top w:val="single" w:sz="4" w:space="0" w:color="CCCCCC"/>
+              <w:bottom w:val="single" w:sz="4" w:space="0" w:color="CCCCCC"/>
+              <w:left w:val="single" w:sz="4" w:space="0" w:color="CCCCCC"/>
+              <w:right w:val="single" w:sz="4" w:space="0" w:color="CCCCCC"/>
+            </w:tcBorders>
+          </w:tcPr>
+          <w:p>
+            <w:pPr>
+              <w:spacing w:before="60" w:after="60" w:line="252" w:lineRule="auto"/>
+              <w:jc w:val="left"/>
+            </w:pPr>
+            <w:r/>
+            <w:r>
+              <w:t>BEAR</w:t>
+            </w:r>
+          </w:p>
+        </w:tc>
+      </w:tr>
+      <w:tr>
+        <w:tc>
+          <w:tcPr>
+            <w:tcW w:type="dxa" w:w="1584"/>
+            <w:shd w:fill="FFFFFF"/>
+            <w:tcMar>
+              <w:top w:w="100" w:type="dxa"/>
+              <w:bottom w:w="100" w:type="dxa"/>
+              <w:left w:w="120" w:type="dxa"/>
+              <w:right w:w="120" w:type="dxa"/>
+            </w:tcMar>
+            <w:tcBorders>
+              <w:top w:val="single" w:sz="4" w:space="0" w:color="CCCCCC"/>
+              <w:bottom w:val="single" w:sz="4" w:space="0" w:color="CCCCCC"/>
+              <w:left w:val="single" w:sz="4" w:space="0" w:color="CCCCCC"/>
+              <w:right w:val="single" w:sz="4" w:space="0" w:color="CCCCCC"/>
+            </w:tcBorders>
+          </w:tcPr>
+          <w:p>
+            <w:pPr>
+              <w:spacing w:before="60" w:after="60" w:line="252" w:lineRule="auto"/>
+              <w:jc w:val="left"/>
+            </w:pPr>
+            <w:r/>
+            <w:r>
+              <w:rPr>
+                <w:b/>
+              </w:rPr>
+              <w:t>Wed 23/09</w:t>
+            </w:r>
+          </w:p>
+        </w:tc>
+        <w:tc>
+          <w:tcPr>
+            <w:tcW w:type="dxa" w:w="864"/>
+            <w:shd w:fill="FFFFFF"/>
+            <w:tcMar>
+              <w:top w:w="100" w:type="dxa"/>
+              <w:bottom w:w="100" w:type="dxa"/>
+              <w:left w:w="120" w:type="dxa"/>
+              <w:right w:w="120" w:type="dxa"/>
+            </w:tcMar>
+            <w:tcBorders>
+              <w:top w:val="single" w:sz="4" w:space="0" w:color="CCCCCC"/>
+              <w:bottom w:val="single" w:sz="4" w:space="0" w:color="CCCCCC"/>
+              <w:left w:val="single" w:sz="4" w:space="0" w:color="CCCCCC"/>
+              <w:right w:val="single" w:sz="4" w:space="0" w:color="CCCCCC"/>
+            </w:tcBorders>
+          </w:tcPr>
+          <w:p>
+            <w:pPr>
+              <w:spacing w:before="60" w:after="60" w:line="252" w:lineRule="auto"/>
+              <w:jc w:val="left"/>
+            </w:pPr>
+            <w:r/>
+            <w:r>
+              <w:t>NY Close 23-01</w:t>
+            </w:r>
+          </w:p>
+        </w:tc>
+        <w:tc>
+          <w:tcPr>
+            <w:tcW w:type="dxa" w:w="1440"/>
+            <w:shd w:fill="FFFFFF"/>
+            <w:tcMar>
+              <w:top w:w="100" w:type="dxa"/>
+              <w:bottom w:w="100" w:type="dxa"/>
+              <w:left w:w="120" w:type="dxa"/>
+              <w:right w:w="120" w:type="dxa"/>
+            </w:tcMar>
+            <w:tcBorders>
+              <w:top w:val="single" w:sz="4" w:space="0" w:color="CCCCCC"/>
+              <w:bottom w:val="single" w:sz="4" w:space="0" w:color="CCCCCC"/>
+              <w:left w:val="single" w:sz="4" w:space="0" w:color="CCCCCC"/>
+              <w:right w:val="single" w:sz="4" w:space="0" w:color="CCCCCC"/>
+            </w:tcBorders>
+          </w:tcPr>
+          <w:p>
+            <w:pPr>
+              <w:spacing w:before="60" w:after="60" w:line="252" w:lineRule="auto"/>
+              <w:jc w:val="left"/>
+            </w:pPr>
+            <w:r/>
+            <w:r>
+              <w:t>738.75</w:t>
+            </w:r>
+          </w:p>
+        </w:tc>
+        <w:tc>
+          <w:tcPr>
+            <w:tcW w:type="dxa" w:w="2016"/>
+            <w:shd w:fill="FFFFFF"/>
+            <w:tcMar>
+              <w:top w:w="100" w:type="dxa"/>
+              <w:bottom w:w="100" w:type="dxa"/>
+              <w:left w:w="120" w:type="dxa"/>
+              <w:right w:w="120" w:type="dxa"/>
+            </w:tcMar>
+            <w:tcBorders>
+              <w:top w:val="single" w:sz="4" w:space="0" w:color="CCCCCC"/>
+              <w:bottom w:val="single" w:sz="4" w:space="0" w:color="CCCCCC"/>
+              <w:left w:val="single" w:sz="4" w:space="0" w:color="CCCCCC"/>
+              <w:right w:val="single" w:sz="4" w:space="0" w:color="CCCCCC"/>
+            </w:tcBorders>
+          </w:tcPr>
+          <w:p>
+            <w:pPr>
+              <w:spacing w:before="60" w:after="60" w:line="252" w:lineRule="auto"/>
+              <w:jc w:val="left"/>
+            </w:pPr>
+            <w:r/>
+            <w:r>
+              <w:t>745.75</w:t>
+            </w:r>
+          </w:p>
+        </w:tc>
+        <w:tc>
+          <w:tcPr>
+            <w:tcW w:type="dxa" w:w="1152"/>
+            <w:shd w:fill="FFFFFF"/>
+            <w:tcMar>
+              <w:top w:w="100" w:type="dxa"/>
+              <w:bottom w:w="100" w:type="dxa"/>
+              <w:left w:w="120" w:type="dxa"/>
+              <w:right w:w="120" w:type="dxa"/>
+            </w:tcMar>
+            <w:tcBorders>
+              <w:top w:val="single" w:sz="4" w:space="0" w:color="CCCCCC"/>
+              <w:bottom w:val="single" w:sz="4" w:space="0" w:color="CCCCCC"/>
+              <w:left w:val="single" w:sz="4" w:space="0" w:color="CCCCCC"/>
+              <w:right w:val="single" w:sz="4" w:space="0" w:color="CCCCCC"/>
+            </w:tcBorders>
+          </w:tcPr>
+          <w:p>
+            <w:pPr>
+              <w:spacing w:before="60" w:after="60" w:line="252" w:lineRule="auto"/>
+              <w:jc w:val="left"/>
+            </w:pPr>
+            <w:r/>
+            <w:r>
+              <w:t>729.25</w:t>
+            </w:r>
+          </w:p>
+        </w:tc>
+        <w:tc>
+          <w:tcPr>
+            <w:tcW w:type="dxa" w:w="1728"/>
+            <w:shd w:fill="FFFFFF"/>
             <w:tcMar>
               <w:top w:w="100" w:type="dxa"/>
               <w:bottom w:w="100" w:type="dxa"/>
@@ -27252,7 +28427,7 @@
         <w:tc>
           <w:tcPr>
             <w:tcW w:type="dxa" w:w="3456"/>
-            <w:shd w:fill="F8FAFC"/>
+            <w:shd w:fill="FFFFFF"/>
             <w:tcMar>
               <w:top w:w="100" w:type="dxa"/>
               <w:bottom w:w="100" w:type="dxa"/>
@@ -27283,7 +28458,7 @@
         <w:tc>
           <w:tcPr>
             <w:tcW w:type="dxa" w:w="1440"/>
-            <w:shd w:fill="F8FAFC"/>
+            <w:shd w:fill="FFFFFF"/>
             <w:tcMar>
               <w:top w:w="100" w:type="dxa"/>
               <w:bottom w:w="100" w:type="dxa"/>
@@ -27313,7 +28488,7 @@
         <w:tc>
           <w:tcPr>
             <w:tcW w:type="dxa" w:w="1584"/>
-            <w:shd w:fill="FFFFFF"/>
+            <w:shd w:fill="F8FAFC"/>
             <w:tcMar>
               <w:top w:w="100" w:type="dxa"/>
               <w:bottom w:w="100" w:type="dxa"/>
@@ -27337,42 +28512,42 @@
               <w:rPr>
                 <w:b/>
               </w:rPr>
-              <w:t>Wed 23/09</w:t>
+              <w:t>Thu 24/09</w:t>
             </w:r>
           </w:p>
         </w:tc>
         <w:tc>
           <w:tcPr>
             <w:tcW w:type="dxa" w:w="864"/>
-            <w:shd w:fill="FFFFFF"/>
-            <w:tcMar>
-              <w:top w:w="100" w:type="dxa"/>
-              <w:bottom w:w="100" w:type="dxa"/>
-              <w:left w:w="120" w:type="dxa"/>
-              <w:right w:w="120" w:type="dxa"/>
-            </w:tcMar>
-            <w:tcBorders>
-              <w:top w:val="single" w:sz="4" w:space="0" w:color="CCCCCC"/>
-              <w:bottom w:val="single" w:sz="4" w:space="0" w:color="CCCCCC"/>
-              <w:left w:val="single" w:sz="4" w:space="0" w:color="CCCCCC"/>
-              <w:right w:val="single" w:sz="4" w:space="0" w:color="CCCCCC"/>
-            </w:tcBorders>
-          </w:tcPr>
-          <w:p>
-            <w:pPr>
-              <w:spacing w:before="60" w:after="60" w:line="252" w:lineRule="auto"/>
-              <w:jc w:val="left"/>
-            </w:pPr>
-            <w:r/>
-            <w:r>
-              <w:t>Asia 11-15</w:t>
+            <w:shd w:fill="F8FAFC"/>
+            <w:tcMar>
+              <w:top w:w="100" w:type="dxa"/>
+              <w:bottom w:w="100" w:type="dxa"/>
+              <w:left w:w="120" w:type="dxa"/>
+              <w:right w:w="120" w:type="dxa"/>
+            </w:tcMar>
+            <w:tcBorders>
+              <w:top w:val="single" w:sz="4" w:space="0" w:color="CCCCCC"/>
+              <w:bottom w:val="single" w:sz="4" w:space="0" w:color="CCCCCC"/>
+              <w:left w:val="single" w:sz="4" w:space="0" w:color="CCCCCC"/>
+              <w:right w:val="single" w:sz="4" w:space="0" w:color="CCCCCC"/>
+            </w:tcBorders>
+          </w:tcPr>
+          <w:p>
+            <w:pPr>
+              <w:spacing w:before="60" w:after="60" w:line="252" w:lineRule="auto"/>
+              <w:jc w:val="left"/>
+            </w:pPr>
+            <w:r/>
+            <w:r>
+              <w:t>Asia 07-11</w:t>
             </w:r>
           </w:p>
         </w:tc>
         <w:tc>
           <w:tcPr>
             <w:tcW w:type="dxa" w:w="1440"/>
-            <w:shd w:fill="FFFFFF"/>
+            <w:shd w:fill="F8FAFC"/>
             <w:tcMar>
               <w:top w:w="100" w:type="dxa"/>
               <w:bottom w:w="100" w:type="dxa"/>
@@ -27400,63 +28575,63 @@
         <w:tc>
           <w:tcPr>
             <w:tcW w:type="dxa" w:w="2016"/>
-            <w:shd w:fill="FFFFFF"/>
-            <w:tcMar>
-              <w:top w:w="100" w:type="dxa"/>
-              <w:bottom w:w="100" w:type="dxa"/>
-              <w:left w:w="120" w:type="dxa"/>
-              <w:right w:w="120" w:type="dxa"/>
-            </w:tcMar>
-            <w:tcBorders>
-              <w:top w:val="single" w:sz="4" w:space="0" w:color="CCCCCC"/>
-              <w:bottom w:val="single" w:sz="4" w:space="0" w:color="CCCCCC"/>
-              <w:left w:val="single" w:sz="4" w:space="0" w:color="CCCCCC"/>
-              <w:right w:val="single" w:sz="4" w:space="0" w:color="CCCCCC"/>
-            </w:tcBorders>
-          </w:tcPr>
-          <w:p>
-            <w:pPr>
-              <w:spacing w:before="60" w:after="60" w:line="252" w:lineRule="auto"/>
-              <w:jc w:val="left"/>
-            </w:pPr>
-            <w:r/>
-            <w:r>
-              <w:t>746.25</w:t>
+            <w:shd w:fill="F8FAFC"/>
+            <w:tcMar>
+              <w:top w:w="100" w:type="dxa"/>
+              <w:bottom w:w="100" w:type="dxa"/>
+              <w:left w:w="120" w:type="dxa"/>
+              <w:right w:w="120" w:type="dxa"/>
+            </w:tcMar>
+            <w:tcBorders>
+              <w:top w:val="single" w:sz="4" w:space="0" w:color="CCCCCC"/>
+              <w:bottom w:val="single" w:sz="4" w:space="0" w:color="CCCCCC"/>
+              <w:left w:val="single" w:sz="4" w:space="0" w:color="CCCCCC"/>
+              <w:right w:val="single" w:sz="4" w:space="0" w:color="CCCCCC"/>
+            </w:tcBorders>
+          </w:tcPr>
+          <w:p>
+            <w:pPr>
+              <w:spacing w:before="60" w:after="60" w:line="252" w:lineRule="auto"/>
+              <w:jc w:val="left"/>
+            </w:pPr>
+            <w:r/>
+            <w:r>
+              <w:t>749.75</w:t>
             </w:r>
           </w:p>
         </w:tc>
         <w:tc>
           <w:tcPr>
             <w:tcW w:type="dxa" w:w="1152"/>
-            <w:shd w:fill="FFFFFF"/>
-            <w:tcMar>
-              <w:top w:w="100" w:type="dxa"/>
-              <w:bottom w:w="100" w:type="dxa"/>
-              <w:left w:w="120" w:type="dxa"/>
-              <w:right w:w="120" w:type="dxa"/>
-            </w:tcMar>
-            <w:tcBorders>
-              <w:top w:val="single" w:sz="4" w:space="0" w:color="CCCCCC"/>
-              <w:bottom w:val="single" w:sz="4" w:space="0" w:color="CCCCCC"/>
-              <w:left w:val="single" w:sz="4" w:space="0" w:color="CCCCCC"/>
-              <w:right w:val="single" w:sz="4" w:space="0" w:color="CCCCCC"/>
-            </w:tcBorders>
-          </w:tcPr>
-          <w:p>
-            <w:pPr>
-              <w:spacing w:before="60" w:after="60" w:line="252" w:lineRule="auto"/>
-              <w:jc w:val="left"/>
-            </w:pPr>
-            <w:r/>
-            <w:r>
-              <w:t>733.25</w:t>
+            <w:shd w:fill="F8FAFC"/>
+            <w:tcMar>
+              <w:top w:w="100" w:type="dxa"/>
+              <w:bottom w:w="100" w:type="dxa"/>
+              <w:left w:w="120" w:type="dxa"/>
+              <w:right w:w="120" w:type="dxa"/>
+            </w:tcMar>
+            <w:tcBorders>
+              <w:top w:val="single" w:sz="4" w:space="0" w:color="CCCCCC"/>
+              <w:bottom w:val="single" w:sz="4" w:space="0" w:color="CCCCCC"/>
+              <w:left w:val="single" w:sz="4" w:space="0" w:color="CCCCCC"/>
+              <w:right w:val="single" w:sz="4" w:space="0" w:color="CCCCCC"/>
+            </w:tcBorders>
+          </w:tcPr>
+          <w:p>
+            <w:pPr>
+              <w:spacing w:before="60" w:after="60" w:line="252" w:lineRule="auto"/>
+              <w:jc w:val="left"/>
+            </w:pPr>
+            <w:r/>
+            <w:r>
+              <w:t>732.00</w:t>
             </w:r>
           </w:p>
         </w:tc>
         <w:tc>
           <w:tcPr>
             <w:tcW w:type="dxa" w:w="1728"/>
-            <w:shd w:fill="FFFFFF"/>
+            <w:shd w:fill="F8FAFC"/>
             <w:tcMar>
               <w:top w:w="100" w:type="dxa"/>
               <w:bottom w:w="100" w:type="dxa"/>
@@ -27480,7 +28655,242 @@
               <w:rPr>
                 <w:b/>
               </w:rPr>
-              <w:t>738.50</w:t>
+              <w:t>739.00</w:t>
+            </w:r>
+          </w:p>
+        </w:tc>
+        <w:tc>
+          <w:tcPr>
+            <w:tcW w:type="dxa" w:w="3456"/>
+            <w:shd w:fill="F8FAFC"/>
+            <w:tcMar>
+              <w:top w:w="100" w:type="dxa"/>
+              <w:bottom w:w="100" w:type="dxa"/>
+              <w:left w:w="120" w:type="dxa"/>
+              <w:right w:w="120" w:type="dxa"/>
+            </w:tcMar>
+            <w:tcBorders>
+              <w:top w:val="single" w:sz="4" w:space="0" w:color="CCCCCC"/>
+              <w:bottom w:val="single" w:sz="4" w:space="0" w:color="CCCCCC"/>
+              <w:left w:val="single" w:sz="4" w:space="0" w:color="CCCCCC"/>
+              <w:right w:val="single" w:sz="4" w:space="0" w:color="CCCCCC"/>
+            </w:tcBorders>
+          </w:tcPr>
+          <w:p>
+            <w:pPr>
+              <w:spacing w:before="60" w:after="60" w:line="252" w:lineRule="auto"/>
+              <w:jc w:val="left"/>
+            </w:pPr>
+            <w:r/>
+            <w:r>
+              <w:rPr>
+                <w:b/>
+              </w:rPr>
+              <w:t>-0.25</w:t>
+            </w:r>
+          </w:p>
+        </w:tc>
+        <w:tc>
+          <w:tcPr>
+            <w:tcW w:type="dxa" w:w="1440"/>
+            <w:shd w:fill="F8FAFC"/>
+            <w:tcMar>
+              <w:top w:w="100" w:type="dxa"/>
+              <w:bottom w:w="100" w:type="dxa"/>
+              <w:left w:w="120" w:type="dxa"/>
+              <w:right w:w="120" w:type="dxa"/>
+            </w:tcMar>
+            <w:tcBorders>
+              <w:top w:val="single" w:sz="4" w:space="0" w:color="CCCCCC"/>
+              <w:bottom w:val="single" w:sz="4" w:space="0" w:color="CCCCCC"/>
+              <w:left w:val="single" w:sz="4" w:space="0" w:color="CCCCCC"/>
+              <w:right w:val="single" w:sz="4" w:space="0" w:color="CCCCCC"/>
+            </w:tcBorders>
+          </w:tcPr>
+          <w:p>
+            <w:pPr>
+              <w:spacing w:before="60" w:after="60" w:line="252" w:lineRule="auto"/>
+              <w:jc w:val="left"/>
+            </w:pPr>
+            <w:r/>
+            <w:r>
+              <w:t>BEAR</w:t>
+            </w:r>
+          </w:p>
+        </w:tc>
+      </w:tr>
+      <w:tr>
+        <w:tc>
+          <w:tcPr>
+            <w:tcW w:type="dxa" w:w="1584"/>
+            <w:shd w:fill="FFFFFF"/>
+            <w:tcMar>
+              <w:top w:w="100" w:type="dxa"/>
+              <w:bottom w:w="100" w:type="dxa"/>
+              <w:left w:w="120" w:type="dxa"/>
+              <w:right w:w="120" w:type="dxa"/>
+            </w:tcMar>
+            <w:tcBorders>
+              <w:top w:val="single" w:sz="4" w:space="0" w:color="CCCCCC"/>
+              <w:bottom w:val="single" w:sz="4" w:space="0" w:color="CCCCCC"/>
+              <w:left w:val="single" w:sz="4" w:space="0" w:color="CCCCCC"/>
+              <w:right w:val="single" w:sz="4" w:space="0" w:color="CCCCCC"/>
+            </w:tcBorders>
+          </w:tcPr>
+          <w:p>
+            <w:pPr>
+              <w:spacing w:before="60" w:after="60" w:line="252" w:lineRule="auto"/>
+              <w:jc w:val="left"/>
+            </w:pPr>
+            <w:r/>
+            <w:r>
+              <w:rPr>
+                <w:b/>
+              </w:rPr>
+              <w:t>Thu 24/09</w:t>
+            </w:r>
+          </w:p>
+        </w:tc>
+        <w:tc>
+          <w:tcPr>
+            <w:tcW w:type="dxa" w:w="864"/>
+            <w:shd w:fill="FFFFFF"/>
+            <w:tcMar>
+              <w:top w:w="100" w:type="dxa"/>
+              <w:bottom w:w="100" w:type="dxa"/>
+              <w:left w:w="120" w:type="dxa"/>
+              <w:right w:w="120" w:type="dxa"/>
+            </w:tcMar>
+            <w:tcBorders>
+              <w:top w:val="single" w:sz="4" w:space="0" w:color="CCCCCC"/>
+              <w:bottom w:val="single" w:sz="4" w:space="0" w:color="CCCCCC"/>
+              <w:left w:val="single" w:sz="4" w:space="0" w:color="CCCCCC"/>
+              <w:right w:val="single" w:sz="4" w:space="0" w:color="CCCCCC"/>
+            </w:tcBorders>
+          </w:tcPr>
+          <w:p>
+            <w:pPr>
+              <w:spacing w:before="60" w:after="60" w:line="252" w:lineRule="auto"/>
+              <w:jc w:val="left"/>
+            </w:pPr>
+            <w:r/>
+            <w:r>
+              <w:t>Asia 11-15</w:t>
+            </w:r>
+          </w:p>
+        </w:tc>
+        <w:tc>
+          <w:tcPr>
+            <w:tcW w:type="dxa" w:w="1440"/>
+            <w:shd w:fill="FFFFFF"/>
+            <w:tcMar>
+              <w:top w:w="100" w:type="dxa"/>
+              <w:bottom w:w="100" w:type="dxa"/>
+              <w:left w:w="120" w:type="dxa"/>
+              <w:right w:w="120" w:type="dxa"/>
+            </w:tcMar>
+            <w:tcBorders>
+              <w:top w:val="single" w:sz="4" w:space="0" w:color="CCCCCC"/>
+              <w:bottom w:val="single" w:sz="4" w:space="0" w:color="CCCCCC"/>
+              <w:left w:val="single" w:sz="4" w:space="0" w:color="CCCCCC"/>
+              <w:right w:val="single" w:sz="4" w:space="0" w:color="CCCCCC"/>
+            </w:tcBorders>
+          </w:tcPr>
+          <w:p>
+            <w:pPr>
+              <w:spacing w:before="60" w:after="60" w:line="252" w:lineRule="auto"/>
+              <w:jc w:val="left"/>
+            </w:pPr>
+            <w:r/>
+            <w:r>
+              <w:t>739.00</w:t>
+            </w:r>
+          </w:p>
+        </w:tc>
+        <w:tc>
+          <w:tcPr>
+            <w:tcW w:type="dxa" w:w="2016"/>
+            <w:shd w:fill="FFFFFF"/>
+            <w:tcMar>
+              <w:top w:w="100" w:type="dxa"/>
+              <w:bottom w:w="100" w:type="dxa"/>
+              <w:left w:w="120" w:type="dxa"/>
+              <w:right w:w="120" w:type="dxa"/>
+            </w:tcMar>
+            <w:tcBorders>
+              <w:top w:val="single" w:sz="4" w:space="0" w:color="CCCCCC"/>
+              <w:bottom w:val="single" w:sz="4" w:space="0" w:color="CCCCCC"/>
+              <w:left w:val="single" w:sz="4" w:space="0" w:color="CCCCCC"/>
+              <w:right w:val="single" w:sz="4" w:space="0" w:color="CCCCCC"/>
+            </w:tcBorders>
+          </w:tcPr>
+          <w:p>
+            <w:pPr>
+              <w:spacing w:before="60" w:after="60" w:line="252" w:lineRule="auto"/>
+              <w:jc w:val="left"/>
+            </w:pPr>
+            <w:r/>
+            <w:r>
+              <w:t>748.75</w:t>
+            </w:r>
+          </w:p>
+        </w:tc>
+        <w:tc>
+          <w:tcPr>
+            <w:tcW w:type="dxa" w:w="1152"/>
+            <w:shd w:fill="FFFFFF"/>
+            <w:tcMar>
+              <w:top w:w="100" w:type="dxa"/>
+              <w:bottom w:w="100" w:type="dxa"/>
+              <w:left w:w="120" w:type="dxa"/>
+              <w:right w:w="120" w:type="dxa"/>
+            </w:tcMar>
+            <w:tcBorders>
+              <w:top w:val="single" w:sz="4" w:space="0" w:color="CCCCCC"/>
+              <w:bottom w:val="single" w:sz="4" w:space="0" w:color="CCCCCC"/>
+              <w:left w:val="single" w:sz="4" w:space="0" w:color="CCCCCC"/>
+              <w:right w:val="single" w:sz="4" w:space="0" w:color="CCCCCC"/>
+            </w:tcBorders>
+          </w:tcPr>
+          <w:p>
+            <w:pPr>
+              <w:spacing w:before="60" w:after="60" w:line="252" w:lineRule="auto"/>
+              <w:jc w:val="left"/>
+            </w:pPr>
+            <w:r/>
+            <w:r>
+              <w:t>729.25</w:t>
+            </w:r>
+          </w:p>
+        </w:tc>
+        <w:tc>
+          <w:tcPr>
+            <w:tcW w:type="dxa" w:w="1728"/>
+            <w:shd w:fill="FFFFFF"/>
+            <w:tcMar>
+              <w:top w:w="100" w:type="dxa"/>
+              <w:bottom w:w="100" w:type="dxa"/>
+              <w:left w:w="120" w:type="dxa"/>
+              <w:right w:w="120" w:type="dxa"/>
+            </w:tcMar>
+            <w:tcBorders>
+              <w:top w:val="single" w:sz="4" w:space="0" w:color="CCCCCC"/>
+              <w:bottom w:val="single" w:sz="4" w:space="0" w:color="CCCCCC"/>
+              <w:left w:val="single" w:sz="4" w:space="0" w:color="CCCCCC"/>
+              <w:right w:val="single" w:sz="4" w:space="0" w:color="CCCCCC"/>
+            </w:tcBorders>
+          </w:tcPr>
+          <w:p>
+            <w:pPr>
+              <w:spacing w:before="60" w:after="60" w:line="252" w:lineRule="auto"/>
+              <w:jc w:val="left"/>
+            </w:pPr>
+            <w:r/>
+            <w:r>
+              <w:rPr>
+                <w:b/>
+              </w:rPr>
+              <w:t>739.50</w:t>
             </w:r>
           </w:p>
         </w:tc>
@@ -27488,6 +28898,1181 @@
           <w:tcPr>
             <w:tcW w:type="dxa" w:w="3456"/>
             <w:shd w:fill="FFFFFF"/>
+            <w:tcMar>
+              <w:top w:w="100" w:type="dxa"/>
+              <w:bottom w:w="100" w:type="dxa"/>
+              <w:left w:w="120" w:type="dxa"/>
+              <w:right w:w="120" w:type="dxa"/>
+            </w:tcMar>
+            <w:tcBorders>
+              <w:top w:val="single" w:sz="4" w:space="0" w:color="CCCCCC"/>
+              <w:bottom w:val="single" w:sz="4" w:space="0" w:color="CCCCCC"/>
+              <w:left w:val="single" w:sz="4" w:space="0" w:color="CCCCCC"/>
+              <w:right w:val="single" w:sz="4" w:space="0" w:color="CCCCCC"/>
+            </w:tcBorders>
+          </w:tcPr>
+          <w:p>
+            <w:pPr>
+              <w:spacing w:before="60" w:after="60" w:line="252" w:lineRule="auto"/>
+              <w:jc w:val="left"/>
+            </w:pPr>
+            <w:r/>
+            <w:r>
+              <w:rPr>
+                <w:b/>
+              </w:rPr>
+              <w:t>+0.50</w:t>
+            </w:r>
+          </w:p>
+        </w:tc>
+        <w:tc>
+          <w:tcPr>
+            <w:tcW w:type="dxa" w:w="1440"/>
+            <w:shd w:fill="FFFFFF"/>
+            <w:tcMar>
+              <w:top w:w="100" w:type="dxa"/>
+              <w:bottom w:w="100" w:type="dxa"/>
+              <w:left w:w="120" w:type="dxa"/>
+              <w:right w:w="120" w:type="dxa"/>
+            </w:tcMar>
+            <w:tcBorders>
+              <w:top w:val="single" w:sz="4" w:space="0" w:color="CCCCCC"/>
+              <w:bottom w:val="single" w:sz="4" w:space="0" w:color="CCCCCC"/>
+              <w:left w:val="single" w:sz="4" w:space="0" w:color="CCCCCC"/>
+              <w:right w:val="single" w:sz="4" w:space="0" w:color="CCCCCC"/>
+            </w:tcBorders>
+          </w:tcPr>
+          <w:p>
+            <w:pPr>
+              <w:spacing w:before="60" w:after="60" w:line="252" w:lineRule="auto"/>
+              <w:jc w:val="left"/>
+            </w:pPr>
+            <w:r/>
+            <w:r>
+              <w:t>BULL</w:t>
+            </w:r>
+          </w:p>
+        </w:tc>
+      </w:tr>
+      <w:tr>
+        <w:tc>
+          <w:tcPr>
+            <w:tcW w:type="dxa" w:w="1584"/>
+            <w:shd w:fill="F8FAFC"/>
+            <w:tcMar>
+              <w:top w:w="100" w:type="dxa"/>
+              <w:bottom w:w="100" w:type="dxa"/>
+              <w:left w:w="120" w:type="dxa"/>
+              <w:right w:w="120" w:type="dxa"/>
+            </w:tcMar>
+            <w:tcBorders>
+              <w:top w:val="single" w:sz="4" w:space="0" w:color="CCCCCC"/>
+              <w:bottom w:val="single" w:sz="4" w:space="0" w:color="CCCCCC"/>
+              <w:left w:val="single" w:sz="4" w:space="0" w:color="CCCCCC"/>
+              <w:right w:val="single" w:sz="4" w:space="0" w:color="CCCCCC"/>
+            </w:tcBorders>
+          </w:tcPr>
+          <w:p>
+            <w:pPr>
+              <w:spacing w:before="60" w:after="60" w:line="252" w:lineRule="auto"/>
+              <w:jc w:val="left"/>
+            </w:pPr>
+            <w:r/>
+            <w:r>
+              <w:rPr>
+                <w:b/>
+              </w:rPr>
+              <w:t>Thu 24/09</w:t>
+            </w:r>
+          </w:p>
+        </w:tc>
+        <w:tc>
+          <w:tcPr>
+            <w:tcW w:type="dxa" w:w="864"/>
+            <w:shd w:fill="F8FAFC"/>
+            <w:tcMar>
+              <w:top w:w="100" w:type="dxa"/>
+              <w:bottom w:w="100" w:type="dxa"/>
+              <w:left w:w="120" w:type="dxa"/>
+              <w:right w:w="120" w:type="dxa"/>
+            </w:tcMar>
+            <w:tcBorders>
+              <w:top w:val="single" w:sz="4" w:space="0" w:color="CCCCCC"/>
+              <w:bottom w:val="single" w:sz="4" w:space="0" w:color="CCCCCC"/>
+              <w:left w:val="single" w:sz="4" w:space="0" w:color="CCCCCC"/>
+              <w:right w:val="single" w:sz="4" w:space="0" w:color="CCCCCC"/>
+            </w:tcBorders>
+          </w:tcPr>
+          <w:p>
+            <w:pPr>
+              <w:spacing w:before="60" w:after="60" w:line="252" w:lineRule="auto"/>
+              <w:jc w:val="left"/>
+            </w:pPr>
+            <w:r/>
+            <w:r>
+              <w:t>London 15-19</w:t>
+            </w:r>
+          </w:p>
+        </w:tc>
+        <w:tc>
+          <w:tcPr>
+            <w:tcW w:type="dxa" w:w="1440"/>
+            <w:shd w:fill="F8FAFC"/>
+            <w:tcMar>
+              <w:top w:w="100" w:type="dxa"/>
+              <w:bottom w:w="100" w:type="dxa"/>
+              <w:left w:w="120" w:type="dxa"/>
+              <w:right w:w="120" w:type="dxa"/>
+            </w:tcMar>
+            <w:tcBorders>
+              <w:top w:val="single" w:sz="4" w:space="0" w:color="CCCCCC"/>
+              <w:bottom w:val="single" w:sz="4" w:space="0" w:color="CCCCCC"/>
+              <w:left w:val="single" w:sz="4" w:space="0" w:color="CCCCCC"/>
+              <w:right w:val="single" w:sz="4" w:space="0" w:color="CCCCCC"/>
+            </w:tcBorders>
+          </w:tcPr>
+          <w:p>
+            <w:pPr>
+              <w:spacing w:before="60" w:after="60" w:line="252" w:lineRule="auto"/>
+              <w:jc w:val="left"/>
+            </w:pPr>
+            <w:r/>
+            <w:r>
+              <w:t>739.50</w:t>
+            </w:r>
+          </w:p>
+        </w:tc>
+        <w:tc>
+          <w:tcPr>
+            <w:tcW w:type="dxa" w:w="2016"/>
+            <w:shd w:fill="F8FAFC"/>
+            <w:tcMar>
+              <w:top w:w="100" w:type="dxa"/>
+              <w:bottom w:w="100" w:type="dxa"/>
+              <w:left w:w="120" w:type="dxa"/>
+              <w:right w:w="120" w:type="dxa"/>
+            </w:tcMar>
+            <w:tcBorders>
+              <w:top w:val="single" w:sz="4" w:space="0" w:color="CCCCCC"/>
+              <w:bottom w:val="single" w:sz="4" w:space="0" w:color="CCCCCC"/>
+              <w:left w:val="single" w:sz="4" w:space="0" w:color="CCCCCC"/>
+              <w:right w:val="single" w:sz="4" w:space="0" w:color="CCCCCC"/>
+            </w:tcBorders>
+          </w:tcPr>
+          <w:p>
+            <w:pPr>
+              <w:spacing w:before="60" w:after="60" w:line="252" w:lineRule="auto"/>
+              <w:jc w:val="left"/>
+            </w:pPr>
+            <w:r/>
+            <w:r>
+              <w:t>750.25</w:t>
+            </w:r>
+          </w:p>
+        </w:tc>
+        <w:tc>
+          <w:tcPr>
+            <w:tcW w:type="dxa" w:w="1152"/>
+            <w:shd w:fill="F8FAFC"/>
+            <w:tcMar>
+              <w:top w:w="100" w:type="dxa"/>
+              <w:bottom w:w="100" w:type="dxa"/>
+              <w:left w:w="120" w:type="dxa"/>
+              <w:right w:w="120" w:type="dxa"/>
+            </w:tcMar>
+            <w:tcBorders>
+              <w:top w:val="single" w:sz="4" w:space="0" w:color="CCCCCC"/>
+              <w:bottom w:val="single" w:sz="4" w:space="0" w:color="CCCCCC"/>
+              <w:left w:val="single" w:sz="4" w:space="0" w:color="CCCCCC"/>
+              <w:right w:val="single" w:sz="4" w:space="0" w:color="CCCCCC"/>
+            </w:tcBorders>
+          </w:tcPr>
+          <w:p>
+            <w:pPr>
+              <w:spacing w:before="60" w:after="60" w:line="252" w:lineRule="auto"/>
+              <w:jc w:val="left"/>
+            </w:pPr>
+            <w:r/>
+            <w:r>
+              <w:t>732.25</w:t>
+            </w:r>
+          </w:p>
+        </w:tc>
+        <w:tc>
+          <w:tcPr>
+            <w:tcW w:type="dxa" w:w="1728"/>
+            <w:shd w:fill="F8FAFC"/>
+            <w:tcMar>
+              <w:top w:w="100" w:type="dxa"/>
+              <w:bottom w:w="100" w:type="dxa"/>
+              <w:left w:w="120" w:type="dxa"/>
+              <w:right w:w="120" w:type="dxa"/>
+            </w:tcMar>
+            <w:tcBorders>
+              <w:top w:val="single" w:sz="4" w:space="0" w:color="CCCCCC"/>
+              <w:bottom w:val="single" w:sz="4" w:space="0" w:color="CCCCCC"/>
+              <w:left w:val="single" w:sz="4" w:space="0" w:color="CCCCCC"/>
+              <w:right w:val="single" w:sz="4" w:space="0" w:color="CCCCCC"/>
+            </w:tcBorders>
+          </w:tcPr>
+          <w:p>
+            <w:pPr>
+              <w:spacing w:before="60" w:after="60" w:line="252" w:lineRule="auto"/>
+              <w:jc w:val="left"/>
+            </w:pPr>
+            <w:r/>
+            <w:r>
+              <w:rPr>
+                <w:b/>
+              </w:rPr>
+              <w:t>740.25</w:t>
+            </w:r>
+          </w:p>
+        </w:tc>
+        <w:tc>
+          <w:tcPr>
+            <w:tcW w:type="dxa" w:w="3456"/>
+            <w:shd w:fill="F8FAFC"/>
+            <w:tcMar>
+              <w:top w:w="100" w:type="dxa"/>
+              <w:bottom w:w="100" w:type="dxa"/>
+              <w:left w:w="120" w:type="dxa"/>
+              <w:right w:w="120" w:type="dxa"/>
+            </w:tcMar>
+            <w:tcBorders>
+              <w:top w:val="single" w:sz="4" w:space="0" w:color="CCCCCC"/>
+              <w:bottom w:val="single" w:sz="4" w:space="0" w:color="CCCCCC"/>
+              <w:left w:val="single" w:sz="4" w:space="0" w:color="CCCCCC"/>
+              <w:right w:val="single" w:sz="4" w:space="0" w:color="CCCCCC"/>
+            </w:tcBorders>
+          </w:tcPr>
+          <w:p>
+            <w:pPr>
+              <w:spacing w:before="60" w:after="60" w:line="252" w:lineRule="auto"/>
+              <w:jc w:val="left"/>
+            </w:pPr>
+            <w:r/>
+            <w:r>
+              <w:rPr>
+                <w:b/>
+              </w:rPr>
+              <w:t>+0.75</w:t>
+            </w:r>
+          </w:p>
+        </w:tc>
+        <w:tc>
+          <w:tcPr>
+            <w:tcW w:type="dxa" w:w="1440"/>
+            <w:shd w:fill="F8FAFC"/>
+            <w:tcMar>
+              <w:top w:w="100" w:type="dxa"/>
+              <w:bottom w:w="100" w:type="dxa"/>
+              <w:left w:w="120" w:type="dxa"/>
+              <w:right w:w="120" w:type="dxa"/>
+            </w:tcMar>
+            <w:tcBorders>
+              <w:top w:val="single" w:sz="4" w:space="0" w:color="CCCCCC"/>
+              <w:bottom w:val="single" w:sz="4" w:space="0" w:color="CCCCCC"/>
+              <w:left w:val="single" w:sz="4" w:space="0" w:color="CCCCCC"/>
+              <w:right w:val="single" w:sz="4" w:space="0" w:color="CCCCCC"/>
+            </w:tcBorders>
+          </w:tcPr>
+          <w:p>
+            <w:pPr>
+              <w:spacing w:before="60" w:after="60" w:line="252" w:lineRule="auto"/>
+              <w:jc w:val="left"/>
+            </w:pPr>
+            <w:r/>
+            <w:r>
+              <w:t>BULL</w:t>
+            </w:r>
+          </w:p>
+        </w:tc>
+      </w:tr>
+      <w:tr>
+        <w:tc>
+          <w:tcPr>
+            <w:tcW w:type="dxa" w:w="1584"/>
+            <w:shd w:fill="FFFFFF"/>
+            <w:tcMar>
+              <w:top w:w="100" w:type="dxa"/>
+              <w:bottom w:w="100" w:type="dxa"/>
+              <w:left w:w="120" w:type="dxa"/>
+              <w:right w:w="120" w:type="dxa"/>
+            </w:tcMar>
+            <w:tcBorders>
+              <w:top w:val="single" w:sz="4" w:space="0" w:color="CCCCCC"/>
+              <w:bottom w:val="single" w:sz="4" w:space="0" w:color="CCCCCC"/>
+              <w:left w:val="single" w:sz="4" w:space="0" w:color="CCCCCC"/>
+              <w:right w:val="single" w:sz="4" w:space="0" w:color="CCCCCC"/>
+            </w:tcBorders>
+          </w:tcPr>
+          <w:p>
+            <w:pPr>
+              <w:spacing w:before="60" w:after="60" w:line="252" w:lineRule="auto"/>
+              <w:jc w:val="left"/>
+            </w:pPr>
+            <w:r/>
+            <w:r>
+              <w:rPr>
+                <w:b/>
+              </w:rPr>
+              <w:t>Thu 24/09</w:t>
+            </w:r>
+          </w:p>
+        </w:tc>
+        <w:tc>
+          <w:tcPr>
+            <w:tcW w:type="dxa" w:w="864"/>
+            <w:shd w:fill="FFFFFF"/>
+            <w:tcMar>
+              <w:top w:w="100" w:type="dxa"/>
+              <w:bottom w:w="100" w:type="dxa"/>
+              <w:left w:w="120" w:type="dxa"/>
+              <w:right w:w="120" w:type="dxa"/>
+            </w:tcMar>
+            <w:tcBorders>
+              <w:top w:val="single" w:sz="4" w:space="0" w:color="CCCCCC"/>
+              <w:bottom w:val="single" w:sz="4" w:space="0" w:color="CCCCCC"/>
+              <w:left w:val="single" w:sz="4" w:space="0" w:color="CCCCCC"/>
+              <w:right w:val="single" w:sz="4" w:space="0" w:color="CCCCCC"/>
+            </w:tcBorders>
+          </w:tcPr>
+          <w:p>
+            <w:pPr>
+              <w:spacing w:before="60" w:after="60" w:line="252" w:lineRule="auto"/>
+              <w:jc w:val="left"/>
+            </w:pPr>
+            <w:r/>
+            <w:r>
+              <w:t>Pre-NY 19-21</w:t>
+            </w:r>
+          </w:p>
+        </w:tc>
+        <w:tc>
+          <w:tcPr>
+            <w:tcW w:type="dxa" w:w="1440"/>
+            <w:shd w:fill="FFFFFF"/>
+            <w:tcMar>
+              <w:top w:w="100" w:type="dxa"/>
+              <w:bottom w:w="100" w:type="dxa"/>
+              <w:left w:w="120" w:type="dxa"/>
+              <w:right w:w="120" w:type="dxa"/>
+            </w:tcMar>
+            <w:tcBorders>
+              <w:top w:val="single" w:sz="4" w:space="0" w:color="CCCCCC"/>
+              <w:bottom w:val="single" w:sz="4" w:space="0" w:color="CCCCCC"/>
+              <w:left w:val="single" w:sz="4" w:space="0" w:color="CCCCCC"/>
+              <w:right w:val="single" w:sz="4" w:space="0" w:color="CCCCCC"/>
+            </w:tcBorders>
+          </w:tcPr>
+          <w:p>
+            <w:pPr>
+              <w:spacing w:before="60" w:after="60" w:line="252" w:lineRule="auto"/>
+              <w:jc w:val="left"/>
+            </w:pPr>
+            <w:r/>
+            <w:r>
+              <w:t>740.25</w:t>
+            </w:r>
+          </w:p>
+        </w:tc>
+        <w:tc>
+          <w:tcPr>
+            <w:tcW w:type="dxa" w:w="2016"/>
+            <w:shd w:fill="FFFFFF"/>
+            <w:tcMar>
+              <w:top w:w="100" w:type="dxa"/>
+              <w:bottom w:w="100" w:type="dxa"/>
+              <w:left w:w="120" w:type="dxa"/>
+              <w:right w:w="120" w:type="dxa"/>
+            </w:tcMar>
+            <w:tcBorders>
+              <w:top w:val="single" w:sz="4" w:space="0" w:color="CCCCCC"/>
+              <w:bottom w:val="single" w:sz="4" w:space="0" w:color="CCCCCC"/>
+              <w:left w:val="single" w:sz="4" w:space="0" w:color="CCCCCC"/>
+              <w:right w:val="single" w:sz="4" w:space="0" w:color="CCCCCC"/>
+            </w:tcBorders>
+          </w:tcPr>
+          <w:p>
+            <w:pPr>
+              <w:spacing w:before="60" w:after="60" w:line="252" w:lineRule="auto"/>
+              <w:jc w:val="left"/>
+            </w:pPr>
+            <w:r/>
+            <w:r>
+              <w:t>746.75</w:t>
+            </w:r>
+          </w:p>
+        </w:tc>
+        <w:tc>
+          <w:tcPr>
+            <w:tcW w:type="dxa" w:w="1152"/>
+            <w:shd w:fill="FFFFFF"/>
+            <w:tcMar>
+              <w:top w:w="100" w:type="dxa"/>
+              <w:bottom w:w="100" w:type="dxa"/>
+              <w:left w:w="120" w:type="dxa"/>
+              <w:right w:w="120" w:type="dxa"/>
+            </w:tcMar>
+            <w:tcBorders>
+              <w:top w:val="single" w:sz="4" w:space="0" w:color="CCCCCC"/>
+              <w:bottom w:val="single" w:sz="4" w:space="0" w:color="CCCCCC"/>
+              <w:left w:val="single" w:sz="4" w:space="0" w:color="CCCCCC"/>
+              <w:right w:val="single" w:sz="4" w:space="0" w:color="CCCCCC"/>
+            </w:tcBorders>
+          </w:tcPr>
+          <w:p>
+            <w:pPr>
+              <w:spacing w:before="60" w:after="60" w:line="252" w:lineRule="auto"/>
+              <w:jc w:val="left"/>
+            </w:pPr>
+            <w:r/>
+            <w:r>
+              <w:t>731.75</w:t>
+            </w:r>
+          </w:p>
+        </w:tc>
+        <w:tc>
+          <w:tcPr>
+            <w:tcW w:type="dxa" w:w="1728"/>
+            <w:shd w:fill="FFFFFF"/>
+            <w:tcMar>
+              <w:top w:w="100" w:type="dxa"/>
+              <w:bottom w:w="100" w:type="dxa"/>
+              <w:left w:w="120" w:type="dxa"/>
+              <w:right w:w="120" w:type="dxa"/>
+            </w:tcMar>
+            <w:tcBorders>
+              <w:top w:val="single" w:sz="4" w:space="0" w:color="CCCCCC"/>
+              <w:bottom w:val="single" w:sz="4" w:space="0" w:color="CCCCCC"/>
+              <w:left w:val="single" w:sz="4" w:space="0" w:color="CCCCCC"/>
+              <w:right w:val="single" w:sz="4" w:space="0" w:color="CCCCCC"/>
+            </w:tcBorders>
+          </w:tcPr>
+          <w:p>
+            <w:pPr>
+              <w:spacing w:before="60" w:after="60" w:line="252" w:lineRule="auto"/>
+              <w:jc w:val="left"/>
+            </w:pPr>
+            <w:r/>
+            <w:r>
+              <w:rPr>
+                <w:b/>
+              </w:rPr>
+              <w:t>740.75</w:t>
+            </w:r>
+          </w:p>
+        </w:tc>
+        <w:tc>
+          <w:tcPr>
+            <w:tcW w:type="dxa" w:w="3456"/>
+            <w:shd w:fill="FFFFFF"/>
+            <w:tcMar>
+              <w:top w:w="100" w:type="dxa"/>
+              <w:bottom w:w="100" w:type="dxa"/>
+              <w:left w:w="120" w:type="dxa"/>
+              <w:right w:w="120" w:type="dxa"/>
+            </w:tcMar>
+            <w:tcBorders>
+              <w:top w:val="single" w:sz="4" w:space="0" w:color="CCCCCC"/>
+              <w:bottom w:val="single" w:sz="4" w:space="0" w:color="CCCCCC"/>
+              <w:left w:val="single" w:sz="4" w:space="0" w:color="CCCCCC"/>
+              <w:right w:val="single" w:sz="4" w:space="0" w:color="CCCCCC"/>
+            </w:tcBorders>
+          </w:tcPr>
+          <w:p>
+            <w:pPr>
+              <w:spacing w:before="60" w:after="60" w:line="252" w:lineRule="auto"/>
+              <w:jc w:val="left"/>
+            </w:pPr>
+            <w:r/>
+            <w:r>
+              <w:rPr>
+                <w:b/>
+              </w:rPr>
+              <w:t>+0.50</w:t>
+            </w:r>
+          </w:p>
+        </w:tc>
+        <w:tc>
+          <w:tcPr>
+            <w:tcW w:type="dxa" w:w="1440"/>
+            <w:shd w:fill="FFFFFF"/>
+            <w:tcMar>
+              <w:top w:w="100" w:type="dxa"/>
+              <w:bottom w:w="100" w:type="dxa"/>
+              <w:left w:w="120" w:type="dxa"/>
+              <w:right w:w="120" w:type="dxa"/>
+            </w:tcMar>
+            <w:tcBorders>
+              <w:top w:val="single" w:sz="4" w:space="0" w:color="CCCCCC"/>
+              <w:bottom w:val="single" w:sz="4" w:space="0" w:color="CCCCCC"/>
+              <w:left w:val="single" w:sz="4" w:space="0" w:color="CCCCCC"/>
+              <w:right w:val="single" w:sz="4" w:space="0" w:color="CCCCCC"/>
+            </w:tcBorders>
+          </w:tcPr>
+          <w:p>
+            <w:pPr>
+              <w:spacing w:before="60" w:after="60" w:line="252" w:lineRule="auto"/>
+              <w:jc w:val="left"/>
+            </w:pPr>
+            <w:r/>
+            <w:r>
+              <w:t>BULL</w:t>
+            </w:r>
+          </w:p>
+        </w:tc>
+      </w:tr>
+      <w:tr>
+        <w:tc>
+          <w:tcPr>
+            <w:tcW w:type="dxa" w:w="1584"/>
+            <w:shd w:fill="F8FAFC"/>
+            <w:tcMar>
+              <w:top w:w="100" w:type="dxa"/>
+              <w:bottom w:w="100" w:type="dxa"/>
+              <w:left w:w="120" w:type="dxa"/>
+              <w:right w:w="120" w:type="dxa"/>
+            </w:tcMar>
+            <w:tcBorders>
+              <w:top w:val="single" w:sz="4" w:space="0" w:color="CCCCCC"/>
+              <w:bottom w:val="single" w:sz="4" w:space="0" w:color="CCCCCC"/>
+              <w:left w:val="single" w:sz="4" w:space="0" w:color="CCCCCC"/>
+              <w:right w:val="single" w:sz="4" w:space="0" w:color="CCCCCC"/>
+            </w:tcBorders>
+          </w:tcPr>
+          <w:p>
+            <w:pPr>
+              <w:spacing w:before="60" w:after="60" w:line="252" w:lineRule="auto"/>
+              <w:jc w:val="left"/>
+            </w:pPr>
+            <w:r/>
+            <w:r>
+              <w:rPr>
+                <w:b/>
+              </w:rPr>
+              <w:t>Thu 24/09</w:t>
+            </w:r>
+          </w:p>
+        </w:tc>
+        <w:tc>
+          <w:tcPr>
+            <w:tcW w:type="dxa" w:w="864"/>
+            <w:shd w:fill="F8FAFC"/>
+            <w:tcMar>
+              <w:top w:w="100" w:type="dxa"/>
+              <w:bottom w:w="100" w:type="dxa"/>
+              <w:left w:w="120" w:type="dxa"/>
+              <w:right w:w="120" w:type="dxa"/>
+            </w:tcMar>
+            <w:tcBorders>
+              <w:top w:val="single" w:sz="4" w:space="0" w:color="CCCCCC"/>
+              <w:bottom w:val="single" w:sz="4" w:space="0" w:color="CCCCCC"/>
+              <w:left w:val="single" w:sz="4" w:space="0" w:color="CCCCCC"/>
+              <w:right w:val="single" w:sz="4" w:space="0" w:color="CCCCCC"/>
+            </w:tcBorders>
+          </w:tcPr>
+          <w:p>
+            <w:pPr>
+              <w:spacing w:before="60" w:after="60" w:line="252" w:lineRule="auto"/>
+              <w:jc w:val="left"/>
+            </w:pPr>
+            <w:r/>
+            <w:r>
+              <w:t>NY Open 21-23</w:t>
+            </w:r>
+          </w:p>
+        </w:tc>
+        <w:tc>
+          <w:tcPr>
+            <w:tcW w:type="dxa" w:w="1440"/>
+            <w:shd w:fill="F8FAFC"/>
+            <w:tcMar>
+              <w:top w:w="100" w:type="dxa"/>
+              <w:bottom w:w="100" w:type="dxa"/>
+              <w:left w:w="120" w:type="dxa"/>
+              <w:right w:w="120" w:type="dxa"/>
+            </w:tcMar>
+            <w:tcBorders>
+              <w:top w:val="single" w:sz="4" w:space="0" w:color="CCCCCC"/>
+              <w:bottom w:val="single" w:sz="4" w:space="0" w:color="CCCCCC"/>
+              <w:left w:val="single" w:sz="4" w:space="0" w:color="CCCCCC"/>
+              <w:right w:val="single" w:sz="4" w:space="0" w:color="CCCCCC"/>
+            </w:tcBorders>
+          </w:tcPr>
+          <w:p>
+            <w:pPr>
+              <w:spacing w:before="60" w:after="60" w:line="252" w:lineRule="auto"/>
+              <w:jc w:val="left"/>
+            </w:pPr>
+            <w:r/>
+            <w:r>
+              <w:t>740.75</w:t>
+            </w:r>
+          </w:p>
+        </w:tc>
+        <w:tc>
+          <w:tcPr>
+            <w:tcW w:type="dxa" w:w="2016"/>
+            <w:shd w:fill="F8FAFC"/>
+            <w:tcMar>
+              <w:top w:w="100" w:type="dxa"/>
+              <w:bottom w:w="100" w:type="dxa"/>
+              <w:left w:w="120" w:type="dxa"/>
+              <w:right w:w="120" w:type="dxa"/>
+            </w:tcMar>
+            <w:tcBorders>
+              <w:top w:val="single" w:sz="4" w:space="0" w:color="CCCCCC"/>
+              <w:bottom w:val="single" w:sz="4" w:space="0" w:color="CCCCCC"/>
+              <w:left w:val="single" w:sz="4" w:space="0" w:color="CCCCCC"/>
+              <w:right w:val="single" w:sz="4" w:space="0" w:color="CCCCCC"/>
+            </w:tcBorders>
+          </w:tcPr>
+          <w:p>
+            <w:pPr>
+              <w:spacing w:before="60" w:after="60" w:line="252" w:lineRule="auto"/>
+              <w:jc w:val="left"/>
+            </w:pPr>
+            <w:r/>
+            <w:r>
+              <w:t>751.75</w:t>
+            </w:r>
+          </w:p>
+        </w:tc>
+        <w:tc>
+          <w:tcPr>
+            <w:tcW w:type="dxa" w:w="1152"/>
+            <w:shd w:fill="F8FAFC"/>
+            <w:tcMar>
+              <w:top w:w="100" w:type="dxa"/>
+              <w:bottom w:w="100" w:type="dxa"/>
+              <w:left w:w="120" w:type="dxa"/>
+              <w:right w:w="120" w:type="dxa"/>
+            </w:tcMar>
+            <w:tcBorders>
+              <w:top w:val="single" w:sz="4" w:space="0" w:color="CCCCCC"/>
+              <w:bottom w:val="single" w:sz="4" w:space="0" w:color="CCCCCC"/>
+              <w:left w:val="single" w:sz="4" w:space="0" w:color="CCCCCC"/>
+              <w:right w:val="single" w:sz="4" w:space="0" w:color="CCCCCC"/>
+            </w:tcBorders>
+          </w:tcPr>
+          <w:p>
+            <w:pPr>
+              <w:spacing w:before="60" w:after="60" w:line="252" w:lineRule="auto"/>
+              <w:jc w:val="left"/>
+            </w:pPr>
+            <w:r/>
+            <w:r>
+              <w:t>729.00</w:t>
+            </w:r>
+          </w:p>
+        </w:tc>
+        <w:tc>
+          <w:tcPr>
+            <w:tcW w:type="dxa" w:w="1728"/>
+            <w:shd w:fill="F8FAFC"/>
+            <w:tcMar>
+              <w:top w:w="100" w:type="dxa"/>
+              <w:bottom w:w="100" w:type="dxa"/>
+              <w:left w:w="120" w:type="dxa"/>
+              <w:right w:w="120" w:type="dxa"/>
+            </w:tcMar>
+            <w:tcBorders>
+              <w:top w:val="single" w:sz="4" w:space="0" w:color="CCCCCC"/>
+              <w:bottom w:val="single" w:sz="4" w:space="0" w:color="CCCCCC"/>
+              <w:left w:val="single" w:sz="4" w:space="0" w:color="CCCCCC"/>
+              <w:right w:val="single" w:sz="4" w:space="0" w:color="CCCCCC"/>
+            </w:tcBorders>
+          </w:tcPr>
+          <w:p>
+            <w:pPr>
+              <w:spacing w:before="60" w:after="60" w:line="252" w:lineRule="auto"/>
+              <w:jc w:val="left"/>
+            </w:pPr>
+            <w:r/>
+            <w:r>
+              <w:rPr>
+                <w:b/>
+              </w:rPr>
+              <w:t>744.25</w:t>
+            </w:r>
+          </w:p>
+        </w:tc>
+        <w:tc>
+          <w:tcPr>
+            <w:tcW w:type="dxa" w:w="3456"/>
+            <w:shd w:fill="F8FAFC"/>
+            <w:tcMar>
+              <w:top w:w="100" w:type="dxa"/>
+              <w:bottom w:w="100" w:type="dxa"/>
+              <w:left w:w="120" w:type="dxa"/>
+              <w:right w:w="120" w:type="dxa"/>
+            </w:tcMar>
+            <w:tcBorders>
+              <w:top w:val="single" w:sz="4" w:space="0" w:color="CCCCCC"/>
+              <w:bottom w:val="single" w:sz="4" w:space="0" w:color="CCCCCC"/>
+              <w:left w:val="single" w:sz="4" w:space="0" w:color="CCCCCC"/>
+              <w:right w:val="single" w:sz="4" w:space="0" w:color="CCCCCC"/>
+            </w:tcBorders>
+          </w:tcPr>
+          <w:p>
+            <w:pPr>
+              <w:spacing w:before="60" w:after="60" w:line="252" w:lineRule="auto"/>
+              <w:jc w:val="left"/>
+            </w:pPr>
+            <w:r/>
+            <w:r>
+              <w:rPr>
+                <w:b/>
+              </w:rPr>
+              <w:t>+3.50</w:t>
+            </w:r>
+          </w:p>
+        </w:tc>
+        <w:tc>
+          <w:tcPr>
+            <w:tcW w:type="dxa" w:w="1440"/>
+            <w:shd w:fill="F8FAFC"/>
+            <w:tcMar>
+              <w:top w:w="100" w:type="dxa"/>
+              <w:bottom w:w="100" w:type="dxa"/>
+              <w:left w:w="120" w:type="dxa"/>
+              <w:right w:w="120" w:type="dxa"/>
+            </w:tcMar>
+            <w:tcBorders>
+              <w:top w:val="single" w:sz="4" w:space="0" w:color="CCCCCC"/>
+              <w:bottom w:val="single" w:sz="4" w:space="0" w:color="CCCCCC"/>
+              <w:left w:val="single" w:sz="4" w:space="0" w:color="CCCCCC"/>
+              <w:right w:val="single" w:sz="4" w:space="0" w:color="CCCCCC"/>
+            </w:tcBorders>
+          </w:tcPr>
+          <w:p>
+            <w:pPr>
+              <w:spacing w:before="60" w:after="60" w:line="252" w:lineRule="auto"/>
+              <w:jc w:val="left"/>
+            </w:pPr>
+            <w:r/>
+            <w:r>
+              <w:t>BULL</w:t>
+            </w:r>
+          </w:p>
+        </w:tc>
+      </w:tr>
+      <w:tr>
+        <w:tc>
+          <w:tcPr>
+            <w:tcW w:type="dxa" w:w="1584"/>
+            <w:shd w:fill="FFFFFF"/>
+            <w:tcMar>
+              <w:top w:w="100" w:type="dxa"/>
+              <w:bottom w:w="100" w:type="dxa"/>
+              <w:left w:w="120" w:type="dxa"/>
+              <w:right w:w="120" w:type="dxa"/>
+            </w:tcMar>
+            <w:tcBorders>
+              <w:top w:val="single" w:sz="4" w:space="0" w:color="CCCCCC"/>
+              <w:bottom w:val="single" w:sz="4" w:space="0" w:color="CCCCCC"/>
+              <w:left w:val="single" w:sz="4" w:space="0" w:color="CCCCCC"/>
+              <w:right w:val="single" w:sz="4" w:space="0" w:color="CCCCCC"/>
+            </w:tcBorders>
+          </w:tcPr>
+          <w:p>
+            <w:pPr>
+              <w:spacing w:before="60" w:after="60" w:line="252" w:lineRule="auto"/>
+              <w:jc w:val="left"/>
+            </w:pPr>
+            <w:r/>
+            <w:r>
+              <w:rPr>
+                <w:b/>
+              </w:rPr>
+              <w:t>Thu 24/09</w:t>
+            </w:r>
+          </w:p>
+        </w:tc>
+        <w:tc>
+          <w:tcPr>
+            <w:tcW w:type="dxa" w:w="864"/>
+            <w:shd w:fill="FFFFFF"/>
+            <w:tcMar>
+              <w:top w:w="100" w:type="dxa"/>
+              <w:bottom w:w="100" w:type="dxa"/>
+              <w:left w:w="120" w:type="dxa"/>
+              <w:right w:w="120" w:type="dxa"/>
+            </w:tcMar>
+            <w:tcBorders>
+              <w:top w:val="single" w:sz="4" w:space="0" w:color="CCCCCC"/>
+              <w:bottom w:val="single" w:sz="4" w:space="0" w:color="CCCCCC"/>
+              <w:left w:val="single" w:sz="4" w:space="0" w:color="CCCCCC"/>
+              <w:right w:val="single" w:sz="4" w:space="0" w:color="CCCCCC"/>
+            </w:tcBorders>
+          </w:tcPr>
+          <w:p>
+            <w:pPr>
+              <w:spacing w:before="60" w:after="60" w:line="252" w:lineRule="auto"/>
+              <w:jc w:val="left"/>
+            </w:pPr>
+            <w:r/>
+            <w:r>
+              <w:t>NY Close 23-01</w:t>
+            </w:r>
+          </w:p>
+        </w:tc>
+        <w:tc>
+          <w:tcPr>
+            <w:tcW w:type="dxa" w:w="1440"/>
+            <w:shd w:fill="FFFFFF"/>
+            <w:tcMar>
+              <w:top w:w="100" w:type="dxa"/>
+              <w:bottom w:w="100" w:type="dxa"/>
+              <w:left w:w="120" w:type="dxa"/>
+              <w:right w:w="120" w:type="dxa"/>
+            </w:tcMar>
+            <w:tcBorders>
+              <w:top w:val="single" w:sz="4" w:space="0" w:color="CCCCCC"/>
+              <w:bottom w:val="single" w:sz="4" w:space="0" w:color="CCCCCC"/>
+              <w:left w:val="single" w:sz="4" w:space="0" w:color="CCCCCC"/>
+              <w:right w:val="single" w:sz="4" w:space="0" w:color="CCCCCC"/>
+            </w:tcBorders>
+          </w:tcPr>
+          <w:p>
+            <w:pPr>
+              <w:spacing w:before="60" w:after="60" w:line="252" w:lineRule="auto"/>
+              <w:jc w:val="left"/>
+            </w:pPr>
+            <w:r/>
+            <w:r>
+              <w:t>744.25</w:t>
+            </w:r>
+          </w:p>
+        </w:tc>
+        <w:tc>
+          <w:tcPr>
+            <w:tcW w:type="dxa" w:w="2016"/>
+            <w:shd w:fill="FFFFFF"/>
+            <w:tcMar>
+              <w:top w:w="100" w:type="dxa"/>
+              <w:bottom w:w="100" w:type="dxa"/>
+              <w:left w:w="120" w:type="dxa"/>
+              <w:right w:w="120" w:type="dxa"/>
+            </w:tcMar>
+            <w:tcBorders>
+              <w:top w:val="single" w:sz="4" w:space="0" w:color="CCCCCC"/>
+              <w:bottom w:val="single" w:sz="4" w:space="0" w:color="CCCCCC"/>
+              <w:left w:val="single" w:sz="4" w:space="0" w:color="CCCCCC"/>
+              <w:right w:val="single" w:sz="4" w:space="0" w:color="CCCCCC"/>
+            </w:tcBorders>
+          </w:tcPr>
+          <w:p>
+            <w:pPr>
+              <w:spacing w:before="60" w:after="60" w:line="252" w:lineRule="auto"/>
+              <w:jc w:val="left"/>
+            </w:pPr>
+            <w:r/>
+            <w:r>
+              <w:t>749.75</w:t>
+            </w:r>
+          </w:p>
+        </w:tc>
+        <w:tc>
+          <w:tcPr>
+            <w:tcW w:type="dxa" w:w="1152"/>
+            <w:shd w:fill="FFFFFF"/>
+            <w:tcMar>
+              <w:top w:w="100" w:type="dxa"/>
+              <w:bottom w:w="100" w:type="dxa"/>
+              <w:left w:w="120" w:type="dxa"/>
+              <w:right w:w="120" w:type="dxa"/>
+            </w:tcMar>
+            <w:tcBorders>
+              <w:top w:val="single" w:sz="4" w:space="0" w:color="CCCCCC"/>
+              <w:bottom w:val="single" w:sz="4" w:space="0" w:color="CCCCCC"/>
+              <w:left w:val="single" w:sz="4" w:space="0" w:color="CCCCCC"/>
+              <w:right w:val="single" w:sz="4" w:space="0" w:color="CCCCCC"/>
+            </w:tcBorders>
+          </w:tcPr>
+          <w:p>
+            <w:pPr>
+              <w:spacing w:before="60" w:after="60" w:line="252" w:lineRule="auto"/>
+              <w:jc w:val="left"/>
+            </w:pPr>
+            <w:r/>
+            <w:r>
+              <w:t>736.50</w:t>
+            </w:r>
+          </w:p>
+        </w:tc>
+        <w:tc>
+          <w:tcPr>
+            <w:tcW w:type="dxa" w:w="1728"/>
+            <w:shd w:fill="FFFFFF"/>
+            <w:tcMar>
+              <w:top w:w="100" w:type="dxa"/>
+              <w:bottom w:w="100" w:type="dxa"/>
+              <w:left w:w="120" w:type="dxa"/>
+              <w:right w:w="120" w:type="dxa"/>
+            </w:tcMar>
+            <w:tcBorders>
+              <w:top w:val="single" w:sz="4" w:space="0" w:color="CCCCCC"/>
+              <w:bottom w:val="single" w:sz="4" w:space="0" w:color="CCCCCC"/>
+              <w:left w:val="single" w:sz="4" w:space="0" w:color="CCCCCC"/>
+              <w:right w:val="single" w:sz="4" w:space="0" w:color="CCCCCC"/>
+            </w:tcBorders>
+          </w:tcPr>
+          <w:p>
+            <w:pPr>
+              <w:spacing w:before="60" w:after="60" w:line="252" w:lineRule="auto"/>
+              <w:jc w:val="left"/>
+            </w:pPr>
+            <w:r/>
+            <w:r>
+              <w:rPr>
+                <w:b/>
+              </w:rPr>
+              <w:t>745.00</w:t>
+            </w:r>
+          </w:p>
+        </w:tc>
+        <w:tc>
+          <w:tcPr>
+            <w:tcW w:type="dxa" w:w="3456"/>
+            <w:shd w:fill="FFFFFF"/>
+            <w:tcMar>
+              <w:top w:w="100" w:type="dxa"/>
+              <w:bottom w:w="100" w:type="dxa"/>
+              <w:left w:w="120" w:type="dxa"/>
+              <w:right w:w="120" w:type="dxa"/>
+            </w:tcMar>
+            <w:tcBorders>
+              <w:top w:val="single" w:sz="4" w:space="0" w:color="CCCCCC"/>
+              <w:bottom w:val="single" w:sz="4" w:space="0" w:color="CCCCCC"/>
+              <w:left w:val="single" w:sz="4" w:space="0" w:color="CCCCCC"/>
+              <w:right w:val="single" w:sz="4" w:space="0" w:color="CCCCCC"/>
+            </w:tcBorders>
+          </w:tcPr>
+          <w:p>
+            <w:pPr>
+              <w:spacing w:before="60" w:after="60" w:line="252" w:lineRule="auto"/>
+              <w:jc w:val="left"/>
+            </w:pPr>
+            <w:r/>
+            <w:r>
+              <w:rPr>
+                <w:b/>
+              </w:rPr>
+              <w:t>+0.75</w:t>
+            </w:r>
+          </w:p>
+        </w:tc>
+        <w:tc>
+          <w:tcPr>
+            <w:tcW w:type="dxa" w:w="1440"/>
+            <w:shd w:fill="FFFFFF"/>
+            <w:tcMar>
+              <w:top w:w="100" w:type="dxa"/>
+              <w:bottom w:w="100" w:type="dxa"/>
+              <w:left w:w="120" w:type="dxa"/>
+              <w:right w:w="120" w:type="dxa"/>
+            </w:tcMar>
+            <w:tcBorders>
+              <w:top w:val="single" w:sz="4" w:space="0" w:color="CCCCCC"/>
+              <w:bottom w:val="single" w:sz="4" w:space="0" w:color="CCCCCC"/>
+              <w:left w:val="single" w:sz="4" w:space="0" w:color="CCCCCC"/>
+              <w:right w:val="single" w:sz="4" w:space="0" w:color="CCCCCC"/>
+            </w:tcBorders>
+          </w:tcPr>
+          <w:p>
+            <w:pPr>
+              <w:spacing w:before="60" w:after="60" w:line="252" w:lineRule="auto"/>
+              <w:jc w:val="left"/>
+            </w:pPr>
+            <w:r/>
+            <w:r>
+              <w:t>BULL</w:t>
+            </w:r>
+          </w:p>
+        </w:tc>
+      </w:tr>
+      <w:tr>
+        <w:tc>
+          <w:tcPr>
+            <w:tcW w:type="dxa" w:w="1584"/>
+            <w:shd w:fill="F8FAFC"/>
+            <w:tcMar>
+              <w:top w:w="100" w:type="dxa"/>
+              <w:bottom w:w="100" w:type="dxa"/>
+              <w:left w:w="120" w:type="dxa"/>
+              <w:right w:w="120" w:type="dxa"/>
+            </w:tcMar>
+            <w:tcBorders>
+              <w:top w:val="single" w:sz="4" w:space="0" w:color="CCCCCC"/>
+              <w:bottom w:val="single" w:sz="4" w:space="0" w:color="CCCCCC"/>
+              <w:left w:val="single" w:sz="4" w:space="0" w:color="CCCCCC"/>
+              <w:right w:val="single" w:sz="4" w:space="0" w:color="CCCCCC"/>
+            </w:tcBorders>
+          </w:tcPr>
+          <w:p>
+            <w:pPr>
+              <w:spacing w:before="60" w:after="60" w:line="252" w:lineRule="auto"/>
+              <w:jc w:val="left"/>
+            </w:pPr>
+            <w:r/>
+            <w:r>
+              <w:rPr>
+                <w:b/>
+              </w:rPr>
+              <w:t>Fri 25/09</w:t>
+            </w:r>
+          </w:p>
+        </w:tc>
+        <w:tc>
+          <w:tcPr>
+            <w:tcW w:type="dxa" w:w="864"/>
+            <w:shd w:fill="F8FAFC"/>
+            <w:tcMar>
+              <w:top w:w="100" w:type="dxa"/>
+              <w:bottom w:w="100" w:type="dxa"/>
+              <w:left w:w="120" w:type="dxa"/>
+              <w:right w:w="120" w:type="dxa"/>
+            </w:tcMar>
+            <w:tcBorders>
+              <w:top w:val="single" w:sz="4" w:space="0" w:color="CCCCCC"/>
+              <w:bottom w:val="single" w:sz="4" w:space="0" w:color="CCCCCC"/>
+              <w:left w:val="single" w:sz="4" w:space="0" w:color="CCCCCC"/>
+              <w:right w:val="single" w:sz="4" w:space="0" w:color="CCCCCC"/>
+            </w:tcBorders>
+          </w:tcPr>
+          <w:p>
+            <w:pPr>
+              <w:spacing w:before="60" w:after="60" w:line="252" w:lineRule="auto"/>
+              <w:jc w:val="left"/>
+            </w:pPr>
+            <w:r/>
+            <w:r>
+              <w:t>Asia 07-11</w:t>
+            </w:r>
+          </w:p>
+        </w:tc>
+        <w:tc>
+          <w:tcPr>
+            <w:tcW w:type="dxa" w:w="1440"/>
+            <w:shd w:fill="F8FAFC"/>
+            <w:tcMar>
+              <w:top w:w="100" w:type="dxa"/>
+              <w:bottom w:w="100" w:type="dxa"/>
+              <w:left w:w="120" w:type="dxa"/>
+              <w:right w:w="120" w:type="dxa"/>
+            </w:tcMar>
+            <w:tcBorders>
+              <w:top w:val="single" w:sz="4" w:space="0" w:color="CCCCCC"/>
+              <w:bottom w:val="single" w:sz="4" w:space="0" w:color="CCCCCC"/>
+              <w:left w:val="single" w:sz="4" w:space="0" w:color="CCCCCC"/>
+              <w:right w:val="single" w:sz="4" w:space="0" w:color="CCCCCC"/>
+            </w:tcBorders>
+          </w:tcPr>
+          <w:p>
+            <w:pPr>
+              <w:spacing w:before="60" w:after="60" w:line="252" w:lineRule="auto"/>
+              <w:jc w:val="left"/>
+            </w:pPr>
+            <w:r/>
+            <w:r>
+              <w:t>745.00</w:t>
+            </w:r>
+          </w:p>
+        </w:tc>
+        <w:tc>
+          <w:tcPr>
+            <w:tcW w:type="dxa" w:w="2016"/>
+            <w:shd w:fill="F8FAFC"/>
+            <w:tcMar>
+              <w:top w:w="100" w:type="dxa"/>
+              <w:bottom w:w="100" w:type="dxa"/>
+              <w:left w:w="120" w:type="dxa"/>
+              <w:right w:w="120" w:type="dxa"/>
+            </w:tcMar>
+            <w:tcBorders>
+              <w:top w:val="single" w:sz="4" w:space="0" w:color="CCCCCC"/>
+              <w:bottom w:val="single" w:sz="4" w:space="0" w:color="CCCCCC"/>
+              <w:left w:val="single" w:sz="4" w:space="0" w:color="CCCCCC"/>
+              <w:right w:val="single" w:sz="4" w:space="0" w:color="CCCCCC"/>
+            </w:tcBorders>
+          </w:tcPr>
+          <w:p>
+            <w:pPr>
+              <w:spacing w:before="60" w:after="60" w:line="252" w:lineRule="auto"/>
+              <w:jc w:val="left"/>
+            </w:pPr>
+            <w:r/>
+            <w:r>
+              <w:t>754.25</w:t>
+            </w:r>
+          </w:p>
+        </w:tc>
+        <w:tc>
+          <w:tcPr>
+            <w:tcW w:type="dxa" w:w="1152"/>
+            <w:shd w:fill="F8FAFC"/>
+            <w:tcMar>
+              <w:top w:w="100" w:type="dxa"/>
+              <w:bottom w:w="100" w:type="dxa"/>
+              <w:left w:w="120" w:type="dxa"/>
+              <w:right w:w="120" w:type="dxa"/>
+            </w:tcMar>
+            <w:tcBorders>
+              <w:top w:val="single" w:sz="4" w:space="0" w:color="CCCCCC"/>
+              <w:bottom w:val="single" w:sz="4" w:space="0" w:color="CCCCCC"/>
+              <w:left w:val="single" w:sz="4" w:space="0" w:color="CCCCCC"/>
+              <w:right w:val="single" w:sz="4" w:space="0" w:color="CCCCCC"/>
+            </w:tcBorders>
+          </w:tcPr>
+          <w:p>
+            <w:pPr>
+              <w:spacing w:before="60" w:after="60" w:line="252" w:lineRule="auto"/>
+              <w:jc w:val="left"/>
+            </w:pPr>
+            <w:r/>
+            <w:r>
+              <w:t>738.50</w:t>
+            </w:r>
+          </w:p>
+        </w:tc>
+        <w:tc>
+          <w:tcPr>
+            <w:tcW w:type="dxa" w:w="1728"/>
+            <w:shd w:fill="F8FAFC"/>
+            <w:tcMar>
+              <w:top w:w="100" w:type="dxa"/>
+              <w:bottom w:w="100" w:type="dxa"/>
+              <w:left w:w="120" w:type="dxa"/>
+              <w:right w:w="120" w:type="dxa"/>
+            </w:tcMar>
+            <w:tcBorders>
+              <w:top w:val="single" w:sz="4" w:space="0" w:color="CCCCCC"/>
+              <w:bottom w:val="single" w:sz="4" w:space="0" w:color="CCCCCC"/>
+              <w:left w:val="single" w:sz="4" w:space="0" w:color="CCCCCC"/>
+              <w:right w:val="single" w:sz="4" w:space="0" w:color="CCCCCC"/>
+            </w:tcBorders>
+          </w:tcPr>
+          <w:p>
+            <w:pPr>
+              <w:spacing w:before="60" w:after="60" w:line="252" w:lineRule="auto"/>
+              <w:jc w:val="left"/>
+            </w:pPr>
+            <w:r/>
+            <w:r>
+              <w:rPr>
+                <w:b/>
+              </w:rPr>
+              <w:t>744.25</w:t>
+            </w:r>
+          </w:p>
+        </w:tc>
+        <w:tc>
+          <w:tcPr>
+            <w:tcW w:type="dxa" w:w="3456"/>
+            <w:shd w:fill="F8FAFC"/>
             <w:tcMar>
               <w:top w:w="100" w:type="dxa"/>
               <w:bottom w:w="100" w:type="dxa"/>
@@ -27518,7 +30103,7 @@
         <w:tc>
           <w:tcPr>
             <w:tcW w:type="dxa" w:w="1440"/>
-            <w:shd w:fill="FFFFFF"/>
+            <w:shd w:fill="F8FAFC"/>
             <w:tcMar>
               <w:top w:w="100" w:type="dxa"/>
               <w:bottom w:w="100" w:type="dxa"/>
@@ -27548,7 +30133,7 @@
         <w:tc>
           <w:tcPr>
             <w:tcW w:type="dxa" w:w="1584"/>
-            <w:shd w:fill="F8FAFC"/>
+            <w:shd w:fill="FFFFFF"/>
             <w:tcMar>
               <w:top w:w="100" w:type="dxa"/>
               <w:bottom w:w="100" w:type="dxa"/>
@@ -27572,126 +30157,126 @@
               <w:rPr>
                 <w:b/>
               </w:rPr>
-              <w:t>Wed 23/09</w:t>
+              <w:t>Fri 25/09</w:t>
             </w:r>
           </w:p>
         </w:tc>
         <w:tc>
           <w:tcPr>
             <w:tcW w:type="dxa" w:w="864"/>
-            <w:shd w:fill="F8FAFC"/>
-            <w:tcMar>
-              <w:top w:w="100" w:type="dxa"/>
-              <w:bottom w:w="100" w:type="dxa"/>
-              <w:left w:w="120" w:type="dxa"/>
-              <w:right w:w="120" w:type="dxa"/>
-            </w:tcMar>
-            <w:tcBorders>
-              <w:top w:val="single" w:sz="4" w:space="0" w:color="CCCCCC"/>
-              <w:bottom w:val="single" w:sz="4" w:space="0" w:color="CCCCCC"/>
-              <w:left w:val="single" w:sz="4" w:space="0" w:color="CCCCCC"/>
-              <w:right w:val="single" w:sz="4" w:space="0" w:color="CCCCCC"/>
-            </w:tcBorders>
-          </w:tcPr>
-          <w:p>
-            <w:pPr>
-              <w:spacing w:before="60" w:after="60" w:line="252" w:lineRule="auto"/>
-              <w:jc w:val="left"/>
-            </w:pPr>
-            <w:r/>
-            <w:r>
-              <w:t>London 15-19</w:t>
+            <w:shd w:fill="FFFFFF"/>
+            <w:tcMar>
+              <w:top w:w="100" w:type="dxa"/>
+              <w:bottom w:w="100" w:type="dxa"/>
+              <w:left w:w="120" w:type="dxa"/>
+              <w:right w:w="120" w:type="dxa"/>
+            </w:tcMar>
+            <w:tcBorders>
+              <w:top w:val="single" w:sz="4" w:space="0" w:color="CCCCCC"/>
+              <w:bottom w:val="single" w:sz="4" w:space="0" w:color="CCCCCC"/>
+              <w:left w:val="single" w:sz="4" w:space="0" w:color="CCCCCC"/>
+              <w:right w:val="single" w:sz="4" w:space="0" w:color="CCCCCC"/>
+            </w:tcBorders>
+          </w:tcPr>
+          <w:p>
+            <w:pPr>
+              <w:spacing w:before="60" w:after="60" w:line="252" w:lineRule="auto"/>
+              <w:jc w:val="left"/>
+            </w:pPr>
+            <w:r/>
+            <w:r>
+              <w:t>Asia 11-15</w:t>
             </w:r>
           </w:p>
         </w:tc>
         <w:tc>
           <w:tcPr>
             <w:tcW w:type="dxa" w:w="1440"/>
-            <w:shd w:fill="F8FAFC"/>
-            <w:tcMar>
-              <w:top w:w="100" w:type="dxa"/>
-              <w:bottom w:w="100" w:type="dxa"/>
-              <w:left w:w="120" w:type="dxa"/>
-              <w:right w:w="120" w:type="dxa"/>
-            </w:tcMar>
-            <w:tcBorders>
-              <w:top w:val="single" w:sz="4" w:space="0" w:color="CCCCCC"/>
-              <w:bottom w:val="single" w:sz="4" w:space="0" w:color="CCCCCC"/>
-              <w:left w:val="single" w:sz="4" w:space="0" w:color="CCCCCC"/>
-              <w:right w:val="single" w:sz="4" w:space="0" w:color="CCCCCC"/>
-            </w:tcBorders>
-          </w:tcPr>
-          <w:p>
-            <w:pPr>
-              <w:spacing w:before="60" w:after="60" w:line="252" w:lineRule="auto"/>
-              <w:jc w:val="left"/>
-            </w:pPr>
-            <w:r/>
-            <w:r>
-              <w:t>738.50</w:t>
+            <w:shd w:fill="FFFFFF"/>
+            <w:tcMar>
+              <w:top w:w="100" w:type="dxa"/>
+              <w:bottom w:w="100" w:type="dxa"/>
+              <w:left w:w="120" w:type="dxa"/>
+              <w:right w:w="120" w:type="dxa"/>
+            </w:tcMar>
+            <w:tcBorders>
+              <w:top w:val="single" w:sz="4" w:space="0" w:color="CCCCCC"/>
+              <w:bottom w:val="single" w:sz="4" w:space="0" w:color="CCCCCC"/>
+              <w:left w:val="single" w:sz="4" w:space="0" w:color="CCCCCC"/>
+              <w:right w:val="single" w:sz="4" w:space="0" w:color="CCCCCC"/>
+            </w:tcBorders>
+          </w:tcPr>
+          <w:p>
+            <w:pPr>
+              <w:spacing w:before="60" w:after="60" w:line="252" w:lineRule="auto"/>
+              <w:jc w:val="left"/>
+            </w:pPr>
+            <w:r/>
+            <w:r>
+              <w:t>744.25</w:t>
             </w:r>
           </w:p>
         </w:tc>
         <w:tc>
           <w:tcPr>
             <w:tcW w:type="dxa" w:w="2016"/>
-            <w:shd w:fill="F8FAFC"/>
-            <w:tcMar>
-              <w:top w:w="100" w:type="dxa"/>
-              <w:bottom w:w="100" w:type="dxa"/>
-              <w:left w:w="120" w:type="dxa"/>
-              <w:right w:w="120" w:type="dxa"/>
-            </w:tcMar>
-            <w:tcBorders>
-              <w:top w:val="single" w:sz="4" w:space="0" w:color="CCCCCC"/>
-              <w:bottom w:val="single" w:sz="4" w:space="0" w:color="CCCCCC"/>
-              <w:left w:val="single" w:sz="4" w:space="0" w:color="CCCCCC"/>
-              <w:right w:val="single" w:sz="4" w:space="0" w:color="CCCCCC"/>
-            </w:tcBorders>
-          </w:tcPr>
-          <w:p>
-            <w:pPr>
-              <w:spacing w:before="60" w:after="60" w:line="252" w:lineRule="auto"/>
-              <w:jc w:val="left"/>
-            </w:pPr>
-            <w:r/>
-            <w:r>
-              <w:t>752.00</w:t>
+            <w:shd w:fill="FFFFFF"/>
+            <w:tcMar>
+              <w:top w:w="100" w:type="dxa"/>
+              <w:bottom w:w="100" w:type="dxa"/>
+              <w:left w:w="120" w:type="dxa"/>
+              <w:right w:w="120" w:type="dxa"/>
+            </w:tcMar>
+            <w:tcBorders>
+              <w:top w:val="single" w:sz="4" w:space="0" w:color="CCCCCC"/>
+              <w:bottom w:val="single" w:sz="4" w:space="0" w:color="CCCCCC"/>
+              <w:left w:val="single" w:sz="4" w:space="0" w:color="CCCCCC"/>
+              <w:right w:val="single" w:sz="4" w:space="0" w:color="CCCCCC"/>
+            </w:tcBorders>
+          </w:tcPr>
+          <w:p>
+            <w:pPr>
+              <w:spacing w:before="60" w:after="60" w:line="252" w:lineRule="auto"/>
+              <w:jc w:val="left"/>
+            </w:pPr>
+            <w:r/>
+            <w:r>
+              <w:t>751.75</w:t>
             </w:r>
           </w:p>
         </w:tc>
         <w:tc>
           <w:tcPr>
             <w:tcW w:type="dxa" w:w="1152"/>
-            <w:shd w:fill="F8FAFC"/>
-            <w:tcMar>
-              <w:top w:w="100" w:type="dxa"/>
-              <w:bottom w:w="100" w:type="dxa"/>
-              <w:left w:w="120" w:type="dxa"/>
-              <w:right w:w="120" w:type="dxa"/>
-            </w:tcMar>
-            <w:tcBorders>
-              <w:top w:val="single" w:sz="4" w:space="0" w:color="CCCCCC"/>
-              <w:bottom w:val="single" w:sz="4" w:space="0" w:color="CCCCCC"/>
-              <w:left w:val="single" w:sz="4" w:space="0" w:color="CCCCCC"/>
-              <w:right w:val="single" w:sz="4" w:space="0" w:color="CCCCCC"/>
-            </w:tcBorders>
-          </w:tcPr>
-          <w:p>
-            <w:pPr>
-              <w:spacing w:before="60" w:after="60" w:line="252" w:lineRule="auto"/>
-              <w:jc w:val="left"/>
-            </w:pPr>
-            <w:r/>
-            <w:r>
-              <w:t>725.50</w:t>
+            <w:shd w:fill="FFFFFF"/>
+            <w:tcMar>
+              <w:top w:w="100" w:type="dxa"/>
+              <w:bottom w:w="100" w:type="dxa"/>
+              <w:left w:w="120" w:type="dxa"/>
+              <w:right w:w="120" w:type="dxa"/>
+            </w:tcMar>
+            <w:tcBorders>
+              <w:top w:val="single" w:sz="4" w:space="0" w:color="CCCCCC"/>
+              <w:bottom w:val="single" w:sz="4" w:space="0" w:color="CCCCCC"/>
+              <w:left w:val="single" w:sz="4" w:space="0" w:color="CCCCCC"/>
+              <w:right w:val="single" w:sz="4" w:space="0" w:color="CCCCCC"/>
+            </w:tcBorders>
+          </w:tcPr>
+          <w:p>
+            <w:pPr>
+              <w:spacing w:before="60" w:after="60" w:line="252" w:lineRule="auto"/>
+              <w:jc w:val="left"/>
+            </w:pPr>
+            <w:r/>
+            <w:r>
+              <w:t>738.25</w:t>
             </w:r>
           </w:p>
         </w:tc>
         <w:tc>
           <w:tcPr>
             <w:tcW w:type="dxa" w:w="1728"/>
-            <w:shd w:fill="F8FAFC"/>
+            <w:shd w:fill="FFFFFF"/>
             <w:tcMar>
               <w:top w:w="100" w:type="dxa"/>
               <w:bottom w:w="100" w:type="dxa"/>
@@ -27715,7 +30300,712 @@
               <w:rPr>
                 <w:b/>
               </w:rPr>
-              <w:t>740.25</w:t>
+              <w:t>743.25</w:t>
+            </w:r>
+          </w:p>
+        </w:tc>
+        <w:tc>
+          <w:tcPr>
+            <w:tcW w:type="dxa" w:w="3456"/>
+            <w:shd w:fill="FFFFFF"/>
+            <w:tcMar>
+              <w:top w:w="100" w:type="dxa"/>
+              <w:bottom w:w="100" w:type="dxa"/>
+              <w:left w:w="120" w:type="dxa"/>
+              <w:right w:w="120" w:type="dxa"/>
+            </w:tcMar>
+            <w:tcBorders>
+              <w:top w:val="single" w:sz="4" w:space="0" w:color="CCCCCC"/>
+              <w:bottom w:val="single" w:sz="4" w:space="0" w:color="CCCCCC"/>
+              <w:left w:val="single" w:sz="4" w:space="0" w:color="CCCCCC"/>
+              <w:right w:val="single" w:sz="4" w:space="0" w:color="CCCCCC"/>
+            </w:tcBorders>
+          </w:tcPr>
+          <w:p>
+            <w:pPr>
+              <w:spacing w:before="60" w:after="60" w:line="252" w:lineRule="auto"/>
+              <w:jc w:val="left"/>
+            </w:pPr>
+            <w:r/>
+            <w:r>
+              <w:rPr>
+                <w:b/>
+              </w:rPr>
+              <w:t>-1.00</w:t>
+            </w:r>
+          </w:p>
+        </w:tc>
+        <w:tc>
+          <w:tcPr>
+            <w:tcW w:type="dxa" w:w="1440"/>
+            <w:shd w:fill="FFFFFF"/>
+            <w:tcMar>
+              <w:top w:w="100" w:type="dxa"/>
+              <w:bottom w:w="100" w:type="dxa"/>
+              <w:left w:w="120" w:type="dxa"/>
+              <w:right w:w="120" w:type="dxa"/>
+            </w:tcMar>
+            <w:tcBorders>
+              <w:top w:val="single" w:sz="4" w:space="0" w:color="CCCCCC"/>
+              <w:bottom w:val="single" w:sz="4" w:space="0" w:color="CCCCCC"/>
+              <w:left w:val="single" w:sz="4" w:space="0" w:color="CCCCCC"/>
+              <w:right w:val="single" w:sz="4" w:space="0" w:color="CCCCCC"/>
+            </w:tcBorders>
+          </w:tcPr>
+          <w:p>
+            <w:pPr>
+              <w:spacing w:before="60" w:after="60" w:line="252" w:lineRule="auto"/>
+              <w:jc w:val="left"/>
+            </w:pPr>
+            <w:r/>
+            <w:r>
+              <w:t>BEAR</w:t>
+            </w:r>
+          </w:p>
+        </w:tc>
+      </w:tr>
+      <w:tr>
+        <w:tc>
+          <w:tcPr>
+            <w:tcW w:type="dxa" w:w="1584"/>
+            <w:shd w:fill="F8FAFC"/>
+            <w:tcMar>
+              <w:top w:w="100" w:type="dxa"/>
+              <w:bottom w:w="100" w:type="dxa"/>
+              <w:left w:w="120" w:type="dxa"/>
+              <w:right w:w="120" w:type="dxa"/>
+            </w:tcMar>
+            <w:tcBorders>
+              <w:top w:val="single" w:sz="4" w:space="0" w:color="CCCCCC"/>
+              <w:bottom w:val="single" w:sz="4" w:space="0" w:color="CCCCCC"/>
+              <w:left w:val="single" w:sz="4" w:space="0" w:color="CCCCCC"/>
+              <w:right w:val="single" w:sz="4" w:space="0" w:color="CCCCCC"/>
+            </w:tcBorders>
+          </w:tcPr>
+          <w:p>
+            <w:pPr>
+              <w:spacing w:before="60" w:after="60" w:line="252" w:lineRule="auto"/>
+              <w:jc w:val="left"/>
+            </w:pPr>
+            <w:r/>
+            <w:r>
+              <w:rPr>
+                <w:b/>
+              </w:rPr>
+              <w:t>Fri 25/09</w:t>
+            </w:r>
+          </w:p>
+        </w:tc>
+        <w:tc>
+          <w:tcPr>
+            <w:tcW w:type="dxa" w:w="864"/>
+            <w:shd w:fill="F8FAFC"/>
+            <w:tcMar>
+              <w:top w:w="100" w:type="dxa"/>
+              <w:bottom w:w="100" w:type="dxa"/>
+              <w:left w:w="120" w:type="dxa"/>
+              <w:right w:w="120" w:type="dxa"/>
+            </w:tcMar>
+            <w:tcBorders>
+              <w:top w:val="single" w:sz="4" w:space="0" w:color="CCCCCC"/>
+              <w:bottom w:val="single" w:sz="4" w:space="0" w:color="CCCCCC"/>
+              <w:left w:val="single" w:sz="4" w:space="0" w:color="CCCCCC"/>
+              <w:right w:val="single" w:sz="4" w:space="0" w:color="CCCCCC"/>
+            </w:tcBorders>
+          </w:tcPr>
+          <w:p>
+            <w:pPr>
+              <w:spacing w:before="60" w:after="60" w:line="252" w:lineRule="auto"/>
+              <w:jc w:val="left"/>
+            </w:pPr>
+            <w:r/>
+            <w:r>
+              <w:t>London 15-19</w:t>
+            </w:r>
+          </w:p>
+        </w:tc>
+        <w:tc>
+          <w:tcPr>
+            <w:tcW w:type="dxa" w:w="1440"/>
+            <w:shd w:fill="F8FAFC"/>
+            <w:tcMar>
+              <w:top w:w="100" w:type="dxa"/>
+              <w:bottom w:w="100" w:type="dxa"/>
+              <w:left w:w="120" w:type="dxa"/>
+              <w:right w:w="120" w:type="dxa"/>
+            </w:tcMar>
+            <w:tcBorders>
+              <w:top w:val="single" w:sz="4" w:space="0" w:color="CCCCCC"/>
+              <w:bottom w:val="single" w:sz="4" w:space="0" w:color="CCCCCC"/>
+              <w:left w:val="single" w:sz="4" w:space="0" w:color="CCCCCC"/>
+              <w:right w:val="single" w:sz="4" w:space="0" w:color="CCCCCC"/>
+            </w:tcBorders>
+          </w:tcPr>
+          <w:p>
+            <w:pPr>
+              <w:spacing w:before="60" w:after="60" w:line="252" w:lineRule="auto"/>
+              <w:jc w:val="left"/>
+            </w:pPr>
+            <w:r/>
+            <w:r>
+              <w:t>743.25</w:t>
+            </w:r>
+          </w:p>
+        </w:tc>
+        <w:tc>
+          <w:tcPr>
+            <w:tcW w:type="dxa" w:w="2016"/>
+            <w:shd w:fill="F8FAFC"/>
+            <w:tcMar>
+              <w:top w:w="100" w:type="dxa"/>
+              <w:bottom w:w="100" w:type="dxa"/>
+              <w:left w:w="120" w:type="dxa"/>
+              <w:right w:w="120" w:type="dxa"/>
+            </w:tcMar>
+            <w:tcBorders>
+              <w:top w:val="single" w:sz="4" w:space="0" w:color="CCCCCC"/>
+              <w:bottom w:val="single" w:sz="4" w:space="0" w:color="CCCCCC"/>
+              <w:left w:val="single" w:sz="4" w:space="0" w:color="CCCCCC"/>
+              <w:right w:val="single" w:sz="4" w:space="0" w:color="CCCCCC"/>
+            </w:tcBorders>
+          </w:tcPr>
+          <w:p>
+            <w:pPr>
+              <w:spacing w:before="60" w:after="60" w:line="252" w:lineRule="auto"/>
+              <w:jc w:val="left"/>
+            </w:pPr>
+            <w:r/>
+            <w:r>
+              <w:t>750.25</w:t>
+            </w:r>
+          </w:p>
+        </w:tc>
+        <w:tc>
+          <w:tcPr>
+            <w:tcW w:type="dxa" w:w="1152"/>
+            <w:shd w:fill="F8FAFC"/>
+            <w:tcMar>
+              <w:top w:w="100" w:type="dxa"/>
+              <w:bottom w:w="100" w:type="dxa"/>
+              <w:left w:w="120" w:type="dxa"/>
+              <w:right w:w="120" w:type="dxa"/>
+            </w:tcMar>
+            <w:tcBorders>
+              <w:top w:val="single" w:sz="4" w:space="0" w:color="CCCCCC"/>
+              <w:bottom w:val="single" w:sz="4" w:space="0" w:color="CCCCCC"/>
+              <w:left w:val="single" w:sz="4" w:space="0" w:color="CCCCCC"/>
+              <w:right w:val="single" w:sz="4" w:space="0" w:color="CCCCCC"/>
+            </w:tcBorders>
+          </w:tcPr>
+          <w:p>
+            <w:pPr>
+              <w:spacing w:before="60" w:after="60" w:line="252" w:lineRule="auto"/>
+              <w:jc w:val="left"/>
+            </w:pPr>
+            <w:r/>
+            <w:r>
+              <w:t>729.75</w:t>
+            </w:r>
+          </w:p>
+        </w:tc>
+        <w:tc>
+          <w:tcPr>
+            <w:tcW w:type="dxa" w:w="1728"/>
+            <w:shd w:fill="F8FAFC"/>
+            <w:tcMar>
+              <w:top w:w="100" w:type="dxa"/>
+              <w:bottom w:w="100" w:type="dxa"/>
+              <w:left w:w="120" w:type="dxa"/>
+              <w:right w:w="120" w:type="dxa"/>
+            </w:tcMar>
+            <w:tcBorders>
+              <w:top w:val="single" w:sz="4" w:space="0" w:color="CCCCCC"/>
+              <w:bottom w:val="single" w:sz="4" w:space="0" w:color="CCCCCC"/>
+              <w:left w:val="single" w:sz="4" w:space="0" w:color="CCCCCC"/>
+              <w:right w:val="single" w:sz="4" w:space="0" w:color="CCCCCC"/>
+            </w:tcBorders>
+          </w:tcPr>
+          <w:p>
+            <w:pPr>
+              <w:spacing w:before="60" w:after="60" w:line="252" w:lineRule="auto"/>
+              <w:jc w:val="left"/>
+            </w:pPr>
+            <w:r/>
+            <w:r>
+              <w:rPr>
+                <w:b/>
+              </w:rPr>
+              <w:t>744.00</w:t>
+            </w:r>
+          </w:p>
+        </w:tc>
+        <w:tc>
+          <w:tcPr>
+            <w:tcW w:type="dxa" w:w="3456"/>
+            <w:shd w:fill="F8FAFC"/>
+            <w:tcMar>
+              <w:top w:w="100" w:type="dxa"/>
+              <w:bottom w:w="100" w:type="dxa"/>
+              <w:left w:w="120" w:type="dxa"/>
+              <w:right w:w="120" w:type="dxa"/>
+            </w:tcMar>
+            <w:tcBorders>
+              <w:top w:val="single" w:sz="4" w:space="0" w:color="CCCCCC"/>
+              <w:bottom w:val="single" w:sz="4" w:space="0" w:color="CCCCCC"/>
+              <w:left w:val="single" w:sz="4" w:space="0" w:color="CCCCCC"/>
+              <w:right w:val="single" w:sz="4" w:space="0" w:color="CCCCCC"/>
+            </w:tcBorders>
+          </w:tcPr>
+          <w:p>
+            <w:pPr>
+              <w:spacing w:before="60" w:after="60" w:line="252" w:lineRule="auto"/>
+              <w:jc w:val="left"/>
+            </w:pPr>
+            <w:r/>
+            <w:r>
+              <w:rPr>
+                <w:b/>
+              </w:rPr>
+              <w:t>+0.75</w:t>
+            </w:r>
+          </w:p>
+        </w:tc>
+        <w:tc>
+          <w:tcPr>
+            <w:tcW w:type="dxa" w:w="1440"/>
+            <w:shd w:fill="F8FAFC"/>
+            <w:tcMar>
+              <w:top w:w="100" w:type="dxa"/>
+              <w:bottom w:w="100" w:type="dxa"/>
+              <w:left w:w="120" w:type="dxa"/>
+              <w:right w:w="120" w:type="dxa"/>
+            </w:tcMar>
+            <w:tcBorders>
+              <w:top w:val="single" w:sz="4" w:space="0" w:color="CCCCCC"/>
+              <w:bottom w:val="single" w:sz="4" w:space="0" w:color="CCCCCC"/>
+              <w:left w:val="single" w:sz="4" w:space="0" w:color="CCCCCC"/>
+              <w:right w:val="single" w:sz="4" w:space="0" w:color="CCCCCC"/>
+            </w:tcBorders>
+          </w:tcPr>
+          <w:p>
+            <w:pPr>
+              <w:spacing w:before="60" w:after="60" w:line="252" w:lineRule="auto"/>
+              <w:jc w:val="left"/>
+            </w:pPr>
+            <w:r/>
+            <w:r>
+              <w:t>BULL</w:t>
+            </w:r>
+          </w:p>
+        </w:tc>
+      </w:tr>
+      <w:tr>
+        <w:tc>
+          <w:tcPr>
+            <w:tcW w:type="dxa" w:w="1584"/>
+            <w:shd w:fill="FFFFFF"/>
+            <w:tcMar>
+              <w:top w:w="100" w:type="dxa"/>
+              <w:bottom w:w="100" w:type="dxa"/>
+              <w:left w:w="120" w:type="dxa"/>
+              <w:right w:w="120" w:type="dxa"/>
+            </w:tcMar>
+            <w:tcBorders>
+              <w:top w:val="single" w:sz="4" w:space="0" w:color="CCCCCC"/>
+              <w:bottom w:val="single" w:sz="4" w:space="0" w:color="CCCCCC"/>
+              <w:left w:val="single" w:sz="4" w:space="0" w:color="CCCCCC"/>
+              <w:right w:val="single" w:sz="4" w:space="0" w:color="CCCCCC"/>
+            </w:tcBorders>
+          </w:tcPr>
+          <w:p>
+            <w:pPr>
+              <w:spacing w:before="60" w:after="60" w:line="252" w:lineRule="auto"/>
+              <w:jc w:val="left"/>
+            </w:pPr>
+            <w:r/>
+            <w:r>
+              <w:rPr>
+                <w:b/>
+              </w:rPr>
+              <w:t>Fri 25/09</w:t>
+            </w:r>
+          </w:p>
+        </w:tc>
+        <w:tc>
+          <w:tcPr>
+            <w:tcW w:type="dxa" w:w="864"/>
+            <w:shd w:fill="FFFFFF"/>
+            <w:tcMar>
+              <w:top w:w="100" w:type="dxa"/>
+              <w:bottom w:w="100" w:type="dxa"/>
+              <w:left w:w="120" w:type="dxa"/>
+              <w:right w:w="120" w:type="dxa"/>
+            </w:tcMar>
+            <w:tcBorders>
+              <w:top w:val="single" w:sz="4" w:space="0" w:color="CCCCCC"/>
+              <w:bottom w:val="single" w:sz="4" w:space="0" w:color="CCCCCC"/>
+              <w:left w:val="single" w:sz="4" w:space="0" w:color="CCCCCC"/>
+              <w:right w:val="single" w:sz="4" w:space="0" w:color="CCCCCC"/>
+            </w:tcBorders>
+          </w:tcPr>
+          <w:p>
+            <w:pPr>
+              <w:spacing w:before="60" w:after="60" w:line="252" w:lineRule="auto"/>
+              <w:jc w:val="left"/>
+            </w:pPr>
+            <w:r/>
+            <w:r>
+              <w:t>Pre-NY 19-21</w:t>
+            </w:r>
+          </w:p>
+        </w:tc>
+        <w:tc>
+          <w:tcPr>
+            <w:tcW w:type="dxa" w:w="1440"/>
+            <w:shd w:fill="FFFFFF"/>
+            <w:tcMar>
+              <w:top w:w="100" w:type="dxa"/>
+              <w:bottom w:w="100" w:type="dxa"/>
+              <w:left w:w="120" w:type="dxa"/>
+              <w:right w:w="120" w:type="dxa"/>
+            </w:tcMar>
+            <w:tcBorders>
+              <w:top w:val="single" w:sz="4" w:space="0" w:color="CCCCCC"/>
+              <w:bottom w:val="single" w:sz="4" w:space="0" w:color="CCCCCC"/>
+              <w:left w:val="single" w:sz="4" w:space="0" w:color="CCCCCC"/>
+              <w:right w:val="single" w:sz="4" w:space="0" w:color="CCCCCC"/>
+            </w:tcBorders>
+          </w:tcPr>
+          <w:p>
+            <w:pPr>
+              <w:spacing w:before="60" w:after="60" w:line="252" w:lineRule="auto"/>
+              <w:jc w:val="left"/>
+            </w:pPr>
+            <w:r/>
+            <w:r>
+              <w:t>744.00</w:t>
+            </w:r>
+          </w:p>
+        </w:tc>
+        <w:tc>
+          <w:tcPr>
+            <w:tcW w:type="dxa" w:w="2016"/>
+            <w:shd w:fill="FFFFFF"/>
+            <w:tcMar>
+              <w:top w:w="100" w:type="dxa"/>
+              <w:bottom w:w="100" w:type="dxa"/>
+              <w:left w:w="120" w:type="dxa"/>
+              <w:right w:w="120" w:type="dxa"/>
+            </w:tcMar>
+            <w:tcBorders>
+              <w:top w:val="single" w:sz="4" w:space="0" w:color="CCCCCC"/>
+              <w:bottom w:val="single" w:sz="4" w:space="0" w:color="CCCCCC"/>
+              <w:left w:val="single" w:sz="4" w:space="0" w:color="CCCCCC"/>
+              <w:right w:val="single" w:sz="4" w:space="0" w:color="CCCCCC"/>
+            </w:tcBorders>
+          </w:tcPr>
+          <w:p>
+            <w:pPr>
+              <w:spacing w:before="60" w:after="60" w:line="252" w:lineRule="auto"/>
+              <w:jc w:val="left"/>
+            </w:pPr>
+            <w:r/>
+            <w:r>
+              <w:t>753.25</w:t>
+            </w:r>
+          </w:p>
+        </w:tc>
+        <w:tc>
+          <w:tcPr>
+            <w:tcW w:type="dxa" w:w="1152"/>
+            <w:shd w:fill="FFFFFF"/>
+            <w:tcMar>
+              <w:top w:w="100" w:type="dxa"/>
+              <w:bottom w:w="100" w:type="dxa"/>
+              <w:left w:w="120" w:type="dxa"/>
+              <w:right w:w="120" w:type="dxa"/>
+            </w:tcMar>
+            <w:tcBorders>
+              <w:top w:val="single" w:sz="4" w:space="0" w:color="CCCCCC"/>
+              <w:bottom w:val="single" w:sz="4" w:space="0" w:color="CCCCCC"/>
+              <w:left w:val="single" w:sz="4" w:space="0" w:color="CCCCCC"/>
+              <w:right w:val="single" w:sz="4" w:space="0" w:color="CCCCCC"/>
+            </w:tcBorders>
+          </w:tcPr>
+          <w:p>
+            <w:pPr>
+              <w:spacing w:before="60" w:after="60" w:line="252" w:lineRule="auto"/>
+              <w:jc w:val="left"/>
+            </w:pPr>
+            <w:r/>
+            <w:r>
+              <w:t>736.75</w:t>
+            </w:r>
+          </w:p>
+        </w:tc>
+        <w:tc>
+          <w:tcPr>
+            <w:tcW w:type="dxa" w:w="1728"/>
+            <w:shd w:fill="FFFFFF"/>
+            <w:tcMar>
+              <w:top w:w="100" w:type="dxa"/>
+              <w:bottom w:w="100" w:type="dxa"/>
+              <w:left w:w="120" w:type="dxa"/>
+              <w:right w:w="120" w:type="dxa"/>
+            </w:tcMar>
+            <w:tcBorders>
+              <w:top w:val="single" w:sz="4" w:space="0" w:color="CCCCCC"/>
+              <w:bottom w:val="single" w:sz="4" w:space="0" w:color="CCCCCC"/>
+              <w:left w:val="single" w:sz="4" w:space="0" w:color="CCCCCC"/>
+              <w:right w:val="single" w:sz="4" w:space="0" w:color="CCCCCC"/>
+            </w:tcBorders>
+          </w:tcPr>
+          <w:p>
+            <w:pPr>
+              <w:spacing w:before="60" w:after="60" w:line="252" w:lineRule="auto"/>
+              <w:jc w:val="left"/>
+            </w:pPr>
+            <w:r/>
+            <w:r>
+              <w:rPr>
+                <w:b/>
+              </w:rPr>
+              <w:t>743.75</w:t>
+            </w:r>
+          </w:p>
+        </w:tc>
+        <w:tc>
+          <w:tcPr>
+            <w:tcW w:type="dxa" w:w="3456"/>
+            <w:shd w:fill="FFFFFF"/>
+            <w:tcMar>
+              <w:top w:w="100" w:type="dxa"/>
+              <w:bottom w:w="100" w:type="dxa"/>
+              <w:left w:w="120" w:type="dxa"/>
+              <w:right w:w="120" w:type="dxa"/>
+            </w:tcMar>
+            <w:tcBorders>
+              <w:top w:val="single" w:sz="4" w:space="0" w:color="CCCCCC"/>
+              <w:bottom w:val="single" w:sz="4" w:space="0" w:color="CCCCCC"/>
+              <w:left w:val="single" w:sz="4" w:space="0" w:color="CCCCCC"/>
+              <w:right w:val="single" w:sz="4" w:space="0" w:color="CCCCCC"/>
+            </w:tcBorders>
+          </w:tcPr>
+          <w:p>
+            <w:pPr>
+              <w:spacing w:before="60" w:after="60" w:line="252" w:lineRule="auto"/>
+              <w:jc w:val="left"/>
+            </w:pPr>
+            <w:r/>
+            <w:r>
+              <w:rPr>
+                <w:b/>
+              </w:rPr>
+              <w:t>-0.25</w:t>
+            </w:r>
+          </w:p>
+        </w:tc>
+        <w:tc>
+          <w:tcPr>
+            <w:tcW w:type="dxa" w:w="1440"/>
+            <w:shd w:fill="FFFFFF"/>
+            <w:tcMar>
+              <w:top w:w="100" w:type="dxa"/>
+              <w:bottom w:w="100" w:type="dxa"/>
+              <w:left w:w="120" w:type="dxa"/>
+              <w:right w:w="120" w:type="dxa"/>
+            </w:tcMar>
+            <w:tcBorders>
+              <w:top w:val="single" w:sz="4" w:space="0" w:color="CCCCCC"/>
+              <w:bottom w:val="single" w:sz="4" w:space="0" w:color="CCCCCC"/>
+              <w:left w:val="single" w:sz="4" w:space="0" w:color="CCCCCC"/>
+              <w:right w:val="single" w:sz="4" w:space="0" w:color="CCCCCC"/>
+            </w:tcBorders>
+          </w:tcPr>
+          <w:p>
+            <w:pPr>
+              <w:spacing w:before="60" w:after="60" w:line="252" w:lineRule="auto"/>
+              <w:jc w:val="left"/>
+            </w:pPr>
+            <w:r/>
+            <w:r>
+              <w:t>BEAR</w:t>
+            </w:r>
+          </w:p>
+        </w:tc>
+      </w:tr>
+      <w:tr>
+        <w:tc>
+          <w:tcPr>
+            <w:tcW w:type="dxa" w:w="1584"/>
+            <w:shd w:fill="F8FAFC"/>
+            <w:tcMar>
+              <w:top w:w="100" w:type="dxa"/>
+              <w:bottom w:w="100" w:type="dxa"/>
+              <w:left w:w="120" w:type="dxa"/>
+              <w:right w:w="120" w:type="dxa"/>
+            </w:tcMar>
+            <w:tcBorders>
+              <w:top w:val="single" w:sz="4" w:space="0" w:color="CCCCCC"/>
+              <w:bottom w:val="single" w:sz="4" w:space="0" w:color="CCCCCC"/>
+              <w:left w:val="single" w:sz="4" w:space="0" w:color="CCCCCC"/>
+              <w:right w:val="single" w:sz="4" w:space="0" w:color="CCCCCC"/>
+            </w:tcBorders>
+          </w:tcPr>
+          <w:p>
+            <w:pPr>
+              <w:spacing w:before="60" w:after="60" w:line="252" w:lineRule="auto"/>
+              <w:jc w:val="left"/>
+            </w:pPr>
+            <w:r/>
+            <w:r>
+              <w:rPr>
+                <w:b/>
+              </w:rPr>
+              <w:t>Fri 25/09</w:t>
+            </w:r>
+          </w:p>
+        </w:tc>
+        <w:tc>
+          <w:tcPr>
+            <w:tcW w:type="dxa" w:w="864"/>
+            <w:shd w:fill="F8FAFC"/>
+            <w:tcMar>
+              <w:top w:w="100" w:type="dxa"/>
+              <w:bottom w:w="100" w:type="dxa"/>
+              <w:left w:w="120" w:type="dxa"/>
+              <w:right w:w="120" w:type="dxa"/>
+            </w:tcMar>
+            <w:tcBorders>
+              <w:top w:val="single" w:sz="4" w:space="0" w:color="CCCCCC"/>
+              <w:bottom w:val="single" w:sz="4" w:space="0" w:color="CCCCCC"/>
+              <w:left w:val="single" w:sz="4" w:space="0" w:color="CCCCCC"/>
+              <w:right w:val="single" w:sz="4" w:space="0" w:color="CCCCCC"/>
+            </w:tcBorders>
+          </w:tcPr>
+          <w:p>
+            <w:pPr>
+              <w:spacing w:before="60" w:after="60" w:line="252" w:lineRule="auto"/>
+              <w:jc w:val="left"/>
+            </w:pPr>
+            <w:r/>
+            <w:r>
+              <w:t>NY Open 21-23</w:t>
+            </w:r>
+          </w:p>
+        </w:tc>
+        <w:tc>
+          <w:tcPr>
+            <w:tcW w:type="dxa" w:w="1440"/>
+            <w:shd w:fill="F8FAFC"/>
+            <w:tcMar>
+              <w:top w:w="100" w:type="dxa"/>
+              <w:bottom w:w="100" w:type="dxa"/>
+              <w:left w:w="120" w:type="dxa"/>
+              <w:right w:w="120" w:type="dxa"/>
+            </w:tcMar>
+            <w:tcBorders>
+              <w:top w:val="single" w:sz="4" w:space="0" w:color="CCCCCC"/>
+              <w:bottom w:val="single" w:sz="4" w:space="0" w:color="CCCCCC"/>
+              <w:left w:val="single" w:sz="4" w:space="0" w:color="CCCCCC"/>
+              <w:right w:val="single" w:sz="4" w:space="0" w:color="CCCCCC"/>
+            </w:tcBorders>
+          </w:tcPr>
+          <w:p>
+            <w:pPr>
+              <w:spacing w:before="60" w:after="60" w:line="252" w:lineRule="auto"/>
+              <w:jc w:val="left"/>
+            </w:pPr>
+            <w:r/>
+            <w:r>
+              <w:t>743.75</w:t>
+            </w:r>
+          </w:p>
+        </w:tc>
+        <w:tc>
+          <w:tcPr>
+            <w:tcW w:type="dxa" w:w="2016"/>
+            <w:shd w:fill="F8FAFC"/>
+            <w:tcMar>
+              <w:top w:w="100" w:type="dxa"/>
+              <w:bottom w:w="100" w:type="dxa"/>
+              <w:left w:w="120" w:type="dxa"/>
+              <w:right w:w="120" w:type="dxa"/>
+            </w:tcMar>
+            <w:tcBorders>
+              <w:top w:val="single" w:sz="4" w:space="0" w:color="CCCCCC"/>
+              <w:bottom w:val="single" w:sz="4" w:space="0" w:color="CCCCCC"/>
+              <w:left w:val="single" w:sz="4" w:space="0" w:color="CCCCCC"/>
+              <w:right w:val="single" w:sz="4" w:space="0" w:color="CCCCCC"/>
+            </w:tcBorders>
+          </w:tcPr>
+          <w:p>
+            <w:pPr>
+              <w:spacing w:before="60" w:after="60" w:line="252" w:lineRule="auto"/>
+              <w:jc w:val="left"/>
+            </w:pPr>
+            <w:r/>
+            <w:r>
+              <w:t>752.25</w:t>
+            </w:r>
+          </w:p>
+        </w:tc>
+        <w:tc>
+          <w:tcPr>
+            <w:tcW w:type="dxa" w:w="1152"/>
+            <w:shd w:fill="F8FAFC"/>
+            <w:tcMar>
+              <w:top w:w="100" w:type="dxa"/>
+              <w:bottom w:w="100" w:type="dxa"/>
+              <w:left w:w="120" w:type="dxa"/>
+              <w:right w:w="120" w:type="dxa"/>
+            </w:tcMar>
+            <w:tcBorders>
+              <w:top w:val="single" w:sz="4" w:space="0" w:color="CCCCCC"/>
+              <w:bottom w:val="single" w:sz="4" w:space="0" w:color="CCCCCC"/>
+              <w:left w:val="single" w:sz="4" w:space="0" w:color="CCCCCC"/>
+              <w:right w:val="single" w:sz="4" w:space="0" w:color="CCCCCC"/>
+            </w:tcBorders>
+          </w:tcPr>
+          <w:p>
+            <w:pPr>
+              <w:spacing w:before="60" w:after="60" w:line="252" w:lineRule="auto"/>
+              <w:jc w:val="left"/>
+            </w:pPr>
+            <w:r/>
+            <w:r>
+              <w:t>729.75</w:t>
+            </w:r>
+          </w:p>
+        </w:tc>
+        <w:tc>
+          <w:tcPr>
+            <w:tcW w:type="dxa" w:w="1728"/>
+            <w:shd w:fill="F8FAFC"/>
+            <w:tcMar>
+              <w:top w:w="100" w:type="dxa"/>
+              <w:bottom w:w="100" w:type="dxa"/>
+              <w:left w:w="120" w:type="dxa"/>
+              <w:right w:w="120" w:type="dxa"/>
+            </w:tcMar>
+            <w:tcBorders>
+              <w:top w:val="single" w:sz="4" w:space="0" w:color="CCCCCC"/>
+              <w:bottom w:val="single" w:sz="4" w:space="0" w:color="CCCCCC"/>
+              <w:left w:val="single" w:sz="4" w:space="0" w:color="CCCCCC"/>
+              <w:right w:val="single" w:sz="4" w:space="0" w:color="CCCCCC"/>
+            </w:tcBorders>
+          </w:tcPr>
+          <w:p>
+            <w:pPr>
+              <w:spacing w:before="60" w:after="60" w:line="252" w:lineRule="auto"/>
+              <w:jc w:val="left"/>
+            </w:pPr>
+            <w:r/>
+            <w:r>
+              <w:rPr>
+                <w:b/>
+              </w:rPr>
+              <w:t>745.50</w:t>
             </w:r>
           </w:p>
         </w:tc>
@@ -27807,7 +31097,7 @@
               <w:rPr>
                 <w:b/>
               </w:rPr>
-              <w:t>Wed 23/09</w:t>
+              <w:t>Fri 25/09</w:t>
             </w:r>
           </w:p>
         </w:tc>
@@ -27835,7 +31125,7 @@
             </w:pPr>
             <w:r/>
             <w:r>
-              <w:t>Pre-NY 19-21</w:t>
+              <w:t>NY Close 23-01</w:t>
             </w:r>
           </w:p>
         </w:tc>
@@ -27863,7 +31153,7 @@
             </w:pPr>
             <w:r/>
             <w:r>
-              <w:t>740.25</w:t>
+              <w:t>745.50</w:t>
             </w:r>
           </w:p>
         </w:tc>
@@ -27891,7 +31181,7 @@
             </w:pPr>
             <w:r/>
             <w:r>
-              <w:t>749.50</w:t>
+              <w:t>751.75</w:t>
             </w:r>
           </w:p>
         </w:tc>
@@ -27919,7 +31209,7 @@
             </w:pPr>
             <w:r/>
             <w:r>
-              <w:t>729.50</w:t>
+              <w:t>739.00</w:t>
             </w:r>
           </w:p>
         </w:tc>
@@ -27927,1651 +31217,6 @@
           <w:tcPr>
             <w:tcW w:type="dxa" w:w="1728"/>
             <w:shd w:fill="FFFFFF"/>
-            <w:tcMar>
-              <w:top w:w="100" w:type="dxa"/>
-              <w:bottom w:w="100" w:type="dxa"/>
-              <w:left w:w="120" w:type="dxa"/>
-              <w:right w:w="120" w:type="dxa"/>
-            </w:tcMar>
-            <w:tcBorders>
-              <w:top w:val="single" w:sz="4" w:space="0" w:color="CCCCCC"/>
-              <w:bottom w:val="single" w:sz="4" w:space="0" w:color="CCCCCC"/>
-              <w:left w:val="single" w:sz="4" w:space="0" w:color="CCCCCC"/>
-              <w:right w:val="single" w:sz="4" w:space="0" w:color="CCCCCC"/>
-            </w:tcBorders>
-          </w:tcPr>
-          <w:p>
-            <w:pPr>
-              <w:spacing w:before="60" w:after="60" w:line="252" w:lineRule="auto"/>
-              <w:jc w:val="left"/>
-            </w:pPr>
-            <w:r/>
-            <w:r>
-              <w:rPr>
-                <w:b/>
-              </w:rPr>
-              <w:t>740.75</w:t>
-            </w:r>
-          </w:p>
-        </w:tc>
-        <w:tc>
-          <w:tcPr>
-            <w:tcW w:type="dxa" w:w="3456"/>
-            <w:shd w:fill="FFFFFF"/>
-            <w:tcMar>
-              <w:top w:w="100" w:type="dxa"/>
-              <w:bottom w:w="100" w:type="dxa"/>
-              <w:left w:w="120" w:type="dxa"/>
-              <w:right w:w="120" w:type="dxa"/>
-            </w:tcMar>
-            <w:tcBorders>
-              <w:top w:val="single" w:sz="4" w:space="0" w:color="CCCCCC"/>
-              <w:bottom w:val="single" w:sz="4" w:space="0" w:color="CCCCCC"/>
-              <w:left w:val="single" w:sz="4" w:space="0" w:color="CCCCCC"/>
-              <w:right w:val="single" w:sz="4" w:space="0" w:color="CCCCCC"/>
-            </w:tcBorders>
-          </w:tcPr>
-          <w:p>
-            <w:pPr>
-              <w:spacing w:before="60" w:after="60" w:line="252" w:lineRule="auto"/>
-              <w:jc w:val="left"/>
-            </w:pPr>
-            <w:r/>
-            <w:r>
-              <w:rPr>
-                <w:b/>
-              </w:rPr>
-              <w:t>+0.50</w:t>
-            </w:r>
-          </w:p>
-        </w:tc>
-        <w:tc>
-          <w:tcPr>
-            <w:tcW w:type="dxa" w:w="1440"/>
-            <w:shd w:fill="FFFFFF"/>
-            <w:tcMar>
-              <w:top w:w="100" w:type="dxa"/>
-              <w:bottom w:w="100" w:type="dxa"/>
-              <w:left w:w="120" w:type="dxa"/>
-              <w:right w:w="120" w:type="dxa"/>
-            </w:tcMar>
-            <w:tcBorders>
-              <w:top w:val="single" w:sz="4" w:space="0" w:color="CCCCCC"/>
-              <w:bottom w:val="single" w:sz="4" w:space="0" w:color="CCCCCC"/>
-              <w:left w:val="single" w:sz="4" w:space="0" w:color="CCCCCC"/>
-              <w:right w:val="single" w:sz="4" w:space="0" w:color="CCCCCC"/>
-            </w:tcBorders>
-          </w:tcPr>
-          <w:p>
-            <w:pPr>
-              <w:spacing w:before="60" w:after="60" w:line="252" w:lineRule="auto"/>
-              <w:jc w:val="left"/>
-            </w:pPr>
-            <w:r/>
-            <w:r>
-              <w:t>BULL</w:t>
-            </w:r>
-          </w:p>
-        </w:tc>
-      </w:tr>
-      <w:tr>
-        <w:tc>
-          <w:tcPr>
-            <w:tcW w:type="dxa" w:w="1584"/>
-            <w:shd w:fill="F8FAFC"/>
-            <w:tcMar>
-              <w:top w:w="100" w:type="dxa"/>
-              <w:bottom w:w="100" w:type="dxa"/>
-              <w:left w:w="120" w:type="dxa"/>
-              <w:right w:w="120" w:type="dxa"/>
-            </w:tcMar>
-            <w:tcBorders>
-              <w:top w:val="single" w:sz="4" w:space="0" w:color="CCCCCC"/>
-              <w:bottom w:val="single" w:sz="4" w:space="0" w:color="CCCCCC"/>
-              <w:left w:val="single" w:sz="4" w:space="0" w:color="CCCCCC"/>
-              <w:right w:val="single" w:sz="4" w:space="0" w:color="CCCCCC"/>
-            </w:tcBorders>
-          </w:tcPr>
-          <w:p>
-            <w:pPr>
-              <w:spacing w:before="60" w:after="60" w:line="252" w:lineRule="auto"/>
-              <w:jc w:val="left"/>
-            </w:pPr>
-            <w:r/>
-            <w:r>
-              <w:rPr>
-                <w:b/>
-              </w:rPr>
-              <w:t>Wed 23/09</w:t>
-            </w:r>
-          </w:p>
-        </w:tc>
-        <w:tc>
-          <w:tcPr>
-            <w:tcW w:type="dxa" w:w="864"/>
-            <w:shd w:fill="F8FAFC"/>
-            <w:tcMar>
-              <w:top w:w="100" w:type="dxa"/>
-              <w:bottom w:w="100" w:type="dxa"/>
-              <w:left w:w="120" w:type="dxa"/>
-              <w:right w:w="120" w:type="dxa"/>
-            </w:tcMar>
-            <w:tcBorders>
-              <w:top w:val="single" w:sz="4" w:space="0" w:color="CCCCCC"/>
-              <w:bottom w:val="single" w:sz="4" w:space="0" w:color="CCCCCC"/>
-              <w:left w:val="single" w:sz="4" w:space="0" w:color="CCCCCC"/>
-              <w:right w:val="single" w:sz="4" w:space="0" w:color="CCCCCC"/>
-            </w:tcBorders>
-          </w:tcPr>
-          <w:p>
-            <w:pPr>
-              <w:spacing w:before="60" w:after="60" w:line="252" w:lineRule="auto"/>
-              <w:jc w:val="left"/>
-            </w:pPr>
-            <w:r/>
-            <w:r>
-              <w:t>NY Open 21-23</w:t>
-            </w:r>
-          </w:p>
-        </w:tc>
-        <w:tc>
-          <w:tcPr>
-            <w:tcW w:type="dxa" w:w="1440"/>
-            <w:shd w:fill="F8FAFC"/>
-            <w:tcMar>
-              <w:top w:w="100" w:type="dxa"/>
-              <w:bottom w:w="100" w:type="dxa"/>
-              <w:left w:w="120" w:type="dxa"/>
-              <w:right w:w="120" w:type="dxa"/>
-            </w:tcMar>
-            <w:tcBorders>
-              <w:top w:val="single" w:sz="4" w:space="0" w:color="CCCCCC"/>
-              <w:bottom w:val="single" w:sz="4" w:space="0" w:color="CCCCCC"/>
-              <w:left w:val="single" w:sz="4" w:space="0" w:color="CCCCCC"/>
-              <w:right w:val="single" w:sz="4" w:space="0" w:color="CCCCCC"/>
-            </w:tcBorders>
-          </w:tcPr>
-          <w:p>
-            <w:pPr>
-              <w:spacing w:before="60" w:after="60" w:line="252" w:lineRule="auto"/>
-              <w:jc w:val="left"/>
-            </w:pPr>
-            <w:r/>
-            <w:r>
-              <w:t>740.75</w:t>
-            </w:r>
-          </w:p>
-        </w:tc>
-        <w:tc>
-          <w:tcPr>
-            <w:tcW w:type="dxa" w:w="2016"/>
-            <w:shd w:fill="F8FAFC"/>
-            <w:tcMar>
-              <w:top w:w="100" w:type="dxa"/>
-              <w:bottom w:w="100" w:type="dxa"/>
-              <w:left w:w="120" w:type="dxa"/>
-              <w:right w:w="120" w:type="dxa"/>
-            </w:tcMar>
-            <w:tcBorders>
-              <w:top w:val="single" w:sz="4" w:space="0" w:color="CCCCCC"/>
-              <w:bottom w:val="single" w:sz="4" w:space="0" w:color="CCCCCC"/>
-              <w:left w:val="single" w:sz="4" w:space="0" w:color="CCCCCC"/>
-              <w:right w:val="single" w:sz="4" w:space="0" w:color="CCCCCC"/>
-            </w:tcBorders>
-          </w:tcPr>
-          <w:p>
-            <w:pPr>
-              <w:spacing w:before="60" w:after="60" w:line="252" w:lineRule="auto"/>
-              <w:jc w:val="left"/>
-            </w:pPr>
-            <w:r/>
-            <w:r>
-              <w:t>753.00</w:t>
-            </w:r>
-          </w:p>
-        </w:tc>
-        <w:tc>
-          <w:tcPr>
-            <w:tcW w:type="dxa" w:w="1152"/>
-            <w:shd w:fill="F8FAFC"/>
-            <w:tcMar>
-              <w:top w:w="100" w:type="dxa"/>
-              <w:bottom w:w="100" w:type="dxa"/>
-              <w:left w:w="120" w:type="dxa"/>
-              <w:right w:w="120" w:type="dxa"/>
-            </w:tcMar>
-            <w:tcBorders>
-              <w:top w:val="single" w:sz="4" w:space="0" w:color="CCCCCC"/>
-              <w:bottom w:val="single" w:sz="4" w:space="0" w:color="CCCCCC"/>
-              <w:left w:val="single" w:sz="4" w:space="0" w:color="CCCCCC"/>
-              <w:right w:val="single" w:sz="4" w:space="0" w:color="CCCCCC"/>
-            </w:tcBorders>
-          </w:tcPr>
-          <w:p>
-            <w:pPr>
-              <w:spacing w:before="60" w:after="60" w:line="252" w:lineRule="auto"/>
-              <w:jc w:val="left"/>
-            </w:pPr>
-            <w:r/>
-            <w:r>
-              <w:t>726.50</w:t>
-            </w:r>
-          </w:p>
-        </w:tc>
-        <w:tc>
-          <w:tcPr>
-            <w:tcW w:type="dxa" w:w="1728"/>
-            <w:shd w:fill="F8FAFC"/>
-            <w:tcMar>
-              <w:top w:w="100" w:type="dxa"/>
-              <w:bottom w:w="100" w:type="dxa"/>
-              <w:left w:w="120" w:type="dxa"/>
-              <w:right w:w="120" w:type="dxa"/>
-            </w:tcMar>
-            <w:tcBorders>
-              <w:top w:val="single" w:sz="4" w:space="0" w:color="CCCCCC"/>
-              <w:bottom w:val="single" w:sz="4" w:space="0" w:color="CCCCCC"/>
-              <w:left w:val="single" w:sz="4" w:space="0" w:color="CCCCCC"/>
-              <w:right w:val="single" w:sz="4" w:space="0" w:color="CCCCCC"/>
-            </w:tcBorders>
-          </w:tcPr>
-          <w:p>
-            <w:pPr>
-              <w:spacing w:before="60" w:after="60" w:line="252" w:lineRule="auto"/>
-              <w:jc w:val="left"/>
-            </w:pPr>
-            <w:r/>
-            <w:r>
-              <w:rPr>
-                <w:b/>
-              </w:rPr>
-              <w:t>739.25</w:t>
-            </w:r>
-          </w:p>
-        </w:tc>
-        <w:tc>
-          <w:tcPr>
-            <w:tcW w:type="dxa" w:w="3456"/>
-            <w:shd w:fill="F8FAFC"/>
-            <w:tcMar>
-              <w:top w:w="100" w:type="dxa"/>
-              <w:bottom w:w="100" w:type="dxa"/>
-              <w:left w:w="120" w:type="dxa"/>
-              <w:right w:w="120" w:type="dxa"/>
-            </w:tcMar>
-            <w:tcBorders>
-              <w:top w:val="single" w:sz="4" w:space="0" w:color="CCCCCC"/>
-              <w:bottom w:val="single" w:sz="4" w:space="0" w:color="CCCCCC"/>
-              <w:left w:val="single" w:sz="4" w:space="0" w:color="CCCCCC"/>
-              <w:right w:val="single" w:sz="4" w:space="0" w:color="CCCCCC"/>
-            </w:tcBorders>
-          </w:tcPr>
-          <w:p>
-            <w:pPr>
-              <w:spacing w:before="60" w:after="60" w:line="252" w:lineRule="auto"/>
-              <w:jc w:val="left"/>
-            </w:pPr>
-            <w:r/>
-            <w:r>
-              <w:rPr>
-                <w:b/>
-              </w:rPr>
-              <w:t>-1.50</w:t>
-            </w:r>
-          </w:p>
-        </w:tc>
-        <w:tc>
-          <w:tcPr>
-            <w:tcW w:type="dxa" w:w="1440"/>
-            <w:shd w:fill="F8FAFC"/>
-            <w:tcMar>
-              <w:top w:w="100" w:type="dxa"/>
-              <w:bottom w:w="100" w:type="dxa"/>
-              <w:left w:w="120" w:type="dxa"/>
-              <w:right w:w="120" w:type="dxa"/>
-            </w:tcMar>
-            <w:tcBorders>
-              <w:top w:val="single" w:sz="4" w:space="0" w:color="CCCCCC"/>
-              <w:bottom w:val="single" w:sz="4" w:space="0" w:color="CCCCCC"/>
-              <w:left w:val="single" w:sz="4" w:space="0" w:color="CCCCCC"/>
-              <w:right w:val="single" w:sz="4" w:space="0" w:color="CCCCCC"/>
-            </w:tcBorders>
-          </w:tcPr>
-          <w:p>
-            <w:pPr>
-              <w:spacing w:before="60" w:after="60" w:line="252" w:lineRule="auto"/>
-              <w:jc w:val="left"/>
-            </w:pPr>
-            <w:r/>
-            <w:r>
-              <w:t>BEAR</w:t>
-            </w:r>
-          </w:p>
-        </w:tc>
-      </w:tr>
-      <w:tr>
-        <w:tc>
-          <w:tcPr>
-            <w:tcW w:type="dxa" w:w="1584"/>
-            <w:shd w:fill="FFFFFF"/>
-            <w:tcMar>
-              <w:top w:w="100" w:type="dxa"/>
-              <w:bottom w:w="100" w:type="dxa"/>
-              <w:left w:w="120" w:type="dxa"/>
-              <w:right w:w="120" w:type="dxa"/>
-            </w:tcMar>
-            <w:tcBorders>
-              <w:top w:val="single" w:sz="4" w:space="0" w:color="CCCCCC"/>
-              <w:bottom w:val="single" w:sz="4" w:space="0" w:color="CCCCCC"/>
-              <w:left w:val="single" w:sz="4" w:space="0" w:color="CCCCCC"/>
-              <w:right w:val="single" w:sz="4" w:space="0" w:color="CCCCCC"/>
-            </w:tcBorders>
-          </w:tcPr>
-          <w:p>
-            <w:pPr>
-              <w:spacing w:before="60" w:after="60" w:line="252" w:lineRule="auto"/>
-              <w:jc w:val="left"/>
-            </w:pPr>
-            <w:r/>
-            <w:r>
-              <w:rPr>
-                <w:b/>
-              </w:rPr>
-              <w:t>Wed 23/09</w:t>
-            </w:r>
-          </w:p>
-        </w:tc>
-        <w:tc>
-          <w:tcPr>
-            <w:tcW w:type="dxa" w:w="864"/>
-            <w:shd w:fill="FFFFFF"/>
-            <w:tcMar>
-              <w:top w:w="100" w:type="dxa"/>
-              <w:bottom w:w="100" w:type="dxa"/>
-              <w:left w:w="120" w:type="dxa"/>
-              <w:right w:w="120" w:type="dxa"/>
-            </w:tcMar>
-            <w:tcBorders>
-              <w:top w:val="single" w:sz="4" w:space="0" w:color="CCCCCC"/>
-              <w:bottom w:val="single" w:sz="4" w:space="0" w:color="CCCCCC"/>
-              <w:left w:val="single" w:sz="4" w:space="0" w:color="CCCCCC"/>
-              <w:right w:val="single" w:sz="4" w:space="0" w:color="CCCCCC"/>
-            </w:tcBorders>
-          </w:tcPr>
-          <w:p>
-            <w:pPr>
-              <w:spacing w:before="60" w:after="60" w:line="252" w:lineRule="auto"/>
-              <w:jc w:val="left"/>
-            </w:pPr>
-            <w:r/>
-            <w:r>
-              <w:t>NY Close 23-01</w:t>
-            </w:r>
-          </w:p>
-        </w:tc>
-        <w:tc>
-          <w:tcPr>
-            <w:tcW w:type="dxa" w:w="1440"/>
-            <w:shd w:fill="FFFFFF"/>
-            <w:tcMar>
-              <w:top w:w="100" w:type="dxa"/>
-              <w:bottom w:w="100" w:type="dxa"/>
-              <w:left w:w="120" w:type="dxa"/>
-              <w:right w:w="120" w:type="dxa"/>
-            </w:tcMar>
-            <w:tcBorders>
-              <w:top w:val="single" w:sz="4" w:space="0" w:color="CCCCCC"/>
-              <w:bottom w:val="single" w:sz="4" w:space="0" w:color="CCCCCC"/>
-              <w:left w:val="single" w:sz="4" w:space="0" w:color="CCCCCC"/>
-              <w:right w:val="single" w:sz="4" w:space="0" w:color="CCCCCC"/>
-            </w:tcBorders>
-          </w:tcPr>
-          <w:p>
-            <w:pPr>
-              <w:spacing w:before="60" w:after="60" w:line="252" w:lineRule="auto"/>
-              <w:jc w:val="left"/>
-            </w:pPr>
-            <w:r/>
-            <w:r>
-              <w:t>739.25</w:t>
-            </w:r>
-          </w:p>
-        </w:tc>
-        <w:tc>
-          <w:tcPr>
-            <w:tcW w:type="dxa" w:w="2016"/>
-            <w:shd w:fill="FFFFFF"/>
-            <w:tcMar>
-              <w:top w:w="100" w:type="dxa"/>
-              <w:bottom w:w="100" w:type="dxa"/>
-              <w:left w:w="120" w:type="dxa"/>
-              <w:right w:w="120" w:type="dxa"/>
-            </w:tcMar>
-            <w:tcBorders>
-              <w:top w:val="single" w:sz="4" w:space="0" w:color="CCCCCC"/>
-              <w:bottom w:val="single" w:sz="4" w:space="0" w:color="CCCCCC"/>
-              <w:left w:val="single" w:sz="4" w:space="0" w:color="CCCCCC"/>
-              <w:right w:val="single" w:sz="4" w:space="0" w:color="CCCCCC"/>
-            </w:tcBorders>
-          </w:tcPr>
-          <w:p>
-            <w:pPr>
-              <w:spacing w:before="60" w:after="60" w:line="252" w:lineRule="auto"/>
-              <w:jc w:val="left"/>
-            </w:pPr>
-            <w:r/>
-            <w:r>
-              <w:t>746.25</w:t>
-            </w:r>
-          </w:p>
-        </w:tc>
-        <w:tc>
-          <w:tcPr>
-            <w:tcW w:type="dxa" w:w="1152"/>
-            <w:shd w:fill="FFFFFF"/>
-            <w:tcMar>
-              <w:top w:w="100" w:type="dxa"/>
-              <w:bottom w:w="100" w:type="dxa"/>
-              <w:left w:w="120" w:type="dxa"/>
-              <w:right w:w="120" w:type="dxa"/>
-            </w:tcMar>
-            <w:tcBorders>
-              <w:top w:val="single" w:sz="4" w:space="0" w:color="CCCCCC"/>
-              <w:bottom w:val="single" w:sz="4" w:space="0" w:color="CCCCCC"/>
-              <w:left w:val="single" w:sz="4" w:space="0" w:color="CCCCCC"/>
-              <w:right w:val="single" w:sz="4" w:space="0" w:color="CCCCCC"/>
-            </w:tcBorders>
-          </w:tcPr>
-          <w:p>
-            <w:pPr>
-              <w:spacing w:before="60" w:after="60" w:line="252" w:lineRule="auto"/>
-              <w:jc w:val="left"/>
-            </w:pPr>
-            <w:r/>
-            <w:r>
-              <w:t>729.75</w:t>
-            </w:r>
-          </w:p>
-        </w:tc>
-        <w:tc>
-          <w:tcPr>
-            <w:tcW w:type="dxa" w:w="1728"/>
-            <w:shd w:fill="FFFFFF"/>
-            <w:tcMar>
-              <w:top w:w="100" w:type="dxa"/>
-              <w:bottom w:w="100" w:type="dxa"/>
-              <w:left w:w="120" w:type="dxa"/>
-              <w:right w:w="120" w:type="dxa"/>
-            </w:tcMar>
-            <w:tcBorders>
-              <w:top w:val="single" w:sz="4" w:space="0" w:color="CCCCCC"/>
-              <w:bottom w:val="single" w:sz="4" w:space="0" w:color="CCCCCC"/>
-              <w:left w:val="single" w:sz="4" w:space="0" w:color="CCCCCC"/>
-              <w:right w:val="single" w:sz="4" w:space="0" w:color="CCCCCC"/>
-            </w:tcBorders>
-          </w:tcPr>
-          <w:p>
-            <w:pPr>
-              <w:spacing w:before="60" w:after="60" w:line="252" w:lineRule="auto"/>
-              <w:jc w:val="left"/>
-            </w:pPr>
-            <w:r/>
-            <w:r>
-              <w:rPr>
-                <w:b/>
-              </w:rPr>
-              <w:t>739.75</w:t>
-            </w:r>
-          </w:p>
-        </w:tc>
-        <w:tc>
-          <w:tcPr>
-            <w:tcW w:type="dxa" w:w="3456"/>
-            <w:shd w:fill="FFFFFF"/>
-            <w:tcMar>
-              <w:top w:w="100" w:type="dxa"/>
-              <w:bottom w:w="100" w:type="dxa"/>
-              <w:left w:w="120" w:type="dxa"/>
-              <w:right w:w="120" w:type="dxa"/>
-            </w:tcMar>
-            <w:tcBorders>
-              <w:top w:val="single" w:sz="4" w:space="0" w:color="CCCCCC"/>
-              <w:bottom w:val="single" w:sz="4" w:space="0" w:color="CCCCCC"/>
-              <w:left w:val="single" w:sz="4" w:space="0" w:color="CCCCCC"/>
-              <w:right w:val="single" w:sz="4" w:space="0" w:color="CCCCCC"/>
-            </w:tcBorders>
-          </w:tcPr>
-          <w:p>
-            <w:pPr>
-              <w:spacing w:before="60" w:after="60" w:line="252" w:lineRule="auto"/>
-              <w:jc w:val="left"/>
-            </w:pPr>
-            <w:r/>
-            <w:r>
-              <w:rPr>
-                <w:b/>
-              </w:rPr>
-              <w:t>+0.50</w:t>
-            </w:r>
-          </w:p>
-        </w:tc>
-        <w:tc>
-          <w:tcPr>
-            <w:tcW w:type="dxa" w:w="1440"/>
-            <w:shd w:fill="FFFFFF"/>
-            <w:tcMar>
-              <w:top w:w="100" w:type="dxa"/>
-              <w:bottom w:w="100" w:type="dxa"/>
-              <w:left w:w="120" w:type="dxa"/>
-              <w:right w:w="120" w:type="dxa"/>
-            </w:tcMar>
-            <w:tcBorders>
-              <w:top w:val="single" w:sz="4" w:space="0" w:color="CCCCCC"/>
-              <w:bottom w:val="single" w:sz="4" w:space="0" w:color="CCCCCC"/>
-              <w:left w:val="single" w:sz="4" w:space="0" w:color="CCCCCC"/>
-              <w:right w:val="single" w:sz="4" w:space="0" w:color="CCCCCC"/>
-            </w:tcBorders>
-          </w:tcPr>
-          <w:p>
-            <w:pPr>
-              <w:spacing w:before="60" w:after="60" w:line="252" w:lineRule="auto"/>
-              <w:jc w:val="left"/>
-            </w:pPr>
-            <w:r/>
-            <w:r>
-              <w:t>BULL</w:t>
-            </w:r>
-          </w:p>
-        </w:tc>
-      </w:tr>
-      <w:tr>
-        <w:tc>
-          <w:tcPr>
-            <w:tcW w:type="dxa" w:w="1584"/>
-            <w:shd w:fill="F8FAFC"/>
-            <w:tcMar>
-              <w:top w:w="100" w:type="dxa"/>
-              <w:bottom w:w="100" w:type="dxa"/>
-              <w:left w:w="120" w:type="dxa"/>
-              <w:right w:w="120" w:type="dxa"/>
-            </w:tcMar>
-            <w:tcBorders>
-              <w:top w:val="single" w:sz="4" w:space="0" w:color="CCCCCC"/>
-              <w:bottom w:val="single" w:sz="4" w:space="0" w:color="CCCCCC"/>
-              <w:left w:val="single" w:sz="4" w:space="0" w:color="CCCCCC"/>
-              <w:right w:val="single" w:sz="4" w:space="0" w:color="CCCCCC"/>
-            </w:tcBorders>
-          </w:tcPr>
-          <w:p>
-            <w:pPr>
-              <w:spacing w:before="60" w:after="60" w:line="252" w:lineRule="auto"/>
-              <w:jc w:val="left"/>
-            </w:pPr>
-            <w:r/>
-            <w:r>
-              <w:rPr>
-                <w:b/>
-              </w:rPr>
-              <w:t>Thu 24/09</w:t>
-            </w:r>
-          </w:p>
-        </w:tc>
-        <w:tc>
-          <w:tcPr>
-            <w:tcW w:type="dxa" w:w="864"/>
-            <w:shd w:fill="F8FAFC"/>
-            <w:tcMar>
-              <w:top w:w="100" w:type="dxa"/>
-              <w:bottom w:w="100" w:type="dxa"/>
-              <w:left w:w="120" w:type="dxa"/>
-              <w:right w:w="120" w:type="dxa"/>
-            </w:tcMar>
-            <w:tcBorders>
-              <w:top w:val="single" w:sz="4" w:space="0" w:color="CCCCCC"/>
-              <w:bottom w:val="single" w:sz="4" w:space="0" w:color="CCCCCC"/>
-              <w:left w:val="single" w:sz="4" w:space="0" w:color="CCCCCC"/>
-              <w:right w:val="single" w:sz="4" w:space="0" w:color="CCCCCC"/>
-            </w:tcBorders>
-          </w:tcPr>
-          <w:p>
-            <w:pPr>
-              <w:spacing w:before="60" w:after="60" w:line="252" w:lineRule="auto"/>
-              <w:jc w:val="left"/>
-            </w:pPr>
-            <w:r/>
-            <w:r>
-              <w:t>Asia 07-11</w:t>
-            </w:r>
-          </w:p>
-        </w:tc>
-        <w:tc>
-          <w:tcPr>
-            <w:tcW w:type="dxa" w:w="1440"/>
-            <w:shd w:fill="F8FAFC"/>
-            <w:tcMar>
-              <w:top w:w="100" w:type="dxa"/>
-              <w:bottom w:w="100" w:type="dxa"/>
-              <w:left w:w="120" w:type="dxa"/>
-              <w:right w:w="120" w:type="dxa"/>
-            </w:tcMar>
-            <w:tcBorders>
-              <w:top w:val="single" w:sz="4" w:space="0" w:color="CCCCCC"/>
-              <w:bottom w:val="single" w:sz="4" w:space="0" w:color="CCCCCC"/>
-              <w:left w:val="single" w:sz="4" w:space="0" w:color="CCCCCC"/>
-              <w:right w:val="single" w:sz="4" w:space="0" w:color="CCCCCC"/>
-            </w:tcBorders>
-          </w:tcPr>
-          <w:p>
-            <w:pPr>
-              <w:spacing w:before="60" w:after="60" w:line="252" w:lineRule="auto"/>
-              <w:jc w:val="left"/>
-            </w:pPr>
-            <w:r/>
-            <w:r>
-              <w:t>739.75</w:t>
-            </w:r>
-          </w:p>
-        </w:tc>
-        <w:tc>
-          <w:tcPr>
-            <w:tcW w:type="dxa" w:w="2016"/>
-            <w:shd w:fill="F8FAFC"/>
-            <w:tcMar>
-              <w:top w:w="100" w:type="dxa"/>
-              <w:bottom w:w="100" w:type="dxa"/>
-              <w:left w:w="120" w:type="dxa"/>
-              <w:right w:w="120" w:type="dxa"/>
-            </w:tcMar>
-            <w:tcBorders>
-              <w:top w:val="single" w:sz="4" w:space="0" w:color="CCCCCC"/>
-              <w:bottom w:val="single" w:sz="4" w:space="0" w:color="CCCCCC"/>
-              <w:left w:val="single" w:sz="4" w:space="0" w:color="CCCCCC"/>
-              <w:right w:val="single" w:sz="4" w:space="0" w:color="CCCCCC"/>
-            </w:tcBorders>
-          </w:tcPr>
-          <w:p>
-            <w:pPr>
-              <w:spacing w:before="60" w:after="60" w:line="252" w:lineRule="auto"/>
-              <w:jc w:val="left"/>
-            </w:pPr>
-            <w:r/>
-            <w:r>
-              <w:t>750.25</w:t>
-            </w:r>
-          </w:p>
-        </w:tc>
-        <w:tc>
-          <w:tcPr>
-            <w:tcW w:type="dxa" w:w="1152"/>
-            <w:shd w:fill="F8FAFC"/>
-            <w:tcMar>
-              <w:top w:w="100" w:type="dxa"/>
-              <w:bottom w:w="100" w:type="dxa"/>
-              <w:left w:w="120" w:type="dxa"/>
-              <w:right w:w="120" w:type="dxa"/>
-            </w:tcMar>
-            <w:tcBorders>
-              <w:top w:val="single" w:sz="4" w:space="0" w:color="CCCCCC"/>
-              <w:bottom w:val="single" w:sz="4" w:space="0" w:color="CCCCCC"/>
-              <w:left w:val="single" w:sz="4" w:space="0" w:color="CCCCCC"/>
-              <w:right w:val="single" w:sz="4" w:space="0" w:color="CCCCCC"/>
-            </w:tcBorders>
-          </w:tcPr>
-          <w:p>
-            <w:pPr>
-              <w:spacing w:before="60" w:after="60" w:line="252" w:lineRule="auto"/>
-              <w:jc w:val="left"/>
-            </w:pPr>
-            <w:r/>
-            <w:r>
-              <w:t>732.50</w:t>
-            </w:r>
-          </w:p>
-        </w:tc>
-        <w:tc>
-          <w:tcPr>
-            <w:tcW w:type="dxa" w:w="1728"/>
-            <w:shd w:fill="F8FAFC"/>
-            <w:tcMar>
-              <w:top w:w="100" w:type="dxa"/>
-              <w:bottom w:w="100" w:type="dxa"/>
-              <w:left w:w="120" w:type="dxa"/>
-              <w:right w:w="120" w:type="dxa"/>
-            </w:tcMar>
-            <w:tcBorders>
-              <w:top w:val="single" w:sz="4" w:space="0" w:color="CCCCCC"/>
-              <w:bottom w:val="single" w:sz="4" w:space="0" w:color="CCCCCC"/>
-              <w:left w:val="single" w:sz="4" w:space="0" w:color="CCCCCC"/>
-              <w:right w:val="single" w:sz="4" w:space="0" w:color="CCCCCC"/>
-            </w:tcBorders>
-          </w:tcPr>
-          <w:p>
-            <w:pPr>
-              <w:spacing w:before="60" w:after="60" w:line="252" w:lineRule="auto"/>
-              <w:jc w:val="left"/>
-            </w:pPr>
-            <w:r/>
-            <w:r>
-              <w:rPr>
-                <w:b/>
-              </w:rPr>
-              <w:t>739.50</w:t>
-            </w:r>
-          </w:p>
-        </w:tc>
-        <w:tc>
-          <w:tcPr>
-            <w:tcW w:type="dxa" w:w="3456"/>
-            <w:shd w:fill="F8FAFC"/>
-            <w:tcMar>
-              <w:top w:w="100" w:type="dxa"/>
-              <w:bottom w:w="100" w:type="dxa"/>
-              <w:left w:w="120" w:type="dxa"/>
-              <w:right w:w="120" w:type="dxa"/>
-            </w:tcMar>
-            <w:tcBorders>
-              <w:top w:val="single" w:sz="4" w:space="0" w:color="CCCCCC"/>
-              <w:bottom w:val="single" w:sz="4" w:space="0" w:color="CCCCCC"/>
-              <w:left w:val="single" w:sz="4" w:space="0" w:color="CCCCCC"/>
-              <w:right w:val="single" w:sz="4" w:space="0" w:color="CCCCCC"/>
-            </w:tcBorders>
-          </w:tcPr>
-          <w:p>
-            <w:pPr>
-              <w:spacing w:before="60" w:after="60" w:line="252" w:lineRule="auto"/>
-              <w:jc w:val="left"/>
-            </w:pPr>
-            <w:r/>
-            <w:r>
-              <w:rPr>
-                <w:b/>
-              </w:rPr>
-              <w:t>-0.25</w:t>
-            </w:r>
-          </w:p>
-        </w:tc>
-        <w:tc>
-          <w:tcPr>
-            <w:tcW w:type="dxa" w:w="1440"/>
-            <w:shd w:fill="F8FAFC"/>
-            <w:tcMar>
-              <w:top w:w="100" w:type="dxa"/>
-              <w:bottom w:w="100" w:type="dxa"/>
-              <w:left w:w="120" w:type="dxa"/>
-              <w:right w:w="120" w:type="dxa"/>
-            </w:tcMar>
-            <w:tcBorders>
-              <w:top w:val="single" w:sz="4" w:space="0" w:color="CCCCCC"/>
-              <w:bottom w:val="single" w:sz="4" w:space="0" w:color="CCCCCC"/>
-              <w:left w:val="single" w:sz="4" w:space="0" w:color="CCCCCC"/>
-              <w:right w:val="single" w:sz="4" w:space="0" w:color="CCCCCC"/>
-            </w:tcBorders>
-          </w:tcPr>
-          <w:p>
-            <w:pPr>
-              <w:spacing w:before="60" w:after="60" w:line="252" w:lineRule="auto"/>
-              <w:jc w:val="left"/>
-            </w:pPr>
-            <w:r/>
-            <w:r>
-              <w:t>BEAR</w:t>
-            </w:r>
-          </w:p>
-        </w:tc>
-      </w:tr>
-      <w:tr>
-        <w:tc>
-          <w:tcPr>
-            <w:tcW w:type="dxa" w:w="1584"/>
-            <w:shd w:fill="FFFFFF"/>
-            <w:tcMar>
-              <w:top w:w="100" w:type="dxa"/>
-              <w:bottom w:w="100" w:type="dxa"/>
-              <w:left w:w="120" w:type="dxa"/>
-              <w:right w:w="120" w:type="dxa"/>
-            </w:tcMar>
-            <w:tcBorders>
-              <w:top w:val="single" w:sz="4" w:space="0" w:color="CCCCCC"/>
-              <w:bottom w:val="single" w:sz="4" w:space="0" w:color="CCCCCC"/>
-              <w:left w:val="single" w:sz="4" w:space="0" w:color="CCCCCC"/>
-              <w:right w:val="single" w:sz="4" w:space="0" w:color="CCCCCC"/>
-            </w:tcBorders>
-          </w:tcPr>
-          <w:p>
-            <w:pPr>
-              <w:spacing w:before="60" w:after="60" w:line="252" w:lineRule="auto"/>
-              <w:jc w:val="left"/>
-            </w:pPr>
-            <w:r/>
-            <w:r>
-              <w:rPr>
-                <w:b/>
-              </w:rPr>
-              <w:t>Thu 24/09</w:t>
-            </w:r>
-          </w:p>
-        </w:tc>
-        <w:tc>
-          <w:tcPr>
-            <w:tcW w:type="dxa" w:w="864"/>
-            <w:shd w:fill="FFFFFF"/>
-            <w:tcMar>
-              <w:top w:w="100" w:type="dxa"/>
-              <w:bottom w:w="100" w:type="dxa"/>
-              <w:left w:w="120" w:type="dxa"/>
-              <w:right w:w="120" w:type="dxa"/>
-            </w:tcMar>
-            <w:tcBorders>
-              <w:top w:val="single" w:sz="4" w:space="0" w:color="CCCCCC"/>
-              <w:bottom w:val="single" w:sz="4" w:space="0" w:color="CCCCCC"/>
-              <w:left w:val="single" w:sz="4" w:space="0" w:color="CCCCCC"/>
-              <w:right w:val="single" w:sz="4" w:space="0" w:color="CCCCCC"/>
-            </w:tcBorders>
-          </w:tcPr>
-          <w:p>
-            <w:pPr>
-              <w:spacing w:before="60" w:after="60" w:line="252" w:lineRule="auto"/>
-              <w:jc w:val="left"/>
-            </w:pPr>
-            <w:r/>
-            <w:r>
-              <w:t>Asia 11-15</w:t>
-            </w:r>
-          </w:p>
-        </w:tc>
-        <w:tc>
-          <w:tcPr>
-            <w:tcW w:type="dxa" w:w="1440"/>
-            <w:shd w:fill="FFFFFF"/>
-            <w:tcMar>
-              <w:top w:w="100" w:type="dxa"/>
-              <w:bottom w:w="100" w:type="dxa"/>
-              <w:left w:w="120" w:type="dxa"/>
-              <w:right w:w="120" w:type="dxa"/>
-            </w:tcMar>
-            <w:tcBorders>
-              <w:top w:val="single" w:sz="4" w:space="0" w:color="CCCCCC"/>
-              <w:bottom w:val="single" w:sz="4" w:space="0" w:color="CCCCCC"/>
-              <w:left w:val="single" w:sz="4" w:space="0" w:color="CCCCCC"/>
-              <w:right w:val="single" w:sz="4" w:space="0" w:color="CCCCCC"/>
-            </w:tcBorders>
-          </w:tcPr>
-          <w:p>
-            <w:pPr>
-              <w:spacing w:before="60" w:after="60" w:line="252" w:lineRule="auto"/>
-              <w:jc w:val="left"/>
-            </w:pPr>
-            <w:r/>
-            <w:r>
-              <w:t>739.50</w:t>
-            </w:r>
-          </w:p>
-        </w:tc>
-        <w:tc>
-          <w:tcPr>
-            <w:tcW w:type="dxa" w:w="2016"/>
-            <w:shd w:fill="FFFFFF"/>
-            <w:tcMar>
-              <w:top w:w="100" w:type="dxa"/>
-              <w:bottom w:w="100" w:type="dxa"/>
-              <w:left w:w="120" w:type="dxa"/>
-              <w:right w:w="120" w:type="dxa"/>
-            </w:tcMar>
-            <w:tcBorders>
-              <w:top w:val="single" w:sz="4" w:space="0" w:color="CCCCCC"/>
-              <w:bottom w:val="single" w:sz="4" w:space="0" w:color="CCCCCC"/>
-              <w:left w:val="single" w:sz="4" w:space="0" w:color="CCCCCC"/>
-              <w:right w:val="single" w:sz="4" w:space="0" w:color="CCCCCC"/>
-            </w:tcBorders>
-          </w:tcPr>
-          <w:p>
-            <w:pPr>
-              <w:spacing w:before="60" w:after="60" w:line="252" w:lineRule="auto"/>
-              <w:jc w:val="left"/>
-            </w:pPr>
-            <w:r/>
-            <w:r>
-              <w:t>749.25</w:t>
-            </w:r>
-          </w:p>
-        </w:tc>
-        <w:tc>
-          <w:tcPr>
-            <w:tcW w:type="dxa" w:w="1152"/>
-            <w:shd w:fill="FFFFFF"/>
-            <w:tcMar>
-              <w:top w:w="100" w:type="dxa"/>
-              <w:bottom w:w="100" w:type="dxa"/>
-              <w:left w:w="120" w:type="dxa"/>
-              <w:right w:w="120" w:type="dxa"/>
-            </w:tcMar>
-            <w:tcBorders>
-              <w:top w:val="single" w:sz="4" w:space="0" w:color="CCCCCC"/>
-              <w:bottom w:val="single" w:sz="4" w:space="0" w:color="CCCCCC"/>
-              <w:left w:val="single" w:sz="4" w:space="0" w:color="CCCCCC"/>
-              <w:right w:val="single" w:sz="4" w:space="0" w:color="CCCCCC"/>
-            </w:tcBorders>
-          </w:tcPr>
-          <w:p>
-            <w:pPr>
-              <w:spacing w:before="60" w:after="60" w:line="252" w:lineRule="auto"/>
-              <w:jc w:val="left"/>
-            </w:pPr>
-            <w:r/>
-            <w:r>
-              <w:t>729.75</w:t>
-            </w:r>
-          </w:p>
-        </w:tc>
-        <w:tc>
-          <w:tcPr>
-            <w:tcW w:type="dxa" w:w="1728"/>
-            <w:shd w:fill="FFFFFF"/>
-            <w:tcMar>
-              <w:top w:w="100" w:type="dxa"/>
-              <w:bottom w:w="100" w:type="dxa"/>
-              <w:left w:w="120" w:type="dxa"/>
-              <w:right w:w="120" w:type="dxa"/>
-            </w:tcMar>
-            <w:tcBorders>
-              <w:top w:val="single" w:sz="4" w:space="0" w:color="CCCCCC"/>
-              <w:bottom w:val="single" w:sz="4" w:space="0" w:color="CCCCCC"/>
-              <w:left w:val="single" w:sz="4" w:space="0" w:color="CCCCCC"/>
-              <w:right w:val="single" w:sz="4" w:space="0" w:color="CCCCCC"/>
-            </w:tcBorders>
-          </w:tcPr>
-          <w:p>
-            <w:pPr>
-              <w:spacing w:before="60" w:after="60" w:line="252" w:lineRule="auto"/>
-              <w:jc w:val="left"/>
-            </w:pPr>
-            <w:r/>
-            <w:r>
-              <w:rPr>
-                <w:b/>
-              </w:rPr>
-              <w:t>740.00</w:t>
-            </w:r>
-          </w:p>
-        </w:tc>
-        <w:tc>
-          <w:tcPr>
-            <w:tcW w:type="dxa" w:w="3456"/>
-            <w:shd w:fill="FFFFFF"/>
-            <w:tcMar>
-              <w:top w:w="100" w:type="dxa"/>
-              <w:bottom w:w="100" w:type="dxa"/>
-              <w:left w:w="120" w:type="dxa"/>
-              <w:right w:w="120" w:type="dxa"/>
-            </w:tcMar>
-            <w:tcBorders>
-              <w:top w:val="single" w:sz="4" w:space="0" w:color="CCCCCC"/>
-              <w:bottom w:val="single" w:sz="4" w:space="0" w:color="CCCCCC"/>
-              <w:left w:val="single" w:sz="4" w:space="0" w:color="CCCCCC"/>
-              <w:right w:val="single" w:sz="4" w:space="0" w:color="CCCCCC"/>
-            </w:tcBorders>
-          </w:tcPr>
-          <w:p>
-            <w:pPr>
-              <w:spacing w:before="60" w:after="60" w:line="252" w:lineRule="auto"/>
-              <w:jc w:val="left"/>
-            </w:pPr>
-            <w:r/>
-            <w:r>
-              <w:rPr>
-                <w:b/>
-              </w:rPr>
-              <w:t>+0.50</w:t>
-            </w:r>
-          </w:p>
-        </w:tc>
-        <w:tc>
-          <w:tcPr>
-            <w:tcW w:type="dxa" w:w="1440"/>
-            <w:shd w:fill="FFFFFF"/>
-            <w:tcMar>
-              <w:top w:w="100" w:type="dxa"/>
-              <w:bottom w:w="100" w:type="dxa"/>
-              <w:left w:w="120" w:type="dxa"/>
-              <w:right w:w="120" w:type="dxa"/>
-            </w:tcMar>
-            <w:tcBorders>
-              <w:top w:val="single" w:sz="4" w:space="0" w:color="CCCCCC"/>
-              <w:bottom w:val="single" w:sz="4" w:space="0" w:color="CCCCCC"/>
-              <w:left w:val="single" w:sz="4" w:space="0" w:color="CCCCCC"/>
-              <w:right w:val="single" w:sz="4" w:space="0" w:color="CCCCCC"/>
-            </w:tcBorders>
-          </w:tcPr>
-          <w:p>
-            <w:pPr>
-              <w:spacing w:before="60" w:after="60" w:line="252" w:lineRule="auto"/>
-              <w:jc w:val="left"/>
-            </w:pPr>
-            <w:r/>
-            <w:r>
-              <w:t>BULL</w:t>
-            </w:r>
-          </w:p>
-        </w:tc>
-      </w:tr>
-      <w:tr>
-        <w:tc>
-          <w:tcPr>
-            <w:tcW w:type="dxa" w:w="1584"/>
-            <w:shd w:fill="F8FAFC"/>
-            <w:tcMar>
-              <w:top w:w="100" w:type="dxa"/>
-              <w:bottom w:w="100" w:type="dxa"/>
-              <w:left w:w="120" w:type="dxa"/>
-              <w:right w:w="120" w:type="dxa"/>
-            </w:tcMar>
-            <w:tcBorders>
-              <w:top w:val="single" w:sz="4" w:space="0" w:color="CCCCCC"/>
-              <w:bottom w:val="single" w:sz="4" w:space="0" w:color="CCCCCC"/>
-              <w:left w:val="single" w:sz="4" w:space="0" w:color="CCCCCC"/>
-              <w:right w:val="single" w:sz="4" w:space="0" w:color="CCCCCC"/>
-            </w:tcBorders>
-          </w:tcPr>
-          <w:p>
-            <w:pPr>
-              <w:spacing w:before="60" w:after="60" w:line="252" w:lineRule="auto"/>
-              <w:jc w:val="left"/>
-            </w:pPr>
-            <w:r/>
-            <w:r>
-              <w:rPr>
-                <w:b/>
-              </w:rPr>
-              <w:t>Thu 24/09</w:t>
-            </w:r>
-          </w:p>
-        </w:tc>
-        <w:tc>
-          <w:tcPr>
-            <w:tcW w:type="dxa" w:w="864"/>
-            <w:shd w:fill="F8FAFC"/>
-            <w:tcMar>
-              <w:top w:w="100" w:type="dxa"/>
-              <w:bottom w:w="100" w:type="dxa"/>
-              <w:left w:w="120" w:type="dxa"/>
-              <w:right w:w="120" w:type="dxa"/>
-            </w:tcMar>
-            <w:tcBorders>
-              <w:top w:val="single" w:sz="4" w:space="0" w:color="CCCCCC"/>
-              <w:bottom w:val="single" w:sz="4" w:space="0" w:color="CCCCCC"/>
-              <w:left w:val="single" w:sz="4" w:space="0" w:color="CCCCCC"/>
-              <w:right w:val="single" w:sz="4" w:space="0" w:color="CCCCCC"/>
-            </w:tcBorders>
-          </w:tcPr>
-          <w:p>
-            <w:pPr>
-              <w:spacing w:before="60" w:after="60" w:line="252" w:lineRule="auto"/>
-              <w:jc w:val="left"/>
-            </w:pPr>
-            <w:r/>
-            <w:r>
-              <w:t>London 15-19</w:t>
-            </w:r>
-          </w:p>
-        </w:tc>
-        <w:tc>
-          <w:tcPr>
-            <w:tcW w:type="dxa" w:w="1440"/>
-            <w:shd w:fill="F8FAFC"/>
-            <w:tcMar>
-              <w:top w:w="100" w:type="dxa"/>
-              <w:bottom w:w="100" w:type="dxa"/>
-              <w:left w:w="120" w:type="dxa"/>
-              <w:right w:w="120" w:type="dxa"/>
-            </w:tcMar>
-            <w:tcBorders>
-              <w:top w:val="single" w:sz="4" w:space="0" w:color="CCCCCC"/>
-              <w:bottom w:val="single" w:sz="4" w:space="0" w:color="CCCCCC"/>
-              <w:left w:val="single" w:sz="4" w:space="0" w:color="CCCCCC"/>
-              <w:right w:val="single" w:sz="4" w:space="0" w:color="CCCCCC"/>
-            </w:tcBorders>
-          </w:tcPr>
-          <w:p>
-            <w:pPr>
-              <w:spacing w:before="60" w:after="60" w:line="252" w:lineRule="auto"/>
-              <w:jc w:val="left"/>
-            </w:pPr>
-            <w:r/>
-            <w:r>
-              <w:t>740.00</w:t>
-            </w:r>
-          </w:p>
-        </w:tc>
-        <w:tc>
-          <w:tcPr>
-            <w:tcW w:type="dxa" w:w="2016"/>
-            <w:shd w:fill="F8FAFC"/>
-            <w:tcMar>
-              <w:top w:w="100" w:type="dxa"/>
-              <w:bottom w:w="100" w:type="dxa"/>
-              <w:left w:w="120" w:type="dxa"/>
-              <w:right w:w="120" w:type="dxa"/>
-            </w:tcMar>
-            <w:tcBorders>
-              <w:top w:val="single" w:sz="4" w:space="0" w:color="CCCCCC"/>
-              <w:bottom w:val="single" w:sz="4" w:space="0" w:color="CCCCCC"/>
-              <w:left w:val="single" w:sz="4" w:space="0" w:color="CCCCCC"/>
-              <w:right w:val="single" w:sz="4" w:space="0" w:color="CCCCCC"/>
-            </w:tcBorders>
-          </w:tcPr>
-          <w:p>
-            <w:pPr>
-              <w:spacing w:before="60" w:after="60" w:line="252" w:lineRule="auto"/>
-              <w:jc w:val="left"/>
-            </w:pPr>
-            <w:r/>
-            <w:r>
-              <w:t>750.75</w:t>
-            </w:r>
-          </w:p>
-        </w:tc>
-        <w:tc>
-          <w:tcPr>
-            <w:tcW w:type="dxa" w:w="1152"/>
-            <w:shd w:fill="F8FAFC"/>
-            <w:tcMar>
-              <w:top w:w="100" w:type="dxa"/>
-              <w:bottom w:w="100" w:type="dxa"/>
-              <w:left w:w="120" w:type="dxa"/>
-              <w:right w:w="120" w:type="dxa"/>
-            </w:tcMar>
-            <w:tcBorders>
-              <w:top w:val="single" w:sz="4" w:space="0" w:color="CCCCCC"/>
-              <w:bottom w:val="single" w:sz="4" w:space="0" w:color="CCCCCC"/>
-              <w:left w:val="single" w:sz="4" w:space="0" w:color="CCCCCC"/>
-              <w:right w:val="single" w:sz="4" w:space="0" w:color="CCCCCC"/>
-            </w:tcBorders>
-          </w:tcPr>
-          <w:p>
-            <w:pPr>
-              <w:spacing w:before="60" w:after="60" w:line="252" w:lineRule="auto"/>
-              <w:jc w:val="left"/>
-            </w:pPr>
-            <w:r/>
-            <w:r>
-              <w:t>732.75</w:t>
-            </w:r>
-          </w:p>
-        </w:tc>
-        <w:tc>
-          <w:tcPr>
-            <w:tcW w:type="dxa" w:w="1728"/>
-            <w:shd w:fill="F8FAFC"/>
-            <w:tcMar>
-              <w:top w:w="100" w:type="dxa"/>
-              <w:bottom w:w="100" w:type="dxa"/>
-              <w:left w:w="120" w:type="dxa"/>
-              <w:right w:w="120" w:type="dxa"/>
-            </w:tcMar>
-            <w:tcBorders>
-              <w:top w:val="single" w:sz="4" w:space="0" w:color="CCCCCC"/>
-              <w:bottom w:val="single" w:sz="4" w:space="0" w:color="CCCCCC"/>
-              <w:left w:val="single" w:sz="4" w:space="0" w:color="CCCCCC"/>
-              <w:right w:val="single" w:sz="4" w:space="0" w:color="CCCCCC"/>
-            </w:tcBorders>
-          </w:tcPr>
-          <w:p>
-            <w:pPr>
-              <w:spacing w:before="60" w:after="60" w:line="252" w:lineRule="auto"/>
-              <w:jc w:val="left"/>
-            </w:pPr>
-            <w:r/>
-            <w:r>
-              <w:rPr>
-                <w:b/>
-              </w:rPr>
-              <w:t>740.75</w:t>
-            </w:r>
-          </w:p>
-        </w:tc>
-        <w:tc>
-          <w:tcPr>
-            <w:tcW w:type="dxa" w:w="3456"/>
-            <w:shd w:fill="F8FAFC"/>
-            <w:tcMar>
-              <w:top w:w="100" w:type="dxa"/>
-              <w:bottom w:w="100" w:type="dxa"/>
-              <w:left w:w="120" w:type="dxa"/>
-              <w:right w:w="120" w:type="dxa"/>
-            </w:tcMar>
-            <w:tcBorders>
-              <w:top w:val="single" w:sz="4" w:space="0" w:color="CCCCCC"/>
-              <w:bottom w:val="single" w:sz="4" w:space="0" w:color="CCCCCC"/>
-              <w:left w:val="single" w:sz="4" w:space="0" w:color="CCCCCC"/>
-              <w:right w:val="single" w:sz="4" w:space="0" w:color="CCCCCC"/>
-            </w:tcBorders>
-          </w:tcPr>
-          <w:p>
-            <w:pPr>
-              <w:spacing w:before="60" w:after="60" w:line="252" w:lineRule="auto"/>
-              <w:jc w:val="left"/>
-            </w:pPr>
-            <w:r/>
-            <w:r>
-              <w:rPr>
-                <w:b/>
-              </w:rPr>
-              <w:t>+0.75</w:t>
-            </w:r>
-          </w:p>
-        </w:tc>
-        <w:tc>
-          <w:tcPr>
-            <w:tcW w:type="dxa" w:w="1440"/>
-            <w:shd w:fill="F8FAFC"/>
-            <w:tcMar>
-              <w:top w:w="100" w:type="dxa"/>
-              <w:bottom w:w="100" w:type="dxa"/>
-              <w:left w:w="120" w:type="dxa"/>
-              <w:right w:w="120" w:type="dxa"/>
-            </w:tcMar>
-            <w:tcBorders>
-              <w:top w:val="single" w:sz="4" w:space="0" w:color="CCCCCC"/>
-              <w:bottom w:val="single" w:sz="4" w:space="0" w:color="CCCCCC"/>
-              <w:left w:val="single" w:sz="4" w:space="0" w:color="CCCCCC"/>
-              <w:right w:val="single" w:sz="4" w:space="0" w:color="CCCCCC"/>
-            </w:tcBorders>
-          </w:tcPr>
-          <w:p>
-            <w:pPr>
-              <w:spacing w:before="60" w:after="60" w:line="252" w:lineRule="auto"/>
-              <w:jc w:val="left"/>
-            </w:pPr>
-            <w:r/>
-            <w:r>
-              <w:t>BULL</w:t>
-            </w:r>
-          </w:p>
-        </w:tc>
-      </w:tr>
-      <w:tr>
-        <w:tc>
-          <w:tcPr>
-            <w:tcW w:type="dxa" w:w="1584"/>
-            <w:shd w:fill="FFFFFF"/>
-            <w:tcMar>
-              <w:top w:w="100" w:type="dxa"/>
-              <w:bottom w:w="100" w:type="dxa"/>
-              <w:left w:w="120" w:type="dxa"/>
-              <w:right w:w="120" w:type="dxa"/>
-            </w:tcMar>
-            <w:tcBorders>
-              <w:top w:val="single" w:sz="4" w:space="0" w:color="CCCCCC"/>
-              <w:bottom w:val="single" w:sz="4" w:space="0" w:color="CCCCCC"/>
-              <w:left w:val="single" w:sz="4" w:space="0" w:color="CCCCCC"/>
-              <w:right w:val="single" w:sz="4" w:space="0" w:color="CCCCCC"/>
-            </w:tcBorders>
-          </w:tcPr>
-          <w:p>
-            <w:pPr>
-              <w:spacing w:before="60" w:after="60" w:line="252" w:lineRule="auto"/>
-              <w:jc w:val="left"/>
-            </w:pPr>
-            <w:r/>
-            <w:r>
-              <w:rPr>
-                <w:b/>
-              </w:rPr>
-              <w:t>Thu 24/09</w:t>
-            </w:r>
-          </w:p>
-        </w:tc>
-        <w:tc>
-          <w:tcPr>
-            <w:tcW w:type="dxa" w:w="864"/>
-            <w:shd w:fill="FFFFFF"/>
-            <w:tcMar>
-              <w:top w:w="100" w:type="dxa"/>
-              <w:bottom w:w="100" w:type="dxa"/>
-              <w:left w:w="120" w:type="dxa"/>
-              <w:right w:w="120" w:type="dxa"/>
-            </w:tcMar>
-            <w:tcBorders>
-              <w:top w:val="single" w:sz="4" w:space="0" w:color="CCCCCC"/>
-              <w:bottom w:val="single" w:sz="4" w:space="0" w:color="CCCCCC"/>
-              <w:left w:val="single" w:sz="4" w:space="0" w:color="CCCCCC"/>
-              <w:right w:val="single" w:sz="4" w:space="0" w:color="CCCCCC"/>
-            </w:tcBorders>
-          </w:tcPr>
-          <w:p>
-            <w:pPr>
-              <w:spacing w:before="60" w:after="60" w:line="252" w:lineRule="auto"/>
-              <w:jc w:val="left"/>
-            </w:pPr>
-            <w:r/>
-            <w:r>
-              <w:t>Pre-NY 19-21</w:t>
-            </w:r>
-          </w:p>
-        </w:tc>
-        <w:tc>
-          <w:tcPr>
-            <w:tcW w:type="dxa" w:w="1440"/>
-            <w:shd w:fill="FFFFFF"/>
-            <w:tcMar>
-              <w:top w:w="100" w:type="dxa"/>
-              <w:bottom w:w="100" w:type="dxa"/>
-              <w:left w:w="120" w:type="dxa"/>
-              <w:right w:w="120" w:type="dxa"/>
-            </w:tcMar>
-            <w:tcBorders>
-              <w:top w:val="single" w:sz="4" w:space="0" w:color="CCCCCC"/>
-              <w:bottom w:val="single" w:sz="4" w:space="0" w:color="CCCCCC"/>
-              <w:left w:val="single" w:sz="4" w:space="0" w:color="CCCCCC"/>
-              <w:right w:val="single" w:sz="4" w:space="0" w:color="CCCCCC"/>
-            </w:tcBorders>
-          </w:tcPr>
-          <w:p>
-            <w:pPr>
-              <w:spacing w:before="60" w:after="60" w:line="252" w:lineRule="auto"/>
-              <w:jc w:val="left"/>
-            </w:pPr>
-            <w:r/>
-            <w:r>
-              <w:t>740.75</w:t>
-            </w:r>
-          </w:p>
-        </w:tc>
-        <w:tc>
-          <w:tcPr>
-            <w:tcW w:type="dxa" w:w="2016"/>
-            <w:shd w:fill="FFFFFF"/>
-            <w:tcMar>
-              <w:top w:w="100" w:type="dxa"/>
-              <w:bottom w:w="100" w:type="dxa"/>
-              <w:left w:w="120" w:type="dxa"/>
-              <w:right w:w="120" w:type="dxa"/>
-            </w:tcMar>
-            <w:tcBorders>
-              <w:top w:val="single" w:sz="4" w:space="0" w:color="CCCCCC"/>
-              <w:bottom w:val="single" w:sz="4" w:space="0" w:color="CCCCCC"/>
-              <w:left w:val="single" w:sz="4" w:space="0" w:color="CCCCCC"/>
-              <w:right w:val="single" w:sz="4" w:space="0" w:color="CCCCCC"/>
-            </w:tcBorders>
-          </w:tcPr>
-          <w:p>
-            <w:pPr>
-              <w:spacing w:before="60" w:after="60" w:line="252" w:lineRule="auto"/>
-              <w:jc w:val="left"/>
-            </w:pPr>
-            <w:r/>
-            <w:r>
-              <w:t>747.25</w:t>
-            </w:r>
-          </w:p>
-        </w:tc>
-        <w:tc>
-          <w:tcPr>
-            <w:tcW w:type="dxa" w:w="1152"/>
-            <w:shd w:fill="FFFFFF"/>
-            <w:tcMar>
-              <w:top w:w="100" w:type="dxa"/>
-              <w:bottom w:w="100" w:type="dxa"/>
-              <w:left w:w="120" w:type="dxa"/>
-              <w:right w:w="120" w:type="dxa"/>
-            </w:tcMar>
-            <w:tcBorders>
-              <w:top w:val="single" w:sz="4" w:space="0" w:color="CCCCCC"/>
-              <w:bottom w:val="single" w:sz="4" w:space="0" w:color="CCCCCC"/>
-              <w:left w:val="single" w:sz="4" w:space="0" w:color="CCCCCC"/>
-              <w:right w:val="single" w:sz="4" w:space="0" w:color="CCCCCC"/>
-            </w:tcBorders>
-          </w:tcPr>
-          <w:p>
-            <w:pPr>
-              <w:spacing w:before="60" w:after="60" w:line="252" w:lineRule="auto"/>
-              <w:jc w:val="left"/>
-            </w:pPr>
-            <w:r/>
-            <w:r>
-              <w:t>732.25</w:t>
-            </w:r>
-          </w:p>
-        </w:tc>
-        <w:tc>
-          <w:tcPr>
-            <w:tcW w:type="dxa" w:w="1728"/>
-            <w:shd w:fill="FFFFFF"/>
-            <w:tcMar>
-              <w:top w:w="100" w:type="dxa"/>
-              <w:bottom w:w="100" w:type="dxa"/>
-              <w:left w:w="120" w:type="dxa"/>
-              <w:right w:w="120" w:type="dxa"/>
-            </w:tcMar>
-            <w:tcBorders>
-              <w:top w:val="single" w:sz="4" w:space="0" w:color="CCCCCC"/>
-              <w:bottom w:val="single" w:sz="4" w:space="0" w:color="CCCCCC"/>
-              <w:left w:val="single" w:sz="4" w:space="0" w:color="CCCCCC"/>
-              <w:right w:val="single" w:sz="4" w:space="0" w:color="CCCCCC"/>
-            </w:tcBorders>
-          </w:tcPr>
-          <w:p>
-            <w:pPr>
-              <w:spacing w:before="60" w:after="60" w:line="252" w:lineRule="auto"/>
-              <w:jc w:val="left"/>
-            </w:pPr>
-            <w:r/>
-            <w:r>
-              <w:rPr>
-                <w:b/>
-              </w:rPr>
-              <w:t>741.25</w:t>
-            </w:r>
-          </w:p>
-        </w:tc>
-        <w:tc>
-          <w:tcPr>
-            <w:tcW w:type="dxa" w:w="3456"/>
-            <w:shd w:fill="FFFFFF"/>
-            <w:tcMar>
-              <w:top w:w="100" w:type="dxa"/>
-              <w:bottom w:w="100" w:type="dxa"/>
-              <w:left w:w="120" w:type="dxa"/>
-              <w:right w:w="120" w:type="dxa"/>
-            </w:tcMar>
-            <w:tcBorders>
-              <w:top w:val="single" w:sz="4" w:space="0" w:color="CCCCCC"/>
-              <w:bottom w:val="single" w:sz="4" w:space="0" w:color="CCCCCC"/>
-              <w:left w:val="single" w:sz="4" w:space="0" w:color="CCCCCC"/>
-              <w:right w:val="single" w:sz="4" w:space="0" w:color="CCCCCC"/>
-            </w:tcBorders>
-          </w:tcPr>
-          <w:p>
-            <w:pPr>
-              <w:spacing w:before="60" w:after="60" w:line="252" w:lineRule="auto"/>
-              <w:jc w:val="left"/>
-            </w:pPr>
-            <w:r/>
-            <w:r>
-              <w:rPr>
-                <w:b/>
-              </w:rPr>
-              <w:t>+0.50</w:t>
-            </w:r>
-          </w:p>
-        </w:tc>
-        <w:tc>
-          <w:tcPr>
-            <w:tcW w:type="dxa" w:w="1440"/>
-            <w:shd w:fill="FFFFFF"/>
-            <w:tcMar>
-              <w:top w:w="100" w:type="dxa"/>
-              <w:bottom w:w="100" w:type="dxa"/>
-              <w:left w:w="120" w:type="dxa"/>
-              <w:right w:w="120" w:type="dxa"/>
-            </w:tcMar>
-            <w:tcBorders>
-              <w:top w:val="single" w:sz="4" w:space="0" w:color="CCCCCC"/>
-              <w:bottom w:val="single" w:sz="4" w:space="0" w:color="CCCCCC"/>
-              <w:left w:val="single" w:sz="4" w:space="0" w:color="CCCCCC"/>
-              <w:right w:val="single" w:sz="4" w:space="0" w:color="CCCCCC"/>
-            </w:tcBorders>
-          </w:tcPr>
-          <w:p>
-            <w:pPr>
-              <w:spacing w:before="60" w:after="60" w:line="252" w:lineRule="auto"/>
-              <w:jc w:val="left"/>
-            </w:pPr>
-            <w:r/>
-            <w:r>
-              <w:t>BULL</w:t>
-            </w:r>
-          </w:p>
-        </w:tc>
-      </w:tr>
-      <w:tr>
-        <w:tc>
-          <w:tcPr>
-            <w:tcW w:type="dxa" w:w="1584"/>
-            <w:shd w:fill="F8FAFC"/>
-            <w:tcMar>
-              <w:top w:w="100" w:type="dxa"/>
-              <w:bottom w:w="100" w:type="dxa"/>
-              <w:left w:w="120" w:type="dxa"/>
-              <w:right w:w="120" w:type="dxa"/>
-            </w:tcMar>
-            <w:tcBorders>
-              <w:top w:val="single" w:sz="4" w:space="0" w:color="CCCCCC"/>
-              <w:bottom w:val="single" w:sz="4" w:space="0" w:color="CCCCCC"/>
-              <w:left w:val="single" w:sz="4" w:space="0" w:color="CCCCCC"/>
-              <w:right w:val="single" w:sz="4" w:space="0" w:color="CCCCCC"/>
-            </w:tcBorders>
-          </w:tcPr>
-          <w:p>
-            <w:pPr>
-              <w:spacing w:before="60" w:after="60" w:line="252" w:lineRule="auto"/>
-              <w:jc w:val="left"/>
-            </w:pPr>
-            <w:r/>
-            <w:r>
-              <w:rPr>
-                <w:b/>
-              </w:rPr>
-              <w:t>Thu 24/09</w:t>
-            </w:r>
-          </w:p>
-        </w:tc>
-        <w:tc>
-          <w:tcPr>
-            <w:tcW w:type="dxa" w:w="864"/>
-            <w:shd w:fill="F8FAFC"/>
-            <w:tcMar>
-              <w:top w:w="100" w:type="dxa"/>
-              <w:bottom w:w="100" w:type="dxa"/>
-              <w:left w:w="120" w:type="dxa"/>
-              <w:right w:w="120" w:type="dxa"/>
-            </w:tcMar>
-            <w:tcBorders>
-              <w:top w:val="single" w:sz="4" w:space="0" w:color="CCCCCC"/>
-              <w:bottom w:val="single" w:sz="4" w:space="0" w:color="CCCCCC"/>
-              <w:left w:val="single" w:sz="4" w:space="0" w:color="CCCCCC"/>
-              <w:right w:val="single" w:sz="4" w:space="0" w:color="CCCCCC"/>
-            </w:tcBorders>
-          </w:tcPr>
-          <w:p>
-            <w:pPr>
-              <w:spacing w:before="60" w:after="60" w:line="252" w:lineRule="auto"/>
-              <w:jc w:val="left"/>
-            </w:pPr>
-            <w:r/>
-            <w:r>
-              <w:t>NY Open 21-23</w:t>
-            </w:r>
-          </w:p>
-        </w:tc>
-        <w:tc>
-          <w:tcPr>
-            <w:tcW w:type="dxa" w:w="1440"/>
-            <w:shd w:fill="F8FAFC"/>
-            <w:tcMar>
-              <w:top w:w="100" w:type="dxa"/>
-              <w:bottom w:w="100" w:type="dxa"/>
-              <w:left w:w="120" w:type="dxa"/>
-              <w:right w:w="120" w:type="dxa"/>
-            </w:tcMar>
-            <w:tcBorders>
-              <w:top w:val="single" w:sz="4" w:space="0" w:color="CCCCCC"/>
-              <w:bottom w:val="single" w:sz="4" w:space="0" w:color="CCCCCC"/>
-              <w:left w:val="single" w:sz="4" w:space="0" w:color="CCCCCC"/>
-              <w:right w:val="single" w:sz="4" w:space="0" w:color="CCCCCC"/>
-            </w:tcBorders>
-          </w:tcPr>
-          <w:p>
-            <w:pPr>
-              <w:spacing w:before="60" w:after="60" w:line="252" w:lineRule="auto"/>
-              <w:jc w:val="left"/>
-            </w:pPr>
-            <w:r/>
-            <w:r>
-              <w:t>741.25</w:t>
-            </w:r>
-          </w:p>
-        </w:tc>
-        <w:tc>
-          <w:tcPr>
-            <w:tcW w:type="dxa" w:w="2016"/>
-            <w:shd w:fill="F8FAFC"/>
-            <w:tcMar>
-              <w:top w:w="100" w:type="dxa"/>
-              <w:bottom w:w="100" w:type="dxa"/>
-              <w:left w:w="120" w:type="dxa"/>
-              <w:right w:w="120" w:type="dxa"/>
-            </w:tcMar>
-            <w:tcBorders>
-              <w:top w:val="single" w:sz="4" w:space="0" w:color="CCCCCC"/>
-              <w:bottom w:val="single" w:sz="4" w:space="0" w:color="CCCCCC"/>
-              <w:left w:val="single" w:sz="4" w:space="0" w:color="CCCCCC"/>
-              <w:right w:val="single" w:sz="4" w:space="0" w:color="CCCCCC"/>
-            </w:tcBorders>
-          </w:tcPr>
-          <w:p>
-            <w:pPr>
-              <w:spacing w:before="60" w:after="60" w:line="252" w:lineRule="auto"/>
-              <w:jc w:val="left"/>
-            </w:pPr>
-            <w:r/>
-            <w:r>
-              <w:t>752.25</w:t>
-            </w:r>
-          </w:p>
-        </w:tc>
-        <w:tc>
-          <w:tcPr>
-            <w:tcW w:type="dxa" w:w="1152"/>
-            <w:shd w:fill="F8FAFC"/>
-            <w:tcMar>
-              <w:top w:w="100" w:type="dxa"/>
-              <w:bottom w:w="100" w:type="dxa"/>
-              <w:left w:w="120" w:type="dxa"/>
-              <w:right w:w="120" w:type="dxa"/>
-            </w:tcMar>
-            <w:tcBorders>
-              <w:top w:val="single" w:sz="4" w:space="0" w:color="CCCCCC"/>
-              <w:bottom w:val="single" w:sz="4" w:space="0" w:color="CCCCCC"/>
-              <w:left w:val="single" w:sz="4" w:space="0" w:color="CCCCCC"/>
-              <w:right w:val="single" w:sz="4" w:space="0" w:color="CCCCCC"/>
-            </w:tcBorders>
-          </w:tcPr>
-          <w:p>
-            <w:pPr>
-              <w:spacing w:before="60" w:after="60" w:line="252" w:lineRule="auto"/>
-              <w:jc w:val="left"/>
-            </w:pPr>
-            <w:r/>
-            <w:r>
-              <w:t>729.50</w:t>
-            </w:r>
-          </w:p>
-        </w:tc>
-        <w:tc>
-          <w:tcPr>
-            <w:tcW w:type="dxa" w:w="1728"/>
-            <w:shd w:fill="F8FAFC"/>
             <w:tcMar>
               <w:top w:w="100" w:type="dxa"/>
               <w:bottom w:w="100" w:type="dxa"/>
@@ -29596,1651 +31241,6 @@
                 <w:b/>
               </w:rPr>
               <w:t>744.75</w:t>
-            </w:r>
-          </w:p>
-        </w:tc>
-        <w:tc>
-          <w:tcPr>
-            <w:tcW w:type="dxa" w:w="3456"/>
-            <w:shd w:fill="F8FAFC"/>
-            <w:tcMar>
-              <w:top w:w="100" w:type="dxa"/>
-              <w:bottom w:w="100" w:type="dxa"/>
-              <w:left w:w="120" w:type="dxa"/>
-              <w:right w:w="120" w:type="dxa"/>
-            </w:tcMar>
-            <w:tcBorders>
-              <w:top w:val="single" w:sz="4" w:space="0" w:color="CCCCCC"/>
-              <w:bottom w:val="single" w:sz="4" w:space="0" w:color="CCCCCC"/>
-              <w:left w:val="single" w:sz="4" w:space="0" w:color="CCCCCC"/>
-              <w:right w:val="single" w:sz="4" w:space="0" w:color="CCCCCC"/>
-            </w:tcBorders>
-          </w:tcPr>
-          <w:p>
-            <w:pPr>
-              <w:spacing w:before="60" w:after="60" w:line="252" w:lineRule="auto"/>
-              <w:jc w:val="left"/>
-            </w:pPr>
-            <w:r/>
-            <w:r>
-              <w:rPr>
-                <w:b/>
-              </w:rPr>
-              <w:t>+3.50</w:t>
-            </w:r>
-          </w:p>
-        </w:tc>
-        <w:tc>
-          <w:tcPr>
-            <w:tcW w:type="dxa" w:w="1440"/>
-            <w:shd w:fill="F8FAFC"/>
-            <w:tcMar>
-              <w:top w:w="100" w:type="dxa"/>
-              <w:bottom w:w="100" w:type="dxa"/>
-              <w:left w:w="120" w:type="dxa"/>
-              <w:right w:w="120" w:type="dxa"/>
-            </w:tcMar>
-            <w:tcBorders>
-              <w:top w:val="single" w:sz="4" w:space="0" w:color="CCCCCC"/>
-              <w:bottom w:val="single" w:sz="4" w:space="0" w:color="CCCCCC"/>
-              <w:left w:val="single" w:sz="4" w:space="0" w:color="CCCCCC"/>
-              <w:right w:val="single" w:sz="4" w:space="0" w:color="CCCCCC"/>
-            </w:tcBorders>
-          </w:tcPr>
-          <w:p>
-            <w:pPr>
-              <w:spacing w:before="60" w:after="60" w:line="252" w:lineRule="auto"/>
-              <w:jc w:val="left"/>
-            </w:pPr>
-            <w:r/>
-            <w:r>
-              <w:t>BULL</w:t>
-            </w:r>
-          </w:p>
-        </w:tc>
-      </w:tr>
-      <w:tr>
-        <w:tc>
-          <w:tcPr>
-            <w:tcW w:type="dxa" w:w="1584"/>
-            <w:shd w:fill="FFFFFF"/>
-            <w:tcMar>
-              <w:top w:w="100" w:type="dxa"/>
-              <w:bottom w:w="100" w:type="dxa"/>
-              <w:left w:w="120" w:type="dxa"/>
-              <w:right w:w="120" w:type="dxa"/>
-            </w:tcMar>
-            <w:tcBorders>
-              <w:top w:val="single" w:sz="4" w:space="0" w:color="CCCCCC"/>
-              <w:bottom w:val="single" w:sz="4" w:space="0" w:color="CCCCCC"/>
-              <w:left w:val="single" w:sz="4" w:space="0" w:color="CCCCCC"/>
-              <w:right w:val="single" w:sz="4" w:space="0" w:color="CCCCCC"/>
-            </w:tcBorders>
-          </w:tcPr>
-          <w:p>
-            <w:pPr>
-              <w:spacing w:before="60" w:after="60" w:line="252" w:lineRule="auto"/>
-              <w:jc w:val="left"/>
-            </w:pPr>
-            <w:r/>
-            <w:r>
-              <w:rPr>
-                <w:b/>
-              </w:rPr>
-              <w:t>Thu 24/09</w:t>
-            </w:r>
-          </w:p>
-        </w:tc>
-        <w:tc>
-          <w:tcPr>
-            <w:tcW w:type="dxa" w:w="864"/>
-            <w:shd w:fill="FFFFFF"/>
-            <w:tcMar>
-              <w:top w:w="100" w:type="dxa"/>
-              <w:bottom w:w="100" w:type="dxa"/>
-              <w:left w:w="120" w:type="dxa"/>
-              <w:right w:w="120" w:type="dxa"/>
-            </w:tcMar>
-            <w:tcBorders>
-              <w:top w:val="single" w:sz="4" w:space="0" w:color="CCCCCC"/>
-              <w:bottom w:val="single" w:sz="4" w:space="0" w:color="CCCCCC"/>
-              <w:left w:val="single" w:sz="4" w:space="0" w:color="CCCCCC"/>
-              <w:right w:val="single" w:sz="4" w:space="0" w:color="CCCCCC"/>
-            </w:tcBorders>
-          </w:tcPr>
-          <w:p>
-            <w:pPr>
-              <w:spacing w:before="60" w:after="60" w:line="252" w:lineRule="auto"/>
-              <w:jc w:val="left"/>
-            </w:pPr>
-            <w:r/>
-            <w:r>
-              <w:t>NY Close 23-01</w:t>
-            </w:r>
-          </w:p>
-        </w:tc>
-        <w:tc>
-          <w:tcPr>
-            <w:tcW w:type="dxa" w:w="1440"/>
-            <w:shd w:fill="FFFFFF"/>
-            <w:tcMar>
-              <w:top w:w="100" w:type="dxa"/>
-              <w:bottom w:w="100" w:type="dxa"/>
-              <w:left w:w="120" w:type="dxa"/>
-              <w:right w:w="120" w:type="dxa"/>
-            </w:tcMar>
-            <w:tcBorders>
-              <w:top w:val="single" w:sz="4" w:space="0" w:color="CCCCCC"/>
-              <w:bottom w:val="single" w:sz="4" w:space="0" w:color="CCCCCC"/>
-              <w:left w:val="single" w:sz="4" w:space="0" w:color="CCCCCC"/>
-              <w:right w:val="single" w:sz="4" w:space="0" w:color="CCCCCC"/>
-            </w:tcBorders>
-          </w:tcPr>
-          <w:p>
-            <w:pPr>
-              <w:spacing w:before="60" w:after="60" w:line="252" w:lineRule="auto"/>
-              <w:jc w:val="left"/>
-            </w:pPr>
-            <w:r/>
-            <w:r>
-              <w:t>744.75</w:t>
-            </w:r>
-          </w:p>
-        </w:tc>
-        <w:tc>
-          <w:tcPr>
-            <w:tcW w:type="dxa" w:w="2016"/>
-            <w:shd w:fill="FFFFFF"/>
-            <w:tcMar>
-              <w:top w:w="100" w:type="dxa"/>
-              <w:bottom w:w="100" w:type="dxa"/>
-              <w:left w:w="120" w:type="dxa"/>
-              <w:right w:w="120" w:type="dxa"/>
-            </w:tcMar>
-            <w:tcBorders>
-              <w:top w:val="single" w:sz="4" w:space="0" w:color="CCCCCC"/>
-              <w:bottom w:val="single" w:sz="4" w:space="0" w:color="CCCCCC"/>
-              <w:left w:val="single" w:sz="4" w:space="0" w:color="CCCCCC"/>
-              <w:right w:val="single" w:sz="4" w:space="0" w:color="CCCCCC"/>
-            </w:tcBorders>
-          </w:tcPr>
-          <w:p>
-            <w:pPr>
-              <w:spacing w:before="60" w:after="60" w:line="252" w:lineRule="auto"/>
-              <w:jc w:val="left"/>
-            </w:pPr>
-            <w:r/>
-            <w:r>
-              <w:t>750.25</w:t>
-            </w:r>
-          </w:p>
-        </w:tc>
-        <w:tc>
-          <w:tcPr>
-            <w:tcW w:type="dxa" w:w="1152"/>
-            <w:shd w:fill="FFFFFF"/>
-            <w:tcMar>
-              <w:top w:w="100" w:type="dxa"/>
-              <w:bottom w:w="100" w:type="dxa"/>
-              <w:left w:w="120" w:type="dxa"/>
-              <w:right w:w="120" w:type="dxa"/>
-            </w:tcMar>
-            <w:tcBorders>
-              <w:top w:val="single" w:sz="4" w:space="0" w:color="CCCCCC"/>
-              <w:bottom w:val="single" w:sz="4" w:space="0" w:color="CCCCCC"/>
-              <w:left w:val="single" w:sz="4" w:space="0" w:color="CCCCCC"/>
-              <w:right w:val="single" w:sz="4" w:space="0" w:color="CCCCCC"/>
-            </w:tcBorders>
-          </w:tcPr>
-          <w:p>
-            <w:pPr>
-              <w:spacing w:before="60" w:after="60" w:line="252" w:lineRule="auto"/>
-              <w:jc w:val="left"/>
-            </w:pPr>
-            <w:r/>
-            <w:r>
-              <w:t>737.00</w:t>
-            </w:r>
-          </w:p>
-        </w:tc>
-        <w:tc>
-          <w:tcPr>
-            <w:tcW w:type="dxa" w:w="1728"/>
-            <w:shd w:fill="FFFFFF"/>
-            <w:tcMar>
-              <w:top w:w="100" w:type="dxa"/>
-              <w:bottom w:w="100" w:type="dxa"/>
-              <w:left w:w="120" w:type="dxa"/>
-              <w:right w:w="120" w:type="dxa"/>
-            </w:tcMar>
-            <w:tcBorders>
-              <w:top w:val="single" w:sz="4" w:space="0" w:color="CCCCCC"/>
-              <w:bottom w:val="single" w:sz="4" w:space="0" w:color="CCCCCC"/>
-              <w:left w:val="single" w:sz="4" w:space="0" w:color="CCCCCC"/>
-              <w:right w:val="single" w:sz="4" w:space="0" w:color="CCCCCC"/>
-            </w:tcBorders>
-          </w:tcPr>
-          <w:p>
-            <w:pPr>
-              <w:spacing w:before="60" w:after="60" w:line="252" w:lineRule="auto"/>
-              <w:jc w:val="left"/>
-            </w:pPr>
-            <w:r/>
-            <w:r>
-              <w:rPr>
-                <w:b/>
-              </w:rPr>
-              <w:t>745.50</w:t>
-            </w:r>
-          </w:p>
-        </w:tc>
-        <w:tc>
-          <w:tcPr>
-            <w:tcW w:type="dxa" w:w="3456"/>
-            <w:shd w:fill="FFFFFF"/>
-            <w:tcMar>
-              <w:top w:w="100" w:type="dxa"/>
-              <w:bottom w:w="100" w:type="dxa"/>
-              <w:left w:w="120" w:type="dxa"/>
-              <w:right w:w="120" w:type="dxa"/>
-            </w:tcMar>
-            <w:tcBorders>
-              <w:top w:val="single" w:sz="4" w:space="0" w:color="CCCCCC"/>
-              <w:bottom w:val="single" w:sz="4" w:space="0" w:color="CCCCCC"/>
-              <w:left w:val="single" w:sz="4" w:space="0" w:color="CCCCCC"/>
-              <w:right w:val="single" w:sz="4" w:space="0" w:color="CCCCCC"/>
-            </w:tcBorders>
-          </w:tcPr>
-          <w:p>
-            <w:pPr>
-              <w:spacing w:before="60" w:after="60" w:line="252" w:lineRule="auto"/>
-              <w:jc w:val="left"/>
-            </w:pPr>
-            <w:r/>
-            <w:r>
-              <w:rPr>
-                <w:b/>
-              </w:rPr>
-              <w:t>+0.75</w:t>
-            </w:r>
-          </w:p>
-        </w:tc>
-        <w:tc>
-          <w:tcPr>
-            <w:tcW w:type="dxa" w:w="1440"/>
-            <w:shd w:fill="FFFFFF"/>
-            <w:tcMar>
-              <w:top w:w="100" w:type="dxa"/>
-              <w:bottom w:w="100" w:type="dxa"/>
-              <w:left w:w="120" w:type="dxa"/>
-              <w:right w:w="120" w:type="dxa"/>
-            </w:tcMar>
-            <w:tcBorders>
-              <w:top w:val="single" w:sz="4" w:space="0" w:color="CCCCCC"/>
-              <w:bottom w:val="single" w:sz="4" w:space="0" w:color="CCCCCC"/>
-              <w:left w:val="single" w:sz="4" w:space="0" w:color="CCCCCC"/>
-              <w:right w:val="single" w:sz="4" w:space="0" w:color="CCCCCC"/>
-            </w:tcBorders>
-          </w:tcPr>
-          <w:p>
-            <w:pPr>
-              <w:spacing w:before="60" w:after="60" w:line="252" w:lineRule="auto"/>
-              <w:jc w:val="left"/>
-            </w:pPr>
-            <w:r/>
-            <w:r>
-              <w:t>BULL</w:t>
-            </w:r>
-          </w:p>
-        </w:tc>
-      </w:tr>
-      <w:tr>
-        <w:tc>
-          <w:tcPr>
-            <w:tcW w:type="dxa" w:w="1584"/>
-            <w:shd w:fill="F8FAFC"/>
-            <w:tcMar>
-              <w:top w:w="100" w:type="dxa"/>
-              <w:bottom w:w="100" w:type="dxa"/>
-              <w:left w:w="120" w:type="dxa"/>
-              <w:right w:w="120" w:type="dxa"/>
-            </w:tcMar>
-            <w:tcBorders>
-              <w:top w:val="single" w:sz="4" w:space="0" w:color="CCCCCC"/>
-              <w:bottom w:val="single" w:sz="4" w:space="0" w:color="CCCCCC"/>
-              <w:left w:val="single" w:sz="4" w:space="0" w:color="CCCCCC"/>
-              <w:right w:val="single" w:sz="4" w:space="0" w:color="CCCCCC"/>
-            </w:tcBorders>
-          </w:tcPr>
-          <w:p>
-            <w:pPr>
-              <w:spacing w:before="60" w:after="60" w:line="252" w:lineRule="auto"/>
-              <w:jc w:val="left"/>
-            </w:pPr>
-            <w:r/>
-            <w:r>
-              <w:rPr>
-                <w:b/>
-              </w:rPr>
-              <w:t>Fri 25/09</w:t>
-            </w:r>
-          </w:p>
-        </w:tc>
-        <w:tc>
-          <w:tcPr>
-            <w:tcW w:type="dxa" w:w="864"/>
-            <w:shd w:fill="F8FAFC"/>
-            <w:tcMar>
-              <w:top w:w="100" w:type="dxa"/>
-              <w:bottom w:w="100" w:type="dxa"/>
-              <w:left w:w="120" w:type="dxa"/>
-              <w:right w:w="120" w:type="dxa"/>
-            </w:tcMar>
-            <w:tcBorders>
-              <w:top w:val="single" w:sz="4" w:space="0" w:color="CCCCCC"/>
-              <w:bottom w:val="single" w:sz="4" w:space="0" w:color="CCCCCC"/>
-              <w:left w:val="single" w:sz="4" w:space="0" w:color="CCCCCC"/>
-              <w:right w:val="single" w:sz="4" w:space="0" w:color="CCCCCC"/>
-            </w:tcBorders>
-          </w:tcPr>
-          <w:p>
-            <w:pPr>
-              <w:spacing w:before="60" w:after="60" w:line="252" w:lineRule="auto"/>
-              <w:jc w:val="left"/>
-            </w:pPr>
-            <w:r/>
-            <w:r>
-              <w:t>Asia 07-11</w:t>
-            </w:r>
-          </w:p>
-        </w:tc>
-        <w:tc>
-          <w:tcPr>
-            <w:tcW w:type="dxa" w:w="1440"/>
-            <w:shd w:fill="F8FAFC"/>
-            <w:tcMar>
-              <w:top w:w="100" w:type="dxa"/>
-              <w:bottom w:w="100" w:type="dxa"/>
-              <w:left w:w="120" w:type="dxa"/>
-              <w:right w:w="120" w:type="dxa"/>
-            </w:tcMar>
-            <w:tcBorders>
-              <w:top w:val="single" w:sz="4" w:space="0" w:color="CCCCCC"/>
-              <w:bottom w:val="single" w:sz="4" w:space="0" w:color="CCCCCC"/>
-              <w:left w:val="single" w:sz="4" w:space="0" w:color="CCCCCC"/>
-              <w:right w:val="single" w:sz="4" w:space="0" w:color="CCCCCC"/>
-            </w:tcBorders>
-          </w:tcPr>
-          <w:p>
-            <w:pPr>
-              <w:spacing w:before="60" w:after="60" w:line="252" w:lineRule="auto"/>
-              <w:jc w:val="left"/>
-            </w:pPr>
-            <w:r/>
-            <w:r>
-              <w:t>745.50</w:t>
-            </w:r>
-          </w:p>
-        </w:tc>
-        <w:tc>
-          <w:tcPr>
-            <w:tcW w:type="dxa" w:w="2016"/>
-            <w:shd w:fill="F8FAFC"/>
-            <w:tcMar>
-              <w:top w:w="100" w:type="dxa"/>
-              <w:bottom w:w="100" w:type="dxa"/>
-              <w:left w:w="120" w:type="dxa"/>
-              <w:right w:w="120" w:type="dxa"/>
-            </w:tcMar>
-            <w:tcBorders>
-              <w:top w:val="single" w:sz="4" w:space="0" w:color="CCCCCC"/>
-              <w:bottom w:val="single" w:sz="4" w:space="0" w:color="CCCCCC"/>
-              <w:left w:val="single" w:sz="4" w:space="0" w:color="CCCCCC"/>
-              <w:right w:val="single" w:sz="4" w:space="0" w:color="CCCCCC"/>
-            </w:tcBorders>
-          </w:tcPr>
-          <w:p>
-            <w:pPr>
-              <w:spacing w:before="60" w:after="60" w:line="252" w:lineRule="auto"/>
-              <w:jc w:val="left"/>
-            </w:pPr>
-            <w:r/>
-            <w:r>
-              <w:t>754.75</w:t>
-            </w:r>
-          </w:p>
-        </w:tc>
-        <w:tc>
-          <w:tcPr>
-            <w:tcW w:type="dxa" w:w="1152"/>
-            <w:shd w:fill="F8FAFC"/>
-            <w:tcMar>
-              <w:top w:w="100" w:type="dxa"/>
-              <w:bottom w:w="100" w:type="dxa"/>
-              <w:left w:w="120" w:type="dxa"/>
-              <w:right w:w="120" w:type="dxa"/>
-            </w:tcMar>
-            <w:tcBorders>
-              <w:top w:val="single" w:sz="4" w:space="0" w:color="CCCCCC"/>
-              <w:bottom w:val="single" w:sz="4" w:space="0" w:color="CCCCCC"/>
-              <w:left w:val="single" w:sz="4" w:space="0" w:color="CCCCCC"/>
-              <w:right w:val="single" w:sz="4" w:space="0" w:color="CCCCCC"/>
-            </w:tcBorders>
-          </w:tcPr>
-          <w:p>
-            <w:pPr>
-              <w:spacing w:before="60" w:after="60" w:line="252" w:lineRule="auto"/>
-              <w:jc w:val="left"/>
-            </w:pPr>
-            <w:r/>
-            <w:r>
-              <w:t>739.00</w:t>
-            </w:r>
-          </w:p>
-        </w:tc>
-        <w:tc>
-          <w:tcPr>
-            <w:tcW w:type="dxa" w:w="1728"/>
-            <w:shd w:fill="F8FAFC"/>
-            <w:tcMar>
-              <w:top w:w="100" w:type="dxa"/>
-              <w:bottom w:w="100" w:type="dxa"/>
-              <w:left w:w="120" w:type="dxa"/>
-              <w:right w:w="120" w:type="dxa"/>
-            </w:tcMar>
-            <w:tcBorders>
-              <w:top w:val="single" w:sz="4" w:space="0" w:color="CCCCCC"/>
-              <w:bottom w:val="single" w:sz="4" w:space="0" w:color="CCCCCC"/>
-              <w:left w:val="single" w:sz="4" w:space="0" w:color="CCCCCC"/>
-              <w:right w:val="single" w:sz="4" w:space="0" w:color="CCCCCC"/>
-            </w:tcBorders>
-          </w:tcPr>
-          <w:p>
-            <w:pPr>
-              <w:spacing w:before="60" w:after="60" w:line="252" w:lineRule="auto"/>
-              <w:jc w:val="left"/>
-            </w:pPr>
-            <w:r/>
-            <w:r>
-              <w:rPr>
-                <w:b/>
-              </w:rPr>
-              <w:t>744.75</w:t>
-            </w:r>
-          </w:p>
-        </w:tc>
-        <w:tc>
-          <w:tcPr>
-            <w:tcW w:type="dxa" w:w="3456"/>
-            <w:shd w:fill="F8FAFC"/>
-            <w:tcMar>
-              <w:top w:w="100" w:type="dxa"/>
-              <w:bottom w:w="100" w:type="dxa"/>
-              <w:left w:w="120" w:type="dxa"/>
-              <w:right w:w="120" w:type="dxa"/>
-            </w:tcMar>
-            <w:tcBorders>
-              <w:top w:val="single" w:sz="4" w:space="0" w:color="CCCCCC"/>
-              <w:bottom w:val="single" w:sz="4" w:space="0" w:color="CCCCCC"/>
-              <w:left w:val="single" w:sz="4" w:space="0" w:color="CCCCCC"/>
-              <w:right w:val="single" w:sz="4" w:space="0" w:color="CCCCCC"/>
-            </w:tcBorders>
-          </w:tcPr>
-          <w:p>
-            <w:pPr>
-              <w:spacing w:before="60" w:after="60" w:line="252" w:lineRule="auto"/>
-              <w:jc w:val="left"/>
-            </w:pPr>
-            <w:r/>
-            <w:r>
-              <w:rPr>
-                <w:b/>
-              </w:rPr>
-              <w:t>-0.75</w:t>
-            </w:r>
-          </w:p>
-        </w:tc>
-        <w:tc>
-          <w:tcPr>
-            <w:tcW w:type="dxa" w:w="1440"/>
-            <w:shd w:fill="F8FAFC"/>
-            <w:tcMar>
-              <w:top w:w="100" w:type="dxa"/>
-              <w:bottom w:w="100" w:type="dxa"/>
-              <w:left w:w="120" w:type="dxa"/>
-              <w:right w:w="120" w:type="dxa"/>
-            </w:tcMar>
-            <w:tcBorders>
-              <w:top w:val="single" w:sz="4" w:space="0" w:color="CCCCCC"/>
-              <w:bottom w:val="single" w:sz="4" w:space="0" w:color="CCCCCC"/>
-              <w:left w:val="single" w:sz="4" w:space="0" w:color="CCCCCC"/>
-              <w:right w:val="single" w:sz="4" w:space="0" w:color="CCCCCC"/>
-            </w:tcBorders>
-          </w:tcPr>
-          <w:p>
-            <w:pPr>
-              <w:spacing w:before="60" w:after="60" w:line="252" w:lineRule="auto"/>
-              <w:jc w:val="left"/>
-            </w:pPr>
-            <w:r/>
-            <w:r>
-              <w:t>BEAR</w:t>
-            </w:r>
-          </w:p>
-        </w:tc>
-      </w:tr>
-      <w:tr>
-        <w:tc>
-          <w:tcPr>
-            <w:tcW w:type="dxa" w:w="1584"/>
-            <w:shd w:fill="FFFFFF"/>
-            <w:tcMar>
-              <w:top w:w="100" w:type="dxa"/>
-              <w:bottom w:w="100" w:type="dxa"/>
-              <w:left w:w="120" w:type="dxa"/>
-              <w:right w:w="120" w:type="dxa"/>
-            </w:tcMar>
-            <w:tcBorders>
-              <w:top w:val="single" w:sz="4" w:space="0" w:color="CCCCCC"/>
-              <w:bottom w:val="single" w:sz="4" w:space="0" w:color="CCCCCC"/>
-              <w:left w:val="single" w:sz="4" w:space="0" w:color="CCCCCC"/>
-              <w:right w:val="single" w:sz="4" w:space="0" w:color="CCCCCC"/>
-            </w:tcBorders>
-          </w:tcPr>
-          <w:p>
-            <w:pPr>
-              <w:spacing w:before="60" w:after="60" w:line="252" w:lineRule="auto"/>
-              <w:jc w:val="left"/>
-            </w:pPr>
-            <w:r/>
-            <w:r>
-              <w:rPr>
-                <w:b/>
-              </w:rPr>
-              <w:t>Fri 25/09</w:t>
-            </w:r>
-          </w:p>
-        </w:tc>
-        <w:tc>
-          <w:tcPr>
-            <w:tcW w:type="dxa" w:w="864"/>
-            <w:shd w:fill="FFFFFF"/>
-            <w:tcMar>
-              <w:top w:w="100" w:type="dxa"/>
-              <w:bottom w:w="100" w:type="dxa"/>
-              <w:left w:w="120" w:type="dxa"/>
-              <w:right w:w="120" w:type="dxa"/>
-            </w:tcMar>
-            <w:tcBorders>
-              <w:top w:val="single" w:sz="4" w:space="0" w:color="CCCCCC"/>
-              <w:bottom w:val="single" w:sz="4" w:space="0" w:color="CCCCCC"/>
-              <w:left w:val="single" w:sz="4" w:space="0" w:color="CCCCCC"/>
-              <w:right w:val="single" w:sz="4" w:space="0" w:color="CCCCCC"/>
-            </w:tcBorders>
-          </w:tcPr>
-          <w:p>
-            <w:pPr>
-              <w:spacing w:before="60" w:after="60" w:line="252" w:lineRule="auto"/>
-              <w:jc w:val="left"/>
-            </w:pPr>
-            <w:r/>
-            <w:r>
-              <w:t>Asia 11-15</w:t>
-            </w:r>
-          </w:p>
-        </w:tc>
-        <w:tc>
-          <w:tcPr>
-            <w:tcW w:type="dxa" w:w="1440"/>
-            <w:shd w:fill="FFFFFF"/>
-            <w:tcMar>
-              <w:top w:w="100" w:type="dxa"/>
-              <w:bottom w:w="100" w:type="dxa"/>
-              <w:left w:w="120" w:type="dxa"/>
-              <w:right w:w="120" w:type="dxa"/>
-            </w:tcMar>
-            <w:tcBorders>
-              <w:top w:val="single" w:sz="4" w:space="0" w:color="CCCCCC"/>
-              <w:bottom w:val="single" w:sz="4" w:space="0" w:color="CCCCCC"/>
-              <w:left w:val="single" w:sz="4" w:space="0" w:color="CCCCCC"/>
-              <w:right w:val="single" w:sz="4" w:space="0" w:color="CCCCCC"/>
-            </w:tcBorders>
-          </w:tcPr>
-          <w:p>
-            <w:pPr>
-              <w:spacing w:before="60" w:after="60" w:line="252" w:lineRule="auto"/>
-              <w:jc w:val="left"/>
-            </w:pPr>
-            <w:r/>
-            <w:r>
-              <w:t>744.75</w:t>
-            </w:r>
-          </w:p>
-        </w:tc>
-        <w:tc>
-          <w:tcPr>
-            <w:tcW w:type="dxa" w:w="2016"/>
-            <w:shd w:fill="FFFFFF"/>
-            <w:tcMar>
-              <w:top w:w="100" w:type="dxa"/>
-              <w:bottom w:w="100" w:type="dxa"/>
-              <w:left w:w="120" w:type="dxa"/>
-              <w:right w:w="120" w:type="dxa"/>
-            </w:tcMar>
-            <w:tcBorders>
-              <w:top w:val="single" w:sz="4" w:space="0" w:color="CCCCCC"/>
-              <w:bottom w:val="single" w:sz="4" w:space="0" w:color="CCCCCC"/>
-              <w:left w:val="single" w:sz="4" w:space="0" w:color="CCCCCC"/>
-              <w:right w:val="single" w:sz="4" w:space="0" w:color="CCCCCC"/>
-            </w:tcBorders>
-          </w:tcPr>
-          <w:p>
-            <w:pPr>
-              <w:spacing w:before="60" w:after="60" w:line="252" w:lineRule="auto"/>
-              <w:jc w:val="left"/>
-            </w:pPr>
-            <w:r/>
-            <w:r>
-              <w:t>752.25</w:t>
-            </w:r>
-          </w:p>
-        </w:tc>
-        <w:tc>
-          <w:tcPr>
-            <w:tcW w:type="dxa" w:w="1152"/>
-            <w:shd w:fill="FFFFFF"/>
-            <w:tcMar>
-              <w:top w:w="100" w:type="dxa"/>
-              <w:bottom w:w="100" w:type="dxa"/>
-              <w:left w:w="120" w:type="dxa"/>
-              <w:right w:w="120" w:type="dxa"/>
-            </w:tcMar>
-            <w:tcBorders>
-              <w:top w:val="single" w:sz="4" w:space="0" w:color="CCCCCC"/>
-              <w:bottom w:val="single" w:sz="4" w:space="0" w:color="CCCCCC"/>
-              <w:left w:val="single" w:sz="4" w:space="0" w:color="CCCCCC"/>
-              <w:right w:val="single" w:sz="4" w:space="0" w:color="CCCCCC"/>
-            </w:tcBorders>
-          </w:tcPr>
-          <w:p>
-            <w:pPr>
-              <w:spacing w:before="60" w:after="60" w:line="252" w:lineRule="auto"/>
-              <w:jc w:val="left"/>
-            </w:pPr>
-            <w:r/>
-            <w:r>
-              <w:t>738.75</w:t>
-            </w:r>
-          </w:p>
-        </w:tc>
-        <w:tc>
-          <w:tcPr>
-            <w:tcW w:type="dxa" w:w="1728"/>
-            <w:shd w:fill="FFFFFF"/>
-            <w:tcMar>
-              <w:top w:w="100" w:type="dxa"/>
-              <w:bottom w:w="100" w:type="dxa"/>
-              <w:left w:w="120" w:type="dxa"/>
-              <w:right w:w="120" w:type="dxa"/>
-            </w:tcMar>
-            <w:tcBorders>
-              <w:top w:val="single" w:sz="4" w:space="0" w:color="CCCCCC"/>
-              <w:bottom w:val="single" w:sz="4" w:space="0" w:color="CCCCCC"/>
-              <w:left w:val="single" w:sz="4" w:space="0" w:color="CCCCCC"/>
-              <w:right w:val="single" w:sz="4" w:space="0" w:color="CCCCCC"/>
-            </w:tcBorders>
-          </w:tcPr>
-          <w:p>
-            <w:pPr>
-              <w:spacing w:before="60" w:after="60" w:line="252" w:lineRule="auto"/>
-              <w:jc w:val="left"/>
-            </w:pPr>
-            <w:r/>
-            <w:r>
-              <w:rPr>
-                <w:b/>
-              </w:rPr>
-              <w:t>743.75</w:t>
-            </w:r>
-          </w:p>
-        </w:tc>
-        <w:tc>
-          <w:tcPr>
-            <w:tcW w:type="dxa" w:w="3456"/>
-            <w:shd w:fill="FFFFFF"/>
-            <w:tcMar>
-              <w:top w:w="100" w:type="dxa"/>
-              <w:bottom w:w="100" w:type="dxa"/>
-              <w:left w:w="120" w:type="dxa"/>
-              <w:right w:w="120" w:type="dxa"/>
-            </w:tcMar>
-            <w:tcBorders>
-              <w:top w:val="single" w:sz="4" w:space="0" w:color="CCCCCC"/>
-              <w:bottom w:val="single" w:sz="4" w:space="0" w:color="CCCCCC"/>
-              <w:left w:val="single" w:sz="4" w:space="0" w:color="CCCCCC"/>
-              <w:right w:val="single" w:sz="4" w:space="0" w:color="CCCCCC"/>
-            </w:tcBorders>
-          </w:tcPr>
-          <w:p>
-            <w:pPr>
-              <w:spacing w:before="60" w:after="60" w:line="252" w:lineRule="auto"/>
-              <w:jc w:val="left"/>
-            </w:pPr>
-            <w:r/>
-            <w:r>
-              <w:rPr>
-                <w:b/>
-              </w:rPr>
-              <w:t>-1.00</w:t>
-            </w:r>
-          </w:p>
-        </w:tc>
-        <w:tc>
-          <w:tcPr>
-            <w:tcW w:type="dxa" w:w="1440"/>
-            <w:shd w:fill="FFFFFF"/>
-            <w:tcMar>
-              <w:top w:w="100" w:type="dxa"/>
-              <w:bottom w:w="100" w:type="dxa"/>
-              <w:left w:w="120" w:type="dxa"/>
-              <w:right w:w="120" w:type="dxa"/>
-            </w:tcMar>
-            <w:tcBorders>
-              <w:top w:val="single" w:sz="4" w:space="0" w:color="CCCCCC"/>
-              <w:bottom w:val="single" w:sz="4" w:space="0" w:color="CCCCCC"/>
-              <w:left w:val="single" w:sz="4" w:space="0" w:color="CCCCCC"/>
-              <w:right w:val="single" w:sz="4" w:space="0" w:color="CCCCCC"/>
-            </w:tcBorders>
-          </w:tcPr>
-          <w:p>
-            <w:pPr>
-              <w:spacing w:before="60" w:after="60" w:line="252" w:lineRule="auto"/>
-              <w:jc w:val="left"/>
-            </w:pPr>
-            <w:r/>
-            <w:r>
-              <w:t>BEAR</w:t>
-            </w:r>
-          </w:p>
-        </w:tc>
-      </w:tr>
-      <w:tr>
-        <w:tc>
-          <w:tcPr>
-            <w:tcW w:type="dxa" w:w="1584"/>
-            <w:shd w:fill="F8FAFC"/>
-            <w:tcMar>
-              <w:top w:w="100" w:type="dxa"/>
-              <w:bottom w:w="100" w:type="dxa"/>
-              <w:left w:w="120" w:type="dxa"/>
-              <w:right w:w="120" w:type="dxa"/>
-            </w:tcMar>
-            <w:tcBorders>
-              <w:top w:val="single" w:sz="4" w:space="0" w:color="CCCCCC"/>
-              <w:bottom w:val="single" w:sz="4" w:space="0" w:color="CCCCCC"/>
-              <w:left w:val="single" w:sz="4" w:space="0" w:color="CCCCCC"/>
-              <w:right w:val="single" w:sz="4" w:space="0" w:color="CCCCCC"/>
-            </w:tcBorders>
-          </w:tcPr>
-          <w:p>
-            <w:pPr>
-              <w:spacing w:before="60" w:after="60" w:line="252" w:lineRule="auto"/>
-              <w:jc w:val="left"/>
-            </w:pPr>
-            <w:r/>
-            <w:r>
-              <w:rPr>
-                <w:b/>
-              </w:rPr>
-              <w:t>Fri 25/09</w:t>
-            </w:r>
-          </w:p>
-        </w:tc>
-        <w:tc>
-          <w:tcPr>
-            <w:tcW w:type="dxa" w:w="864"/>
-            <w:shd w:fill="F8FAFC"/>
-            <w:tcMar>
-              <w:top w:w="100" w:type="dxa"/>
-              <w:bottom w:w="100" w:type="dxa"/>
-              <w:left w:w="120" w:type="dxa"/>
-              <w:right w:w="120" w:type="dxa"/>
-            </w:tcMar>
-            <w:tcBorders>
-              <w:top w:val="single" w:sz="4" w:space="0" w:color="CCCCCC"/>
-              <w:bottom w:val="single" w:sz="4" w:space="0" w:color="CCCCCC"/>
-              <w:left w:val="single" w:sz="4" w:space="0" w:color="CCCCCC"/>
-              <w:right w:val="single" w:sz="4" w:space="0" w:color="CCCCCC"/>
-            </w:tcBorders>
-          </w:tcPr>
-          <w:p>
-            <w:pPr>
-              <w:spacing w:before="60" w:after="60" w:line="252" w:lineRule="auto"/>
-              <w:jc w:val="left"/>
-            </w:pPr>
-            <w:r/>
-            <w:r>
-              <w:t>London 15-19</w:t>
-            </w:r>
-          </w:p>
-        </w:tc>
-        <w:tc>
-          <w:tcPr>
-            <w:tcW w:type="dxa" w:w="1440"/>
-            <w:shd w:fill="F8FAFC"/>
-            <w:tcMar>
-              <w:top w:w="100" w:type="dxa"/>
-              <w:bottom w:w="100" w:type="dxa"/>
-              <w:left w:w="120" w:type="dxa"/>
-              <w:right w:w="120" w:type="dxa"/>
-            </w:tcMar>
-            <w:tcBorders>
-              <w:top w:val="single" w:sz="4" w:space="0" w:color="CCCCCC"/>
-              <w:bottom w:val="single" w:sz="4" w:space="0" w:color="CCCCCC"/>
-              <w:left w:val="single" w:sz="4" w:space="0" w:color="CCCCCC"/>
-              <w:right w:val="single" w:sz="4" w:space="0" w:color="CCCCCC"/>
-            </w:tcBorders>
-          </w:tcPr>
-          <w:p>
-            <w:pPr>
-              <w:spacing w:before="60" w:after="60" w:line="252" w:lineRule="auto"/>
-              <w:jc w:val="left"/>
-            </w:pPr>
-            <w:r/>
-            <w:r>
-              <w:t>743.75</w:t>
-            </w:r>
-          </w:p>
-        </w:tc>
-        <w:tc>
-          <w:tcPr>
-            <w:tcW w:type="dxa" w:w="2016"/>
-            <w:shd w:fill="F8FAFC"/>
-            <w:tcMar>
-              <w:top w:w="100" w:type="dxa"/>
-              <w:bottom w:w="100" w:type="dxa"/>
-              <w:left w:w="120" w:type="dxa"/>
-              <w:right w:w="120" w:type="dxa"/>
-            </w:tcMar>
-            <w:tcBorders>
-              <w:top w:val="single" w:sz="4" w:space="0" w:color="CCCCCC"/>
-              <w:bottom w:val="single" w:sz="4" w:space="0" w:color="CCCCCC"/>
-              <w:left w:val="single" w:sz="4" w:space="0" w:color="CCCCCC"/>
-              <w:right w:val="single" w:sz="4" w:space="0" w:color="CCCCCC"/>
-            </w:tcBorders>
-          </w:tcPr>
-          <w:p>
-            <w:pPr>
-              <w:spacing w:before="60" w:after="60" w:line="252" w:lineRule="auto"/>
-              <w:jc w:val="left"/>
-            </w:pPr>
-            <w:r/>
-            <w:r>
-              <w:t>750.75</w:t>
-            </w:r>
-          </w:p>
-        </w:tc>
-        <w:tc>
-          <w:tcPr>
-            <w:tcW w:type="dxa" w:w="1152"/>
-            <w:shd w:fill="F8FAFC"/>
-            <w:tcMar>
-              <w:top w:w="100" w:type="dxa"/>
-              <w:bottom w:w="100" w:type="dxa"/>
-              <w:left w:w="120" w:type="dxa"/>
-              <w:right w:w="120" w:type="dxa"/>
-            </w:tcMar>
-            <w:tcBorders>
-              <w:top w:val="single" w:sz="4" w:space="0" w:color="CCCCCC"/>
-              <w:bottom w:val="single" w:sz="4" w:space="0" w:color="CCCCCC"/>
-              <w:left w:val="single" w:sz="4" w:space="0" w:color="CCCCCC"/>
-              <w:right w:val="single" w:sz="4" w:space="0" w:color="CCCCCC"/>
-            </w:tcBorders>
-          </w:tcPr>
-          <w:p>
-            <w:pPr>
-              <w:spacing w:before="60" w:after="60" w:line="252" w:lineRule="auto"/>
-              <w:jc w:val="left"/>
-            </w:pPr>
-            <w:r/>
-            <w:r>
-              <w:t>730.25</w:t>
-            </w:r>
-          </w:p>
-        </w:tc>
-        <w:tc>
-          <w:tcPr>
-            <w:tcW w:type="dxa" w:w="1728"/>
-            <w:shd w:fill="F8FAFC"/>
-            <w:tcMar>
-              <w:top w:w="100" w:type="dxa"/>
-              <w:bottom w:w="100" w:type="dxa"/>
-              <w:left w:w="120" w:type="dxa"/>
-              <w:right w:w="120" w:type="dxa"/>
-            </w:tcMar>
-            <w:tcBorders>
-              <w:top w:val="single" w:sz="4" w:space="0" w:color="CCCCCC"/>
-              <w:bottom w:val="single" w:sz="4" w:space="0" w:color="CCCCCC"/>
-              <w:left w:val="single" w:sz="4" w:space="0" w:color="CCCCCC"/>
-              <w:right w:val="single" w:sz="4" w:space="0" w:color="CCCCCC"/>
-            </w:tcBorders>
-          </w:tcPr>
-          <w:p>
-            <w:pPr>
-              <w:spacing w:before="60" w:after="60" w:line="252" w:lineRule="auto"/>
-              <w:jc w:val="left"/>
-            </w:pPr>
-            <w:r/>
-            <w:r>
-              <w:rPr>
-                <w:b/>
-              </w:rPr>
-              <w:t>744.50</w:t>
-            </w:r>
-          </w:p>
-        </w:tc>
-        <w:tc>
-          <w:tcPr>
-            <w:tcW w:type="dxa" w:w="3456"/>
-            <w:shd w:fill="F8FAFC"/>
-            <w:tcMar>
-              <w:top w:w="100" w:type="dxa"/>
-              <w:bottom w:w="100" w:type="dxa"/>
-              <w:left w:w="120" w:type="dxa"/>
-              <w:right w:w="120" w:type="dxa"/>
-            </w:tcMar>
-            <w:tcBorders>
-              <w:top w:val="single" w:sz="4" w:space="0" w:color="CCCCCC"/>
-              <w:bottom w:val="single" w:sz="4" w:space="0" w:color="CCCCCC"/>
-              <w:left w:val="single" w:sz="4" w:space="0" w:color="CCCCCC"/>
-              <w:right w:val="single" w:sz="4" w:space="0" w:color="CCCCCC"/>
-            </w:tcBorders>
-          </w:tcPr>
-          <w:p>
-            <w:pPr>
-              <w:spacing w:before="60" w:after="60" w:line="252" w:lineRule="auto"/>
-              <w:jc w:val="left"/>
-            </w:pPr>
-            <w:r/>
-            <w:r>
-              <w:rPr>
-                <w:b/>
-              </w:rPr>
-              <w:t>+0.75</w:t>
-            </w:r>
-          </w:p>
-        </w:tc>
-        <w:tc>
-          <w:tcPr>
-            <w:tcW w:type="dxa" w:w="1440"/>
-            <w:shd w:fill="F8FAFC"/>
-            <w:tcMar>
-              <w:top w:w="100" w:type="dxa"/>
-              <w:bottom w:w="100" w:type="dxa"/>
-              <w:left w:w="120" w:type="dxa"/>
-              <w:right w:w="120" w:type="dxa"/>
-            </w:tcMar>
-            <w:tcBorders>
-              <w:top w:val="single" w:sz="4" w:space="0" w:color="CCCCCC"/>
-              <w:bottom w:val="single" w:sz="4" w:space="0" w:color="CCCCCC"/>
-              <w:left w:val="single" w:sz="4" w:space="0" w:color="CCCCCC"/>
-              <w:right w:val="single" w:sz="4" w:space="0" w:color="CCCCCC"/>
-            </w:tcBorders>
-          </w:tcPr>
-          <w:p>
-            <w:pPr>
-              <w:spacing w:before="60" w:after="60" w:line="252" w:lineRule="auto"/>
-              <w:jc w:val="left"/>
-            </w:pPr>
-            <w:r/>
-            <w:r>
-              <w:t>BULL</w:t>
-            </w:r>
-          </w:p>
-        </w:tc>
-      </w:tr>
-      <w:tr>
-        <w:tc>
-          <w:tcPr>
-            <w:tcW w:type="dxa" w:w="1584"/>
-            <w:shd w:fill="FFFFFF"/>
-            <w:tcMar>
-              <w:top w:w="100" w:type="dxa"/>
-              <w:bottom w:w="100" w:type="dxa"/>
-              <w:left w:w="120" w:type="dxa"/>
-              <w:right w:w="120" w:type="dxa"/>
-            </w:tcMar>
-            <w:tcBorders>
-              <w:top w:val="single" w:sz="4" w:space="0" w:color="CCCCCC"/>
-              <w:bottom w:val="single" w:sz="4" w:space="0" w:color="CCCCCC"/>
-              <w:left w:val="single" w:sz="4" w:space="0" w:color="CCCCCC"/>
-              <w:right w:val="single" w:sz="4" w:space="0" w:color="CCCCCC"/>
-            </w:tcBorders>
-          </w:tcPr>
-          <w:p>
-            <w:pPr>
-              <w:spacing w:before="60" w:after="60" w:line="252" w:lineRule="auto"/>
-              <w:jc w:val="left"/>
-            </w:pPr>
-            <w:r/>
-            <w:r>
-              <w:rPr>
-                <w:b/>
-              </w:rPr>
-              <w:t>Fri 25/09</w:t>
-            </w:r>
-          </w:p>
-        </w:tc>
-        <w:tc>
-          <w:tcPr>
-            <w:tcW w:type="dxa" w:w="864"/>
-            <w:shd w:fill="FFFFFF"/>
-            <w:tcMar>
-              <w:top w:w="100" w:type="dxa"/>
-              <w:bottom w:w="100" w:type="dxa"/>
-              <w:left w:w="120" w:type="dxa"/>
-              <w:right w:w="120" w:type="dxa"/>
-            </w:tcMar>
-            <w:tcBorders>
-              <w:top w:val="single" w:sz="4" w:space="0" w:color="CCCCCC"/>
-              <w:bottom w:val="single" w:sz="4" w:space="0" w:color="CCCCCC"/>
-              <w:left w:val="single" w:sz="4" w:space="0" w:color="CCCCCC"/>
-              <w:right w:val="single" w:sz="4" w:space="0" w:color="CCCCCC"/>
-            </w:tcBorders>
-          </w:tcPr>
-          <w:p>
-            <w:pPr>
-              <w:spacing w:before="60" w:after="60" w:line="252" w:lineRule="auto"/>
-              <w:jc w:val="left"/>
-            </w:pPr>
-            <w:r/>
-            <w:r>
-              <w:t>Pre-NY 19-21</w:t>
-            </w:r>
-          </w:p>
-        </w:tc>
-        <w:tc>
-          <w:tcPr>
-            <w:tcW w:type="dxa" w:w="1440"/>
-            <w:shd w:fill="FFFFFF"/>
-            <w:tcMar>
-              <w:top w:w="100" w:type="dxa"/>
-              <w:bottom w:w="100" w:type="dxa"/>
-              <w:left w:w="120" w:type="dxa"/>
-              <w:right w:w="120" w:type="dxa"/>
-            </w:tcMar>
-            <w:tcBorders>
-              <w:top w:val="single" w:sz="4" w:space="0" w:color="CCCCCC"/>
-              <w:bottom w:val="single" w:sz="4" w:space="0" w:color="CCCCCC"/>
-              <w:left w:val="single" w:sz="4" w:space="0" w:color="CCCCCC"/>
-              <w:right w:val="single" w:sz="4" w:space="0" w:color="CCCCCC"/>
-            </w:tcBorders>
-          </w:tcPr>
-          <w:p>
-            <w:pPr>
-              <w:spacing w:before="60" w:after="60" w:line="252" w:lineRule="auto"/>
-              <w:jc w:val="left"/>
-            </w:pPr>
-            <w:r/>
-            <w:r>
-              <w:t>744.50</w:t>
-            </w:r>
-          </w:p>
-        </w:tc>
-        <w:tc>
-          <w:tcPr>
-            <w:tcW w:type="dxa" w:w="2016"/>
-            <w:shd w:fill="FFFFFF"/>
-            <w:tcMar>
-              <w:top w:w="100" w:type="dxa"/>
-              <w:bottom w:w="100" w:type="dxa"/>
-              <w:left w:w="120" w:type="dxa"/>
-              <w:right w:w="120" w:type="dxa"/>
-            </w:tcMar>
-            <w:tcBorders>
-              <w:top w:val="single" w:sz="4" w:space="0" w:color="CCCCCC"/>
-              <w:bottom w:val="single" w:sz="4" w:space="0" w:color="CCCCCC"/>
-              <w:left w:val="single" w:sz="4" w:space="0" w:color="CCCCCC"/>
-              <w:right w:val="single" w:sz="4" w:space="0" w:color="CCCCCC"/>
-            </w:tcBorders>
-          </w:tcPr>
-          <w:p>
-            <w:pPr>
-              <w:spacing w:before="60" w:after="60" w:line="252" w:lineRule="auto"/>
-              <w:jc w:val="left"/>
-            </w:pPr>
-            <w:r/>
-            <w:r>
-              <w:t>753.75</w:t>
-            </w:r>
-          </w:p>
-        </w:tc>
-        <w:tc>
-          <w:tcPr>
-            <w:tcW w:type="dxa" w:w="1152"/>
-            <w:shd w:fill="FFFFFF"/>
-            <w:tcMar>
-              <w:top w:w="100" w:type="dxa"/>
-              <w:bottom w:w="100" w:type="dxa"/>
-              <w:left w:w="120" w:type="dxa"/>
-              <w:right w:w="120" w:type="dxa"/>
-            </w:tcMar>
-            <w:tcBorders>
-              <w:top w:val="single" w:sz="4" w:space="0" w:color="CCCCCC"/>
-              <w:bottom w:val="single" w:sz="4" w:space="0" w:color="CCCCCC"/>
-              <w:left w:val="single" w:sz="4" w:space="0" w:color="CCCCCC"/>
-              <w:right w:val="single" w:sz="4" w:space="0" w:color="CCCCCC"/>
-            </w:tcBorders>
-          </w:tcPr>
-          <w:p>
-            <w:pPr>
-              <w:spacing w:before="60" w:after="60" w:line="252" w:lineRule="auto"/>
-              <w:jc w:val="left"/>
-            </w:pPr>
-            <w:r/>
-            <w:r>
-              <w:t>737.25</w:t>
-            </w:r>
-          </w:p>
-        </w:tc>
-        <w:tc>
-          <w:tcPr>
-            <w:tcW w:type="dxa" w:w="1728"/>
-            <w:shd w:fill="FFFFFF"/>
-            <w:tcMar>
-              <w:top w:w="100" w:type="dxa"/>
-              <w:bottom w:w="100" w:type="dxa"/>
-              <w:left w:w="120" w:type="dxa"/>
-              <w:right w:w="120" w:type="dxa"/>
-            </w:tcMar>
-            <w:tcBorders>
-              <w:top w:val="single" w:sz="4" w:space="0" w:color="CCCCCC"/>
-              <w:bottom w:val="single" w:sz="4" w:space="0" w:color="CCCCCC"/>
-              <w:left w:val="single" w:sz="4" w:space="0" w:color="CCCCCC"/>
-              <w:right w:val="single" w:sz="4" w:space="0" w:color="CCCCCC"/>
-            </w:tcBorders>
-          </w:tcPr>
-          <w:p>
-            <w:pPr>
-              <w:spacing w:before="60" w:after="60" w:line="252" w:lineRule="auto"/>
-              <w:jc w:val="left"/>
-            </w:pPr>
-            <w:r/>
-            <w:r>
-              <w:rPr>
-                <w:b/>
-              </w:rPr>
-              <w:t>744.25</w:t>
-            </w:r>
-          </w:p>
-        </w:tc>
-        <w:tc>
-          <w:tcPr>
-            <w:tcW w:type="dxa" w:w="3456"/>
-            <w:shd w:fill="FFFFFF"/>
-            <w:tcMar>
-              <w:top w:w="100" w:type="dxa"/>
-              <w:bottom w:w="100" w:type="dxa"/>
-              <w:left w:w="120" w:type="dxa"/>
-              <w:right w:w="120" w:type="dxa"/>
-            </w:tcMar>
-            <w:tcBorders>
-              <w:top w:val="single" w:sz="4" w:space="0" w:color="CCCCCC"/>
-              <w:bottom w:val="single" w:sz="4" w:space="0" w:color="CCCCCC"/>
-              <w:left w:val="single" w:sz="4" w:space="0" w:color="CCCCCC"/>
-              <w:right w:val="single" w:sz="4" w:space="0" w:color="CCCCCC"/>
-            </w:tcBorders>
-          </w:tcPr>
-          <w:p>
-            <w:pPr>
-              <w:spacing w:before="60" w:after="60" w:line="252" w:lineRule="auto"/>
-              <w:jc w:val="left"/>
-            </w:pPr>
-            <w:r/>
-            <w:r>
-              <w:rPr>
-                <w:b/>
-              </w:rPr>
-              <w:t>-0.25</w:t>
-            </w:r>
-          </w:p>
-        </w:tc>
-        <w:tc>
-          <w:tcPr>
-            <w:tcW w:type="dxa" w:w="1440"/>
-            <w:shd w:fill="FFFFFF"/>
-            <w:tcMar>
-              <w:top w:w="100" w:type="dxa"/>
-              <w:bottom w:w="100" w:type="dxa"/>
-              <w:left w:w="120" w:type="dxa"/>
-              <w:right w:w="120" w:type="dxa"/>
-            </w:tcMar>
-            <w:tcBorders>
-              <w:top w:val="single" w:sz="4" w:space="0" w:color="CCCCCC"/>
-              <w:bottom w:val="single" w:sz="4" w:space="0" w:color="CCCCCC"/>
-              <w:left w:val="single" w:sz="4" w:space="0" w:color="CCCCCC"/>
-              <w:right w:val="single" w:sz="4" w:space="0" w:color="CCCCCC"/>
-            </w:tcBorders>
-          </w:tcPr>
-          <w:p>
-            <w:pPr>
-              <w:spacing w:before="60" w:after="60" w:line="252" w:lineRule="auto"/>
-              <w:jc w:val="left"/>
-            </w:pPr>
-            <w:r/>
-            <w:r>
-              <w:t>BEAR</w:t>
-            </w:r>
-          </w:p>
-        </w:tc>
-      </w:tr>
-      <w:tr>
-        <w:tc>
-          <w:tcPr>
-            <w:tcW w:type="dxa" w:w="1584"/>
-            <w:shd w:fill="F8FAFC"/>
-            <w:tcMar>
-              <w:top w:w="100" w:type="dxa"/>
-              <w:bottom w:w="100" w:type="dxa"/>
-              <w:left w:w="120" w:type="dxa"/>
-              <w:right w:w="120" w:type="dxa"/>
-            </w:tcMar>
-            <w:tcBorders>
-              <w:top w:val="single" w:sz="4" w:space="0" w:color="CCCCCC"/>
-              <w:bottom w:val="single" w:sz="4" w:space="0" w:color="CCCCCC"/>
-              <w:left w:val="single" w:sz="4" w:space="0" w:color="CCCCCC"/>
-              <w:right w:val="single" w:sz="4" w:space="0" w:color="CCCCCC"/>
-            </w:tcBorders>
-          </w:tcPr>
-          <w:p>
-            <w:pPr>
-              <w:spacing w:before="60" w:after="60" w:line="252" w:lineRule="auto"/>
-              <w:jc w:val="left"/>
-            </w:pPr>
-            <w:r/>
-            <w:r>
-              <w:rPr>
-                <w:b/>
-              </w:rPr>
-              <w:t>Fri 25/09</w:t>
-            </w:r>
-          </w:p>
-        </w:tc>
-        <w:tc>
-          <w:tcPr>
-            <w:tcW w:type="dxa" w:w="864"/>
-            <w:shd w:fill="F8FAFC"/>
-            <w:tcMar>
-              <w:top w:w="100" w:type="dxa"/>
-              <w:bottom w:w="100" w:type="dxa"/>
-              <w:left w:w="120" w:type="dxa"/>
-              <w:right w:w="120" w:type="dxa"/>
-            </w:tcMar>
-            <w:tcBorders>
-              <w:top w:val="single" w:sz="4" w:space="0" w:color="CCCCCC"/>
-              <w:bottom w:val="single" w:sz="4" w:space="0" w:color="CCCCCC"/>
-              <w:left w:val="single" w:sz="4" w:space="0" w:color="CCCCCC"/>
-              <w:right w:val="single" w:sz="4" w:space="0" w:color="CCCCCC"/>
-            </w:tcBorders>
-          </w:tcPr>
-          <w:p>
-            <w:pPr>
-              <w:spacing w:before="60" w:after="60" w:line="252" w:lineRule="auto"/>
-              <w:jc w:val="left"/>
-            </w:pPr>
-            <w:r/>
-            <w:r>
-              <w:t>NY Open 21-23</w:t>
-            </w:r>
-          </w:p>
-        </w:tc>
-        <w:tc>
-          <w:tcPr>
-            <w:tcW w:type="dxa" w:w="1440"/>
-            <w:shd w:fill="F8FAFC"/>
-            <w:tcMar>
-              <w:top w:w="100" w:type="dxa"/>
-              <w:bottom w:w="100" w:type="dxa"/>
-              <w:left w:w="120" w:type="dxa"/>
-              <w:right w:w="120" w:type="dxa"/>
-            </w:tcMar>
-            <w:tcBorders>
-              <w:top w:val="single" w:sz="4" w:space="0" w:color="CCCCCC"/>
-              <w:bottom w:val="single" w:sz="4" w:space="0" w:color="CCCCCC"/>
-              <w:left w:val="single" w:sz="4" w:space="0" w:color="CCCCCC"/>
-              <w:right w:val="single" w:sz="4" w:space="0" w:color="CCCCCC"/>
-            </w:tcBorders>
-          </w:tcPr>
-          <w:p>
-            <w:pPr>
-              <w:spacing w:before="60" w:after="60" w:line="252" w:lineRule="auto"/>
-              <w:jc w:val="left"/>
-            </w:pPr>
-            <w:r/>
-            <w:r>
-              <w:t>744.25</w:t>
-            </w:r>
-          </w:p>
-        </w:tc>
-        <w:tc>
-          <w:tcPr>
-            <w:tcW w:type="dxa" w:w="2016"/>
-            <w:shd w:fill="F8FAFC"/>
-            <w:tcMar>
-              <w:top w:w="100" w:type="dxa"/>
-              <w:bottom w:w="100" w:type="dxa"/>
-              <w:left w:w="120" w:type="dxa"/>
-              <w:right w:w="120" w:type="dxa"/>
-            </w:tcMar>
-            <w:tcBorders>
-              <w:top w:val="single" w:sz="4" w:space="0" w:color="CCCCCC"/>
-              <w:bottom w:val="single" w:sz="4" w:space="0" w:color="CCCCCC"/>
-              <w:left w:val="single" w:sz="4" w:space="0" w:color="CCCCCC"/>
-              <w:right w:val="single" w:sz="4" w:space="0" w:color="CCCCCC"/>
-            </w:tcBorders>
-          </w:tcPr>
-          <w:p>
-            <w:pPr>
-              <w:spacing w:before="60" w:after="60" w:line="252" w:lineRule="auto"/>
-              <w:jc w:val="left"/>
-            </w:pPr>
-            <w:r/>
-            <w:r>
-              <w:t>752.75</w:t>
-            </w:r>
-          </w:p>
-        </w:tc>
-        <w:tc>
-          <w:tcPr>
-            <w:tcW w:type="dxa" w:w="1152"/>
-            <w:shd w:fill="F8FAFC"/>
-            <w:tcMar>
-              <w:top w:w="100" w:type="dxa"/>
-              <w:bottom w:w="100" w:type="dxa"/>
-              <w:left w:w="120" w:type="dxa"/>
-              <w:right w:w="120" w:type="dxa"/>
-            </w:tcMar>
-            <w:tcBorders>
-              <w:top w:val="single" w:sz="4" w:space="0" w:color="CCCCCC"/>
-              <w:bottom w:val="single" w:sz="4" w:space="0" w:color="CCCCCC"/>
-              <w:left w:val="single" w:sz="4" w:space="0" w:color="CCCCCC"/>
-              <w:right w:val="single" w:sz="4" w:space="0" w:color="CCCCCC"/>
-            </w:tcBorders>
-          </w:tcPr>
-          <w:p>
-            <w:pPr>
-              <w:spacing w:before="60" w:after="60" w:line="252" w:lineRule="auto"/>
-              <w:jc w:val="left"/>
-            </w:pPr>
-            <w:r/>
-            <w:r>
-              <w:t>730.25</w:t>
-            </w:r>
-          </w:p>
-        </w:tc>
-        <w:tc>
-          <w:tcPr>
-            <w:tcW w:type="dxa" w:w="1728"/>
-            <w:shd w:fill="F8FAFC"/>
-            <w:tcMar>
-              <w:top w:w="100" w:type="dxa"/>
-              <w:bottom w:w="100" w:type="dxa"/>
-              <w:left w:w="120" w:type="dxa"/>
-              <w:right w:w="120" w:type="dxa"/>
-            </w:tcMar>
-            <w:tcBorders>
-              <w:top w:val="single" w:sz="4" w:space="0" w:color="CCCCCC"/>
-              <w:bottom w:val="single" w:sz="4" w:space="0" w:color="CCCCCC"/>
-              <w:left w:val="single" w:sz="4" w:space="0" w:color="CCCCCC"/>
-              <w:right w:val="single" w:sz="4" w:space="0" w:color="CCCCCC"/>
-            </w:tcBorders>
-          </w:tcPr>
-          <w:p>
-            <w:pPr>
-              <w:spacing w:before="60" w:after="60" w:line="252" w:lineRule="auto"/>
-              <w:jc w:val="left"/>
-            </w:pPr>
-            <w:r/>
-            <w:r>
-              <w:rPr>
-                <w:b/>
-              </w:rPr>
-              <w:t>746.00</w:t>
-            </w:r>
-          </w:p>
-        </w:tc>
-        <w:tc>
-          <w:tcPr>
-            <w:tcW w:type="dxa" w:w="3456"/>
-            <w:shd w:fill="F8FAFC"/>
-            <w:tcMar>
-              <w:top w:w="100" w:type="dxa"/>
-              <w:bottom w:w="100" w:type="dxa"/>
-              <w:left w:w="120" w:type="dxa"/>
-              <w:right w:w="120" w:type="dxa"/>
-            </w:tcMar>
-            <w:tcBorders>
-              <w:top w:val="single" w:sz="4" w:space="0" w:color="CCCCCC"/>
-              <w:bottom w:val="single" w:sz="4" w:space="0" w:color="CCCCCC"/>
-              <w:left w:val="single" w:sz="4" w:space="0" w:color="CCCCCC"/>
-              <w:right w:val="single" w:sz="4" w:space="0" w:color="CCCCCC"/>
-            </w:tcBorders>
-          </w:tcPr>
-          <w:p>
-            <w:pPr>
-              <w:spacing w:before="60" w:after="60" w:line="252" w:lineRule="auto"/>
-              <w:jc w:val="left"/>
-            </w:pPr>
-            <w:r/>
-            <w:r>
-              <w:rPr>
-                <w:b/>
-              </w:rPr>
-              <w:t>+1.75</w:t>
-            </w:r>
-          </w:p>
-        </w:tc>
-        <w:tc>
-          <w:tcPr>
-            <w:tcW w:type="dxa" w:w="1440"/>
-            <w:shd w:fill="F8FAFC"/>
-            <w:tcMar>
-              <w:top w:w="100" w:type="dxa"/>
-              <w:bottom w:w="100" w:type="dxa"/>
-              <w:left w:w="120" w:type="dxa"/>
-              <w:right w:w="120" w:type="dxa"/>
-            </w:tcMar>
-            <w:tcBorders>
-              <w:top w:val="single" w:sz="4" w:space="0" w:color="CCCCCC"/>
-              <w:bottom w:val="single" w:sz="4" w:space="0" w:color="CCCCCC"/>
-              <w:left w:val="single" w:sz="4" w:space="0" w:color="CCCCCC"/>
-              <w:right w:val="single" w:sz="4" w:space="0" w:color="CCCCCC"/>
-            </w:tcBorders>
-          </w:tcPr>
-          <w:p>
-            <w:pPr>
-              <w:spacing w:before="60" w:after="60" w:line="252" w:lineRule="auto"/>
-              <w:jc w:val="left"/>
-            </w:pPr>
-            <w:r/>
-            <w:r>
-              <w:t>BULL</w:t>
-            </w:r>
-          </w:p>
-        </w:tc>
-      </w:tr>
-      <w:tr>
-        <w:tc>
-          <w:tcPr>
-            <w:tcW w:type="dxa" w:w="1584"/>
-            <w:shd w:fill="FFFFFF"/>
-            <w:tcMar>
-              <w:top w:w="100" w:type="dxa"/>
-              <w:bottom w:w="100" w:type="dxa"/>
-              <w:left w:w="120" w:type="dxa"/>
-              <w:right w:w="120" w:type="dxa"/>
-            </w:tcMar>
-            <w:tcBorders>
-              <w:top w:val="single" w:sz="4" w:space="0" w:color="CCCCCC"/>
-              <w:bottom w:val="single" w:sz="4" w:space="0" w:color="CCCCCC"/>
-              <w:left w:val="single" w:sz="4" w:space="0" w:color="CCCCCC"/>
-              <w:right w:val="single" w:sz="4" w:space="0" w:color="CCCCCC"/>
-            </w:tcBorders>
-          </w:tcPr>
-          <w:p>
-            <w:pPr>
-              <w:spacing w:before="60" w:after="60" w:line="252" w:lineRule="auto"/>
-              <w:jc w:val="left"/>
-            </w:pPr>
-            <w:r/>
-            <w:r>
-              <w:rPr>
-                <w:b/>
-              </w:rPr>
-              <w:t>Fri 25/09</w:t>
-            </w:r>
-          </w:p>
-        </w:tc>
-        <w:tc>
-          <w:tcPr>
-            <w:tcW w:type="dxa" w:w="864"/>
-            <w:shd w:fill="FFFFFF"/>
-            <w:tcMar>
-              <w:top w:w="100" w:type="dxa"/>
-              <w:bottom w:w="100" w:type="dxa"/>
-              <w:left w:w="120" w:type="dxa"/>
-              <w:right w:w="120" w:type="dxa"/>
-            </w:tcMar>
-            <w:tcBorders>
-              <w:top w:val="single" w:sz="4" w:space="0" w:color="CCCCCC"/>
-              <w:bottom w:val="single" w:sz="4" w:space="0" w:color="CCCCCC"/>
-              <w:left w:val="single" w:sz="4" w:space="0" w:color="CCCCCC"/>
-              <w:right w:val="single" w:sz="4" w:space="0" w:color="CCCCCC"/>
-            </w:tcBorders>
-          </w:tcPr>
-          <w:p>
-            <w:pPr>
-              <w:spacing w:before="60" w:after="60" w:line="252" w:lineRule="auto"/>
-              <w:jc w:val="left"/>
-            </w:pPr>
-            <w:r/>
-            <w:r>
-              <w:t>NY Close 23-01</w:t>
-            </w:r>
-          </w:p>
-        </w:tc>
-        <w:tc>
-          <w:tcPr>
-            <w:tcW w:type="dxa" w:w="1440"/>
-            <w:shd w:fill="FFFFFF"/>
-            <w:tcMar>
-              <w:top w:w="100" w:type="dxa"/>
-              <w:bottom w:w="100" w:type="dxa"/>
-              <w:left w:w="120" w:type="dxa"/>
-              <w:right w:w="120" w:type="dxa"/>
-            </w:tcMar>
-            <w:tcBorders>
-              <w:top w:val="single" w:sz="4" w:space="0" w:color="CCCCCC"/>
-              <w:bottom w:val="single" w:sz="4" w:space="0" w:color="CCCCCC"/>
-              <w:left w:val="single" w:sz="4" w:space="0" w:color="CCCCCC"/>
-              <w:right w:val="single" w:sz="4" w:space="0" w:color="CCCCCC"/>
-            </w:tcBorders>
-          </w:tcPr>
-          <w:p>
-            <w:pPr>
-              <w:spacing w:before="60" w:after="60" w:line="252" w:lineRule="auto"/>
-              <w:jc w:val="left"/>
-            </w:pPr>
-            <w:r/>
-            <w:r>
-              <w:t>746.00</w:t>
-            </w:r>
-          </w:p>
-        </w:tc>
-        <w:tc>
-          <w:tcPr>
-            <w:tcW w:type="dxa" w:w="2016"/>
-            <w:shd w:fill="FFFFFF"/>
-            <w:tcMar>
-              <w:top w:w="100" w:type="dxa"/>
-              <w:bottom w:w="100" w:type="dxa"/>
-              <w:left w:w="120" w:type="dxa"/>
-              <w:right w:w="120" w:type="dxa"/>
-            </w:tcMar>
-            <w:tcBorders>
-              <w:top w:val="single" w:sz="4" w:space="0" w:color="CCCCCC"/>
-              <w:bottom w:val="single" w:sz="4" w:space="0" w:color="CCCCCC"/>
-              <w:left w:val="single" w:sz="4" w:space="0" w:color="CCCCCC"/>
-              <w:right w:val="single" w:sz="4" w:space="0" w:color="CCCCCC"/>
-            </w:tcBorders>
-          </w:tcPr>
-          <w:p>
-            <w:pPr>
-              <w:spacing w:before="60" w:after="60" w:line="252" w:lineRule="auto"/>
-              <w:jc w:val="left"/>
-            </w:pPr>
-            <w:r/>
-            <w:r>
-              <w:t>752.25</w:t>
-            </w:r>
-          </w:p>
-        </w:tc>
-        <w:tc>
-          <w:tcPr>
-            <w:tcW w:type="dxa" w:w="1152"/>
-            <w:shd w:fill="FFFFFF"/>
-            <w:tcMar>
-              <w:top w:w="100" w:type="dxa"/>
-              <w:bottom w:w="100" w:type="dxa"/>
-              <w:left w:w="120" w:type="dxa"/>
-              <w:right w:w="120" w:type="dxa"/>
-            </w:tcMar>
-            <w:tcBorders>
-              <w:top w:val="single" w:sz="4" w:space="0" w:color="CCCCCC"/>
-              <w:bottom w:val="single" w:sz="4" w:space="0" w:color="CCCCCC"/>
-              <w:left w:val="single" w:sz="4" w:space="0" w:color="CCCCCC"/>
-              <w:right w:val="single" w:sz="4" w:space="0" w:color="CCCCCC"/>
-            </w:tcBorders>
-          </w:tcPr>
-          <w:p>
-            <w:pPr>
-              <w:spacing w:before="60" w:after="60" w:line="252" w:lineRule="auto"/>
-              <w:jc w:val="left"/>
-            </w:pPr>
-            <w:r/>
-            <w:r>
-              <w:t>739.50</w:t>
-            </w:r>
-          </w:p>
-        </w:tc>
-        <w:tc>
-          <w:tcPr>
-            <w:tcW w:type="dxa" w:w="1728"/>
-            <w:shd w:fill="FFFFFF"/>
-            <w:tcMar>
-              <w:top w:w="100" w:type="dxa"/>
-              <w:bottom w:w="100" w:type="dxa"/>
-              <w:left w:w="120" w:type="dxa"/>
-              <w:right w:w="120" w:type="dxa"/>
-            </w:tcMar>
-            <w:tcBorders>
-              <w:top w:val="single" w:sz="4" w:space="0" w:color="CCCCCC"/>
-              <w:bottom w:val="single" w:sz="4" w:space="0" w:color="CCCCCC"/>
-              <w:left w:val="single" w:sz="4" w:space="0" w:color="CCCCCC"/>
-              <w:right w:val="single" w:sz="4" w:space="0" w:color="CCCCCC"/>
-            </w:tcBorders>
-          </w:tcPr>
-          <w:p>
-            <w:pPr>
-              <w:spacing w:before="60" w:after="60" w:line="252" w:lineRule="auto"/>
-              <w:jc w:val="left"/>
-            </w:pPr>
-            <w:r/>
-            <w:r>
-              <w:rPr>
-                <w:b/>
-              </w:rPr>
-              <w:t>745.25</w:t>
             </w:r>
           </w:p>
         </w:tc>

--- a/Daily Reports/18_09_2026-CBOT Reports.docx
+++ b/Daily Reports/18_09_2026-CBOT Reports.docx
@@ -104,7 +104,7 @@
           <w:color w:val="5C768D"/>
           <w:sz w:val="19"/>
         </w:rPr>
-        <w:t>Cập nhật tự động qua `macro_tracker.py` vào lúc 15:01 ICT ngày 18/09/2026</w:t>
+        <w:t>Cập nhật tự động qua `macro_tracker.py` vào lúc 18:29 ICT ngày 18/09/2026</w:t>
       </w:r>
     </w:p>
     <w:tbl>
@@ -313,7 +313,7 @@
               <w:rPr>
                 <w:b/>
               </w:rPr>
-              <w:t>98.28 / thùng</w:t>
+              <w:t>98.88 / thùng</w:t>
             </w:r>
           </w:p>
         </w:tc>
@@ -344,7 +344,7 @@
               <w:rPr>
                 <w:b/>
               </w:rPr>
-              <w:t>-6.24%</w:t>
+              <w:t>-5.67%</w:t>
             </w:r>
           </w:p>
         </w:tc>
@@ -442,7 +442,7 @@
               <w:rPr>
                 <w:b/>
               </w:rPr>
-              <w:t>100.29</w:t>
+              <w:t>100.44</w:t>
             </w:r>
           </w:p>
         </w:tc>
@@ -473,7 +473,7 @@
               <w:rPr>
                 <w:b/>
               </w:rPr>
-              <w:t>+0.07%</w:t>
+              <w:t>+0.21%</w:t>
             </w:r>
           </w:p>
         </w:tc>
@@ -1218,7 +1218,7 @@
         <w:rPr>
           <w:b/>
         </w:rPr>
-        <w:t>`98.28` (-6.24%)</w:t>
+        <w:t>`98.88` (-5.67%)</w:t>
       </w:r>
       <w:r>
         <w:t xml:space="preserve"> | DXY: </w:t>
@@ -1227,7 +1227,7 @@
         <w:rPr>
           <w:b/>
         </w:rPr>
-        <w:t>`100.29` (+0.07%)</w:t>
+        <w:t>`100.44` (+0.21%)</w:t>
       </w:r>
       <w:r>
         <w:t xml:space="preserve"> | Lúa mì CBOT: </w:t>
@@ -1236,7 +1236,7 @@
         <w:rPr>
           <w:b/>
         </w:rPr>
-        <w:t>`722.75` (-0.58%)</w:t>
+        <w:t>`727.50` (+0.07%)</w:t>
       </w:r>
       <w:r>
         <w:t>.</w:t>
@@ -1306,7 +1306,7 @@
           <w:color w:val="5C768D"/>
           <w:sz w:val="19"/>
         </w:rPr>
-        <w:t>Cập nhật tự động lúc 15:01 ICT ngày 18/09/2026 — Nguồn: NOAA, USDA, BOM Australia</w:t>
+        <w:t>Cập nhật tự động lúc 18:29 ICT ngày 18/09/2026 — Nguồn: NOAA, USDA, BOM Australia</w:t>
       </w:r>
     </w:p>
     <w:p>
@@ -3574,7 +3574,7 @@
               <w:rPr>
                 <w:b/>
               </w:rPr>
-              <w:t>528.75</w:t>
+              <w:t>531.75</w:t>
             </w:r>
           </w:p>
         </w:tc>
@@ -3605,7 +3605,7 @@
               <w:rPr>
                 <w:b/>
               </w:rPr>
-              <w:t>528.83 (+0.08)</w:t>
+              <w:t>531.83 (+0.08)</w:t>
             </w:r>
           </w:p>
         </w:tc>
@@ -3633,7 +3633,7 @@
             </w:pPr>
             <w:r/>
             <w:r>
-              <w:t>Bearish (531.17 &lt; 532.11)</w:t>
+              <w:t>Bearish (530.98 &lt; 531.87)</w:t>
             </w:r>
           </w:p>
         </w:tc>
@@ -3822,7 +3822,7 @@
               <w:rPr>
                 <w:b/>
               </w:rPr>
-              <w:t>722.75</w:t>
+              <w:t>727.50</w:t>
             </w:r>
           </w:p>
         </w:tc>
@@ -3853,7 +3853,7 @@
               <w:rPr>
                 <w:b/>
               </w:rPr>
-              <w:t>723.80 (+1.05)</w:t>
+              <w:t>728.54 (+1.04)</w:t>
             </w:r>
           </w:p>
         </w:tc>
@@ -3881,7 +3881,7 @@
             </w:pPr>
             <w:r/>
             <w:r>
-              <w:t>Bearish (725.17 &lt; 726.26)</w:t>
+              <w:t>Bearish (725.41 &lt; 726.20)</w:t>
             </w:r>
           </w:p>
         </w:tc>
@@ -3909,7 +3909,7 @@
             </w:pPr>
             <w:r/>
             <w:r>
-              <w:t>3.00 cents</w:t>
+              <w:t>2.50 cents</w:t>
             </w:r>
           </w:p>
         </w:tc>
@@ -4347,7 +4347,7 @@
                 <w:b/>
                 <w:color w:val="15803D"/>
               </w:rPr>
-              <w:t>527.75 - 531.17 cents (Canh mua vùng hỗ trợ)</w:t>
+              <w:t>530.75 - 530.98 cents (Canh mua vùng hỗ trợ)</w:t>
             </w:r>
           </w:p>
         </w:tc>
@@ -4378,7 +4378,7 @@
               <w:rPr>
                 <w:b/>
               </w:rPr>
-              <w:t>471.16 cents (Dưới cản S2 + 1.5x ATR)</w:t>
+              <w:t>471.43 cents (Dưới cản S2 + 1.5x ATR)</w:t>
             </w:r>
           </w:p>
         </w:tc>
@@ -4414,7 +4414,7 @@
                 <w:color w:val="D97706"/>
                 <w:sz w:val="19"/>
               </w:rPr>
-              <w:t xml:space="preserve"> 530.00 cents </w:t>
+              <w:t xml:space="preserve"> 533.50 cents </w:t>
             </w:r>
             <w:r>
               <w:t xml:space="preserve"> / TP2: </w:t>
@@ -4559,7 +4559,7 @@
               <w:rPr>
                 <w:b/>
               </w:rPr>
-              <w:t>526.25 - 527.75 cents</w:t>
+              <w:t>529.25 - 530.75 cents</w:t>
             </w:r>
           </w:p>
         </w:tc>
@@ -4590,7 +4590,7 @@
               <w:rPr>
                 <w:b/>
               </w:rPr>
-              <w:t>472.03 cents (Chống quét SL tuyệt đối)</w:t>
+              <w:t>472.21 cents (Chống quét SL tuyệt đối)</w:t>
             </w:r>
           </w:p>
         </w:tc>
@@ -4752,7 +4752,7 @@
               <w:rPr>
                 <w:b/>
               </w:rPr>
-              <w:t>530.00 - 531.50 cents</w:t>
+              <w:t>533.50 - 535.00 cents</w:t>
             </w:r>
           </w:p>
         </w:tc>
@@ -4783,7 +4783,7 @@
               <w:rPr>
                 <w:b/>
               </w:rPr>
-              <w:t>531.72 cents</w:t>
+              <w:t>535.04 cents</w:t>
             </w:r>
           </w:p>
         </w:tc>
@@ -4945,7 +4945,7 @@
               <w:rPr>
                 <w:b/>
               </w:rPr>
-              <w:t>466.86 - 473.75 cents</w:t>
+              <w:t>467.57 - 473.75 cents</w:t>
             </w:r>
           </w:p>
         </w:tc>
@@ -5126,7 +5126,7 @@
                 <w:b/>
                 <w:color w:val="B91C1C"/>
               </w:rPr>
-              <w:t>725.17 - 726.26 cents (Canh bán hồi kỹ thuật H1)</w:t>
+              <w:t>725.41 - 726.20 cents (Canh bán hồi kỹ thuật H1)</w:t>
             </w:r>
           </w:p>
         </w:tc>
@@ -5157,7 +5157,7 @@
               <w:rPr>
                 <w:b/>
               </w:rPr>
-              <w:t>799.90 cents (Trên kháng cự R2 + 1.5x ATR)</w:t>
+              <w:t>799.88 cents (Trên kháng cự R2 + 1.5x ATR)</w:t>
             </w:r>
           </w:p>
         </w:tc>
@@ -5193,7 +5193,7 @@
                 <w:color w:val="D97706"/>
                 <w:sz w:val="19"/>
               </w:rPr>
-              <w:t xml:space="preserve"> 719.25 cents </w:t>
+              <w:t xml:space="preserve"> 725.25 cents </w:t>
             </w:r>
             <w:r>
               <w:t xml:space="preserve"> / TP2: </w:t>
@@ -5335,7 +5335,7 @@
               <w:rPr>
                 <w:b/>
               </w:rPr>
-              <w:t>717.25 - 719.25 cents</w:t>
+              <w:t>723.25 - 725.25 cents</w:t>
             </w:r>
           </w:p>
         </w:tc>
@@ -5366,7 +5366,7 @@
               <w:rPr>
                 <w:b/>
               </w:rPr>
-              <w:t>668.23 cents</w:t>
+              <w:t>668.25 cents</w:t>
             </w:r>
           </w:p>
         </w:tc>
@@ -5397,7 +5397,7 @@
               <w:rPr>
                 <w:b/>
               </w:rPr>
-              <w:t>725.75 cents (Đón sóng hồi trung hạn ~14.5 giá)</w:t>
+              <w:t>730.00 cents (Đón sóng hồi trung hạn ~14.5 giá)</w:t>
             </w:r>
           </w:p>
         </w:tc>
@@ -5528,7 +5528,7 @@
               <w:rPr>
                 <w:b/>
               </w:rPr>
-              <w:t>725.75 - 727.75 cents</w:t>
+              <w:t>730.00 - 732.00 cents</w:t>
             </w:r>
           </w:p>
         </w:tc>
@@ -5559,7 +5559,7 @@
               <w:rPr>
                 <w:b/>
               </w:rPr>
-              <w:t>729.02 cents</w:t>
+              <w:t>733.25 cents</w:t>
             </w:r>
           </w:p>
         </w:tc>
@@ -5721,7 +5721,7 @@
               <w:rPr>
                 <w:b/>
               </w:rPr>
-              <w:t>658.43 - 671.50 cents</w:t>
+              <w:t>658.50 - 671.50 cents</w:t>
             </w:r>
           </w:p>
         </w:tc>
@@ -11609,7 +11609,7 @@
         <w:t>Giá Chốt Phiên (Close):</w:t>
       </w:r>
       <w:r>
-        <w:t xml:space="preserve"> 528.75 cents | </w:t>
+        <w:t xml:space="preserve"> 531.75 cents | </w:t>
       </w:r>
       <w:r>
         <w:rPr>
@@ -11624,7 +11624,7 @@
         <w:rPr>
           <w:b/>
         </w:rPr>
-        <w:t>`528.83 cents`</w:t>
+        <w:t>`531.83 cents`</w:t>
       </w:r>
       <w:r>
         <w:t xml:space="preserve"> (+0.08).</w:t>
@@ -11648,7 +11648,7 @@
         <w:rPr>
           <w:b/>
         </w:rPr>
-        <w:t>`16,805`</w:t>
+        <w:t>`24,667`</w:t>
       </w:r>
       <w:r>
         <w:t xml:space="preserve"> (Chênh lệch: </w:t>
@@ -11657,7 +11657,7 @@
         <w:rPr>
           <w:b/>
         </w:rPr>
-        <w:t>`-184,312`</w:t>
+        <w:t>`-176,450`</w:t>
       </w:r>
       <w:r>
         <w:t xml:space="preserve">) | OI: </w:t>
@@ -11719,9 +11719,9 @@
       <w:r>
         <w:rPr>
           <w:b/>
-          <w:color w:val="15803D"/>
+          <w:color w:val="B91C1C"/>
         </w:rPr>
-        <w:t>`Giảm suy yếu / Đáy ngắn hạn (Long Liquidation Decline)`</w:t>
+        <w:t>`Tăng yếu / Rủi ro đảo chiều (Short Covering Rally)`</w:t>
       </w:r>
     </w:p>
     <w:p>
@@ -11742,10 +11742,10 @@
         <w:rPr>
           <w:b/>
         </w:rPr>
-        <w:t>TÍCH LŨY TIÊU CỰC (Distribution):</w:t>
+        <w:t>TÍCH LŨY TÍCH CỰC (Accumulation):</w:t>
       </w:r>
       <w:r>
-        <w:t xml:space="preserve"> Nến đi ngang nhưng dòng tiền rút dần (OI giảm), cảnh báo rủi ro suy sụt sắp tới.</w:t>
+        <w:t xml:space="preserve"> Nến đi ngang nhưng dòng tiền âm thầm gia tăng (OI tăng), báo hiệu chuẩn bị có nhịp bứt phá tăng.</w:t>
       </w:r>
     </w:p>
     <w:p>
@@ -11991,7 +11991,7 @@
               <w:rPr>
                 <w:b/>
               </w:rPr>
-              <w:t>98.28</w:t>
+              <w:t>98.88</w:t>
             </w:r>
           </w:p>
         </w:tc>
@@ -12022,7 +12022,7 @@
               <w:rPr>
                 <w:b/>
               </w:rPr>
-              <w:t>-6.24%</w:t>
+              <w:t>-5.67%</w:t>
             </w:r>
           </w:p>
         </w:tc>
@@ -12114,7 +12114,7 @@
               <w:rPr>
                 <w:b/>
               </w:rPr>
-              <w:t>100.29</w:t>
+              <w:t>100.44</w:t>
             </w:r>
           </w:p>
         </w:tc>
@@ -12145,7 +12145,7 @@
               <w:rPr>
                 <w:b/>
               </w:rPr>
-              <w:t>+0.07%</w:t>
+              <w:t>+0.21%</w:t>
             </w:r>
           </w:p>
         </w:tc>
@@ -12749,7 +12749,7 @@
         <w:t xml:space="preserve"> EMA_21 </w:t>
       </w:r>
       <w:r>
-        <w:t xml:space="preserve"> (531.17) &lt; </w:t>
+        <w:t xml:space="preserve"> (530.98) &lt; </w:t>
       </w:r>
       <w:r>
         <w:rPr>
@@ -12760,7 +12760,7 @@
         <w:t xml:space="preserve"> EMA_50 </w:t>
       </w:r>
       <w:r>
-        <w:t xml:space="preserve"> (532.11).</w:t>
+        <w:t xml:space="preserve"> (531.87).</w:t>
       </w:r>
     </w:p>
     <w:p>
@@ -12781,7 +12781,7 @@
         <w:rPr>
           <w:b/>
         </w:rPr>
-        <w:t>`39.25`</w:t>
+        <w:t>`51.95`</w:t>
       </w:r>
       <w:r>
         <w:t xml:space="preserve"> | ATR (14) = </w:t>
@@ -12790,7 +12790,7 @@
         <w:rPr>
           <w:b/>
         </w:rPr>
-        <w:t>`1.72`</w:t>
+        <w:t>`1.54`</w:t>
       </w:r>
       <w:r>
         <w:t xml:space="preserve"> cents | Volatility = </w:t>
@@ -12823,7 +12823,7 @@
         <w:rPr>
           <w:b/>
         </w:rPr>
-        <w:t>`527.75`</w:t>
+        <w:t>`530.75`</w:t>
       </w:r>
       <w:r>
         <w:t xml:space="preserve"> | S2: </w:t>
@@ -12841,7 +12841,7 @@
         <w:rPr>
           <w:b/>
         </w:rPr>
-        <w:t>`530.00`</w:t>
+        <w:t>`533.50`</w:t>
       </w:r>
       <w:r>
         <w:t xml:space="preserve"> | R2: </w:t>
@@ -13584,7 +13584,7 @@
           <w:b/>
           <w:color w:val="15803D"/>
         </w:rPr>
-        <w:t>`527.75 - 531.17 cents (Canh mua vùng hỗ trợ)`</w:t>
+        <w:t>`530.75 - 530.98 cents (Canh mua vùng hỗ trợ)`</w:t>
       </w:r>
       <w:r>
         <w:t xml:space="preserve"> | SL: </w:t>
@@ -13593,7 +13593,7 @@
         <w:rPr>
           <w:b/>
         </w:rPr>
-        <w:t>`471.16 cents (Dưới cản S2 + 1.5x ATR)`</w:t>
+        <w:t>`471.43 cents (Dưới cản S2 + 1.5x ATR)`</w:t>
       </w:r>
       <w:r>
         <w:t xml:space="preserve"> | TP: </w:t>
@@ -13604,7 +13604,7 @@
           <w:color w:val="D97706"/>
           <w:sz w:val="19"/>
         </w:rPr>
-        <w:t xml:space="preserve"> 530.00 cents </w:t>
+        <w:t xml:space="preserve"> 533.50 cents </w:t>
       </w:r>
       <w:r>
         <w:t xml:space="preserve"> / </w:t>
@@ -13655,7 +13655,7 @@
         <w:rPr>
           <w:b/>
         </w:rPr>
-        <w:t>`526.25 - 527.75 cents`</w:t>
+        <w:t>`529.25 - 530.75 cents`</w:t>
       </w:r>
       <w:r>
         <w:t xml:space="preserve"> | SL: </w:t>
@@ -13664,7 +13664,7 @@
         <w:rPr>
           <w:b/>
         </w:rPr>
-        <w:t>`472.03 cents (Chống quét SL tuyệt đối)`</w:t>
+        <w:t>`472.21 cents (Chống quét SL tuyệt đối)`</w:t>
       </w:r>
       <w:r>
         <w:t xml:space="preserve"> | TP: </w:t>
@@ -13701,7 +13701,7 @@
         <w:rPr>
           <w:b/>
         </w:rPr>
-        <w:t>`530.00 - 531.50 cents`</w:t>
+        <w:t>`533.50 - 535.00 cents`</w:t>
       </w:r>
       <w:r>
         <w:t xml:space="preserve"> | SL: </w:t>
@@ -13710,7 +13710,7 @@
         <w:rPr>
           <w:b/>
         </w:rPr>
-        <w:t>`531.72 cents`</w:t>
+        <w:t>`535.04 cents`</w:t>
       </w:r>
       <w:r>
         <w:t xml:space="preserve"> | TP: </w:t>
@@ -13759,7 +13759,7 @@
         <w:rPr>
           <w:b/>
         </w:rPr>
-        <w:t>`466.86 - 473.75 cents`</w:t>
+        <w:t>`467.57 - 473.75 cents`</w:t>
       </w:r>
     </w:p>
     <w:p>
@@ -14166,7 +14166,7 @@
             </w:pPr>
             <w:r/>
             <w:r>
-              <w:t>528.75</w:t>
+              <w:t>531.75</w:t>
             </w:r>
           </w:p>
         </w:tc>
@@ -14194,7 +14194,7 @@
             </w:pPr>
             <w:r/>
             <w:r>
-              <w:t>532.50</w:t>
+              <w:t>535.50</w:t>
             </w:r>
           </w:p>
         </w:tc>
@@ -14222,7 +14222,7 @@
             </w:pPr>
             <w:r/>
             <w:r>
-              <w:t>525.50</w:t>
+              <w:t>528.50</w:t>
             </w:r>
           </w:p>
         </w:tc>
@@ -14253,7 +14253,7 @@
               <w:rPr>
                 <w:b/>
               </w:rPr>
-              <w:t>529.00</w:t>
+              <w:t>532.00</w:t>
             </w:r>
           </w:p>
         </w:tc>
@@ -14401,7 +14401,7 @@
             </w:pPr>
             <w:r/>
             <w:r>
-              <w:t>529.00</w:t>
+              <w:t>532.00</w:t>
             </w:r>
           </w:p>
         </w:tc>
@@ -14429,7 +14429,7 @@
             </w:pPr>
             <w:r/>
             <w:r>
-              <w:t>531.75</w:t>
+              <w:t>534.75</w:t>
             </w:r>
           </w:p>
         </w:tc>
@@ -14457,7 +14457,7 @@
             </w:pPr>
             <w:r/>
             <w:r>
-              <w:t>525.25</w:t>
+              <w:t>528.25</w:t>
             </w:r>
           </w:p>
         </w:tc>
@@ -14488,7 +14488,7 @@
               <w:rPr>
                 <w:b/>
               </w:rPr>
-              <w:t>528.50</w:t>
+              <w:t>531.50</w:t>
             </w:r>
           </w:p>
         </w:tc>
@@ -14636,7 +14636,7 @@
             </w:pPr>
             <w:r/>
             <w:r>
-              <w:t>528.50</w:t>
+              <w:t>531.50</w:t>
             </w:r>
           </w:p>
         </w:tc>
@@ -14664,7 +14664,7 @@
             </w:pPr>
             <w:r/>
             <w:r>
-              <w:t>531.50</w:t>
+              <w:t>534.50</w:t>
             </w:r>
           </w:p>
         </w:tc>
@@ -14692,7 +14692,7 @@
             </w:pPr>
             <w:r/>
             <w:r>
-              <w:t>524.50</w:t>
+              <w:t>527.50</w:t>
             </w:r>
           </w:p>
         </w:tc>
@@ -14723,7 +14723,7 @@
               <w:rPr>
                 <w:b/>
               </w:rPr>
-              <w:t>529.25</w:t>
+              <w:t>532.25</w:t>
             </w:r>
           </w:p>
         </w:tc>
@@ -14871,7 +14871,7 @@
             </w:pPr>
             <w:r/>
             <w:r>
-              <w:t>529.25</w:t>
+              <w:t>532.25</w:t>
             </w:r>
           </w:p>
         </w:tc>
@@ -14899,7 +14899,7 @@
             </w:pPr>
             <w:r/>
             <w:r>
-              <w:t>533.75</w:t>
+              <w:t>536.75</w:t>
             </w:r>
           </w:p>
         </w:tc>
@@ -14927,7 +14927,7 @@
             </w:pPr>
             <w:r/>
             <w:r>
-              <w:t>524.25</w:t>
+              <w:t>527.25</w:t>
             </w:r>
           </w:p>
         </w:tc>
@@ -14958,7 +14958,7 @@
               <w:rPr>
                 <w:b/>
               </w:rPr>
-              <w:t>530.00</w:t>
+              <w:t>533.00</w:t>
             </w:r>
           </w:p>
         </w:tc>
@@ -15106,7 +15106,7 @@
             </w:pPr>
             <w:r/>
             <w:r>
-              <w:t>530.00</w:t>
+              <w:t>533.00</w:t>
             </w:r>
           </w:p>
         </w:tc>
@@ -15134,7 +15134,7 @@
             </w:pPr>
             <w:r/>
             <w:r>
-              <w:t>535.50</w:t>
+              <w:t>538.50</w:t>
             </w:r>
           </w:p>
         </w:tc>
@@ -15162,7 +15162,7 @@
             </w:pPr>
             <w:r/>
             <w:r>
-              <w:t>523.75</w:t>
+              <w:t>526.75</w:t>
             </w:r>
           </w:p>
         </w:tc>
@@ -15193,7 +15193,7 @@
               <w:rPr>
                 <w:b/>
               </w:rPr>
-              <w:t>532.25</w:t>
+              <w:t>535.25</w:t>
             </w:r>
           </w:p>
         </w:tc>
@@ -15341,7 +15341,7 @@
             </w:pPr>
             <w:r/>
             <w:r>
-              <w:t>532.25</w:t>
+              <w:t>535.25</w:t>
             </w:r>
           </w:p>
         </w:tc>
@@ -15369,7 +15369,7 @@
             </w:pPr>
             <w:r/>
             <w:r>
-              <w:t>535.25</w:t>
+              <w:t>538.25</w:t>
             </w:r>
           </w:p>
         </w:tc>
@@ -15397,7 +15397,7 @@
             </w:pPr>
             <w:r/>
             <w:r>
-              <w:t>528.00</w:t>
+              <w:t>531.00</w:t>
             </w:r>
           </w:p>
         </w:tc>
@@ -15428,7 +15428,7 @@
               <w:rPr>
                 <w:b/>
               </w:rPr>
-              <w:t>532.50</w:t>
+              <w:t>535.50</w:t>
             </w:r>
           </w:p>
         </w:tc>
@@ -15576,7 +15576,7 @@
             </w:pPr>
             <w:r/>
             <w:r>
-              <w:t>532.50</w:t>
+              <w:t>535.50</w:t>
             </w:r>
           </w:p>
         </w:tc>
@@ -15604,7 +15604,7 @@
             </w:pPr>
             <w:r/>
             <w:r>
-              <w:t>535.75</w:t>
+              <w:t>538.75</w:t>
             </w:r>
           </w:p>
         </w:tc>
@@ -15632,7 +15632,7 @@
             </w:pPr>
             <w:r/>
             <w:r>
-              <w:t>526.00</w:t>
+              <w:t>529.00</w:t>
             </w:r>
           </w:p>
         </w:tc>
@@ -15663,7 +15663,7 @@
               <w:rPr>
                 <w:b/>
               </w:rPr>
-              <w:t>533.25</w:t>
+              <w:t>536.25</w:t>
             </w:r>
           </w:p>
         </w:tc>
@@ -15811,7 +15811,7 @@
             </w:pPr>
             <w:r/>
             <w:r>
-              <w:t>533.25</w:t>
+              <w:t>536.25</w:t>
             </w:r>
           </w:p>
         </w:tc>
@@ -15839,7 +15839,7 @@
             </w:pPr>
             <w:r/>
             <w:r>
-              <w:t>536.25</w:t>
+              <w:t>539.25</w:t>
             </w:r>
           </w:p>
         </w:tc>
@@ -15867,7 +15867,7 @@
             </w:pPr>
             <w:r/>
             <w:r>
-              <w:t>528.75</w:t>
+              <w:t>531.75</w:t>
             </w:r>
           </w:p>
         </w:tc>
@@ -15898,7 +15898,7 @@
               <w:rPr>
                 <w:b/>
               </w:rPr>
-              <w:t>532.75</w:t>
+              <w:t>535.75</w:t>
             </w:r>
           </w:p>
         </w:tc>
@@ -16046,7 +16046,7 @@
             </w:pPr>
             <w:r/>
             <w:r>
-              <w:t>532.75</w:t>
+              <w:t>535.75</w:t>
             </w:r>
           </w:p>
         </w:tc>
@@ -16074,7 +16074,7 @@
             </w:pPr>
             <w:r/>
             <w:r>
-              <w:t>536.75</w:t>
+              <w:t>539.75</w:t>
             </w:r>
           </w:p>
         </w:tc>
@@ -16102,7 +16102,7 @@
             </w:pPr>
             <w:r/>
             <w:r>
-              <w:t>527.00</w:t>
+              <w:t>530.00</w:t>
             </w:r>
           </w:p>
         </w:tc>
@@ -16133,7 +16133,7 @@
               <w:rPr>
                 <w:b/>
               </w:rPr>
-              <w:t>533.25</w:t>
+              <w:t>536.25</w:t>
             </w:r>
           </w:p>
         </w:tc>
@@ -16281,7 +16281,7 @@
             </w:pPr>
             <w:r/>
             <w:r>
-              <w:t>533.25</w:t>
+              <w:t>536.25</w:t>
             </w:r>
           </w:p>
         </w:tc>
@@ -16309,7 +16309,7 @@
             </w:pPr>
             <w:r/>
             <w:r>
-              <w:t>535.75</w:t>
+              <w:t>538.75</w:t>
             </w:r>
           </w:p>
         </w:tc>
@@ -16337,7 +16337,7 @@
             </w:pPr>
             <w:r/>
             <w:r>
-              <w:t>530.00</w:t>
+              <w:t>533.00</w:t>
             </w:r>
           </w:p>
         </w:tc>
@@ -16368,7 +16368,7 @@
               <w:rPr>
                 <w:b/>
               </w:rPr>
-              <w:t>533.75</w:t>
+              <w:t>536.75</w:t>
             </w:r>
           </w:p>
         </w:tc>
@@ -16516,7 +16516,7 @@
             </w:pPr>
             <w:r/>
             <w:r>
-              <w:t>533.75</w:t>
+              <w:t>536.75</w:t>
             </w:r>
           </w:p>
         </w:tc>
@@ -16544,7 +16544,7 @@
             </w:pPr>
             <w:r/>
             <w:r>
-              <w:t>537.25</w:t>
+              <w:t>540.25</w:t>
             </w:r>
           </w:p>
         </w:tc>
@@ -16572,7 +16572,7 @@
             </w:pPr>
             <w:r/>
             <w:r>
-              <w:t>527.75</w:t>
+              <w:t>530.75</w:t>
             </w:r>
           </w:p>
         </w:tc>
@@ -16603,7 +16603,7 @@
               <w:rPr>
                 <w:b/>
               </w:rPr>
-              <w:t>534.75</w:t>
+              <w:t>537.75</w:t>
             </w:r>
           </w:p>
         </w:tc>
@@ -16751,7 +16751,7 @@
             </w:pPr>
             <w:r/>
             <w:r>
-              <w:t>534.75</w:t>
+              <w:t>537.75</w:t>
             </w:r>
           </w:p>
         </w:tc>
@@ -16779,7 +16779,7 @@
             </w:pPr>
             <w:r/>
             <w:r>
-              <w:t>537.50</w:t>
+              <w:t>540.50</w:t>
             </w:r>
           </w:p>
         </w:tc>
@@ -16807,7 +16807,7 @@
             </w:pPr>
             <w:r/>
             <w:r>
-              <w:t>532.25</w:t>
+              <w:t>535.25</w:t>
             </w:r>
           </w:p>
         </w:tc>
@@ -16838,7 +16838,7 @@
               <w:rPr>
                 <w:b/>
               </w:rPr>
-              <w:t>534.75</w:t>
+              <w:t>537.75</w:t>
             </w:r>
           </w:p>
         </w:tc>
@@ -16986,7 +16986,7 @@
             </w:pPr>
             <w:r/>
             <w:r>
-              <w:t>534.75</w:t>
+              <w:t>537.75</w:t>
             </w:r>
           </w:p>
         </w:tc>
@@ -17014,7 +17014,7 @@
             </w:pPr>
             <w:r/>
             <w:r>
-              <w:t>537.50</w:t>
+              <w:t>540.50</w:t>
             </w:r>
           </w:p>
         </w:tc>
@@ -17042,7 +17042,7 @@
             </w:pPr>
             <w:r/>
             <w:r>
-              <w:t>532.25</w:t>
+              <w:t>535.25</w:t>
             </w:r>
           </w:p>
         </w:tc>
@@ -17073,7 +17073,7 @@
               <w:rPr>
                 <w:b/>
               </w:rPr>
-              <w:t>534.25</w:t>
+              <w:t>537.25</w:t>
             </w:r>
           </w:p>
         </w:tc>
@@ -17221,7 +17221,7 @@
             </w:pPr>
             <w:r/>
             <w:r>
-              <w:t>534.25</w:t>
+              <w:t>537.25</w:t>
             </w:r>
           </w:p>
         </w:tc>
@@ -17249,7 +17249,7 @@
             </w:pPr>
             <w:r/>
             <w:r>
-              <w:t>537.25</w:t>
+              <w:t>540.25</w:t>
             </w:r>
           </w:p>
         </w:tc>
@@ -17277,7 +17277,7 @@
             </w:pPr>
             <w:r/>
             <w:r>
-              <w:t>531.00</w:t>
+              <w:t>534.00</w:t>
             </w:r>
           </w:p>
         </w:tc>
@@ -17308,7 +17308,7 @@
               <w:rPr>
                 <w:b/>
               </w:rPr>
-              <w:t>534.00</w:t>
+              <w:t>537.00</w:t>
             </w:r>
           </w:p>
         </w:tc>
@@ -17456,7 +17456,7 @@
             </w:pPr>
             <w:r/>
             <w:r>
-              <w:t>534.00</w:t>
+              <w:t>537.00</w:t>
             </w:r>
           </w:p>
         </w:tc>
@@ -17484,7 +17484,7 @@
             </w:pPr>
             <w:r/>
             <w:r>
-              <w:t>538.00</w:t>
+              <w:t>541.00</w:t>
             </w:r>
           </w:p>
         </w:tc>
@@ -17512,7 +17512,7 @@
             </w:pPr>
             <w:r/>
             <w:r>
-              <w:t>528.75</w:t>
+              <w:t>531.75</w:t>
             </w:r>
           </w:p>
         </w:tc>
@@ -17543,7 +17543,7 @@
               <w:rPr>
                 <w:b/>
               </w:rPr>
-              <w:t>534.50</w:t>
+              <w:t>537.50</w:t>
             </w:r>
           </w:p>
         </w:tc>
@@ -17691,7 +17691,7 @@
             </w:pPr>
             <w:r/>
             <w:r>
-              <w:t>534.50</w:t>
+              <w:t>537.50</w:t>
             </w:r>
           </w:p>
         </w:tc>
@@ -17719,7 +17719,7 @@
             </w:pPr>
             <w:r/>
             <w:r>
-              <w:t>539.25</w:t>
+              <w:t>542.25</w:t>
             </w:r>
           </w:p>
         </w:tc>
@@ -17747,7 +17747,7 @@
             </w:pPr>
             <w:r/>
             <w:r>
-              <w:t>527.50</w:t>
+              <w:t>530.50</w:t>
             </w:r>
           </w:p>
         </w:tc>
@@ -17778,7 +17778,7 @@
               <w:rPr>
                 <w:b/>
               </w:rPr>
-              <w:t>536.50</w:t>
+              <w:t>539.50</w:t>
             </w:r>
           </w:p>
         </w:tc>
@@ -17926,7 +17926,7 @@
             </w:pPr>
             <w:r/>
             <w:r>
-              <w:t>536.50</w:t>
+              <w:t>539.50</w:t>
             </w:r>
           </w:p>
         </w:tc>
@@ -17954,7 +17954,7 @@
             </w:pPr>
             <w:r/>
             <w:r>
-              <w:t>544.50</w:t>
+              <w:t>547.50</w:t>
             </w:r>
           </w:p>
         </w:tc>
@@ -17982,7 +17982,7 @@
             </w:pPr>
             <w:r/>
             <w:r>
-              <w:t>529.50</w:t>
+              <w:t>532.50</w:t>
             </w:r>
           </w:p>
         </w:tc>
@@ -18013,7 +18013,7 @@
               <w:rPr>
                 <w:b/>
               </w:rPr>
-              <w:t>538.00</w:t>
+              <w:t>541.00</w:t>
             </w:r>
           </w:p>
         </w:tc>
@@ -18161,7 +18161,7 @@
             </w:pPr>
             <w:r/>
             <w:r>
-              <w:t>538.00</w:t>
+              <w:t>541.00</w:t>
             </w:r>
           </w:p>
         </w:tc>
@@ -18189,7 +18189,7 @@
             </w:pPr>
             <w:r/>
             <w:r>
-              <w:t>542.50</w:t>
+              <w:t>545.50</w:t>
             </w:r>
           </w:p>
         </w:tc>
@@ -18217,7 +18217,7 @@
             </w:pPr>
             <w:r/>
             <w:r>
-              <w:t>533.75</w:t>
+              <w:t>536.75</w:t>
             </w:r>
           </w:p>
         </w:tc>
@@ -18248,7 +18248,7 @@
               <w:rPr>
                 <w:b/>
               </w:rPr>
-              <w:t>537.50</w:t>
+              <w:t>540.50</w:t>
             </w:r>
           </w:p>
         </w:tc>
@@ -18396,7 +18396,7 @@
             </w:pPr>
             <w:r/>
             <w:r>
-              <w:t>537.50</w:t>
+              <w:t>540.50</w:t>
             </w:r>
           </w:p>
         </w:tc>
@@ -18424,7 +18424,7 @@
             </w:pPr>
             <w:r/>
             <w:r>
-              <w:t>539.75</w:t>
+              <w:t>542.75</w:t>
             </w:r>
           </w:p>
         </w:tc>
@@ -18452,7 +18452,7 @@
             </w:pPr>
             <w:r/>
             <w:r>
-              <w:t>534.75</w:t>
+              <w:t>537.75</w:t>
             </w:r>
           </w:p>
         </w:tc>
@@ -18483,7 +18483,7 @@
               <w:rPr>
                 <w:b/>
               </w:rPr>
-              <w:t>537.25</w:t>
+              <w:t>540.25</w:t>
             </w:r>
           </w:p>
         </w:tc>
@@ -18631,7 +18631,7 @@
             </w:pPr>
             <w:r/>
             <w:r>
-              <w:t>537.25</w:t>
+              <w:t>540.25</w:t>
             </w:r>
           </w:p>
         </w:tc>
@@ -18659,7 +18659,7 @@
             </w:pPr>
             <w:r/>
             <w:r>
-              <w:t>539.25</w:t>
+              <w:t>542.25</w:t>
             </w:r>
           </w:p>
         </w:tc>
@@ -18687,7 +18687,7 @@
             </w:pPr>
             <w:r/>
             <w:r>
-              <w:t>532.75</w:t>
+              <w:t>535.75</w:t>
             </w:r>
           </w:p>
         </w:tc>
@@ -18718,7 +18718,7 @@
               <w:rPr>
                 <w:b/>
               </w:rPr>
-              <w:t>537.50</w:t>
+              <w:t>540.50</w:t>
             </w:r>
           </w:p>
         </w:tc>
@@ -18866,7 +18866,7 @@
             </w:pPr>
             <w:r/>
             <w:r>
-              <w:t>537.50</w:t>
+              <w:t>540.50</w:t>
             </w:r>
           </w:p>
         </w:tc>
@@ -18894,7 +18894,7 @@
             </w:pPr>
             <w:r/>
             <w:r>
-              <w:t>541.25</w:t>
+              <w:t>544.25</w:t>
             </w:r>
           </w:p>
         </w:tc>
@@ -18922,7 +18922,7 @@
             </w:pPr>
             <w:r/>
             <w:r>
-              <w:t>534.75</w:t>
+              <w:t>537.75</w:t>
             </w:r>
           </w:p>
         </w:tc>
@@ -18953,7 +18953,7 @@
               <w:rPr>
                 <w:b/>
               </w:rPr>
-              <w:t>538.00</w:t>
+              <w:t>541.00</w:t>
             </w:r>
           </w:p>
         </w:tc>
@@ -19101,7 +19101,7 @@
             </w:pPr>
             <w:r/>
             <w:r>
-              <w:t>538.00</w:t>
+              <w:t>541.00</w:t>
             </w:r>
           </w:p>
         </w:tc>
@@ -19129,7 +19129,7 @@
             </w:pPr>
             <w:r/>
             <w:r>
-              <w:t>541.00</w:t>
+              <w:t>544.00</w:t>
             </w:r>
           </w:p>
         </w:tc>
@@ -19157,7 +19157,7 @@
             </w:pPr>
             <w:r/>
             <w:r>
-              <w:t>533.50</w:t>
+              <w:t>536.50</w:t>
             </w:r>
           </w:p>
         </w:tc>
@@ -19188,7 +19188,7 @@
               <w:rPr>
                 <w:b/>
               </w:rPr>
-              <w:t>538.25</w:t>
+              <w:t>541.25</w:t>
             </w:r>
           </w:p>
         </w:tc>
@@ -19336,7 +19336,7 @@
             </w:pPr>
             <w:r/>
             <w:r>
-              <w:t>538.25</w:t>
+              <w:t>541.25</w:t>
             </w:r>
           </w:p>
         </w:tc>
@@ -19364,7 +19364,7 @@
             </w:pPr>
             <w:r/>
             <w:r>
-              <w:t>542.50</w:t>
+              <w:t>545.50</w:t>
             </w:r>
           </w:p>
         </w:tc>
@@ -19392,7 +19392,7 @@
             </w:pPr>
             <w:r/>
             <w:r>
-              <w:t>535.00</w:t>
+              <w:t>538.00</w:t>
             </w:r>
           </w:p>
         </w:tc>
@@ -19423,7 +19423,7 @@
               <w:rPr>
                 <w:b/>
               </w:rPr>
-              <w:t>539.00</w:t>
+              <w:t>542.00</w:t>
             </w:r>
           </w:p>
         </w:tc>
@@ -19571,7 +19571,7 @@
             </w:pPr>
             <w:r/>
             <w:r>
-              <w:t>539.00</w:t>
+              <w:t>542.00</w:t>
             </w:r>
           </w:p>
         </w:tc>
@@ -19599,7 +19599,7 @@
             </w:pPr>
             <w:r/>
             <w:r>
-              <w:t>542.50</w:t>
+              <w:t>545.50</w:t>
             </w:r>
           </w:p>
         </w:tc>
@@ -19627,7 +19627,7 @@
             </w:pPr>
             <w:r/>
             <w:r>
-              <w:t>536.75</w:t>
+              <w:t>539.75</w:t>
             </w:r>
           </w:p>
         </w:tc>
@@ -19658,7 +19658,7 @@
               <w:rPr>
                 <w:b/>
               </w:rPr>
-              <w:t>539.00</w:t>
+              <w:t>542.00</w:t>
             </w:r>
           </w:p>
         </w:tc>
@@ -19806,7 +19806,7 @@
             </w:pPr>
             <w:r/>
             <w:r>
-              <w:t>539.00</w:t>
+              <w:t>542.00</w:t>
             </w:r>
           </w:p>
         </w:tc>
@@ -19834,7 +19834,7 @@
             </w:pPr>
             <w:r/>
             <w:r>
-              <w:t>542.75</w:t>
+              <w:t>545.75</w:t>
             </w:r>
           </w:p>
         </w:tc>
@@ -19862,7 +19862,7 @@
             </w:pPr>
             <w:r/>
             <w:r>
-              <w:t>535.50</w:t>
+              <w:t>538.50</w:t>
             </w:r>
           </w:p>
         </w:tc>
@@ -19893,7 +19893,7 @@
               <w:rPr>
                 <w:b/>
               </w:rPr>
-              <w:t>538.75</w:t>
+              <w:t>541.75</w:t>
             </w:r>
           </w:p>
         </w:tc>
@@ -20041,7 +20041,7 @@
             </w:pPr>
             <w:r/>
             <w:r>
-              <w:t>538.75</w:t>
+              <w:t>541.75</w:t>
             </w:r>
           </w:p>
         </w:tc>
@@ -20069,7 +20069,7 @@
             </w:pPr>
             <w:r/>
             <w:r>
-              <w:t>542.25</w:t>
+              <w:t>545.25</w:t>
             </w:r>
           </w:p>
         </w:tc>
@@ -20097,7 +20097,7 @@
             </w:pPr>
             <w:r/>
             <w:r>
-              <w:t>535.50</w:t>
+              <w:t>538.50</w:t>
             </w:r>
           </w:p>
         </w:tc>
@@ -20128,7 +20128,7 @@
               <w:rPr>
                 <w:b/>
               </w:rPr>
-              <w:t>538.50</w:t>
+              <w:t>541.50</w:t>
             </w:r>
           </w:p>
         </w:tc>
@@ -20276,7 +20276,7 @@
             </w:pPr>
             <w:r/>
             <w:r>
-              <w:t>538.50</w:t>
+              <w:t>541.50</w:t>
             </w:r>
           </w:p>
         </w:tc>
@@ -20304,7 +20304,7 @@
             </w:pPr>
             <w:r/>
             <w:r>
-              <w:t>541.50</w:t>
+              <w:t>544.50</w:t>
             </w:r>
           </w:p>
         </w:tc>
@@ -20332,7 +20332,7 @@
             </w:pPr>
             <w:r/>
             <w:r>
-              <w:t>535.75</w:t>
+              <w:t>538.75</w:t>
             </w:r>
           </w:p>
         </w:tc>
@@ -20363,7 +20363,7 @@
               <w:rPr>
                 <w:b/>
               </w:rPr>
-              <w:t>538.75</w:t>
+              <w:t>541.75</w:t>
             </w:r>
           </w:p>
         </w:tc>
@@ -20511,7 +20511,7 @@
             </w:pPr>
             <w:r/>
             <w:r>
-              <w:t>538.75</w:t>
+              <w:t>541.75</w:t>
             </w:r>
           </w:p>
         </w:tc>
@@ -20539,7 +20539,7 @@
             </w:pPr>
             <w:r/>
             <w:r>
-              <w:t>541.75</w:t>
+              <w:t>544.75</w:t>
             </w:r>
           </w:p>
         </w:tc>
@@ -20567,7 +20567,7 @@
             </w:pPr>
             <w:r/>
             <w:r>
-              <w:t>536.00</w:t>
+              <w:t>539.00</w:t>
             </w:r>
           </w:p>
         </w:tc>
@@ -20598,7 +20598,7 @@
               <w:rPr>
                 <w:b/>
               </w:rPr>
-              <w:t>538.75</w:t>
+              <w:t>541.75</w:t>
             </w:r>
           </w:p>
         </w:tc>
@@ -20746,7 +20746,7 @@
             </w:pPr>
             <w:r/>
             <w:r>
-              <w:t>538.75</w:t>
+              <w:t>541.75</w:t>
             </w:r>
           </w:p>
         </w:tc>
@@ -20774,7 +20774,7 @@
             </w:pPr>
             <w:r/>
             <w:r>
-              <w:t>542.75</w:t>
+              <w:t>545.75</w:t>
             </w:r>
           </w:p>
         </w:tc>
@@ -20802,7 +20802,7 @@
             </w:pPr>
             <w:r/>
             <w:r>
-              <w:t>535.25</w:t>
+              <w:t>538.25</w:t>
             </w:r>
           </w:p>
         </w:tc>
@@ -20833,7 +20833,7 @@
               <w:rPr>
                 <w:b/>
               </w:rPr>
-              <w:t>539.25</w:t>
+              <w:t>542.25</w:t>
             </w:r>
           </w:p>
         </w:tc>
@@ -20981,7 +20981,7 @@
             </w:pPr>
             <w:r/>
             <w:r>
-              <w:t>539.25</w:t>
+              <w:t>542.25</w:t>
             </w:r>
           </w:p>
         </w:tc>
@@ -21009,7 +21009,7 @@
             </w:pPr>
             <w:r/>
             <w:r>
-              <w:t>543.25</w:t>
+              <w:t>546.25</w:t>
             </w:r>
           </w:p>
         </w:tc>
@@ -21037,7 +21037,7 @@
             </w:pPr>
             <w:r/>
             <w:r>
-              <w:t>537.50</w:t>
+              <w:t>540.50</w:t>
             </w:r>
           </w:p>
         </w:tc>
@@ -21068,7 +21068,7 @@
               <w:rPr>
                 <w:b/>
               </w:rPr>
-              <w:t>539.00</w:t>
+              <w:t>542.00</w:t>
             </w:r>
           </w:p>
         </w:tc>
@@ -21791,7 +21791,7 @@
         <w:t>Giá Chốt Phiên (Close):</w:t>
       </w:r>
       <w:r>
-        <w:t xml:space="preserve"> 722.75 cents | </w:t>
+        <w:t xml:space="preserve"> 727.50 cents | </w:t>
       </w:r>
       <w:r>
         <w:rPr>
@@ -21806,10 +21806,10 @@
         <w:rPr>
           <w:b/>
         </w:rPr>
-        <w:t>`723.80 cents`</w:t>
+        <w:t>`728.54 cents`</w:t>
       </w:r>
       <w:r>
-        <w:t xml:space="preserve"> (+1.05).</w:t>
+        <w:t xml:space="preserve"> (+1.04).</w:t>
       </w:r>
     </w:p>
     <w:p>
@@ -21830,7 +21830,7 @@
         <w:rPr>
           <w:b/>
         </w:rPr>
-        <w:t>`2,891`</w:t>
+        <w:t>`5,650`</w:t>
       </w:r>
       <w:r>
         <w:t xml:space="preserve"> (Chênh lệch: </w:t>
@@ -21839,7 +21839,7 @@
         <w:rPr>
           <w:b/>
         </w:rPr>
-        <w:t>`-54,961`</w:t>
+        <w:t>`-52,202`</w:t>
       </w:r>
       <w:r>
         <w:t xml:space="preserve">) | OI: </w:t>
@@ -21881,7 +21881,7 @@
         <w:rPr>
           <w:b/>
         </w:rPr>
-        <w:t>`Bullish Engulfing (Nhấn chìm tăng trưởng)`</w:t>
+        <w:t>`Không phát hiện mô hình nến đặc biệt`</w:t>
       </w:r>
     </w:p>
     <w:p>
@@ -21901,9 +21901,9 @@
       <w:r>
         <w:rPr>
           <w:b/>
-          <w:color w:val="15803D"/>
+          <w:color w:val="B91C1C"/>
         </w:rPr>
-        <w:t>`Giảm suy yếu / Đáy ngắn hạn (Long Liquidation Decline)`</w:t>
+        <w:t>`Tăng yếu / Rủi ro đảo chiều (Short Covering Rally)`</w:t>
       </w:r>
     </w:p>
     <w:p>
@@ -21918,16 +21918,16 @@
         <w:t>Đánh giá xu hướng kết hợp:</w:t>
       </w:r>
       <w:r>
-        <w:t xml:space="preserve"> ️ </w:t>
+        <w:t xml:space="preserve"> </w:t>
       </w:r>
       <w:r>
         <w:rPr>
           <w:b/>
         </w:rPr>
-        <w:t>HỒI KỸ THUẬT YẾU (Weak Bullish Retest):</w:t>
+        <w:t>TÍCH LŨY TÍCH CỰC (Accumulation):</w:t>
       </w:r>
       <w:r>
-        <w:t xml:space="preserve"> Xuất hiện nến tăng nhưng dòng tiền/thanh khoản yếu. Cần quan sát thêm lực cầu.</w:t>
+        <w:t xml:space="preserve"> Nến đi ngang nhưng dòng tiền âm thầm gia tăng (OI tăng), báo hiệu chuẩn bị có nhịp bứt phá tăng.</w:t>
       </w:r>
     </w:p>
     <w:p>
@@ -22173,7 +22173,7 @@
               <w:rPr>
                 <w:b/>
               </w:rPr>
-              <w:t>98.28</w:t>
+              <w:t>98.88</w:t>
             </w:r>
           </w:p>
         </w:tc>
@@ -22204,7 +22204,7 @@
               <w:rPr>
                 <w:b/>
               </w:rPr>
-              <w:t>-6.24%</w:t>
+              <w:t>-5.67%</w:t>
             </w:r>
           </w:p>
         </w:tc>
@@ -22296,7 +22296,7 @@
               <w:rPr>
                 <w:b/>
               </w:rPr>
-              <w:t>100.29</w:t>
+              <w:t>100.44</w:t>
             </w:r>
           </w:p>
         </w:tc>
@@ -22327,7 +22327,7 @@
               <w:rPr>
                 <w:b/>
               </w:rPr>
-              <w:t>+0.07%</w:t>
+              <w:t>+0.21%</w:t>
             </w:r>
           </w:p>
         </w:tc>
@@ -22931,7 +22931,7 @@
         <w:t xml:space="preserve"> EMA_21 </w:t>
       </w:r>
       <w:r>
-        <w:t xml:space="preserve"> (725.17) &lt; </w:t>
+        <w:t xml:space="preserve"> (725.41) &lt; </w:t>
       </w:r>
       <w:r>
         <w:rPr>
@@ -22942,7 +22942,7 @@
         <w:t xml:space="preserve"> EMA_50 </w:t>
       </w:r>
       <w:r>
-        <w:t xml:space="preserve"> (726.26).</w:t>
+        <w:t xml:space="preserve"> (726.20).</w:t>
       </w:r>
     </w:p>
     <w:p>
@@ -22963,7 +22963,7 @@
         <w:rPr>
           <w:b/>
         </w:rPr>
-        <w:t>`44.67`</w:t>
+        <w:t>`53.93`</w:t>
       </w:r>
       <w:r>
         <w:t xml:space="preserve"> | ATR (14) = </w:t>
@@ -22972,7 +22972,7 @@
         <w:rPr>
           <w:b/>
         </w:rPr>
-        <w:t>`3.27`</w:t>
+        <w:t>`3.25`</w:t>
       </w:r>
       <w:r>
         <w:t xml:space="preserve"> cents | Volatility = </w:t>
@@ -22981,7 +22981,7 @@
         <w:rPr>
           <w:b/>
         </w:rPr>
-        <w:t>`3.00 cents`</w:t>
+        <w:t>`2.50 cents`</w:t>
       </w:r>
       <w:r>
         <w:t>.</w:t>
@@ -23005,7 +23005,7 @@
         <w:rPr>
           <w:b/>
         </w:rPr>
-        <w:t>`719.25`</w:t>
+        <w:t>`725.25`</w:t>
       </w:r>
       <w:r>
         <w:t xml:space="preserve"> | S2: </w:t>
@@ -23023,7 +23023,7 @@
         <w:rPr>
           <w:b/>
         </w:rPr>
-        <w:t>`725.75`</w:t>
+        <w:t>`730.00`</w:t>
       </w:r>
       <w:r>
         <w:t xml:space="preserve"> | R2: </w:t>
@@ -23756,7 +23756,7 @@
           <w:b/>
           <w:color w:val="B91C1C"/>
         </w:rPr>
-        <w:t>`725.17 - 726.26 cents (Canh bán hồi kỹ thuật H1)`</w:t>
+        <w:t>`725.41 - 726.20 cents (Canh bán hồi kỹ thuật H1)`</w:t>
       </w:r>
       <w:r>
         <w:t xml:space="preserve"> | SL: </w:t>
@@ -23765,7 +23765,7 @@
         <w:rPr>
           <w:b/>
         </w:rPr>
-        <w:t>`799.90 cents (Trên kháng cự R2 + 1.5x ATR)`</w:t>
+        <w:t>`799.88 cents (Trên kháng cự R2 + 1.5x ATR)`</w:t>
       </w:r>
       <w:r>
         <w:t xml:space="preserve"> | TP: </w:t>
@@ -23776,7 +23776,7 @@
           <w:color w:val="D97706"/>
           <w:sz w:val="19"/>
         </w:rPr>
-        <w:t xml:space="preserve"> 719.25 cents </w:t>
+        <w:t xml:space="preserve"> 725.25 cents </w:t>
       </w:r>
       <w:r>
         <w:t xml:space="preserve"> / </w:t>
@@ -23827,7 +23827,7 @@
         <w:rPr>
           <w:b/>
         </w:rPr>
-        <w:t>`717.25 - 719.25 cents`</w:t>
+        <w:t>`723.25 - 725.25 cents`</w:t>
       </w:r>
       <w:r>
         <w:t xml:space="preserve"> | SL: </w:t>
@@ -23836,7 +23836,7 @@
         <w:rPr>
           <w:b/>
         </w:rPr>
-        <w:t>`668.23 cents`</w:t>
+        <w:t>`668.25 cents`</w:t>
       </w:r>
       <w:r>
         <w:t xml:space="preserve"> | TP: </w:t>
@@ -23845,7 +23845,7 @@
         <w:rPr>
           <w:b/>
         </w:rPr>
-        <w:t>`725.75 cents (Đón sóng hồi trung hạn ~14.5 giá)`</w:t>
+        <w:t>`730.00 cents (Đón sóng hồi trung hạn ~14.5 giá)`</w:t>
       </w:r>
       <w:r>
         <w:t>.</w:t>
@@ -23873,7 +23873,7 @@
         <w:rPr>
           <w:b/>
         </w:rPr>
-        <w:t>`725.75 - 727.75 cents`</w:t>
+        <w:t>`730.00 - 732.00 cents`</w:t>
       </w:r>
       <w:r>
         <w:t xml:space="preserve"> | SL: </w:t>
@@ -23882,7 +23882,7 @@
         <w:rPr>
           <w:b/>
         </w:rPr>
-        <w:t>`729.02 cents`</w:t>
+        <w:t>`733.25 cents`</w:t>
       </w:r>
       <w:r>
         <w:t xml:space="preserve"> | TP: </w:t>
@@ -23931,7 +23931,7 @@
         <w:rPr>
           <w:b/>
         </w:rPr>
-        <w:t>`658.43 - 671.50 cents`</w:t>
+        <w:t>`658.50 - 671.50 cents`</w:t>
       </w:r>
     </w:p>
     <w:p>
@@ -24338,7 +24338,7 @@
             </w:pPr>
             <w:r/>
             <w:r>
-              <w:t>722.75</w:t>
+              <w:t>727.50</w:t>
             </w:r>
           </w:p>
         </w:tc>
@@ -24366,7 +24366,7 @@
             </w:pPr>
             <w:r/>
             <w:r>
-              <w:t>734.00</w:t>
+              <w:t>738.75</w:t>
             </w:r>
           </w:p>
         </w:tc>
@@ -24394,7 +24394,7 @@
             </w:pPr>
             <w:r/>
             <w:r>
-              <w:t>717.25</w:t>
+              <w:t>722.00</w:t>
             </w:r>
           </w:p>
         </w:tc>
@@ -24425,7 +24425,7 @@
               <w:rPr>
                 <w:b/>
               </w:rPr>
-              <w:t>722.00</w:t>
+              <w:t>726.75</w:t>
             </w:r>
           </w:p>
         </w:tc>
@@ -24573,7 +24573,7 @@
             </w:pPr>
             <w:r/>
             <w:r>
-              <w:t>722.00</w:t>
+              <w:t>726.75</w:t>
             </w:r>
           </w:p>
         </w:tc>
@@ -24601,7 +24601,7 @@
             </w:pPr>
             <w:r/>
             <w:r>
-              <w:t>729.50</w:t>
+              <w:t>734.25</w:t>
             </w:r>
           </w:p>
         </w:tc>
@@ -24629,7 +24629,7 @@
             </w:pPr>
             <w:r/>
             <w:r>
-              <w:t>716.00</w:t>
+              <w:t>720.75</w:t>
             </w:r>
           </w:p>
         </w:tc>
@@ -24660,7 +24660,7 @@
               <w:rPr>
                 <w:b/>
               </w:rPr>
-              <w:t>721.50</w:t>
+              <w:t>726.25</w:t>
             </w:r>
           </w:p>
         </w:tc>
@@ -24808,7 +24808,7 @@
             </w:pPr>
             <w:r/>
             <w:r>
-              <w:t>721.50</w:t>
+              <w:t>726.25</w:t>
             </w:r>
           </w:p>
         </w:tc>
@@ -24836,7 +24836,7 @@
             </w:pPr>
             <w:r/>
             <w:r>
-              <w:t>735.25</w:t>
+              <w:t>740.00</w:t>
             </w:r>
           </w:p>
         </w:tc>
@@ -24864,7 +24864,7 @@
             </w:pPr>
             <w:r/>
             <w:r>
-              <w:t>706.75</w:t>
+              <w:t>711.50</w:t>
             </w:r>
           </w:p>
         </w:tc>
@@ -24895,7 +24895,7 @@
               <w:rPr>
                 <w:b/>
               </w:rPr>
-              <w:t>723.50</w:t>
+              <w:t>728.25</w:t>
             </w:r>
           </w:p>
         </w:tc>
@@ -25043,7 +25043,7 @@
             </w:pPr>
             <w:r/>
             <w:r>
-              <w:t>723.50</w:t>
+              <w:t>728.25</w:t>
             </w:r>
           </w:p>
         </w:tc>
@@ -25071,7 +25071,7 @@
             </w:pPr>
             <w:r/>
             <w:r>
-              <w:t>736.75</w:t>
+              <w:t>741.50</w:t>
             </w:r>
           </w:p>
         </w:tc>
@@ -25099,7 +25099,7 @@
             </w:pPr>
             <w:r/>
             <w:r>
-              <w:t>715.25</w:t>
+              <w:t>720.00</w:t>
             </w:r>
           </w:p>
         </w:tc>
@@ -25130,7 +25130,7 @@
               <w:rPr>
                 <w:b/>
               </w:rPr>
-              <w:t>724.75</w:t>
+              <w:t>729.50</w:t>
             </w:r>
           </w:p>
         </w:tc>
@@ -25278,7 +25278,7 @@
             </w:pPr>
             <w:r/>
             <w:r>
-              <w:t>724.75</w:t>
+              <w:t>729.50</w:t>
             </w:r>
           </w:p>
         </w:tc>
@@ -25306,7 +25306,7 @@
             </w:pPr>
             <w:r/>
             <w:r>
-              <w:t>741.25</w:t>
+              <w:t>746.00</w:t>
             </w:r>
           </w:p>
         </w:tc>
@@ -25334,7 +25334,7 @@
             </w:pPr>
             <w:r/>
             <w:r>
-              <w:t>714.25</w:t>
+              <w:t>719.00</w:t>
             </w:r>
           </w:p>
         </w:tc>
@@ -25365,7 +25365,7 @@
               <w:rPr>
                 <w:b/>
               </w:rPr>
-              <w:t>729.25</w:t>
+              <w:t>734.00</w:t>
             </w:r>
           </w:p>
         </w:tc>
@@ -25513,7 +25513,7 @@
             </w:pPr>
             <w:r/>
             <w:r>
-              <w:t>729.25</w:t>
+              <w:t>734.00</w:t>
             </w:r>
           </w:p>
         </w:tc>
@@ -25541,7 +25541,7 @@
             </w:pPr>
             <w:r/>
             <w:r>
-              <w:t>737.00</w:t>
+              <w:t>741.75</w:t>
             </w:r>
           </w:p>
         </w:tc>
@@ -25569,7 +25569,7 @@
             </w:pPr>
             <w:r/>
             <w:r>
-              <w:t>718.25</w:t>
+              <w:t>723.00</w:t>
             </w:r>
           </w:p>
         </w:tc>
@@ -25600,7 +25600,7 @@
               <w:rPr>
                 <w:b/>
               </w:rPr>
-              <w:t>730.50</w:t>
+              <w:t>735.25</w:t>
             </w:r>
           </w:p>
         </w:tc>
@@ -25748,7 +25748,7 @@
             </w:pPr>
             <w:r/>
             <w:r>
-              <w:t>730.50</w:t>
+              <w:t>735.25</w:t>
             </w:r>
           </w:p>
         </w:tc>
@@ -25776,7 +25776,7 @@
             </w:pPr>
             <w:r/>
             <w:r>
-              <w:t>738.75</w:t>
+              <w:t>743.50</w:t>
             </w:r>
           </w:p>
         </w:tc>
@@ -25804,7 +25804,7 @@
             </w:pPr>
             <w:r/>
             <w:r>
-              <w:t>720.00</w:t>
+              <w:t>724.75</w:t>
             </w:r>
           </w:p>
         </w:tc>
@@ -25835,7 +25835,7 @@
               <w:rPr>
                 <w:b/>
               </w:rPr>
-              <w:t>732.25</w:t>
+              <w:t>737.00</w:t>
             </w:r>
           </w:p>
         </w:tc>
@@ -25983,7 +25983,7 @@
             </w:pPr>
             <w:r/>
             <w:r>
-              <w:t>732.25</w:t>
+              <w:t>737.00</w:t>
             </w:r>
           </w:p>
         </w:tc>
@@ -26011,7 +26011,7 @@
             </w:pPr>
             <w:r/>
             <w:r>
-              <w:t>744.50</w:t>
+              <w:t>749.25</w:t>
             </w:r>
           </w:p>
         </w:tc>
@@ -26039,7 +26039,7 @@
             </w:pPr>
             <w:r/>
             <w:r>
-              <w:t>722.50</w:t>
+              <w:t>727.25</w:t>
             </w:r>
           </w:p>
         </w:tc>
@@ -26070,7 +26070,7 @@
               <w:rPr>
                 <w:b/>
               </w:rPr>
-              <w:t>731.25</w:t>
+              <w:t>736.00</w:t>
             </w:r>
           </w:p>
         </w:tc>
@@ -26218,7 +26218,7 @@
             </w:pPr>
             <w:r/>
             <w:r>
-              <w:t>731.25</w:t>
+              <w:t>736.00</w:t>
             </w:r>
           </w:p>
         </w:tc>
@@ -26246,7 +26246,7 @@
             </w:pPr>
             <w:r/>
             <w:r>
-              <w:t>741.75</w:t>
+              <w:t>746.50</w:t>
             </w:r>
           </w:p>
         </w:tc>
@@ -26274,7 +26274,7 @@
             </w:pPr>
             <w:r/>
             <w:r>
-              <w:t>716.50</w:t>
+              <w:t>721.25</w:t>
             </w:r>
           </w:p>
         </w:tc>
@@ -26305,7 +26305,7 @@
               <w:rPr>
                 <w:b/>
               </w:rPr>
-              <w:t>733.50</w:t>
+              <w:t>738.25</w:t>
             </w:r>
           </w:p>
         </w:tc>
@@ -26453,7 +26453,7 @@
             </w:pPr>
             <w:r/>
             <w:r>
-              <w:t>733.50</w:t>
+              <w:t>738.25</w:t>
             </w:r>
           </w:p>
         </w:tc>
@@ -26481,7 +26481,7 @@
             </w:pPr>
             <w:r/>
             <w:r>
-              <w:t>744.00</w:t>
+              <w:t>748.75</w:t>
             </w:r>
           </w:p>
         </w:tc>
@@ -26509,7 +26509,7 @@
             </w:pPr>
             <w:r/>
             <w:r>
-              <w:t>727.25</w:t>
+              <w:t>732.00</w:t>
             </w:r>
           </w:p>
         </w:tc>
@@ -26540,7 +26540,7 @@
               <w:rPr>
                 <w:b/>
               </w:rPr>
-              <w:t>734.25</w:t>
+              <w:t>739.00</w:t>
             </w:r>
           </w:p>
         </w:tc>
@@ -26688,7 +26688,7 @@
             </w:pPr>
             <w:r/>
             <w:r>
-              <w:t>734.25</w:t>
+              <w:t>739.00</w:t>
             </w:r>
           </w:p>
         </w:tc>
@@ -26716,7 +26716,7 @@
             </w:pPr>
             <w:r/>
             <w:r>
-              <w:t>748.50</w:t>
+              <w:t>753.25</w:t>
             </w:r>
           </w:p>
         </w:tc>
@@ -26744,7 +26744,7 @@
             </w:pPr>
             <w:r/>
             <w:r>
-              <w:t>719.50</w:t>
+              <w:t>724.25</w:t>
             </w:r>
           </w:p>
         </w:tc>
@@ -26775,7 +26775,7 @@
               <w:rPr>
                 <w:b/>
               </w:rPr>
-              <w:t>736.25</w:t>
+              <w:t>741.00</w:t>
             </w:r>
           </w:p>
         </w:tc>
@@ -26923,7 +26923,7 @@
             </w:pPr>
             <w:r/>
             <w:r>
-              <w:t>736.25</w:t>
+              <w:t>741.00</w:t>
             </w:r>
           </w:p>
         </w:tc>
@@ -26951,7 +26951,7 @@
             </w:pPr>
             <w:r/>
             <w:r>
-              <w:t>742.75</w:t>
+              <w:t>747.50</w:t>
             </w:r>
           </w:p>
         </w:tc>
@@ -26979,7 +26979,7 @@
             </w:pPr>
             <w:r/>
             <w:r>
-              <w:t>729.50</w:t>
+              <w:t>734.25</w:t>
             </w:r>
           </w:p>
         </w:tc>
@@ -27010,7 +27010,7 @@
               <w:rPr>
                 <w:b/>
               </w:rPr>
-              <w:t>736.50</w:t>
+              <w:t>741.25</w:t>
             </w:r>
           </w:p>
         </w:tc>
@@ -27158,7 +27158,7 @@
             </w:pPr>
             <w:r/>
             <w:r>
-              <w:t>736.50</w:t>
+              <w:t>741.25</w:t>
             </w:r>
           </w:p>
         </w:tc>
@@ -27186,7 +27186,7 @@
             </w:pPr>
             <w:r/>
             <w:r>
-              <w:t>746.75</w:t>
+              <w:t>751.50</w:t>
             </w:r>
           </w:p>
         </w:tc>
@@ -27214,7 +27214,7 @@
             </w:pPr>
             <w:r/>
             <w:r>
-              <w:t>728.50</w:t>
+              <w:t>733.25</w:t>
             </w:r>
           </w:p>
         </w:tc>
@@ -27245,7 +27245,7 @@
               <w:rPr>
                 <w:b/>
               </w:rPr>
-              <w:t>737.00</w:t>
+              <w:t>741.75</w:t>
             </w:r>
           </w:p>
         </w:tc>
@@ -27393,7 +27393,7 @@
             </w:pPr>
             <w:r/>
             <w:r>
-              <w:t>737.00</w:t>
+              <w:t>741.75</w:t>
             </w:r>
           </w:p>
         </w:tc>
@@ -27421,7 +27421,7 @@
             </w:pPr>
             <w:r/>
             <w:r>
-              <w:t>744.00</w:t>
+              <w:t>748.75</w:t>
             </w:r>
           </w:p>
         </w:tc>
@@ -27449,7 +27449,7 @@
             </w:pPr>
             <w:r/>
             <w:r>
-              <w:t>731.00</w:t>
+              <w:t>735.75</w:t>
             </w:r>
           </w:p>
         </w:tc>
@@ -27480,7 +27480,7 @@
               <w:rPr>
                 <w:b/>
               </w:rPr>
-              <w:t>736.25</w:t>
+              <w:t>741.00</w:t>
             </w:r>
           </w:p>
         </w:tc>
@@ -27628,7 +27628,7 @@
             </w:pPr>
             <w:r/>
             <w:r>
-              <w:t>736.25</w:t>
+              <w:t>741.00</w:t>
             </w:r>
           </w:p>
         </w:tc>
@@ -27656,7 +27656,7 @@
             </w:pPr>
             <w:r/>
             <w:r>
-              <w:t>749.75</w:t>
+              <w:t>754.50</w:t>
             </w:r>
           </w:p>
         </w:tc>
@@ -27684,7 +27684,7 @@
             </w:pPr>
             <w:r/>
             <w:r>
-              <w:t>723.25</w:t>
+              <w:t>728.00</w:t>
             </w:r>
           </w:p>
         </w:tc>
@@ -27715,7 +27715,7 @@
               <w:rPr>
                 <w:b/>
               </w:rPr>
-              <w:t>738.00</w:t>
+              <w:t>742.75</w:t>
             </w:r>
           </w:p>
         </w:tc>
@@ -27863,7 +27863,7 @@
             </w:pPr>
             <w:r/>
             <w:r>
-              <w:t>738.00</w:t>
+              <w:t>742.75</w:t>
             </w:r>
           </w:p>
         </w:tc>
@@ -27891,7 +27891,7 @@
             </w:pPr>
             <w:r/>
             <w:r>
-              <w:t>747.25</w:t>
+              <w:t>752.00</w:t>
             </w:r>
           </w:p>
         </w:tc>
@@ -27919,7 +27919,7 @@
             </w:pPr>
             <w:r/>
             <w:r>
-              <w:t>727.25</w:t>
+              <w:t>732.00</w:t>
             </w:r>
           </w:p>
         </w:tc>
@@ -27950,7 +27950,7 @@
               <w:rPr>
                 <w:b/>
               </w:rPr>
-              <w:t>738.50</w:t>
+              <w:t>743.25</w:t>
             </w:r>
           </w:p>
         </w:tc>
@@ -28098,7 +28098,7 @@
             </w:pPr>
             <w:r/>
             <w:r>
-              <w:t>738.50</w:t>
+              <w:t>743.25</w:t>
             </w:r>
           </w:p>
         </w:tc>
@@ -28126,7 +28126,7 @@
             </w:pPr>
             <w:r/>
             <w:r>
-              <w:t>750.75</w:t>
+              <w:t>755.50</w:t>
             </w:r>
           </w:p>
         </w:tc>
@@ -28154,7 +28154,7 @@
             </w:pPr>
             <w:r/>
             <w:r>
-              <w:t>724.25</w:t>
+              <w:t>729.00</w:t>
             </w:r>
           </w:p>
         </w:tc>
@@ -28185,7 +28185,7 @@
               <w:rPr>
                 <w:b/>
               </w:rPr>
-              <w:t>737.00</w:t>
+              <w:t>741.75</w:t>
             </w:r>
           </w:p>
         </w:tc>
@@ -28333,7 +28333,7 @@
             </w:pPr>
             <w:r/>
             <w:r>
-              <w:t>737.00</w:t>
+              <w:t>741.75</w:t>
             </w:r>
           </w:p>
         </w:tc>
@@ -28361,7 +28361,7 @@
             </w:pPr>
             <w:r/>
             <w:r>
-              <w:t>744.00</w:t>
+              <w:t>748.75</w:t>
             </w:r>
           </w:p>
         </w:tc>
@@ -28389,7 +28389,7 @@
             </w:pPr>
             <w:r/>
             <w:r>
-              <w:t>727.50</w:t>
+              <w:t>732.25</w:t>
             </w:r>
           </w:p>
         </w:tc>
@@ -28420,7 +28420,7 @@
               <w:rPr>
                 <w:b/>
               </w:rPr>
-              <w:t>737.50</w:t>
+              <w:t>742.25</w:t>
             </w:r>
           </w:p>
         </w:tc>
@@ -28568,7 +28568,7 @@
             </w:pPr>
             <w:r/>
             <w:r>
-              <w:t>737.50</w:t>
+              <w:t>742.25</w:t>
             </w:r>
           </w:p>
         </w:tc>
@@ -28596,7 +28596,7 @@
             </w:pPr>
             <w:r/>
             <w:r>
-              <w:t>748.00</w:t>
+              <w:t>752.75</w:t>
             </w:r>
           </w:p>
         </w:tc>
@@ -28624,7 +28624,7 @@
             </w:pPr>
             <w:r/>
             <w:r>
-              <w:t>730.25</w:t>
+              <w:t>735.00</w:t>
             </w:r>
           </w:p>
         </w:tc>
@@ -28655,7 +28655,7 @@
               <w:rPr>
                 <w:b/>
               </w:rPr>
-              <w:t>737.25</w:t>
+              <w:t>742.00</w:t>
             </w:r>
           </w:p>
         </w:tc>
@@ -28803,7 +28803,7 @@
             </w:pPr>
             <w:r/>
             <w:r>
-              <w:t>737.25</w:t>
+              <w:t>742.00</w:t>
             </w:r>
           </w:p>
         </w:tc>
@@ -28831,7 +28831,7 @@
             </w:pPr>
             <w:r/>
             <w:r>
-              <w:t>747.00</w:t>
+              <w:t>751.75</w:t>
             </w:r>
           </w:p>
         </w:tc>
@@ -28859,7 +28859,7 @@
             </w:pPr>
             <w:r/>
             <w:r>
-              <w:t>727.50</w:t>
+              <w:t>732.25</w:t>
             </w:r>
           </w:p>
         </w:tc>
@@ -28890,7 +28890,7 @@
               <w:rPr>
                 <w:b/>
               </w:rPr>
-              <w:t>737.75</w:t>
+              <w:t>742.50</w:t>
             </w:r>
           </w:p>
         </w:tc>
@@ -29038,7 +29038,7 @@
             </w:pPr>
             <w:r/>
             <w:r>
-              <w:t>737.75</w:t>
+              <w:t>742.50</w:t>
             </w:r>
           </w:p>
         </w:tc>
@@ -29066,7 +29066,7 @@
             </w:pPr>
             <w:r/>
             <w:r>
-              <w:t>748.50</w:t>
+              <w:t>753.25</w:t>
             </w:r>
           </w:p>
         </w:tc>
@@ -29094,7 +29094,7 @@
             </w:pPr>
             <w:r/>
             <w:r>
-              <w:t>730.50</w:t>
+              <w:t>735.25</w:t>
             </w:r>
           </w:p>
         </w:tc>
@@ -29125,7 +29125,7 @@
               <w:rPr>
                 <w:b/>
               </w:rPr>
-              <w:t>738.50</w:t>
+              <w:t>743.25</w:t>
             </w:r>
           </w:p>
         </w:tc>
@@ -29273,7 +29273,7 @@
             </w:pPr>
             <w:r/>
             <w:r>
-              <w:t>738.50</w:t>
+              <w:t>743.25</w:t>
             </w:r>
           </w:p>
         </w:tc>
@@ -29301,7 +29301,7 @@
             </w:pPr>
             <w:r/>
             <w:r>
-              <w:t>745.00</w:t>
+              <w:t>749.75</w:t>
             </w:r>
           </w:p>
         </w:tc>
@@ -29329,7 +29329,7 @@
             </w:pPr>
             <w:r/>
             <w:r>
-              <w:t>730.00</w:t>
+              <w:t>734.75</w:t>
             </w:r>
           </w:p>
         </w:tc>
@@ -29360,7 +29360,7 @@
               <w:rPr>
                 <w:b/>
               </w:rPr>
-              <w:t>739.00</w:t>
+              <w:t>743.75</w:t>
             </w:r>
           </w:p>
         </w:tc>
@@ -29508,7 +29508,7 @@
             </w:pPr>
             <w:r/>
             <w:r>
-              <w:t>739.00</w:t>
+              <w:t>743.75</w:t>
             </w:r>
           </w:p>
         </w:tc>
@@ -29536,7 +29536,7 @@
             </w:pPr>
             <w:r/>
             <w:r>
-              <w:t>750.00</w:t>
+              <w:t>754.75</w:t>
             </w:r>
           </w:p>
         </w:tc>
@@ -29564,7 +29564,7 @@
             </w:pPr>
             <w:r/>
             <w:r>
-              <w:t>727.25</w:t>
+              <w:t>732.00</w:t>
             </w:r>
           </w:p>
         </w:tc>
@@ -29595,7 +29595,7 @@
               <w:rPr>
                 <w:b/>
               </w:rPr>
-              <w:t>742.50</w:t>
+              <w:t>747.25</w:t>
             </w:r>
           </w:p>
         </w:tc>
@@ -29743,7 +29743,7 @@
             </w:pPr>
             <w:r/>
             <w:r>
-              <w:t>742.50</w:t>
+              <w:t>747.25</w:t>
             </w:r>
           </w:p>
         </w:tc>
@@ -29771,7 +29771,7 @@
             </w:pPr>
             <w:r/>
             <w:r>
-              <w:t>748.00</w:t>
+              <w:t>752.75</w:t>
             </w:r>
           </w:p>
         </w:tc>
@@ -29799,7 +29799,7 @@
             </w:pPr>
             <w:r/>
             <w:r>
-              <w:t>734.75</w:t>
+              <w:t>739.50</w:t>
             </w:r>
           </w:p>
         </w:tc>
@@ -29830,7 +29830,7 @@
               <w:rPr>
                 <w:b/>
               </w:rPr>
-              <w:t>743.25</w:t>
+              <w:t>748.00</w:t>
             </w:r>
           </w:p>
         </w:tc>
@@ -29978,7 +29978,7 @@
             </w:pPr>
             <w:r/>
             <w:r>
-              <w:t>743.25</w:t>
+              <w:t>748.00</w:t>
             </w:r>
           </w:p>
         </w:tc>
@@ -30006,7 +30006,7 @@
             </w:pPr>
             <w:r/>
             <w:r>
-              <w:t>752.50</w:t>
+              <w:t>757.25</w:t>
             </w:r>
           </w:p>
         </w:tc>
@@ -30034,7 +30034,7 @@
             </w:pPr>
             <w:r/>
             <w:r>
-              <w:t>736.75</w:t>
+              <w:t>741.50</w:t>
             </w:r>
           </w:p>
         </w:tc>
@@ -30065,7 +30065,7 @@
               <w:rPr>
                 <w:b/>
               </w:rPr>
-              <w:t>742.50</w:t>
+              <w:t>747.25</w:t>
             </w:r>
           </w:p>
         </w:tc>
@@ -30213,7 +30213,7 @@
             </w:pPr>
             <w:r/>
             <w:r>
-              <w:t>742.50</w:t>
+              <w:t>747.25</w:t>
             </w:r>
           </w:p>
         </w:tc>
@@ -30241,7 +30241,7 @@
             </w:pPr>
             <w:r/>
             <w:r>
-              <w:t>750.00</w:t>
+              <w:t>754.75</w:t>
             </w:r>
           </w:p>
         </w:tc>
@@ -30269,7 +30269,7 @@
             </w:pPr>
             <w:r/>
             <w:r>
-              <w:t>736.50</w:t>
+              <w:t>741.25</w:t>
             </w:r>
           </w:p>
         </w:tc>
@@ -30300,7 +30300,7 @@
               <w:rPr>
                 <w:b/>
               </w:rPr>
-              <w:t>741.50</w:t>
+              <w:t>746.25</w:t>
             </w:r>
           </w:p>
         </w:tc>
@@ -30448,7 +30448,7 @@
             </w:pPr>
             <w:r/>
             <w:r>
-              <w:t>741.50</w:t>
+              <w:t>746.25</w:t>
             </w:r>
           </w:p>
         </w:tc>
@@ -30476,7 +30476,7 @@
             </w:pPr>
             <w:r/>
             <w:r>
-              <w:t>748.50</w:t>
+              <w:t>753.25</w:t>
             </w:r>
           </w:p>
         </w:tc>
@@ -30504,7 +30504,7 @@
             </w:pPr>
             <w:r/>
             <w:r>
-              <w:t>728.00</w:t>
+              <w:t>732.75</w:t>
             </w:r>
           </w:p>
         </w:tc>
@@ -30535,7 +30535,7 @@
               <w:rPr>
                 <w:b/>
               </w:rPr>
-              <w:t>742.25</w:t>
+              <w:t>747.00</w:t>
             </w:r>
           </w:p>
         </w:tc>
@@ -30683,7 +30683,7 @@
             </w:pPr>
             <w:r/>
             <w:r>
-              <w:t>742.25</w:t>
+              <w:t>747.00</w:t>
             </w:r>
           </w:p>
         </w:tc>
@@ -30711,7 +30711,7 @@
             </w:pPr>
             <w:r/>
             <w:r>
-              <w:t>751.50</w:t>
+              <w:t>756.25</w:t>
             </w:r>
           </w:p>
         </w:tc>
@@ -30739,7 +30739,7 @@
             </w:pPr>
             <w:r/>
             <w:r>
-              <w:t>735.00</w:t>
+              <w:t>739.75</w:t>
             </w:r>
           </w:p>
         </w:tc>
@@ -30770,7 +30770,7 @@
               <w:rPr>
                 <w:b/>
               </w:rPr>
-              <w:t>742.00</w:t>
+              <w:t>746.75</w:t>
             </w:r>
           </w:p>
         </w:tc>
@@ -30918,7 +30918,7 @@
             </w:pPr>
             <w:r/>
             <w:r>
-              <w:t>742.00</w:t>
+              <w:t>746.75</w:t>
             </w:r>
           </w:p>
         </w:tc>
@@ -30946,7 +30946,7 @@
             </w:pPr>
             <w:r/>
             <w:r>
-              <w:t>750.50</w:t>
+              <w:t>755.25</w:t>
             </w:r>
           </w:p>
         </w:tc>
@@ -30974,7 +30974,7 @@
             </w:pPr>
             <w:r/>
             <w:r>
-              <w:t>728.00</w:t>
+              <w:t>732.75</w:t>
             </w:r>
           </w:p>
         </w:tc>
@@ -31005,7 +31005,7 @@
               <w:rPr>
                 <w:b/>
               </w:rPr>
-              <w:t>743.75</w:t>
+              <w:t>748.50</w:t>
             </w:r>
           </w:p>
         </w:tc>
@@ -31153,7 +31153,7 @@
             </w:pPr>
             <w:r/>
             <w:r>
-              <w:t>743.75</w:t>
+              <w:t>748.50</w:t>
             </w:r>
           </w:p>
         </w:tc>
@@ -31181,7 +31181,7 @@
             </w:pPr>
             <w:r/>
             <w:r>
-              <w:t>750.00</w:t>
+              <w:t>754.75</w:t>
             </w:r>
           </w:p>
         </w:tc>
@@ -31209,7 +31209,7 @@
             </w:pPr>
             <w:r/>
             <w:r>
-              <w:t>737.25</w:t>
+              <w:t>742.00</w:t>
             </w:r>
           </w:p>
         </w:tc>
@@ -31240,7 +31240,7 @@
               <w:rPr>
                 <w:b/>
               </w:rPr>
-              <w:t>743.00</w:t>
+              <w:t>747.75</w:t>
             </w:r>
           </w:p>
         </w:tc>

--- a/Daily Reports/18_09_2026-CBOT Reports.docx
+++ b/Daily Reports/18_09_2026-CBOT Reports.docx
@@ -104,7 +104,7 @@
           <w:color w:val="5C768D"/>
           <w:sz w:val="19"/>
         </w:rPr>
-        <w:t>Cập nhật tự động qua `macro_tracker.py` vào lúc 22:00 ICT ngày 18/09/2026</w:t>
+        <w:t>Cập nhật tự động qua `macro_tracker.py` vào lúc 23:01 ICT ngày 18/09/2026</w:t>
       </w:r>
     </w:p>
     <w:tbl>
@@ -313,7 +313,7 @@
               <w:rPr>
                 <w:b/>
               </w:rPr>
-              <w:t>99.61 / thùng</w:t>
+              <w:t>99.90 / thùng</w:t>
             </w:r>
           </w:p>
         </w:tc>
@@ -344,7 +344,7 @@
               <w:rPr>
                 <w:b/>
               </w:rPr>
-              <w:t>-4.97%</w:t>
+              <w:t>-4.69%</w:t>
             </w:r>
           </w:p>
         </w:tc>
@@ -442,7 +442,7 @@
               <w:rPr>
                 <w:b/>
               </w:rPr>
-              <w:t>100.43</w:t>
+              <w:t>100.39</w:t>
             </w:r>
           </w:p>
         </w:tc>
@@ -473,7 +473,7 @@
               <w:rPr>
                 <w:b/>
               </w:rPr>
-              <w:t>+0.21%</w:t>
+              <w:t>+0.17%</w:t>
             </w:r>
           </w:p>
         </w:tc>
@@ -1218,7 +1218,7 @@
         <w:rPr>
           <w:b/>
         </w:rPr>
-        <w:t>`99.61` (-4.97%)</w:t>
+        <w:t>`99.90` (-4.69%)</w:t>
       </w:r>
       <w:r>
         <w:t xml:space="preserve"> | DXY: </w:t>
@@ -1227,7 +1227,7 @@
         <w:rPr>
           <w:b/>
         </w:rPr>
-        <w:t>`100.43` (+0.21%)</w:t>
+        <w:t>`100.39` (+0.17%)</w:t>
       </w:r>
       <w:r>
         <w:t xml:space="preserve"> | Lúa mì CBOT: </w:t>
@@ -1236,7 +1236,7 @@
         <w:rPr>
           <w:b/>
         </w:rPr>
-        <w:t>`713.00` (-1.96%)</w:t>
+        <w:t>`713.25` (-1.96%)</w:t>
       </w:r>
       <w:r>
         <w:t>.</w:t>
@@ -1350,7 +1350,7 @@
           <w:color w:val="5C768D"/>
           <w:sz w:val="19"/>
         </w:rPr>
-        <w:t>Cập nhật tự động lúc 22:00 ICT ngày 18/09/2026 — Nguồn: NOAA, USDA, BOM Australia</w:t>
+        <w:t>Cập nhật tự động lúc 23:01 ICT ngày 18/09/2026 — Nguồn: NOAA, USDA, BOM Australia</w:t>
       </w:r>
     </w:p>
     <w:p>
@@ -3649,7 +3649,7 @@
               <w:rPr>
                 <w:b/>
               </w:rPr>
-              <w:t>526.88 (+0.13)</w:t>
+              <w:t>526.87 (+0.12)</w:t>
             </w:r>
           </w:p>
         </w:tc>
@@ -3677,7 +3677,7 @@
             </w:pPr>
             <w:r/>
             <w:r>
-              <w:t>Bearish (529.97 &lt; 531.31)</w:t>
+              <w:t>Bearish (529.66 &lt; 531.12)</w:t>
             </w:r>
           </w:p>
         </w:tc>
@@ -3705,7 +3705,7 @@
             </w:pPr>
             <w:r/>
             <w:r>
-              <w:t>1.75 cents</w:t>
+              <w:t>1.00 cents</w:t>
             </w:r>
           </w:p>
         </w:tc>
@@ -3866,7 +3866,7 @@
               <w:rPr>
                 <w:b/>
               </w:rPr>
-              <w:t>713.00</w:t>
+              <w:t>713.25</w:t>
             </w:r>
           </w:p>
         </w:tc>
@@ -3897,7 +3897,7 @@
               <w:rPr>
                 <w:b/>
               </w:rPr>
-              <w:t>715.25 (+2.25)</w:t>
+              <w:t>715.18 (+1.93)</w:t>
             </w:r>
           </w:p>
         </w:tc>
@@ -3925,7 +3925,7 @@
             </w:pPr>
             <w:r/>
             <w:r>
-              <w:t>Bearish (723.22 &lt; 725.12)</w:t>
+              <w:t>Bearish (722.33 &lt; 724.67)</w:t>
             </w:r>
           </w:p>
         </w:tc>
@@ -3953,7 +3953,7 @@
             </w:pPr>
             <w:r/>
             <w:r>
-              <w:t>6.75 cents</w:t>
+              <w:t>2.50 cents</w:t>
             </w:r>
           </w:p>
         </w:tc>
@@ -4391,7 +4391,7 @@
                 <w:b/>
                 <w:color w:val="15803D"/>
               </w:rPr>
-              <w:t>525.00 - 529.97 cents (Canh mua vùng hỗ trợ)</w:t>
+              <w:t>525.00 - 529.66 cents (Canh mua vùng hỗ trợ)</w:t>
             </w:r>
           </w:p>
         </w:tc>
@@ -4422,7 +4422,7 @@
               <w:rPr>
                 <w:b/>
               </w:rPr>
-              <w:t>470.74 cents (Dưới cản S2 + 1.5x ATR)</w:t>
+              <w:t>470.94 cents (Dưới cản S2 + 1.5x ATR)</w:t>
             </w:r>
           </w:p>
         </w:tc>
@@ -4634,7 +4634,7 @@
               <w:rPr>
                 <w:b/>
               </w:rPr>
-              <w:t>471.74 cents (Chống quét SL tuyệt đối)</w:t>
+              <w:t>471.87 cents (Chống quét SL tuyệt đối)</w:t>
             </w:r>
           </w:p>
         </w:tc>
@@ -4827,7 +4827,7 @@
               <w:rPr>
                 <w:b/>
               </w:rPr>
-              <w:t>531.01 cents</w:t>
+              <w:t>530.88 cents</w:t>
             </w:r>
           </w:p>
         </w:tc>
@@ -4989,7 +4989,7 @@
               <w:rPr>
                 <w:b/>
               </w:rPr>
-              <w:t>465.71 - 473.75 cents</w:t>
+              <w:t>466.25 - 473.75 cents</w:t>
             </w:r>
           </w:p>
         </w:tc>
@@ -5170,7 +5170,7 @@
                 <w:b/>
                 <w:color w:val="B91C1C"/>
               </w:rPr>
-              <w:t>723.22 - 725.12 cents (Canh bán hồi kỹ thuật H1)</w:t>
+              <w:t>722.33 - 724.67 cents (Canh bán hồi kỹ thuật H1)</w:t>
             </w:r>
           </w:p>
         </w:tc>
@@ -5201,7 +5201,7 @@
               <w:rPr>
                 <w:b/>
               </w:rPr>
-              <w:t>801.67 cents (Trên kháng cự R2 + 1.5x ATR)</w:t>
+              <w:t>801.28 cents (Trên kháng cự R2 + 1.5x ATR)</w:t>
             </w:r>
           </w:p>
         </w:tc>
@@ -5348,7 +5348,7 @@
                 <w:b/>
                 <w:color w:val="15803D"/>
               </w:rPr>
-              <w:t>Long trung hạn (Swing) (ZWZ26)</w:t>
+              <w:t>Long trung hạn (Swing) (ZWH27)</w:t>
             </w:r>
           </w:p>
         </w:tc>
@@ -5379,7 +5379,7 @@
               <w:rPr>
                 <w:b/>
               </w:rPr>
-              <w:t>708.50 - 710.50 cents</w:t>
+              <w:t>724.75 - 726.75 cents</w:t>
             </w:r>
           </w:p>
         </w:tc>
@@ -5410,7 +5410,7 @@
               <w:rPr>
                 <w:b/>
               </w:rPr>
-              <w:t>667.06 cents</w:t>
+              <w:t>684.37 cents</w:t>
             </w:r>
           </w:p>
         </w:tc>
@@ -5441,7 +5441,7 @@
               <w:rPr>
                 <w:b/>
               </w:rPr>
-              <w:t>715.25 cents (Đón sóng hồi trung hạn ~14.5 giá)</w:t>
+              <w:t>731.25 cents (Đón sóng hồi trung hạn ~14.5 giá)</w:t>
             </w:r>
           </w:p>
         </w:tc>
@@ -5541,7 +5541,7 @@
                 <w:b/>
                 <w:color w:val="B91C1C"/>
               </w:rPr>
-              <w:t>Short trung hạn (Swing) (ZWZ26)</w:t>
+              <w:t>Short trung hạn (Swing) (ZWH27)</w:t>
             </w:r>
           </w:p>
         </w:tc>
@@ -5572,7 +5572,7 @@
               <w:rPr>
                 <w:b/>
               </w:rPr>
-              <w:t>715.25 - 717.25 cents</w:t>
+              <w:t>731.25 - 733.25 cents</w:t>
             </w:r>
           </w:p>
         </w:tc>
@@ -5603,7 +5603,7 @@
               <w:rPr>
                 <w:b/>
               </w:rPr>
-              <w:t>719.69 cents</w:t>
+              <w:t>735.13 cents</w:t>
             </w:r>
           </w:p>
         </w:tc>
@@ -5634,7 +5634,7 @@
               <w:rPr>
                 <w:b/>
               </w:rPr>
-              <w:t>671.50 cents (Thuận xu hướng giảm ngắn hạn)</w:t>
+              <w:t>688.25 cents (Thuận xu hướng giảm ngắn hạn)</w:t>
             </w:r>
           </w:p>
         </w:tc>
@@ -5765,7 +5765,7 @@
               <w:rPr>
                 <w:b/>
               </w:rPr>
-              <w:t>653.73 - 671.50 cents</w:t>
+              <w:t>654.76 - 671.50 cents</w:t>
             </w:r>
           </w:p>
         </w:tc>
@@ -11668,10 +11668,10 @@
         <w:rPr>
           <w:b/>
         </w:rPr>
-        <w:t>`526.88 cents`</w:t>
+        <w:t>`526.87 cents`</w:t>
       </w:r>
       <w:r>
-        <w:t xml:space="preserve"> (+0.13).</w:t>
+        <w:t xml:space="preserve"> (+0.12).</w:t>
       </w:r>
     </w:p>
     <w:p>
@@ -11692,7 +11692,7 @@
         <w:rPr>
           <w:b/>
         </w:rPr>
-        <w:t>`103,546`</w:t>
+        <w:t>`117,475`</w:t>
       </w:r>
       <w:r>
         <w:t xml:space="preserve"> (Chênh lệch: </w:t>
@@ -11701,7 +11701,7 @@
         <w:rPr>
           <w:b/>
         </w:rPr>
-        <w:t>`-97,571`</w:t>
+        <w:t>`-83,642`</w:t>
       </w:r>
       <w:r>
         <w:t xml:space="preserve">) | OI: </w:t>
@@ -12034,7 +12034,7 @@
               <w:rPr>
                 <w:b/>
               </w:rPr>
-              <w:t>99.61</w:t>
+              <w:t>99.90</w:t>
             </w:r>
           </w:p>
         </w:tc>
@@ -12065,7 +12065,7 @@
               <w:rPr>
                 <w:b/>
               </w:rPr>
-              <w:t>-4.97%</w:t>
+              <w:t>-4.69%</w:t>
             </w:r>
           </w:p>
         </w:tc>
@@ -12157,7 +12157,7 @@
               <w:rPr>
                 <w:b/>
               </w:rPr>
-              <w:t>100.43</w:t>
+              <w:t>100.39</w:t>
             </w:r>
           </w:p>
         </w:tc>
@@ -12188,7 +12188,7 @@
               <w:rPr>
                 <w:b/>
               </w:rPr>
-              <w:t>+0.21%</w:t>
+              <w:t>+0.17%</w:t>
             </w:r>
           </w:p>
         </w:tc>
@@ -12792,7 +12792,7 @@
         <w:t xml:space="preserve"> EMA_21 </w:t>
       </w:r>
       <w:r>
-        <w:t xml:space="preserve"> (529.97) &lt; </w:t>
+        <w:t xml:space="preserve"> (529.66) &lt; </w:t>
       </w:r>
       <w:r>
         <w:rPr>
@@ -12803,7 +12803,7 @@
         <w:t xml:space="preserve"> EMA_50 </w:t>
       </w:r>
       <w:r>
-        <w:t xml:space="preserve"> (531.31).</w:t>
+        <w:t xml:space="preserve"> (531.12).</w:t>
       </w:r>
     </w:p>
     <w:p>
@@ -12824,7 +12824,7 @@
         <w:rPr>
           <w:b/>
         </w:rPr>
-        <w:t>`36.54`</w:t>
+        <w:t>`36.62`</w:t>
       </w:r>
       <w:r>
         <w:t xml:space="preserve"> | ATR (14) = </w:t>
@@ -12833,7 +12833,7 @@
         <w:rPr>
           <w:b/>
         </w:rPr>
-        <w:t>`2.01`</w:t>
+        <w:t>`1.88`</w:t>
       </w:r>
       <w:r>
         <w:t xml:space="preserve"> cents | Volatility = </w:t>
@@ -12842,7 +12842,7 @@
         <w:rPr>
           <w:b/>
         </w:rPr>
-        <w:t>`1.75 cents`</w:t>
+        <w:t>`1.00 cents`</w:t>
       </w:r>
       <w:r>
         <w:t>.</w:t>
@@ -13627,7 +13627,7 @@
           <w:b/>
           <w:color w:val="15803D"/>
         </w:rPr>
-        <w:t>`525.00 - 529.97 cents (Canh mua vùng hỗ trợ)`</w:t>
+        <w:t>`525.00 - 529.66 cents (Canh mua vùng hỗ trợ)`</w:t>
       </w:r>
       <w:r>
         <w:t xml:space="preserve"> | SL: </w:t>
@@ -13636,7 +13636,7 @@
         <w:rPr>
           <w:b/>
         </w:rPr>
-        <w:t>`470.74 cents (Dưới cản S2 + 1.5x ATR)`</w:t>
+        <w:t>`470.94 cents (Dưới cản S2 + 1.5x ATR)`</w:t>
       </w:r>
       <w:r>
         <w:t xml:space="preserve"> | TP: </w:t>
@@ -13707,7 +13707,7 @@
         <w:rPr>
           <w:b/>
         </w:rPr>
-        <w:t>`471.74 cents (Chống quét SL tuyệt đối)`</w:t>
+        <w:t>`471.87 cents (Chống quét SL tuyệt đối)`</w:t>
       </w:r>
       <w:r>
         <w:t xml:space="preserve"> | TP: </w:t>
@@ -13753,7 +13753,7 @@
         <w:rPr>
           <w:b/>
         </w:rPr>
-        <w:t>`531.01 cents`</w:t>
+        <w:t>`530.88 cents`</w:t>
       </w:r>
       <w:r>
         <w:t xml:space="preserve"> | TP: </w:t>
@@ -13802,7 +13802,7 @@
         <w:rPr>
           <w:b/>
         </w:rPr>
-        <w:t>`465.71 - 473.75 cents`</w:t>
+        <w:t>`466.25 - 473.75 cents`</w:t>
       </w:r>
     </w:p>
     <w:p>
@@ -21834,7 +21834,7 @@
         <w:t>Giá Chốt Phiên (Close):</w:t>
       </w:r>
       <w:r>
-        <w:t xml:space="preserve"> 713.00 cents | </w:t>
+        <w:t xml:space="preserve"> 713.25 cents | </w:t>
       </w:r>
       <w:r>
         <w:rPr>
@@ -21849,10 +21849,10 @@
         <w:rPr>
           <w:b/>
         </w:rPr>
-        <w:t>`715.25 cents`</w:t>
+        <w:t>`715.18 cents`</w:t>
       </w:r>
       <w:r>
-        <w:t xml:space="preserve"> (+2.25).</w:t>
+        <w:t xml:space="preserve"> (+1.93).</w:t>
       </w:r>
     </w:p>
     <w:p>
@@ -21873,7 +21873,7 @@
         <w:rPr>
           <w:b/>
         </w:rPr>
-        <w:t>`21,244`</w:t>
+        <w:t>`27,530`</w:t>
       </w:r>
       <w:r>
         <w:t xml:space="preserve"> (Chênh lệch: </w:t>
@@ -21882,7 +21882,7 @@
         <w:rPr>
           <w:b/>
         </w:rPr>
-        <w:t>`-36,608`</w:t>
+        <w:t>`-30,322`</w:t>
       </w:r>
       <w:r>
         <w:t xml:space="preserve">) | OI: </w:t>
@@ -22215,7 +22215,7 @@
               <w:rPr>
                 <w:b/>
               </w:rPr>
-              <w:t>99.61</w:t>
+              <w:t>99.90</w:t>
             </w:r>
           </w:p>
         </w:tc>
@@ -22246,7 +22246,7 @@
               <w:rPr>
                 <w:b/>
               </w:rPr>
-              <w:t>-4.97%</w:t>
+              <w:t>-4.69%</w:t>
             </w:r>
           </w:p>
         </w:tc>
@@ -22338,7 +22338,7 @@
               <w:rPr>
                 <w:b/>
               </w:rPr>
-              <w:t>100.43</w:t>
+              <w:t>100.39</w:t>
             </w:r>
           </w:p>
         </w:tc>
@@ -22369,7 +22369,7 @@
               <w:rPr>
                 <w:b/>
               </w:rPr>
-              <w:t>+0.21%</w:t>
+              <w:t>+0.17%</w:t>
             </w:r>
           </w:p>
         </w:tc>
@@ -22973,7 +22973,7 @@
         <w:t xml:space="preserve"> EMA_21 </w:t>
       </w:r>
       <w:r>
-        <w:t xml:space="preserve"> (723.22) &lt; </w:t>
+        <w:t xml:space="preserve"> (722.33) &lt; </w:t>
       </w:r>
       <w:r>
         <w:rPr>
@@ -22984,7 +22984,7 @@
         <w:t xml:space="preserve"> EMA_50 </w:t>
       </w:r>
       <w:r>
-        <w:t xml:space="preserve"> (725.12).</w:t>
+        <w:t xml:space="preserve"> (724.67).</w:t>
       </w:r>
     </w:p>
     <w:p>
@@ -23005,7 +23005,7 @@
         <w:rPr>
           <w:b/>
         </w:rPr>
-        <w:t>`32.77`</w:t>
+        <w:t>`33.02`</w:t>
       </w:r>
       <w:r>
         <w:t xml:space="preserve"> | ATR (14) = </w:t>
@@ -23014,7 +23014,7 @@
         <w:rPr>
           <w:b/>
         </w:rPr>
-        <w:t>`4.44`</w:t>
+        <w:t>`4.18`</w:t>
       </w:r>
       <w:r>
         <w:t xml:space="preserve"> cents | Volatility = </w:t>
@@ -23023,7 +23023,7 @@
         <w:rPr>
           <w:b/>
         </w:rPr>
-        <w:t>`6.75 cents`</w:t>
+        <w:t>`2.50 cents`</w:t>
       </w:r>
       <w:r>
         <w:t>.</w:t>
@@ -23065,7 +23065,7 @@
         <w:rPr>
           <w:b/>
         </w:rPr>
-        <w:t>`715.25`</w:t>
+        <w:t>`725.75`</w:t>
       </w:r>
       <w:r>
         <w:t xml:space="preserve"> | R2: </w:t>
@@ -23798,7 +23798,7 @@
           <w:b/>
           <w:color w:val="B91C1C"/>
         </w:rPr>
-        <w:t>`723.22 - 725.12 cents (Canh bán hồi kỹ thuật H1)`</w:t>
+        <w:t>`722.33 - 724.67 cents (Canh bán hồi kỹ thuật H1)`</w:t>
       </w:r>
       <w:r>
         <w:t xml:space="preserve"> | SL: </w:t>
@@ -23807,7 +23807,7 @@
         <w:rPr>
           <w:b/>
         </w:rPr>
-        <w:t>`801.67 cents (Trên kháng cự R2 + 1.5x ATR)`</w:t>
+        <w:t>`801.28 cents (Trên kháng cự R2 + 1.5x ATR)`</w:t>
       </w:r>
       <w:r>
         <w:t xml:space="preserve"> | TP: </w:t>
@@ -23844,7 +23844,7 @@
         <w:rPr>
           <w:b/>
         </w:rPr>
-        <w:t>Trung hạn (Swing Trades - HĐ ZWZ26):</w:t>
+        <w:t>Trung hạn (Swing Trades - HĐ ZWH27):</w:t>
       </w:r>
     </w:p>
     <w:p>
@@ -23869,7 +23869,7 @@
         <w:rPr>
           <w:b/>
         </w:rPr>
-        <w:t>`708.50 - 710.50 cents`</w:t>
+        <w:t>`724.75 - 726.75 cents`</w:t>
       </w:r>
       <w:r>
         <w:t xml:space="preserve"> | SL: </w:t>
@@ -23878,7 +23878,7 @@
         <w:rPr>
           <w:b/>
         </w:rPr>
-        <w:t>`667.06 cents`</w:t>
+        <w:t>`684.37 cents`</w:t>
       </w:r>
       <w:r>
         <w:t xml:space="preserve"> | TP: </w:t>
@@ -23887,7 +23887,7 @@
         <w:rPr>
           <w:b/>
         </w:rPr>
-        <w:t>`715.25 cents (Đón sóng hồi trung hạn ~14.5 giá)`</w:t>
+        <w:t>`731.25 cents (Đón sóng hồi trung hạn ~14.5 giá)`</w:t>
       </w:r>
       <w:r>
         <w:t>.</w:t>
@@ -23915,7 +23915,7 @@
         <w:rPr>
           <w:b/>
         </w:rPr>
-        <w:t>`715.25 - 717.25 cents`</w:t>
+        <w:t>`731.25 - 733.25 cents`</w:t>
       </w:r>
       <w:r>
         <w:t xml:space="preserve"> | SL: </w:t>
@@ -23924,7 +23924,7 @@
         <w:rPr>
           <w:b/>
         </w:rPr>
-        <w:t>`719.69 cents`</w:t>
+        <w:t>`735.13 cents`</w:t>
       </w:r>
       <w:r>
         <w:t xml:space="preserve"> | TP: </w:t>
@@ -23933,7 +23933,7 @@
         <w:rPr>
           <w:b/>
         </w:rPr>
-        <w:t>`671.50 cents (Thuận xu hướng giảm ngắn hạn)`</w:t>
+        <w:t>`688.25 cents (Thuận xu hướng giảm ngắn hạn)`</w:t>
       </w:r>
       <w:r>
         <w:t>.</w:t>
@@ -23973,7 +23973,7 @@
         <w:rPr>
           <w:b/>
         </w:rPr>
-        <w:t>`653.73 - 671.50 cents`</w:t>
+        <w:t>`654.76 - 671.50 cents`</w:t>
       </w:r>
     </w:p>
     <w:p>
@@ -24380,7 +24380,7 @@
             </w:pPr>
             <w:r/>
             <w:r>
-              <w:t>713.00</w:t>
+              <w:t>713.25</w:t>
             </w:r>
           </w:p>
         </w:tc>
@@ -24408,7 +24408,7 @@
             </w:pPr>
             <w:r/>
             <w:r>
-              <w:t>724.25</w:t>
+              <w:t>724.50</w:t>
             </w:r>
           </w:p>
         </w:tc>
@@ -24436,7 +24436,7 @@
             </w:pPr>
             <w:r/>
             <w:r>
-              <w:t>707.50</w:t>
+              <w:t>707.75</w:t>
             </w:r>
           </w:p>
         </w:tc>
@@ -24467,7 +24467,7 @@
               <w:rPr>
                 <w:b/>
               </w:rPr>
-              <w:t>712.25</w:t>
+              <w:t>712.50</w:t>
             </w:r>
           </w:p>
         </w:tc>
@@ -24615,7 +24615,7 @@
             </w:pPr>
             <w:r/>
             <w:r>
-              <w:t>712.25</w:t>
+              <w:t>712.50</w:t>
             </w:r>
           </w:p>
         </w:tc>
@@ -24643,7 +24643,7 @@
             </w:pPr>
             <w:r/>
             <w:r>
-              <w:t>719.75</w:t>
+              <w:t>720.00</w:t>
             </w:r>
           </w:p>
         </w:tc>
@@ -24671,7 +24671,7 @@
             </w:pPr>
             <w:r/>
             <w:r>
-              <w:t>706.25</w:t>
+              <w:t>706.50</w:t>
             </w:r>
           </w:p>
         </w:tc>
@@ -24702,7 +24702,7 @@
               <w:rPr>
                 <w:b/>
               </w:rPr>
-              <w:t>711.75</w:t>
+              <w:t>712.00</w:t>
             </w:r>
           </w:p>
         </w:tc>
@@ -24850,7 +24850,7 @@
             </w:pPr>
             <w:r/>
             <w:r>
-              <w:t>711.75</w:t>
+              <w:t>712.00</w:t>
             </w:r>
           </w:p>
         </w:tc>
@@ -24878,7 +24878,7 @@
             </w:pPr>
             <w:r/>
             <w:r>
-              <w:t>725.50</w:t>
+              <w:t>725.75</w:t>
             </w:r>
           </w:p>
         </w:tc>
@@ -24906,7 +24906,7 @@
             </w:pPr>
             <w:r/>
             <w:r>
-              <w:t>697.00</w:t>
+              <w:t>697.25</w:t>
             </w:r>
           </w:p>
         </w:tc>
@@ -24937,7 +24937,7 @@
               <w:rPr>
                 <w:b/>
               </w:rPr>
-              <w:t>713.75</w:t>
+              <w:t>714.00</w:t>
             </w:r>
           </w:p>
         </w:tc>
@@ -25085,7 +25085,7 @@
             </w:pPr>
             <w:r/>
             <w:r>
-              <w:t>713.75</w:t>
+              <w:t>714.00</w:t>
             </w:r>
           </w:p>
         </w:tc>
@@ -25113,7 +25113,7 @@
             </w:pPr>
             <w:r/>
             <w:r>
-              <w:t>727.00</w:t>
+              <w:t>727.25</w:t>
             </w:r>
           </w:p>
         </w:tc>
@@ -25141,7 +25141,7 @@
             </w:pPr>
             <w:r/>
             <w:r>
-              <w:t>705.50</w:t>
+              <w:t>705.75</w:t>
             </w:r>
           </w:p>
         </w:tc>
@@ -25172,7 +25172,7 @@
               <w:rPr>
                 <w:b/>
               </w:rPr>
-              <w:t>715.00</w:t>
+              <w:t>715.25</w:t>
             </w:r>
           </w:p>
         </w:tc>
@@ -25320,7 +25320,7 @@
             </w:pPr>
             <w:r/>
             <w:r>
-              <w:t>715.00</w:t>
+              <w:t>715.25</w:t>
             </w:r>
           </w:p>
         </w:tc>
@@ -25348,7 +25348,7 @@
             </w:pPr>
             <w:r/>
             <w:r>
-              <w:t>731.50</w:t>
+              <w:t>731.75</w:t>
             </w:r>
           </w:p>
         </w:tc>
@@ -25376,7 +25376,7 @@
             </w:pPr>
             <w:r/>
             <w:r>
-              <w:t>704.50</w:t>
+              <w:t>704.75</w:t>
             </w:r>
           </w:p>
         </w:tc>
@@ -25407,7 +25407,7 @@
               <w:rPr>
                 <w:b/>
               </w:rPr>
-              <w:t>719.50</w:t>
+              <w:t>719.75</w:t>
             </w:r>
           </w:p>
         </w:tc>
@@ -25555,7 +25555,7 @@
             </w:pPr>
             <w:r/>
             <w:r>
-              <w:t>719.50</w:t>
+              <w:t>719.75</w:t>
             </w:r>
           </w:p>
         </w:tc>
@@ -25583,7 +25583,7 @@
             </w:pPr>
             <w:r/>
             <w:r>
-              <w:t>727.25</w:t>
+              <w:t>727.50</w:t>
             </w:r>
           </w:p>
         </w:tc>
@@ -25611,7 +25611,7 @@
             </w:pPr>
             <w:r/>
             <w:r>
-              <w:t>708.50</w:t>
+              <w:t>708.75</w:t>
             </w:r>
           </w:p>
         </w:tc>
@@ -25642,7 +25642,7 @@
               <w:rPr>
                 <w:b/>
               </w:rPr>
-              <w:t>720.75</w:t>
+              <w:t>721.00</w:t>
             </w:r>
           </w:p>
         </w:tc>
@@ -25790,7 +25790,7 @@
             </w:pPr>
             <w:r/>
             <w:r>
-              <w:t>720.75</w:t>
+              <w:t>721.00</w:t>
             </w:r>
           </w:p>
         </w:tc>
@@ -25818,7 +25818,7 @@
             </w:pPr>
             <w:r/>
             <w:r>
-              <w:t>729.00</w:t>
+              <w:t>729.25</w:t>
             </w:r>
           </w:p>
         </w:tc>
@@ -25846,7 +25846,7 @@
             </w:pPr>
             <w:r/>
             <w:r>
-              <w:t>710.25</w:t>
+              <w:t>710.50</w:t>
             </w:r>
           </w:p>
         </w:tc>
@@ -25877,7 +25877,7 @@
               <w:rPr>
                 <w:b/>
               </w:rPr>
-              <w:t>722.50</w:t>
+              <w:t>722.75</w:t>
             </w:r>
           </w:p>
         </w:tc>
@@ -26025,7 +26025,7 @@
             </w:pPr>
             <w:r/>
             <w:r>
-              <w:t>722.50</w:t>
+              <w:t>722.75</w:t>
             </w:r>
           </w:p>
         </w:tc>
@@ -26053,7 +26053,7 @@
             </w:pPr>
             <w:r/>
             <w:r>
-              <w:t>734.75</w:t>
+              <w:t>735.00</w:t>
             </w:r>
           </w:p>
         </w:tc>
@@ -26081,7 +26081,7 @@
             </w:pPr>
             <w:r/>
             <w:r>
-              <w:t>712.75</w:t>
+              <w:t>713.00</w:t>
             </w:r>
           </w:p>
         </w:tc>
@@ -26112,7 +26112,7 @@
               <w:rPr>
                 <w:b/>
               </w:rPr>
-              <w:t>721.50</w:t>
+              <w:t>721.75</w:t>
             </w:r>
           </w:p>
         </w:tc>
@@ -26260,7 +26260,7 @@
             </w:pPr>
             <w:r/>
             <w:r>
-              <w:t>721.50</w:t>
+              <w:t>721.75</w:t>
             </w:r>
           </w:p>
         </w:tc>
@@ -26288,7 +26288,7 @@
             </w:pPr>
             <w:r/>
             <w:r>
-              <w:t>732.00</w:t>
+              <w:t>732.25</w:t>
             </w:r>
           </w:p>
         </w:tc>
@@ -26316,7 +26316,7 @@
             </w:pPr>
             <w:r/>
             <w:r>
-              <w:t>706.75</w:t>
+              <w:t>707.00</w:t>
             </w:r>
           </w:p>
         </w:tc>
@@ -26347,7 +26347,7 @@
               <w:rPr>
                 <w:b/>
               </w:rPr>
-              <w:t>723.75</w:t>
+              <w:t>724.00</w:t>
             </w:r>
           </w:p>
         </w:tc>
@@ -26495,7 +26495,7 @@
             </w:pPr>
             <w:r/>
             <w:r>
-              <w:t>723.75</w:t>
+              <w:t>724.00</w:t>
             </w:r>
           </w:p>
         </w:tc>
@@ -26523,7 +26523,7 @@
             </w:pPr>
             <w:r/>
             <w:r>
-              <w:t>734.25</w:t>
+              <w:t>734.50</w:t>
             </w:r>
           </w:p>
         </w:tc>
@@ -26551,7 +26551,7 @@
             </w:pPr>
             <w:r/>
             <w:r>
-              <w:t>717.50</w:t>
+              <w:t>717.75</w:t>
             </w:r>
           </w:p>
         </w:tc>
@@ -26582,7 +26582,7 @@
               <w:rPr>
                 <w:b/>
               </w:rPr>
-              <w:t>724.50</w:t>
+              <w:t>724.75</w:t>
             </w:r>
           </w:p>
         </w:tc>
@@ -26730,7 +26730,7 @@
             </w:pPr>
             <w:r/>
             <w:r>
-              <w:t>724.50</w:t>
+              <w:t>724.75</w:t>
             </w:r>
           </w:p>
         </w:tc>
@@ -26758,7 +26758,7 @@
             </w:pPr>
             <w:r/>
             <w:r>
-              <w:t>738.75</w:t>
+              <w:t>739.00</w:t>
             </w:r>
           </w:p>
         </w:tc>
@@ -26786,7 +26786,7 @@
             </w:pPr>
             <w:r/>
             <w:r>
-              <w:t>709.75</w:t>
+              <w:t>710.00</w:t>
             </w:r>
           </w:p>
         </w:tc>
@@ -26817,7 +26817,7 @@
               <w:rPr>
                 <w:b/>
               </w:rPr>
-              <w:t>726.50</w:t>
+              <w:t>726.75</w:t>
             </w:r>
           </w:p>
         </w:tc>
@@ -26965,7 +26965,7 @@
             </w:pPr>
             <w:r/>
             <w:r>
-              <w:t>726.50</w:t>
+              <w:t>726.75</w:t>
             </w:r>
           </w:p>
         </w:tc>
@@ -26993,7 +26993,7 @@
             </w:pPr>
             <w:r/>
             <w:r>
-              <w:t>733.00</w:t>
+              <w:t>733.25</w:t>
             </w:r>
           </w:p>
         </w:tc>
@@ -27021,7 +27021,477 @@
             </w:pPr>
             <w:r/>
             <w:r>
-              <w:t>719.75</w:t>
+              <w:t>720.00</w:t>
+            </w:r>
+          </w:p>
+        </w:tc>
+        <w:tc>
+          <w:tcPr>
+            <w:tcW w:type="dxa" w:w="1728"/>
+            <w:shd w:fill="FFFFFF"/>
+            <w:tcMar>
+              <w:top w:w="100" w:type="dxa"/>
+              <w:bottom w:w="100" w:type="dxa"/>
+              <w:left w:w="120" w:type="dxa"/>
+              <w:right w:w="120" w:type="dxa"/>
+            </w:tcMar>
+            <w:tcBorders>
+              <w:top w:val="single" w:sz="4" w:space="0" w:color="CCCCCC"/>
+              <w:bottom w:val="single" w:sz="4" w:space="0" w:color="CCCCCC"/>
+              <w:left w:val="single" w:sz="4" w:space="0" w:color="CCCCCC"/>
+              <w:right w:val="single" w:sz="4" w:space="0" w:color="CCCCCC"/>
+            </w:tcBorders>
+          </w:tcPr>
+          <w:p>
+            <w:pPr>
+              <w:spacing w:before="60" w:after="60" w:line="252" w:lineRule="auto"/>
+              <w:jc w:val="left"/>
+            </w:pPr>
+            <w:r/>
+            <w:r>
+              <w:rPr>
+                <w:b/>
+              </w:rPr>
+              <w:t>727.00</w:t>
+            </w:r>
+          </w:p>
+        </w:tc>
+        <w:tc>
+          <w:tcPr>
+            <w:tcW w:type="dxa" w:w="3456"/>
+            <w:shd w:fill="FFFFFF"/>
+            <w:tcMar>
+              <w:top w:w="100" w:type="dxa"/>
+              <w:bottom w:w="100" w:type="dxa"/>
+              <w:left w:w="120" w:type="dxa"/>
+              <w:right w:w="120" w:type="dxa"/>
+            </w:tcMar>
+            <w:tcBorders>
+              <w:top w:val="single" w:sz="4" w:space="0" w:color="CCCCCC"/>
+              <w:bottom w:val="single" w:sz="4" w:space="0" w:color="CCCCCC"/>
+              <w:left w:val="single" w:sz="4" w:space="0" w:color="CCCCCC"/>
+              <w:right w:val="single" w:sz="4" w:space="0" w:color="CCCCCC"/>
+            </w:tcBorders>
+          </w:tcPr>
+          <w:p>
+            <w:pPr>
+              <w:spacing w:before="60" w:after="60" w:line="252" w:lineRule="auto"/>
+              <w:jc w:val="left"/>
+            </w:pPr>
+            <w:r/>
+            <w:r>
+              <w:rPr>
+                <w:b/>
+              </w:rPr>
+              <w:t>+0.25</w:t>
+            </w:r>
+          </w:p>
+        </w:tc>
+        <w:tc>
+          <w:tcPr>
+            <w:tcW w:type="dxa" w:w="1440"/>
+            <w:shd w:fill="FFFFFF"/>
+            <w:tcMar>
+              <w:top w:w="100" w:type="dxa"/>
+              <w:bottom w:w="100" w:type="dxa"/>
+              <w:left w:w="120" w:type="dxa"/>
+              <w:right w:w="120" w:type="dxa"/>
+            </w:tcMar>
+            <w:tcBorders>
+              <w:top w:val="single" w:sz="4" w:space="0" w:color="CCCCCC"/>
+              <w:bottom w:val="single" w:sz="4" w:space="0" w:color="CCCCCC"/>
+              <w:left w:val="single" w:sz="4" w:space="0" w:color="CCCCCC"/>
+              <w:right w:val="single" w:sz="4" w:space="0" w:color="CCCCCC"/>
+            </w:tcBorders>
+          </w:tcPr>
+          <w:p>
+            <w:pPr>
+              <w:spacing w:before="60" w:after="60" w:line="252" w:lineRule="auto"/>
+              <w:jc w:val="left"/>
+            </w:pPr>
+            <w:r/>
+            <w:r>
+              <w:t>BULL</w:t>
+            </w:r>
+          </w:p>
+        </w:tc>
+      </w:tr>
+      <w:tr>
+        <w:tc>
+          <w:tcPr>
+            <w:tcW w:type="dxa" w:w="1584"/>
+            <w:shd w:fill="F8FAFC"/>
+            <w:tcMar>
+              <w:top w:w="100" w:type="dxa"/>
+              <w:bottom w:w="100" w:type="dxa"/>
+              <w:left w:w="120" w:type="dxa"/>
+              <w:right w:w="120" w:type="dxa"/>
+            </w:tcMar>
+            <w:tcBorders>
+              <w:top w:val="single" w:sz="4" w:space="0" w:color="CCCCCC"/>
+              <w:bottom w:val="single" w:sz="4" w:space="0" w:color="CCCCCC"/>
+              <w:left w:val="single" w:sz="4" w:space="0" w:color="CCCCCC"/>
+              <w:right w:val="single" w:sz="4" w:space="0" w:color="CCCCCC"/>
+            </w:tcBorders>
+          </w:tcPr>
+          <w:p>
+            <w:pPr>
+              <w:spacing w:before="60" w:after="60" w:line="252" w:lineRule="auto"/>
+              <w:jc w:val="left"/>
+            </w:pPr>
+            <w:r/>
+            <w:r>
+              <w:rPr>
+                <w:b/>
+              </w:rPr>
+              <w:t>Wed 23/09</w:t>
+            </w:r>
+          </w:p>
+        </w:tc>
+        <w:tc>
+          <w:tcPr>
+            <w:tcW w:type="dxa" w:w="864"/>
+            <w:shd w:fill="F8FAFC"/>
+            <w:tcMar>
+              <w:top w:w="100" w:type="dxa"/>
+              <w:bottom w:w="100" w:type="dxa"/>
+              <w:left w:w="120" w:type="dxa"/>
+              <w:right w:w="120" w:type="dxa"/>
+            </w:tcMar>
+            <w:tcBorders>
+              <w:top w:val="single" w:sz="4" w:space="0" w:color="CCCCCC"/>
+              <w:bottom w:val="single" w:sz="4" w:space="0" w:color="CCCCCC"/>
+              <w:left w:val="single" w:sz="4" w:space="0" w:color="CCCCCC"/>
+              <w:right w:val="single" w:sz="4" w:space="0" w:color="CCCCCC"/>
+            </w:tcBorders>
+          </w:tcPr>
+          <w:p>
+            <w:pPr>
+              <w:spacing w:before="60" w:after="60" w:line="252" w:lineRule="auto"/>
+              <w:jc w:val="left"/>
+            </w:pPr>
+            <w:r/>
+            <w:r>
+              <w:t>Asia 07-11</w:t>
+            </w:r>
+          </w:p>
+        </w:tc>
+        <w:tc>
+          <w:tcPr>
+            <w:tcW w:type="dxa" w:w="1440"/>
+            <w:shd w:fill="F8FAFC"/>
+            <w:tcMar>
+              <w:top w:w="100" w:type="dxa"/>
+              <w:bottom w:w="100" w:type="dxa"/>
+              <w:left w:w="120" w:type="dxa"/>
+              <w:right w:w="120" w:type="dxa"/>
+            </w:tcMar>
+            <w:tcBorders>
+              <w:top w:val="single" w:sz="4" w:space="0" w:color="CCCCCC"/>
+              <w:bottom w:val="single" w:sz="4" w:space="0" w:color="CCCCCC"/>
+              <w:left w:val="single" w:sz="4" w:space="0" w:color="CCCCCC"/>
+              <w:right w:val="single" w:sz="4" w:space="0" w:color="CCCCCC"/>
+            </w:tcBorders>
+          </w:tcPr>
+          <w:p>
+            <w:pPr>
+              <w:spacing w:before="60" w:after="60" w:line="252" w:lineRule="auto"/>
+              <w:jc w:val="left"/>
+            </w:pPr>
+            <w:r/>
+            <w:r>
+              <w:t>727.00</w:t>
+            </w:r>
+          </w:p>
+        </w:tc>
+        <w:tc>
+          <w:tcPr>
+            <w:tcW w:type="dxa" w:w="2016"/>
+            <w:shd w:fill="F8FAFC"/>
+            <w:tcMar>
+              <w:top w:w="100" w:type="dxa"/>
+              <w:bottom w:w="100" w:type="dxa"/>
+              <w:left w:w="120" w:type="dxa"/>
+              <w:right w:w="120" w:type="dxa"/>
+            </w:tcMar>
+            <w:tcBorders>
+              <w:top w:val="single" w:sz="4" w:space="0" w:color="CCCCCC"/>
+              <w:bottom w:val="single" w:sz="4" w:space="0" w:color="CCCCCC"/>
+              <w:left w:val="single" w:sz="4" w:space="0" w:color="CCCCCC"/>
+              <w:right w:val="single" w:sz="4" w:space="0" w:color="CCCCCC"/>
+            </w:tcBorders>
+          </w:tcPr>
+          <w:p>
+            <w:pPr>
+              <w:spacing w:before="60" w:after="60" w:line="252" w:lineRule="auto"/>
+              <w:jc w:val="left"/>
+            </w:pPr>
+            <w:r/>
+            <w:r>
+              <w:t>737.25</w:t>
+            </w:r>
+          </w:p>
+        </w:tc>
+        <w:tc>
+          <w:tcPr>
+            <w:tcW w:type="dxa" w:w="1152"/>
+            <w:shd w:fill="F8FAFC"/>
+            <w:tcMar>
+              <w:top w:w="100" w:type="dxa"/>
+              <w:bottom w:w="100" w:type="dxa"/>
+              <w:left w:w="120" w:type="dxa"/>
+              <w:right w:w="120" w:type="dxa"/>
+            </w:tcMar>
+            <w:tcBorders>
+              <w:top w:val="single" w:sz="4" w:space="0" w:color="CCCCCC"/>
+              <w:bottom w:val="single" w:sz="4" w:space="0" w:color="CCCCCC"/>
+              <w:left w:val="single" w:sz="4" w:space="0" w:color="CCCCCC"/>
+              <w:right w:val="single" w:sz="4" w:space="0" w:color="CCCCCC"/>
+            </w:tcBorders>
+          </w:tcPr>
+          <w:p>
+            <w:pPr>
+              <w:spacing w:before="60" w:after="60" w:line="252" w:lineRule="auto"/>
+              <w:jc w:val="left"/>
+            </w:pPr>
+            <w:r/>
+            <w:r>
+              <w:t>719.00</w:t>
+            </w:r>
+          </w:p>
+        </w:tc>
+        <w:tc>
+          <w:tcPr>
+            <w:tcW w:type="dxa" w:w="1728"/>
+            <w:shd w:fill="F8FAFC"/>
+            <w:tcMar>
+              <w:top w:w="100" w:type="dxa"/>
+              <w:bottom w:w="100" w:type="dxa"/>
+              <w:left w:w="120" w:type="dxa"/>
+              <w:right w:w="120" w:type="dxa"/>
+            </w:tcMar>
+            <w:tcBorders>
+              <w:top w:val="single" w:sz="4" w:space="0" w:color="CCCCCC"/>
+              <w:bottom w:val="single" w:sz="4" w:space="0" w:color="CCCCCC"/>
+              <w:left w:val="single" w:sz="4" w:space="0" w:color="CCCCCC"/>
+              <w:right w:val="single" w:sz="4" w:space="0" w:color="CCCCCC"/>
+            </w:tcBorders>
+          </w:tcPr>
+          <w:p>
+            <w:pPr>
+              <w:spacing w:before="60" w:after="60" w:line="252" w:lineRule="auto"/>
+              <w:jc w:val="left"/>
+            </w:pPr>
+            <w:r/>
+            <w:r>
+              <w:rPr>
+                <w:b/>
+              </w:rPr>
+              <w:t>727.50</w:t>
+            </w:r>
+          </w:p>
+        </w:tc>
+        <w:tc>
+          <w:tcPr>
+            <w:tcW w:type="dxa" w:w="3456"/>
+            <w:shd w:fill="F8FAFC"/>
+            <w:tcMar>
+              <w:top w:w="100" w:type="dxa"/>
+              <w:bottom w:w="100" w:type="dxa"/>
+              <w:left w:w="120" w:type="dxa"/>
+              <w:right w:w="120" w:type="dxa"/>
+            </w:tcMar>
+            <w:tcBorders>
+              <w:top w:val="single" w:sz="4" w:space="0" w:color="CCCCCC"/>
+              <w:bottom w:val="single" w:sz="4" w:space="0" w:color="CCCCCC"/>
+              <w:left w:val="single" w:sz="4" w:space="0" w:color="CCCCCC"/>
+              <w:right w:val="single" w:sz="4" w:space="0" w:color="CCCCCC"/>
+            </w:tcBorders>
+          </w:tcPr>
+          <w:p>
+            <w:pPr>
+              <w:spacing w:before="60" w:after="60" w:line="252" w:lineRule="auto"/>
+              <w:jc w:val="left"/>
+            </w:pPr>
+            <w:r/>
+            <w:r>
+              <w:rPr>
+                <w:b/>
+              </w:rPr>
+              <w:t>+0.50</w:t>
+            </w:r>
+          </w:p>
+        </w:tc>
+        <w:tc>
+          <w:tcPr>
+            <w:tcW w:type="dxa" w:w="1440"/>
+            <w:shd w:fill="F8FAFC"/>
+            <w:tcMar>
+              <w:top w:w="100" w:type="dxa"/>
+              <w:bottom w:w="100" w:type="dxa"/>
+              <w:left w:w="120" w:type="dxa"/>
+              <w:right w:w="120" w:type="dxa"/>
+            </w:tcMar>
+            <w:tcBorders>
+              <w:top w:val="single" w:sz="4" w:space="0" w:color="CCCCCC"/>
+              <w:bottom w:val="single" w:sz="4" w:space="0" w:color="CCCCCC"/>
+              <w:left w:val="single" w:sz="4" w:space="0" w:color="CCCCCC"/>
+              <w:right w:val="single" w:sz="4" w:space="0" w:color="CCCCCC"/>
+            </w:tcBorders>
+          </w:tcPr>
+          <w:p>
+            <w:pPr>
+              <w:spacing w:before="60" w:after="60" w:line="252" w:lineRule="auto"/>
+              <w:jc w:val="left"/>
+            </w:pPr>
+            <w:r/>
+            <w:r>
+              <w:t>BULL</w:t>
+            </w:r>
+          </w:p>
+        </w:tc>
+      </w:tr>
+      <w:tr>
+        <w:tc>
+          <w:tcPr>
+            <w:tcW w:type="dxa" w:w="1584"/>
+            <w:shd w:fill="FFFFFF"/>
+            <w:tcMar>
+              <w:top w:w="100" w:type="dxa"/>
+              <w:bottom w:w="100" w:type="dxa"/>
+              <w:left w:w="120" w:type="dxa"/>
+              <w:right w:w="120" w:type="dxa"/>
+            </w:tcMar>
+            <w:tcBorders>
+              <w:top w:val="single" w:sz="4" w:space="0" w:color="CCCCCC"/>
+              <w:bottom w:val="single" w:sz="4" w:space="0" w:color="CCCCCC"/>
+              <w:left w:val="single" w:sz="4" w:space="0" w:color="CCCCCC"/>
+              <w:right w:val="single" w:sz="4" w:space="0" w:color="CCCCCC"/>
+            </w:tcBorders>
+          </w:tcPr>
+          <w:p>
+            <w:pPr>
+              <w:spacing w:before="60" w:after="60" w:line="252" w:lineRule="auto"/>
+              <w:jc w:val="left"/>
+            </w:pPr>
+            <w:r/>
+            <w:r>
+              <w:rPr>
+                <w:b/>
+              </w:rPr>
+              <w:t>Wed 23/09</w:t>
+            </w:r>
+          </w:p>
+        </w:tc>
+        <w:tc>
+          <w:tcPr>
+            <w:tcW w:type="dxa" w:w="864"/>
+            <w:shd w:fill="FFFFFF"/>
+            <w:tcMar>
+              <w:top w:w="100" w:type="dxa"/>
+              <w:bottom w:w="100" w:type="dxa"/>
+              <w:left w:w="120" w:type="dxa"/>
+              <w:right w:w="120" w:type="dxa"/>
+            </w:tcMar>
+            <w:tcBorders>
+              <w:top w:val="single" w:sz="4" w:space="0" w:color="CCCCCC"/>
+              <w:bottom w:val="single" w:sz="4" w:space="0" w:color="CCCCCC"/>
+              <w:left w:val="single" w:sz="4" w:space="0" w:color="CCCCCC"/>
+              <w:right w:val="single" w:sz="4" w:space="0" w:color="CCCCCC"/>
+            </w:tcBorders>
+          </w:tcPr>
+          <w:p>
+            <w:pPr>
+              <w:spacing w:before="60" w:after="60" w:line="252" w:lineRule="auto"/>
+              <w:jc w:val="left"/>
+            </w:pPr>
+            <w:r/>
+            <w:r>
+              <w:t>Asia 11-15</w:t>
+            </w:r>
+          </w:p>
+        </w:tc>
+        <w:tc>
+          <w:tcPr>
+            <w:tcW w:type="dxa" w:w="1440"/>
+            <w:shd w:fill="FFFFFF"/>
+            <w:tcMar>
+              <w:top w:w="100" w:type="dxa"/>
+              <w:bottom w:w="100" w:type="dxa"/>
+              <w:left w:w="120" w:type="dxa"/>
+              <w:right w:w="120" w:type="dxa"/>
+            </w:tcMar>
+            <w:tcBorders>
+              <w:top w:val="single" w:sz="4" w:space="0" w:color="CCCCCC"/>
+              <w:bottom w:val="single" w:sz="4" w:space="0" w:color="CCCCCC"/>
+              <w:left w:val="single" w:sz="4" w:space="0" w:color="CCCCCC"/>
+              <w:right w:val="single" w:sz="4" w:space="0" w:color="CCCCCC"/>
+            </w:tcBorders>
+          </w:tcPr>
+          <w:p>
+            <w:pPr>
+              <w:spacing w:before="60" w:after="60" w:line="252" w:lineRule="auto"/>
+              <w:jc w:val="left"/>
+            </w:pPr>
+            <w:r/>
+            <w:r>
+              <w:t>727.50</w:t>
+            </w:r>
+          </w:p>
+        </w:tc>
+        <w:tc>
+          <w:tcPr>
+            <w:tcW w:type="dxa" w:w="2016"/>
+            <w:shd w:fill="FFFFFF"/>
+            <w:tcMar>
+              <w:top w:w="100" w:type="dxa"/>
+              <w:bottom w:w="100" w:type="dxa"/>
+              <w:left w:w="120" w:type="dxa"/>
+              <w:right w:w="120" w:type="dxa"/>
+            </w:tcMar>
+            <w:tcBorders>
+              <w:top w:val="single" w:sz="4" w:space="0" w:color="CCCCCC"/>
+              <w:bottom w:val="single" w:sz="4" w:space="0" w:color="CCCCCC"/>
+              <w:left w:val="single" w:sz="4" w:space="0" w:color="CCCCCC"/>
+              <w:right w:val="single" w:sz="4" w:space="0" w:color="CCCCCC"/>
+            </w:tcBorders>
+          </w:tcPr>
+          <w:p>
+            <w:pPr>
+              <w:spacing w:before="60" w:after="60" w:line="252" w:lineRule="auto"/>
+              <w:jc w:val="left"/>
+            </w:pPr>
+            <w:r/>
+            <w:r>
+              <w:t>734.50</w:t>
+            </w:r>
+          </w:p>
+        </w:tc>
+        <w:tc>
+          <w:tcPr>
+            <w:tcW w:type="dxa" w:w="1152"/>
+            <w:shd w:fill="FFFFFF"/>
+            <w:tcMar>
+              <w:top w:w="100" w:type="dxa"/>
+              <w:bottom w:w="100" w:type="dxa"/>
+              <w:left w:w="120" w:type="dxa"/>
+              <w:right w:w="120" w:type="dxa"/>
+            </w:tcMar>
+            <w:tcBorders>
+              <w:top w:val="single" w:sz="4" w:space="0" w:color="CCCCCC"/>
+              <w:bottom w:val="single" w:sz="4" w:space="0" w:color="CCCCCC"/>
+              <w:left w:val="single" w:sz="4" w:space="0" w:color="CCCCCC"/>
+              <w:right w:val="single" w:sz="4" w:space="0" w:color="CCCCCC"/>
+            </w:tcBorders>
+          </w:tcPr>
+          <w:p>
+            <w:pPr>
+              <w:spacing w:before="60" w:after="60" w:line="252" w:lineRule="auto"/>
+              <w:jc w:val="left"/>
+            </w:pPr>
+            <w:r/>
+            <w:r>
+              <w:t>721.50</w:t>
             </w:r>
           </w:p>
         </w:tc>
@@ -27083,7 +27553,7 @@
               <w:rPr>
                 <w:b/>
               </w:rPr>
-              <w:t>+0.25</w:t>
+              <w:t>-0.75</w:t>
             </w:r>
           </w:p>
         </w:tc>
@@ -27111,7 +27581,7 @@
             </w:pPr>
             <w:r/>
             <w:r>
-              <w:t>BULL</w:t>
+              <w:t>BEAR</w:t>
             </w:r>
           </w:p>
         </w:tc>
@@ -27172,7 +27642,7 @@
             </w:pPr>
             <w:r/>
             <w:r>
-              <w:t>Asia 07-11</w:t>
+              <w:t>London 15-19</w:t>
             </w:r>
           </w:p>
         </w:tc>
@@ -27228,7 +27698,7 @@
             </w:pPr>
             <w:r/>
             <w:r>
-              <w:t>737.00</w:t>
+              <w:t>740.25</w:t>
             </w:r>
           </w:p>
         </w:tc>
@@ -27256,7 +27726,7 @@
             </w:pPr>
             <w:r/>
             <w:r>
-              <w:t>718.75</w:t>
+              <w:t>713.75</w:t>
             </w:r>
           </w:p>
         </w:tc>
@@ -27287,7 +27757,7 @@
               <w:rPr>
                 <w:b/>
               </w:rPr>
-              <w:t>727.25</w:t>
+              <w:t>728.50</w:t>
             </w:r>
           </w:p>
         </w:tc>
@@ -27295,6 +27765,241 @@
           <w:tcPr>
             <w:tcW w:type="dxa" w:w="3456"/>
             <w:shd w:fill="F8FAFC"/>
+            <w:tcMar>
+              <w:top w:w="100" w:type="dxa"/>
+              <w:bottom w:w="100" w:type="dxa"/>
+              <w:left w:w="120" w:type="dxa"/>
+              <w:right w:w="120" w:type="dxa"/>
+            </w:tcMar>
+            <w:tcBorders>
+              <w:top w:val="single" w:sz="4" w:space="0" w:color="CCCCCC"/>
+              <w:bottom w:val="single" w:sz="4" w:space="0" w:color="CCCCCC"/>
+              <w:left w:val="single" w:sz="4" w:space="0" w:color="CCCCCC"/>
+              <w:right w:val="single" w:sz="4" w:space="0" w:color="CCCCCC"/>
+            </w:tcBorders>
+          </w:tcPr>
+          <w:p>
+            <w:pPr>
+              <w:spacing w:before="60" w:after="60" w:line="252" w:lineRule="auto"/>
+              <w:jc w:val="left"/>
+            </w:pPr>
+            <w:r/>
+            <w:r>
+              <w:rPr>
+                <w:b/>
+              </w:rPr>
+              <w:t>+1.75</w:t>
+            </w:r>
+          </w:p>
+        </w:tc>
+        <w:tc>
+          <w:tcPr>
+            <w:tcW w:type="dxa" w:w="1440"/>
+            <w:shd w:fill="F8FAFC"/>
+            <w:tcMar>
+              <w:top w:w="100" w:type="dxa"/>
+              <w:bottom w:w="100" w:type="dxa"/>
+              <w:left w:w="120" w:type="dxa"/>
+              <w:right w:w="120" w:type="dxa"/>
+            </w:tcMar>
+            <w:tcBorders>
+              <w:top w:val="single" w:sz="4" w:space="0" w:color="CCCCCC"/>
+              <w:bottom w:val="single" w:sz="4" w:space="0" w:color="CCCCCC"/>
+              <w:left w:val="single" w:sz="4" w:space="0" w:color="CCCCCC"/>
+              <w:right w:val="single" w:sz="4" w:space="0" w:color="CCCCCC"/>
+            </w:tcBorders>
+          </w:tcPr>
+          <w:p>
+            <w:pPr>
+              <w:spacing w:before="60" w:after="60" w:line="252" w:lineRule="auto"/>
+              <w:jc w:val="left"/>
+            </w:pPr>
+            <w:r/>
+            <w:r>
+              <w:t>BULL</w:t>
+            </w:r>
+          </w:p>
+        </w:tc>
+      </w:tr>
+      <w:tr>
+        <w:tc>
+          <w:tcPr>
+            <w:tcW w:type="dxa" w:w="1584"/>
+            <w:shd w:fill="FFFFFF"/>
+            <w:tcMar>
+              <w:top w:w="100" w:type="dxa"/>
+              <w:bottom w:w="100" w:type="dxa"/>
+              <w:left w:w="120" w:type="dxa"/>
+              <w:right w:w="120" w:type="dxa"/>
+            </w:tcMar>
+            <w:tcBorders>
+              <w:top w:val="single" w:sz="4" w:space="0" w:color="CCCCCC"/>
+              <w:bottom w:val="single" w:sz="4" w:space="0" w:color="CCCCCC"/>
+              <w:left w:val="single" w:sz="4" w:space="0" w:color="CCCCCC"/>
+              <w:right w:val="single" w:sz="4" w:space="0" w:color="CCCCCC"/>
+            </w:tcBorders>
+          </w:tcPr>
+          <w:p>
+            <w:pPr>
+              <w:spacing w:before="60" w:after="60" w:line="252" w:lineRule="auto"/>
+              <w:jc w:val="left"/>
+            </w:pPr>
+            <w:r/>
+            <w:r>
+              <w:rPr>
+                <w:b/>
+              </w:rPr>
+              <w:t>Wed 23/09</w:t>
+            </w:r>
+          </w:p>
+        </w:tc>
+        <w:tc>
+          <w:tcPr>
+            <w:tcW w:type="dxa" w:w="864"/>
+            <w:shd w:fill="FFFFFF"/>
+            <w:tcMar>
+              <w:top w:w="100" w:type="dxa"/>
+              <w:bottom w:w="100" w:type="dxa"/>
+              <w:left w:w="120" w:type="dxa"/>
+              <w:right w:w="120" w:type="dxa"/>
+            </w:tcMar>
+            <w:tcBorders>
+              <w:top w:val="single" w:sz="4" w:space="0" w:color="CCCCCC"/>
+              <w:bottom w:val="single" w:sz="4" w:space="0" w:color="CCCCCC"/>
+              <w:left w:val="single" w:sz="4" w:space="0" w:color="CCCCCC"/>
+              <w:right w:val="single" w:sz="4" w:space="0" w:color="CCCCCC"/>
+            </w:tcBorders>
+          </w:tcPr>
+          <w:p>
+            <w:pPr>
+              <w:spacing w:before="60" w:after="60" w:line="252" w:lineRule="auto"/>
+              <w:jc w:val="left"/>
+            </w:pPr>
+            <w:r/>
+            <w:r>
+              <w:t>Pre-NY 19-21</w:t>
+            </w:r>
+          </w:p>
+        </w:tc>
+        <w:tc>
+          <w:tcPr>
+            <w:tcW w:type="dxa" w:w="1440"/>
+            <w:shd w:fill="FFFFFF"/>
+            <w:tcMar>
+              <w:top w:w="100" w:type="dxa"/>
+              <w:bottom w:w="100" w:type="dxa"/>
+              <w:left w:w="120" w:type="dxa"/>
+              <w:right w:w="120" w:type="dxa"/>
+            </w:tcMar>
+            <w:tcBorders>
+              <w:top w:val="single" w:sz="4" w:space="0" w:color="CCCCCC"/>
+              <w:bottom w:val="single" w:sz="4" w:space="0" w:color="CCCCCC"/>
+              <w:left w:val="single" w:sz="4" w:space="0" w:color="CCCCCC"/>
+              <w:right w:val="single" w:sz="4" w:space="0" w:color="CCCCCC"/>
+            </w:tcBorders>
+          </w:tcPr>
+          <w:p>
+            <w:pPr>
+              <w:spacing w:before="60" w:after="60" w:line="252" w:lineRule="auto"/>
+              <w:jc w:val="left"/>
+            </w:pPr>
+            <w:r/>
+            <w:r>
+              <w:t>728.50</w:t>
+            </w:r>
+          </w:p>
+        </w:tc>
+        <w:tc>
+          <w:tcPr>
+            <w:tcW w:type="dxa" w:w="2016"/>
+            <w:shd w:fill="FFFFFF"/>
+            <w:tcMar>
+              <w:top w:w="100" w:type="dxa"/>
+              <w:bottom w:w="100" w:type="dxa"/>
+              <w:left w:w="120" w:type="dxa"/>
+              <w:right w:w="120" w:type="dxa"/>
+            </w:tcMar>
+            <w:tcBorders>
+              <w:top w:val="single" w:sz="4" w:space="0" w:color="CCCCCC"/>
+              <w:bottom w:val="single" w:sz="4" w:space="0" w:color="CCCCCC"/>
+              <w:left w:val="single" w:sz="4" w:space="0" w:color="CCCCCC"/>
+              <w:right w:val="single" w:sz="4" w:space="0" w:color="CCCCCC"/>
+            </w:tcBorders>
+          </w:tcPr>
+          <w:p>
+            <w:pPr>
+              <w:spacing w:before="60" w:after="60" w:line="252" w:lineRule="auto"/>
+              <w:jc w:val="left"/>
+            </w:pPr>
+            <w:r/>
+            <w:r>
+              <w:t>737.75</w:t>
+            </w:r>
+          </w:p>
+        </w:tc>
+        <w:tc>
+          <w:tcPr>
+            <w:tcW w:type="dxa" w:w="1152"/>
+            <w:shd w:fill="FFFFFF"/>
+            <w:tcMar>
+              <w:top w:w="100" w:type="dxa"/>
+              <w:bottom w:w="100" w:type="dxa"/>
+              <w:left w:w="120" w:type="dxa"/>
+              <w:right w:w="120" w:type="dxa"/>
+            </w:tcMar>
+            <w:tcBorders>
+              <w:top w:val="single" w:sz="4" w:space="0" w:color="CCCCCC"/>
+              <w:bottom w:val="single" w:sz="4" w:space="0" w:color="CCCCCC"/>
+              <w:left w:val="single" w:sz="4" w:space="0" w:color="CCCCCC"/>
+              <w:right w:val="single" w:sz="4" w:space="0" w:color="CCCCCC"/>
+            </w:tcBorders>
+          </w:tcPr>
+          <w:p>
+            <w:pPr>
+              <w:spacing w:before="60" w:after="60" w:line="252" w:lineRule="auto"/>
+              <w:jc w:val="left"/>
+            </w:pPr>
+            <w:r/>
+            <w:r>
+              <w:t>717.75</w:t>
+            </w:r>
+          </w:p>
+        </w:tc>
+        <w:tc>
+          <w:tcPr>
+            <w:tcW w:type="dxa" w:w="1728"/>
+            <w:shd w:fill="FFFFFF"/>
+            <w:tcMar>
+              <w:top w:w="100" w:type="dxa"/>
+              <w:bottom w:w="100" w:type="dxa"/>
+              <w:left w:w="120" w:type="dxa"/>
+              <w:right w:w="120" w:type="dxa"/>
+            </w:tcMar>
+            <w:tcBorders>
+              <w:top w:val="single" w:sz="4" w:space="0" w:color="CCCCCC"/>
+              <w:bottom w:val="single" w:sz="4" w:space="0" w:color="CCCCCC"/>
+              <w:left w:val="single" w:sz="4" w:space="0" w:color="CCCCCC"/>
+              <w:right w:val="single" w:sz="4" w:space="0" w:color="CCCCCC"/>
+            </w:tcBorders>
+          </w:tcPr>
+          <w:p>
+            <w:pPr>
+              <w:spacing w:before="60" w:after="60" w:line="252" w:lineRule="auto"/>
+              <w:jc w:val="left"/>
+            </w:pPr>
+            <w:r/>
+            <w:r>
+              <w:rPr>
+                <w:b/>
+              </w:rPr>
+              <w:t>729.00</w:t>
+            </w:r>
+          </w:p>
+        </w:tc>
+        <w:tc>
+          <w:tcPr>
+            <w:tcW w:type="dxa" w:w="3456"/>
+            <w:shd w:fill="FFFFFF"/>
             <w:tcMar>
               <w:top w:w="100" w:type="dxa"/>
               <w:bottom w:w="100" w:type="dxa"/>
@@ -27325,7 +28030,7 @@
         <w:tc>
           <w:tcPr>
             <w:tcW w:type="dxa" w:w="1440"/>
-            <w:shd w:fill="F8FAFC"/>
+            <w:shd w:fill="FFFFFF"/>
             <w:tcMar>
               <w:top w:w="100" w:type="dxa"/>
               <w:bottom w:w="100" w:type="dxa"/>
@@ -27355,7 +28060,7 @@
         <w:tc>
           <w:tcPr>
             <w:tcW w:type="dxa" w:w="1584"/>
-            <w:shd w:fill="FFFFFF"/>
+            <w:shd w:fill="F8FAFC"/>
             <w:tcMar>
               <w:top w:w="100" w:type="dxa"/>
               <w:bottom w:w="100" w:type="dxa"/>
@@ -27386,119 +28091,119 @@
         <w:tc>
           <w:tcPr>
             <w:tcW w:type="dxa" w:w="864"/>
-            <w:shd w:fill="FFFFFF"/>
-            <w:tcMar>
-              <w:top w:w="100" w:type="dxa"/>
-              <w:bottom w:w="100" w:type="dxa"/>
-              <w:left w:w="120" w:type="dxa"/>
-              <w:right w:w="120" w:type="dxa"/>
-            </w:tcMar>
-            <w:tcBorders>
-              <w:top w:val="single" w:sz="4" w:space="0" w:color="CCCCCC"/>
-              <w:bottom w:val="single" w:sz="4" w:space="0" w:color="CCCCCC"/>
-              <w:left w:val="single" w:sz="4" w:space="0" w:color="CCCCCC"/>
-              <w:right w:val="single" w:sz="4" w:space="0" w:color="CCCCCC"/>
-            </w:tcBorders>
-          </w:tcPr>
-          <w:p>
-            <w:pPr>
-              <w:spacing w:before="60" w:after="60" w:line="252" w:lineRule="auto"/>
-              <w:jc w:val="left"/>
-            </w:pPr>
-            <w:r/>
-            <w:r>
-              <w:t>Asia 11-15</w:t>
+            <w:shd w:fill="F8FAFC"/>
+            <w:tcMar>
+              <w:top w:w="100" w:type="dxa"/>
+              <w:bottom w:w="100" w:type="dxa"/>
+              <w:left w:w="120" w:type="dxa"/>
+              <w:right w:w="120" w:type="dxa"/>
+            </w:tcMar>
+            <w:tcBorders>
+              <w:top w:val="single" w:sz="4" w:space="0" w:color="CCCCCC"/>
+              <w:bottom w:val="single" w:sz="4" w:space="0" w:color="CCCCCC"/>
+              <w:left w:val="single" w:sz="4" w:space="0" w:color="CCCCCC"/>
+              <w:right w:val="single" w:sz="4" w:space="0" w:color="CCCCCC"/>
+            </w:tcBorders>
+          </w:tcPr>
+          <w:p>
+            <w:pPr>
+              <w:spacing w:before="60" w:after="60" w:line="252" w:lineRule="auto"/>
+              <w:jc w:val="left"/>
+            </w:pPr>
+            <w:r/>
+            <w:r>
+              <w:t>NY Open 21-23</w:t>
             </w:r>
           </w:p>
         </w:tc>
         <w:tc>
           <w:tcPr>
             <w:tcW w:type="dxa" w:w="1440"/>
-            <w:shd w:fill="FFFFFF"/>
-            <w:tcMar>
-              <w:top w:w="100" w:type="dxa"/>
-              <w:bottom w:w="100" w:type="dxa"/>
-              <w:left w:w="120" w:type="dxa"/>
-              <w:right w:w="120" w:type="dxa"/>
-            </w:tcMar>
-            <w:tcBorders>
-              <w:top w:val="single" w:sz="4" w:space="0" w:color="CCCCCC"/>
-              <w:bottom w:val="single" w:sz="4" w:space="0" w:color="CCCCCC"/>
-              <w:left w:val="single" w:sz="4" w:space="0" w:color="CCCCCC"/>
-              <w:right w:val="single" w:sz="4" w:space="0" w:color="CCCCCC"/>
-            </w:tcBorders>
-          </w:tcPr>
-          <w:p>
-            <w:pPr>
-              <w:spacing w:before="60" w:after="60" w:line="252" w:lineRule="auto"/>
-              <w:jc w:val="left"/>
-            </w:pPr>
-            <w:r/>
-            <w:r>
-              <w:t>727.25</w:t>
+            <w:shd w:fill="F8FAFC"/>
+            <w:tcMar>
+              <w:top w:w="100" w:type="dxa"/>
+              <w:bottom w:w="100" w:type="dxa"/>
+              <w:left w:w="120" w:type="dxa"/>
+              <w:right w:w="120" w:type="dxa"/>
+            </w:tcMar>
+            <w:tcBorders>
+              <w:top w:val="single" w:sz="4" w:space="0" w:color="CCCCCC"/>
+              <w:bottom w:val="single" w:sz="4" w:space="0" w:color="CCCCCC"/>
+              <w:left w:val="single" w:sz="4" w:space="0" w:color="CCCCCC"/>
+              <w:right w:val="single" w:sz="4" w:space="0" w:color="CCCCCC"/>
+            </w:tcBorders>
+          </w:tcPr>
+          <w:p>
+            <w:pPr>
+              <w:spacing w:before="60" w:after="60" w:line="252" w:lineRule="auto"/>
+              <w:jc w:val="left"/>
+            </w:pPr>
+            <w:r/>
+            <w:r>
+              <w:t>729.00</w:t>
             </w:r>
           </w:p>
         </w:tc>
         <w:tc>
           <w:tcPr>
             <w:tcW w:type="dxa" w:w="2016"/>
-            <w:shd w:fill="FFFFFF"/>
-            <w:tcMar>
-              <w:top w:w="100" w:type="dxa"/>
-              <w:bottom w:w="100" w:type="dxa"/>
-              <w:left w:w="120" w:type="dxa"/>
-              <w:right w:w="120" w:type="dxa"/>
-            </w:tcMar>
-            <w:tcBorders>
-              <w:top w:val="single" w:sz="4" w:space="0" w:color="CCCCCC"/>
-              <w:bottom w:val="single" w:sz="4" w:space="0" w:color="CCCCCC"/>
-              <w:left w:val="single" w:sz="4" w:space="0" w:color="CCCCCC"/>
-              <w:right w:val="single" w:sz="4" w:space="0" w:color="CCCCCC"/>
-            </w:tcBorders>
-          </w:tcPr>
-          <w:p>
-            <w:pPr>
-              <w:spacing w:before="60" w:after="60" w:line="252" w:lineRule="auto"/>
-              <w:jc w:val="left"/>
-            </w:pPr>
-            <w:r/>
-            <w:r>
-              <w:t>734.25</w:t>
+            <w:shd w:fill="F8FAFC"/>
+            <w:tcMar>
+              <w:top w:w="100" w:type="dxa"/>
+              <w:bottom w:w="100" w:type="dxa"/>
+              <w:left w:w="120" w:type="dxa"/>
+              <w:right w:w="120" w:type="dxa"/>
+            </w:tcMar>
+            <w:tcBorders>
+              <w:top w:val="single" w:sz="4" w:space="0" w:color="CCCCCC"/>
+              <w:bottom w:val="single" w:sz="4" w:space="0" w:color="CCCCCC"/>
+              <w:left w:val="single" w:sz="4" w:space="0" w:color="CCCCCC"/>
+              <w:right w:val="single" w:sz="4" w:space="0" w:color="CCCCCC"/>
+            </w:tcBorders>
+          </w:tcPr>
+          <w:p>
+            <w:pPr>
+              <w:spacing w:before="60" w:after="60" w:line="252" w:lineRule="auto"/>
+              <w:jc w:val="left"/>
+            </w:pPr>
+            <w:r/>
+            <w:r>
+              <w:t>741.25</w:t>
             </w:r>
           </w:p>
         </w:tc>
         <w:tc>
           <w:tcPr>
             <w:tcW w:type="dxa" w:w="1152"/>
-            <w:shd w:fill="FFFFFF"/>
-            <w:tcMar>
-              <w:top w:w="100" w:type="dxa"/>
-              <w:bottom w:w="100" w:type="dxa"/>
-              <w:left w:w="120" w:type="dxa"/>
-              <w:right w:w="120" w:type="dxa"/>
-            </w:tcMar>
-            <w:tcBorders>
-              <w:top w:val="single" w:sz="4" w:space="0" w:color="CCCCCC"/>
-              <w:bottom w:val="single" w:sz="4" w:space="0" w:color="CCCCCC"/>
-              <w:left w:val="single" w:sz="4" w:space="0" w:color="CCCCCC"/>
-              <w:right w:val="single" w:sz="4" w:space="0" w:color="CCCCCC"/>
-            </w:tcBorders>
-          </w:tcPr>
-          <w:p>
-            <w:pPr>
-              <w:spacing w:before="60" w:after="60" w:line="252" w:lineRule="auto"/>
-              <w:jc w:val="left"/>
-            </w:pPr>
-            <w:r/>
-            <w:r>
-              <w:t>721.25</w:t>
+            <w:shd w:fill="F8FAFC"/>
+            <w:tcMar>
+              <w:top w:w="100" w:type="dxa"/>
+              <w:bottom w:w="100" w:type="dxa"/>
+              <w:left w:w="120" w:type="dxa"/>
+              <w:right w:w="120" w:type="dxa"/>
+            </w:tcMar>
+            <w:tcBorders>
+              <w:top w:val="single" w:sz="4" w:space="0" w:color="CCCCCC"/>
+              <w:bottom w:val="single" w:sz="4" w:space="0" w:color="CCCCCC"/>
+              <w:left w:val="single" w:sz="4" w:space="0" w:color="CCCCCC"/>
+              <w:right w:val="single" w:sz="4" w:space="0" w:color="CCCCCC"/>
+            </w:tcBorders>
+          </w:tcPr>
+          <w:p>
+            <w:pPr>
+              <w:spacing w:before="60" w:after="60" w:line="252" w:lineRule="auto"/>
+              <w:jc w:val="left"/>
+            </w:pPr>
+            <w:r/>
+            <w:r>
+              <w:t>714.75</w:t>
             </w:r>
           </w:p>
         </w:tc>
         <w:tc>
           <w:tcPr>
             <w:tcW w:type="dxa" w:w="1728"/>
-            <w:shd w:fill="FFFFFF"/>
+            <w:shd w:fill="F8FAFC"/>
             <w:tcMar>
               <w:top w:w="100" w:type="dxa"/>
               <w:bottom w:w="100" w:type="dxa"/>
@@ -27522,7 +28227,242 @@
               <w:rPr>
                 <w:b/>
               </w:rPr>
-              <w:t>726.50</w:t>
+              <w:t>727.50</w:t>
+            </w:r>
+          </w:p>
+        </w:tc>
+        <w:tc>
+          <w:tcPr>
+            <w:tcW w:type="dxa" w:w="3456"/>
+            <w:shd w:fill="F8FAFC"/>
+            <w:tcMar>
+              <w:top w:w="100" w:type="dxa"/>
+              <w:bottom w:w="100" w:type="dxa"/>
+              <w:left w:w="120" w:type="dxa"/>
+              <w:right w:w="120" w:type="dxa"/>
+            </w:tcMar>
+            <w:tcBorders>
+              <w:top w:val="single" w:sz="4" w:space="0" w:color="CCCCCC"/>
+              <w:bottom w:val="single" w:sz="4" w:space="0" w:color="CCCCCC"/>
+              <w:left w:val="single" w:sz="4" w:space="0" w:color="CCCCCC"/>
+              <w:right w:val="single" w:sz="4" w:space="0" w:color="CCCCCC"/>
+            </w:tcBorders>
+          </w:tcPr>
+          <w:p>
+            <w:pPr>
+              <w:spacing w:before="60" w:after="60" w:line="252" w:lineRule="auto"/>
+              <w:jc w:val="left"/>
+            </w:pPr>
+            <w:r/>
+            <w:r>
+              <w:rPr>
+                <w:b/>
+              </w:rPr>
+              <w:t>-1.50</w:t>
+            </w:r>
+          </w:p>
+        </w:tc>
+        <w:tc>
+          <w:tcPr>
+            <w:tcW w:type="dxa" w:w="1440"/>
+            <w:shd w:fill="F8FAFC"/>
+            <w:tcMar>
+              <w:top w:w="100" w:type="dxa"/>
+              <w:bottom w:w="100" w:type="dxa"/>
+              <w:left w:w="120" w:type="dxa"/>
+              <w:right w:w="120" w:type="dxa"/>
+            </w:tcMar>
+            <w:tcBorders>
+              <w:top w:val="single" w:sz="4" w:space="0" w:color="CCCCCC"/>
+              <w:bottom w:val="single" w:sz="4" w:space="0" w:color="CCCCCC"/>
+              <w:left w:val="single" w:sz="4" w:space="0" w:color="CCCCCC"/>
+              <w:right w:val="single" w:sz="4" w:space="0" w:color="CCCCCC"/>
+            </w:tcBorders>
+          </w:tcPr>
+          <w:p>
+            <w:pPr>
+              <w:spacing w:before="60" w:after="60" w:line="252" w:lineRule="auto"/>
+              <w:jc w:val="left"/>
+            </w:pPr>
+            <w:r/>
+            <w:r>
+              <w:t>BEAR</w:t>
+            </w:r>
+          </w:p>
+        </w:tc>
+      </w:tr>
+      <w:tr>
+        <w:tc>
+          <w:tcPr>
+            <w:tcW w:type="dxa" w:w="1584"/>
+            <w:shd w:fill="FFFFFF"/>
+            <w:tcMar>
+              <w:top w:w="100" w:type="dxa"/>
+              <w:bottom w:w="100" w:type="dxa"/>
+              <w:left w:w="120" w:type="dxa"/>
+              <w:right w:w="120" w:type="dxa"/>
+            </w:tcMar>
+            <w:tcBorders>
+              <w:top w:val="single" w:sz="4" w:space="0" w:color="CCCCCC"/>
+              <w:bottom w:val="single" w:sz="4" w:space="0" w:color="CCCCCC"/>
+              <w:left w:val="single" w:sz="4" w:space="0" w:color="CCCCCC"/>
+              <w:right w:val="single" w:sz="4" w:space="0" w:color="CCCCCC"/>
+            </w:tcBorders>
+          </w:tcPr>
+          <w:p>
+            <w:pPr>
+              <w:spacing w:before="60" w:after="60" w:line="252" w:lineRule="auto"/>
+              <w:jc w:val="left"/>
+            </w:pPr>
+            <w:r/>
+            <w:r>
+              <w:rPr>
+                <w:b/>
+              </w:rPr>
+              <w:t>Wed 23/09</w:t>
+            </w:r>
+          </w:p>
+        </w:tc>
+        <w:tc>
+          <w:tcPr>
+            <w:tcW w:type="dxa" w:w="864"/>
+            <w:shd w:fill="FFFFFF"/>
+            <w:tcMar>
+              <w:top w:w="100" w:type="dxa"/>
+              <w:bottom w:w="100" w:type="dxa"/>
+              <w:left w:w="120" w:type="dxa"/>
+              <w:right w:w="120" w:type="dxa"/>
+            </w:tcMar>
+            <w:tcBorders>
+              <w:top w:val="single" w:sz="4" w:space="0" w:color="CCCCCC"/>
+              <w:bottom w:val="single" w:sz="4" w:space="0" w:color="CCCCCC"/>
+              <w:left w:val="single" w:sz="4" w:space="0" w:color="CCCCCC"/>
+              <w:right w:val="single" w:sz="4" w:space="0" w:color="CCCCCC"/>
+            </w:tcBorders>
+          </w:tcPr>
+          <w:p>
+            <w:pPr>
+              <w:spacing w:before="60" w:after="60" w:line="252" w:lineRule="auto"/>
+              <w:jc w:val="left"/>
+            </w:pPr>
+            <w:r/>
+            <w:r>
+              <w:t>NY Close 23-01</w:t>
+            </w:r>
+          </w:p>
+        </w:tc>
+        <w:tc>
+          <w:tcPr>
+            <w:tcW w:type="dxa" w:w="1440"/>
+            <w:shd w:fill="FFFFFF"/>
+            <w:tcMar>
+              <w:top w:w="100" w:type="dxa"/>
+              <w:bottom w:w="100" w:type="dxa"/>
+              <w:left w:w="120" w:type="dxa"/>
+              <w:right w:w="120" w:type="dxa"/>
+            </w:tcMar>
+            <w:tcBorders>
+              <w:top w:val="single" w:sz="4" w:space="0" w:color="CCCCCC"/>
+              <w:bottom w:val="single" w:sz="4" w:space="0" w:color="CCCCCC"/>
+              <w:left w:val="single" w:sz="4" w:space="0" w:color="CCCCCC"/>
+              <w:right w:val="single" w:sz="4" w:space="0" w:color="CCCCCC"/>
+            </w:tcBorders>
+          </w:tcPr>
+          <w:p>
+            <w:pPr>
+              <w:spacing w:before="60" w:after="60" w:line="252" w:lineRule="auto"/>
+              <w:jc w:val="left"/>
+            </w:pPr>
+            <w:r/>
+            <w:r>
+              <w:t>727.50</w:t>
+            </w:r>
+          </w:p>
+        </w:tc>
+        <w:tc>
+          <w:tcPr>
+            <w:tcW w:type="dxa" w:w="2016"/>
+            <w:shd w:fill="FFFFFF"/>
+            <w:tcMar>
+              <w:top w:w="100" w:type="dxa"/>
+              <w:bottom w:w="100" w:type="dxa"/>
+              <w:left w:w="120" w:type="dxa"/>
+              <w:right w:w="120" w:type="dxa"/>
+            </w:tcMar>
+            <w:tcBorders>
+              <w:top w:val="single" w:sz="4" w:space="0" w:color="CCCCCC"/>
+              <w:bottom w:val="single" w:sz="4" w:space="0" w:color="CCCCCC"/>
+              <w:left w:val="single" w:sz="4" w:space="0" w:color="CCCCCC"/>
+              <w:right w:val="single" w:sz="4" w:space="0" w:color="CCCCCC"/>
+            </w:tcBorders>
+          </w:tcPr>
+          <w:p>
+            <w:pPr>
+              <w:spacing w:before="60" w:after="60" w:line="252" w:lineRule="auto"/>
+              <w:jc w:val="left"/>
+            </w:pPr>
+            <w:r/>
+            <w:r>
+              <w:t>734.50</w:t>
+            </w:r>
+          </w:p>
+        </w:tc>
+        <w:tc>
+          <w:tcPr>
+            <w:tcW w:type="dxa" w:w="1152"/>
+            <w:shd w:fill="FFFFFF"/>
+            <w:tcMar>
+              <w:top w:w="100" w:type="dxa"/>
+              <w:bottom w:w="100" w:type="dxa"/>
+              <w:left w:w="120" w:type="dxa"/>
+              <w:right w:w="120" w:type="dxa"/>
+            </w:tcMar>
+            <w:tcBorders>
+              <w:top w:val="single" w:sz="4" w:space="0" w:color="CCCCCC"/>
+              <w:bottom w:val="single" w:sz="4" w:space="0" w:color="CCCCCC"/>
+              <w:left w:val="single" w:sz="4" w:space="0" w:color="CCCCCC"/>
+              <w:right w:val="single" w:sz="4" w:space="0" w:color="CCCCCC"/>
+            </w:tcBorders>
+          </w:tcPr>
+          <w:p>
+            <w:pPr>
+              <w:spacing w:before="60" w:after="60" w:line="252" w:lineRule="auto"/>
+              <w:jc w:val="left"/>
+            </w:pPr>
+            <w:r/>
+            <w:r>
+              <w:t>718.00</w:t>
+            </w:r>
+          </w:p>
+        </w:tc>
+        <w:tc>
+          <w:tcPr>
+            <w:tcW w:type="dxa" w:w="1728"/>
+            <w:shd w:fill="FFFFFF"/>
+            <w:tcMar>
+              <w:top w:w="100" w:type="dxa"/>
+              <w:bottom w:w="100" w:type="dxa"/>
+              <w:left w:w="120" w:type="dxa"/>
+              <w:right w:w="120" w:type="dxa"/>
+            </w:tcMar>
+            <w:tcBorders>
+              <w:top w:val="single" w:sz="4" w:space="0" w:color="CCCCCC"/>
+              <w:bottom w:val="single" w:sz="4" w:space="0" w:color="CCCCCC"/>
+              <w:left w:val="single" w:sz="4" w:space="0" w:color="CCCCCC"/>
+              <w:right w:val="single" w:sz="4" w:space="0" w:color="CCCCCC"/>
+            </w:tcBorders>
+          </w:tcPr>
+          <w:p>
+            <w:pPr>
+              <w:spacing w:before="60" w:after="60" w:line="252" w:lineRule="auto"/>
+              <w:jc w:val="left"/>
+            </w:pPr>
+            <w:r/>
+            <w:r>
+              <w:rPr>
+                <w:b/>
+              </w:rPr>
+              <w:t>728.00</w:t>
             </w:r>
           </w:p>
         </w:tc>
@@ -27530,6 +28470,1651 @@
           <w:tcPr>
             <w:tcW w:type="dxa" w:w="3456"/>
             <w:shd w:fill="FFFFFF"/>
+            <w:tcMar>
+              <w:top w:w="100" w:type="dxa"/>
+              <w:bottom w:w="100" w:type="dxa"/>
+              <w:left w:w="120" w:type="dxa"/>
+              <w:right w:w="120" w:type="dxa"/>
+            </w:tcMar>
+            <w:tcBorders>
+              <w:top w:val="single" w:sz="4" w:space="0" w:color="CCCCCC"/>
+              <w:bottom w:val="single" w:sz="4" w:space="0" w:color="CCCCCC"/>
+              <w:left w:val="single" w:sz="4" w:space="0" w:color="CCCCCC"/>
+              <w:right w:val="single" w:sz="4" w:space="0" w:color="CCCCCC"/>
+            </w:tcBorders>
+          </w:tcPr>
+          <w:p>
+            <w:pPr>
+              <w:spacing w:before="60" w:after="60" w:line="252" w:lineRule="auto"/>
+              <w:jc w:val="left"/>
+            </w:pPr>
+            <w:r/>
+            <w:r>
+              <w:rPr>
+                <w:b/>
+              </w:rPr>
+              <w:t>+0.50</w:t>
+            </w:r>
+          </w:p>
+        </w:tc>
+        <w:tc>
+          <w:tcPr>
+            <w:tcW w:type="dxa" w:w="1440"/>
+            <w:shd w:fill="FFFFFF"/>
+            <w:tcMar>
+              <w:top w:w="100" w:type="dxa"/>
+              <w:bottom w:w="100" w:type="dxa"/>
+              <w:left w:w="120" w:type="dxa"/>
+              <w:right w:w="120" w:type="dxa"/>
+            </w:tcMar>
+            <w:tcBorders>
+              <w:top w:val="single" w:sz="4" w:space="0" w:color="CCCCCC"/>
+              <w:bottom w:val="single" w:sz="4" w:space="0" w:color="CCCCCC"/>
+              <w:left w:val="single" w:sz="4" w:space="0" w:color="CCCCCC"/>
+              <w:right w:val="single" w:sz="4" w:space="0" w:color="CCCCCC"/>
+            </w:tcBorders>
+          </w:tcPr>
+          <w:p>
+            <w:pPr>
+              <w:spacing w:before="60" w:after="60" w:line="252" w:lineRule="auto"/>
+              <w:jc w:val="left"/>
+            </w:pPr>
+            <w:r/>
+            <w:r>
+              <w:t>BULL</w:t>
+            </w:r>
+          </w:p>
+        </w:tc>
+      </w:tr>
+      <w:tr>
+        <w:tc>
+          <w:tcPr>
+            <w:tcW w:type="dxa" w:w="1584"/>
+            <w:shd w:fill="F8FAFC"/>
+            <w:tcMar>
+              <w:top w:w="100" w:type="dxa"/>
+              <w:bottom w:w="100" w:type="dxa"/>
+              <w:left w:w="120" w:type="dxa"/>
+              <w:right w:w="120" w:type="dxa"/>
+            </w:tcMar>
+            <w:tcBorders>
+              <w:top w:val="single" w:sz="4" w:space="0" w:color="CCCCCC"/>
+              <w:bottom w:val="single" w:sz="4" w:space="0" w:color="CCCCCC"/>
+              <w:left w:val="single" w:sz="4" w:space="0" w:color="CCCCCC"/>
+              <w:right w:val="single" w:sz="4" w:space="0" w:color="CCCCCC"/>
+            </w:tcBorders>
+          </w:tcPr>
+          <w:p>
+            <w:pPr>
+              <w:spacing w:before="60" w:after="60" w:line="252" w:lineRule="auto"/>
+              <w:jc w:val="left"/>
+            </w:pPr>
+            <w:r/>
+            <w:r>
+              <w:rPr>
+                <w:b/>
+              </w:rPr>
+              <w:t>Thu 24/09</w:t>
+            </w:r>
+          </w:p>
+        </w:tc>
+        <w:tc>
+          <w:tcPr>
+            <w:tcW w:type="dxa" w:w="864"/>
+            <w:shd w:fill="F8FAFC"/>
+            <w:tcMar>
+              <w:top w:w="100" w:type="dxa"/>
+              <w:bottom w:w="100" w:type="dxa"/>
+              <w:left w:w="120" w:type="dxa"/>
+              <w:right w:w="120" w:type="dxa"/>
+            </w:tcMar>
+            <w:tcBorders>
+              <w:top w:val="single" w:sz="4" w:space="0" w:color="CCCCCC"/>
+              <w:bottom w:val="single" w:sz="4" w:space="0" w:color="CCCCCC"/>
+              <w:left w:val="single" w:sz="4" w:space="0" w:color="CCCCCC"/>
+              <w:right w:val="single" w:sz="4" w:space="0" w:color="CCCCCC"/>
+            </w:tcBorders>
+          </w:tcPr>
+          <w:p>
+            <w:pPr>
+              <w:spacing w:before="60" w:after="60" w:line="252" w:lineRule="auto"/>
+              <w:jc w:val="left"/>
+            </w:pPr>
+            <w:r/>
+            <w:r>
+              <w:t>Asia 07-11</w:t>
+            </w:r>
+          </w:p>
+        </w:tc>
+        <w:tc>
+          <w:tcPr>
+            <w:tcW w:type="dxa" w:w="1440"/>
+            <w:shd w:fill="F8FAFC"/>
+            <w:tcMar>
+              <w:top w:w="100" w:type="dxa"/>
+              <w:bottom w:w="100" w:type="dxa"/>
+              <w:left w:w="120" w:type="dxa"/>
+              <w:right w:w="120" w:type="dxa"/>
+            </w:tcMar>
+            <w:tcBorders>
+              <w:top w:val="single" w:sz="4" w:space="0" w:color="CCCCCC"/>
+              <w:bottom w:val="single" w:sz="4" w:space="0" w:color="CCCCCC"/>
+              <w:left w:val="single" w:sz="4" w:space="0" w:color="CCCCCC"/>
+              <w:right w:val="single" w:sz="4" w:space="0" w:color="CCCCCC"/>
+            </w:tcBorders>
+          </w:tcPr>
+          <w:p>
+            <w:pPr>
+              <w:spacing w:before="60" w:after="60" w:line="252" w:lineRule="auto"/>
+              <w:jc w:val="left"/>
+            </w:pPr>
+            <w:r/>
+            <w:r>
+              <w:t>728.00</w:t>
+            </w:r>
+          </w:p>
+        </w:tc>
+        <w:tc>
+          <w:tcPr>
+            <w:tcW w:type="dxa" w:w="2016"/>
+            <w:shd w:fill="F8FAFC"/>
+            <w:tcMar>
+              <w:top w:w="100" w:type="dxa"/>
+              <w:bottom w:w="100" w:type="dxa"/>
+              <w:left w:w="120" w:type="dxa"/>
+              <w:right w:w="120" w:type="dxa"/>
+            </w:tcMar>
+            <w:tcBorders>
+              <w:top w:val="single" w:sz="4" w:space="0" w:color="CCCCCC"/>
+              <w:bottom w:val="single" w:sz="4" w:space="0" w:color="CCCCCC"/>
+              <w:left w:val="single" w:sz="4" w:space="0" w:color="CCCCCC"/>
+              <w:right w:val="single" w:sz="4" w:space="0" w:color="CCCCCC"/>
+            </w:tcBorders>
+          </w:tcPr>
+          <w:p>
+            <w:pPr>
+              <w:spacing w:before="60" w:after="60" w:line="252" w:lineRule="auto"/>
+              <w:jc w:val="left"/>
+            </w:pPr>
+            <w:r/>
+            <w:r>
+              <w:t>738.50</w:t>
+            </w:r>
+          </w:p>
+        </w:tc>
+        <w:tc>
+          <w:tcPr>
+            <w:tcW w:type="dxa" w:w="1152"/>
+            <w:shd w:fill="F8FAFC"/>
+            <w:tcMar>
+              <w:top w:w="100" w:type="dxa"/>
+              <w:bottom w:w="100" w:type="dxa"/>
+              <w:left w:w="120" w:type="dxa"/>
+              <w:right w:w="120" w:type="dxa"/>
+            </w:tcMar>
+            <w:tcBorders>
+              <w:top w:val="single" w:sz="4" w:space="0" w:color="CCCCCC"/>
+              <w:bottom w:val="single" w:sz="4" w:space="0" w:color="CCCCCC"/>
+              <w:left w:val="single" w:sz="4" w:space="0" w:color="CCCCCC"/>
+              <w:right w:val="single" w:sz="4" w:space="0" w:color="CCCCCC"/>
+            </w:tcBorders>
+          </w:tcPr>
+          <w:p>
+            <w:pPr>
+              <w:spacing w:before="60" w:after="60" w:line="252" w:lineRule="auto"/>
+              <w:jc w:val="left"/>
+            </w:pPr>
+            <w:r/>
+            <w:r>
+              <w:t>720.75</w:t>
+            </w:r>
+          </w:p>
+        </w:tc>
+        <w:tc>
+          <w:tcPr>
+            <w:tcW w:type="dxa" w:w="1728"/>
+            <w:shd w:fill="F8FAFC"/>
+            <w:tcMar>
+              <w:top w:w="100" w:type="dxa"/>
+              <w:bottom w:w="100" w:type="dxa"/>
+              <w:left w:w="120" w:type="dxa"/>
+              <w:right w:w="120" w:type="dxa"/>
+            </w:tcMar>
+            <w:tcBorders>
+              <w:top w:val="single" w:sz="4" w:space="0" w:color="CCCCCC"/>
+              <w:bottom w:val="single" w:sz="4" w:space="0" w:color="CCCCCC"/>
+              <w:left w:val="single" w:sz="4" w:space="0" w:color="CCCCCC"/>
+              <w:right w:val="single" w:sz="4" w:space="0" w:color="CCCCCC"/>
+            </w:tcBorders>
+          </w:tcPr>
+          <w:p>
+            <w:pPr>
+              <w:spacing w:before="60" w:after="60" w:line="252" w:lineRule="auto"/>
+              <w:jc w:val="left"/>
+            </w:pPr>
+            <w:r/>
+            <w:r>
+              <w:rPr>
+                <w:b/>
+              </w:rPr>
+              <w:t>727.75</w:t>
+            </w:r>
+          </w:p>
+        </w:tc>
+        <w:tc>
+          <w:tcPr>
+            <w:tcW w:type="dxa" w:w="3456"/>
+            <w:shd w:fill="F8FAFC"/>
+            <w:tcMar>
+              <w:top w:w="100" w:type="dxa"/>
+              <w:bottom w:w="100" w:type="dxa"/>
+              <w:left w:w="120" w:type="dxa"/>
+              <w:right w:w="120" w:type="dxa"/>
+            </w:tcMar>
+            <w:tcBorders>
+              <w:top w:val="single" w:sz="4" w:space="0" w:color="CCCCCC"/>
+              <w:bottom w:val="single" w:sz="4" w:space="0" w:color="CCCCCC"/>
+              <w:left w:val="single" w:sz="4" w:space="0" w:color="CCCCCC"/>
+              <w:right w:val="single" w:sz="4" w:space="0" w:color="CCCCCC"/>
+            </w:tcBorders>
+          </w:tcPr>
+          <w:p>
+            <w:pPr>
+              <w:spacing w:before="60" w:after="60" w:line="252" w:lineRule="auto"/>
+              <w:jc w:val="left"/>
+            </w:pPr>
+            <w:r/>
+            <w:r>
+              <w:rPr>
+                <w:b/>
+              </w:rPr>
+              <w:t>-0.25</w:t>
+            </w:r>
+          </w:p>
+        </w:tc>
+        <w:tc>
+          <w:tcPr>
+            <w:tcW w:type="dxa" w:w="1440"/>
+            <w:shd w:fill="F8FAFC"/>
+            <w:tcMar>
+              <w:top w:w="100" w:type="dxa"/>
+              <w:bottom w:w="100" w:type="dxa"/>
+              <w:left w:w="120" w:type="dxa"/>
+              <w:right w:w="120" w:type="dxa"/>
+            </w:tcMar>
+            <w:tcBorders>
+              <w:top w:val="single" w:sz="4" w:space="0" w:color="CCCCCC"/>
+              <w:bottom w:val="single" w:sz="4" w:space="0" w:color="CCCCCC"/>
+              <w:left w:val="single" w:sz="4" w:space="0" w:color="CCCCCC"/>
+              <w:right w:val="single" w:sz="4" w:space="0" w:color="CCCCCC"/>
+            </w:tcBorders>
+          </w:tcPr>
+          <w:p>
+            <w:pPr>
+              <w:spacing w:before="60" w:after="60" w:line="252" w:lineRule="auto"/>
+              <w:jc w:val="left"/>
+            </w:pPr>
+            <w:r/>
+            <w:r>
+              <w:t>BEAR</w:t>
+            </w:r>
+          </w:p>
+        </w:tc>
+      </w:tr>
+      <w:tr>
+        <w:tc>
+          <w:tcPr>
+            <w:tcW w:type="dxa" w:w="1584"/>
+            <w:shd w:fill="FFFFFF"/>
+            <w:tcMar>
+              <w:top w:w="100" w:type="dxa"/>
+              <w:bottom w:w="100" w:type="dxa"/>
+              <w:left w:w="120" w:type="dxa"/>
+              <w:right w:w="120" w:type="dxa"/>
+            </w:tcMar>
+            <w:tcBorders>
+              <w:top w:val="single" w:sz="4" w:space="0" w:color="CCCCCC"/>
+              <w:bottom w:val="single" w:sz="4" w:space="0" w:color="CCCCCC"/>
+              <w:left w:val="single" w:sz="4" w:space="0" w:color="CCCCCC"/>
+              <w:right w:val="single" w:sz="4" w:space="0" w:color="CCCCCC"/>
+            </w:tcBorders>
+          </w:tcPr>
+          <w:p>
+            <w:pPr>
+              <w:spacing w:before="60" w:after="60" w:line="252" w:lineRule="auto"/>
+              <w:jc w:val="left"/>
+            </w:pPr>
+            <w:r/>
+            <w:r>
+              <w:rPr>
+                <w:b/>
+              </w:rPr>
+              <w:t>Thu 24/09</w:t>
+            </w:r>
+          </w:p>
+        </w:tc>
+        <w:tc>
+          <w:tcPr>
+            <w:tcW w:type="dxa" w:w="864"/>
+            <w:shd w:fill="FFFFFF"/>
+            <w:tcMar>
+              <w:top w:w="100" w:type="dxa"/>
+              <w:bottom w:w="100" w:type="dxa"/>
+              <w:left w:w="120" w:type="dxa"/>
+              <w:right w:w="120" w:type="dxa"/>
+            </w:tcMar>
+            <w:tcBorders>
+              <w:top w:val="single" w:sz="4" w:space="0" w:color="CCCCCC"/>
+              <w:bottom w:val="single" w:sz="4" w:space="0" w:color="CCCCCC"/>
+              <w:left w:val="single" w:sz="4" w:space="0" w:color="CCCCCC"/>
+              <w:right w:val="single" w:sz="4" w:space="0" w:color="CCCCCC"/>
+            </w:tcBorders>
+          </w:tcPr>
+          <w:p>
+            <w:pPr>
+              <w:spacing w:before="60" w:after="60" w:line="252" w:lineRule="auto"/>
+              <w:jc w:val="left"/>
+            </w:pPr>
+            <w:r/>
+            <w:r>
+              <w:t>Asia 11-15</w:t>
+            </w:r>
+          </w:p>
+        </w:tc>
+        <w:tc>
+          <w:tcPr>
+            <w:tcW w:type="dxa" w:w="1440"/>
+            <w:shd w:fill="FFFFFF"/>
+            <w:tcMar>
+              <w:top w:w="100" w:type="dxa"/>
+              <w:bottom w:w="100" w:type="dxa"/>
+              <w:left w:w="120" w:type="dxa"/>
+              <w:right w:w="120" w:type="dxa"/>
+            </w:tcMar>
+            <w:tcBorders>
+              <w:top w:val="single" w:sz="4" w:space="0" w:color="CCCCCC"/>
+              <w:bottom w:val="single" w:sz="4" w:space="0" w:color="CCCCCC"/>
+              <w:left w:val="single" w:sz="4" w:space="0" w:color="CCCCCC"/>
+              <w:right w:val="single" w:sz="4" w:space="0" w:color="CCCCCC"/>
+            </w:tcBorders>
+          </w:tcPr>
+          <w:p>
+            <w:pPr>
+              <w:spacing w:before="60" w:after="60" w:line="252" w:lineRule="auto"/>
+              <w:jc w:val="left"/>
+            </w:pPr>
+            <w:r/>
+            <w:r>
+              <w:t>727.75</w:t>
+            </w:r>
+          </w:p>
+        </w:tc>
+        <w:tc>
+          <w:tcPr>
+            <w:tcW w:type="dxa" w:w="2016"/>
+            <w:shd w:fill="FFFFFF"/>
+            <w:tcMar>
+              <w:top w:w="100" w:type="dxa"/>
+              <w:bottom w:w="100" w:type="dxa"/>
+              <w:left w:w="120" w:type="dxa"/>
+              <w:right w:w="120" w:type="dxa"/>
+            </w:tcMar>
+            <w:tcBorders>
+              <w:top w:val="single" w:sz="4" w:space="0" w:color="CCCCCC"/>
+              <w:bottom w:val="single" w:sz="4" w:space="0" w:color="CCCCCC"/>
+              <w:left w:val="single" w:sz="4" w:space="0" w:color="CCCCCC"/>
+              <w:right w:val="single" w:sz="4" w:space="0" w:color="CCCCCC"/>
+            </w:tcBorders>
+          </w:tcPr>
+          <w:p>
+            <w:pPr>
+              <w:spacing w:before="60" w:after="60" w:line="252" w:lineRule="auto"/>
+              <w:jc w:val="left"/>
+            </w:pPr>
+            <w:r/>
+            <w:r>
+              <w:t>737.50</w:t>
+            </w:r>
+          </w:p>
+        </w:tc>
+        <w:tc>
+          <w:tcPr>
+            <w:tcW w:type="dxa" w:w="1152"/>
+            <w:shd w:fill="FFFFFF"/>
+            <w:tcMar>
+              <w:top w:w="100" w:type="dxa"/>
+              <w:bottom w:w="100" w:type="dxa"/>
+              <w:left w:w="120" w:type="dxa"/>
+              <w:right w:w="120" w:type="dxa"/>
+            </w:tcMar>
+            <w:tcBorders>
+              <w:top w:val="single" w:sz="4" w:space="0" w:color="CCCCCC"/>
+              <w:bottom w:val="single" w:sz="4" w:space="0" w:color="CCCCCC"/>
+              <w:left w:val="single" w:sz="4" w:space="0" w:color="CCCCCC"/>
+              <w:right w:val="single" w:sz="4" w:space="0" w:color="CCCCCC"/>
+            </w:tcBorders>
+          </w:tcPr>
+          <w:p>
+            <w:pPr>
+              <w:spacing w:before="60" w:after="60" w:line="252" w:lineRule="auto"/>
+              <w:jc w:val="left"/>
+            </w:pPr>
+            <w:r/>
+            <w:r>
+              <w:t>718.00</w:t>
+            </w:r>
+          </w:p>
+        </w:tc>
+        <w:tc>
+          <w:tcPr>
+            <w:tcW w:type="dxa" w:w="1728"/>
+            <w:shd w:fill="FFFFFF"/>
+            <w:tcMar>
+              <w:top w:w="100" w:type="dxa"/>
+              <w:bottom w:w="100" w:type="dxa"/>
+              <w:left w:w="120" w:type="dxa"/>
+              <w:right w:w="120" w:type="dxa"/>
+            </w:tcMar>
+            <w:tcBorders>
+              <w:top w:val="single" w:sz="4" w:space="0" w:color="CCCCCC"/>
+              <w:bottom w:val="single" w:sz="4" w:space="0" w:color="CCCCCC"/>
+              <w:left w:val="single" w:sz="4" w:space="0" w:color="CCCCCC"/>
+              <w:right w:val="single" w:sz="4" w:space="0" w:color="CCCCCC"/>
+            </w:tcBorders>
+          </w:tcPr>
+          <w:p>
+            <w:pPr>
+              <w:spacing w:before="60" w:after="60" w:line="252" w:lineRule="auto"/>
+              <w:jc w:val="left"/>
+            </w:pPr>
+            <w:r/>
+            <w:r>
+              <w:rPr>
+                <w:b/>
+              </w:rPr>
+              <w:t>728.25</w:t>
+            </w:r>
+          </w:p>
+        </w:tc>
+        <w:tc>
+          <w:tcPr>
+            <w:tcW w:type="dxa" w:w="3456"/>
+            <w:shd w:fill="FFFFFF"/>
+            <w:tcMar>
+              <w:top w:w="100" w:type="dxa"/>
+              <w:bottom w:w="100" w:type="dxa"/>
+              <w:left w:w="120" w:type="dxa"/>
+              <w:right w:w="120" w:type="dxa"/>
+            </w:tcMar>
+            <w:tcBorders>
+              <w:top w:val="single" w:sz="4" w:space="0" w:color="CCCCCC"/>
+              <w:bottom w:val="single" w:sz="4" w:space="0" w:color="CCCCCC"/>
+              <w:left w:val="single" w:sz="4" w:space="0" w:color="CCCCCC"/>
+              <w:right w:val="single" w:sz="4" w:space="0" w:color="CCCCCC"/>
+            </w:tcBorders>
+          </w:tcPr>
+          <w:p>
+            <w:pPr>
+              <w:spacing w:before="60" w:after="60" w:line="252" w:lineRule="auto"/>
+              <w:jc w:val="left"/>
+            </w:pPr>
+            <w:r/>
+            <w:r>
+              <w:rPr>
+                <w:b/>
+              </w:rPr>
+              <w:t>+0.50</w:t>
+            </w:r>
+          </w:p>
+        </w:tc>
+        <w:tc>
+          <w:tcPr>
+            <w:tcW w:type="dxa" w:w="1440"/>
+            <w:shd w:fill="FFFFFF"/>
+            <w:tcMar>
+              <w:top w:w="100" w:type="dxa"/>
+              <w:bottom w:w="100" w:type="dxa"/>
+              <w:left w:w="120" w:type="dxa"/>
+              <w:right w:w="120" w:type="dxa"/>
+            </w:tcMar>
+            <w:tcBorders>
+              <w:top w:val="single" w:sz="4" w:space="0" w:color="CCCCCC"/>
+              <w:bottom w:val="single" w:sz="4" w:space="0" w:color="CCCCCC"/>
+              <w:left w:val="single" w:sz="4" w:space="0" w:color="CCCCCC"/>
+              <w:right w:val="single" w:sz="4" w:space="0" w:color="CCCCCC"/>
+            </w:tcBorders>
+          </w:tcPr>
+          <w:p>
+            <w:pPr>
+              <w:spacing w:before="60" w:after="60" w:line="252" w:lineRule="auto"/>
+              <w:jc w:val="left"/>
+            </w:pPr>
+            <w:r/>
+            <w:r>
+              <w:t>BULL</w:t>
+            </w:r>
+          </w:p>
+        </w:tc>
+      </w:tr>
+      <w:tr>
+        <w:tc>
+          <w:tcPr>
+            <w:tcW w:type="dxa" w:w="1584"/>
+            <w:shd w:fill="F8FAFC"/>
+            <w:tcMar>
+              <w:top w:w="100" w:type="dxa"/>
+              <w:bottom w:w="100" w:type="dxa"/>
+              <w:left w:w="120" w:type="dxa"/>
+              <w:right w:w="120" w:type="dxa"/>
+            </w:tcMar>
+            <w:tcBorders>
+              <w:top w:val="single" w:sz="4" w:space="0" w:color="CCCCCC"/>
+              <w:bottom w:val="single" w:sz="4" w:space="0" w:color="CCCCCC"/>
+              <w:left w:val="single" w:sz="4" w:space="0" w:color="CCCCCC"/>
+              <w:right w:val="single" w:sz="4" w:space="0" w:color="CCCCCC"/>
+            </w:tcBorders>
+          </w:tcPr>
+          <w:p>
+            <w:pPr>
+              <w:spacing w:before="60" w:after="60" w:line="252" w:lineRule="auto"/>
+              <w:jc w:val="left"/>
+            </w:pPr>
+            <w:r/>
+            <w:r>
+              <w:rPr>
+                <w:b/>
+              </w:rPr>
+              <w:t>Thu 24/09</w:t>
+            </w:r>
+          </w:p>
+        </w:tc>
+        <w:tc>
+          <w:tcPr>
+            <w:tcW w:type="dxa" w:w="864"/>
+            <w:shd w:fill="F8FAFC"/>
+            <w:tcMar>
+              <w:top w:w="100" w:type="dxa"/>
+              <w:bottom w:w="100" w:type="dxa"/>
+              <w:left w:w="120" w:type="dxa"/>
+              <w:right w:w="120" w:type="dxa"/>
+            </w:tcMar>
+            <w:tcBorders>
+              <w:top w:val="single" w:sz="4" w:space="0" w:color="CCCCCC"/>
+              <w:bottom w:val="single" w:sz="4" w:space="0" w:color="CCCCCC"/>
+              <w:left w:val="single" w:sz="4" w:space="0" w:color="CCCCCC"/>
+              <w:right w:val="single" w:sz="4" w:space="0" w:color="CCCCCC"/>
+            </w:tcBorders>
+          </w:tcPr>
+          <w:p>
+            <w:pPr>
+              <w:spacing w:before="60" w:after="60" w:line="252" w:lineRule="auto"/>
+              <w:jc w:val="left"/>
+            </w:pPr>
+            <w:r/>
+            <w:r>
+              <w:t>London 15-19</w:t>
+            </w:r>
+          </w:p>
+        </w:tc>
+        <w:tc>
+          <w:tcPr>
+            <w:tcW w:type="dxa" w:w="1440"/>
+            <w:shd w:fill="F8FAFC"/>
+            <w:tcMar>
+              <w:top w:w="100" w:type="dxa"/>
+              <w:bottom w:w="100" w:type="dxa"/>
+              <w:left w:w="120" w:type="dxa"/>
+              <w:right w:w="120" w:type="dxa"/>
+            </w:tcMar>
+            <w:tcBorders>
+              <w:top w:val="single" w:sz="4" w:space="0" w:color="CCCCCC"/>
+              <w:bottom w:val="single" w:sz="4" w:space="0" w:color="CCCCCC"/>
+              <w:left w:val="single" w:sz="4" w:space="0" w:color="CCCCCC"/>
+              <w:right w:val="single" w:sz="4" w:space="0" w:color="CCCCCC"/>
+            </w:tcBorders>
+          </w:tcPr>
+          <w:p>
+            <w:pPr>
+              <w:spacing w:before="60" w:after="60" w:line="252" w:lineRule="auto"/>
+              <w:jc w:val="left"/>
+            </w:pPr>
+            <w:r/>
+            <w:r>
+              <w:t>728.25</w:t>
+            </w:r>
+          </w:p>
+        </w:tc>
+        <w:tc>
+          <w:tcPr>
+            <w:tcW w:type="dxa" w:w="2016"/>
+            <w:shd w:fill="F8FAFC"/>
+            <w:tcMar>
+              <w:top w:w="100" w:type="dxa"/>
+              <w:bottom w:w="100" w:type="dxa"/>
+              <w:left w:w="120" w:type="dxa"/>
+              <w:right w:w="120" w:type="dxa"/>
+            </w:tcMar>
+            <w:tcBorders>
+              <w:top w:val="single" w:sz="4" w:space="0" w:color="CCCCCC"/>
+              <w:bottom w:val="single" w:sz="4" w:space="0" w:color="CCCCCC"/>
+              <w:left w:val="single" w:sz="4" w:space="0" w:color="CCCCCC"/>
+              <w:right w:val="single" w:sz="4" w:space="0" w:color="CCCCCC"/>
+            </w:tcBorders>
+          </w:tcPr>
+          <w:p>
+            <w:pPr>
+              <w:spacing w:before="60" w:after="60" w:line="252" w:lineRule="auto"/>
+              <w:jc w:val="left"/>
+            </w:pPr>
+            <w:r/>
+            <w:r>
+              <w:t>739.00</w:t>
+            </w:r>
+          </w:p>
+        </w:tc>
+        <w:tc>
+          <w:tcPr>
+            <w:tcW w:type="dxa" w:w="1152"/>
+            <w:shd w:fill="F8FAFC"/>
+            <w:tcMar>
+              <w:top w:w="100" w:type="dxa"/>
+              <w:bottom w:w="100" w:type="dxa"/>
+              <w:left w:w="120" w:type="dxa"/>
+              <w:right w:w="120" w:type="dxa"/>
+            </w:tcMar>
+            <w:tcBorders>
+              <w:top w:val="single" w:sz="4" w:space="0" w:color="CCCCCC"/>
+              <w:bottom w:val="single" w:sz="4" w:space="0" w:color="CCCCCC"/>
+              <w:left w:val="single" w:sz="4" w:space="0" w:color="CCCCCC"/>
+              <w:right w:val="single" w:sz="4" w:space="0" w:color="CCCCCC"/>
+            </w:tcBorders>
+          </w:tcPr>
+          <w:p>
+            <w:pPr>
+              <w:spacing w:before="60" w:after="60" w:line="252" w:lineRule="auto"/>
+              <w:jc w:val="left"/>
+            </w:pPr>
+            <w:r/>
+            <w:r>
+              <w:t>721.00</w:t>
+            </w:r>
+          </w:p>
+        </w:tc>
+        <w:tc>
+          <w:tcPr>
+            <w:tcW w:type="dxa" w:w="1728"/>
+            <w:shd w:fill="F8FAFC"/>
+            <w:tcMar>
+              <w:top w:w="100" w:type="dxa"/>
+              <w:bottom w:w="100" w:type="dxa"/>
+              <w:left w:w="120" w:type="dxa"/>
+              <w:right w:w="120" w:type="dxa"/>
+            </w:tcMar>
+            <w:tcBorders>
+              <w:top w:val="single" w:sz="4" w:space="0" w:color="CCCCCC"/>
+              <w:bottom w:val="single" w:sz="4" w:space="0" w:color="CCCCCC"/>
+              <w:left w:val="single" w:sz="4" w:space="0" w:color="CCCCCC"/>
+              <w:right w:val="single" w:sz="4" w:space="0" w:color="CCCCCC"/>
+            </w:tcBorders>
+          </w:tcPr>
+          <w:p>
+            <w:pPr>
+              <w:spacing w:before="60" w:after="60" w:line="252" w:lineRule="auto"/>
+              <w:jc w:val="left"/>
+            </w:pPr>
+            <w:r/>
+            <w:r>
+              <w:rPr>
+                <w:b/>
+              </w:rPr>
+              <w:t>729.00</w:t>
+            </w:r>
+          </w:p>
+        </w:tc>
+        <w:tc>
+          <w:tcPr>
+            <w:tcW w:type="dxa" w:w="3456"/>
+            <w:shd w:fill="F8FAFC"/>
+            <w:tcMar>
+              <w:top w:w="100" w:type="dxa"/>
+              <w:bottom w:w="100" w:type="dxa"/>
+              <w:left w:w="120" w:type="dxa"/>
+              <w:right w:w="120" w:type="dxa"/>
+            </w:tcMar>
+            <w:tcBorders>
+              <w:top w:val="single" w:sz="4" w:space="0" w:color="CCCCCC"/>
+              <w:bottom w:val="single" w:sz="4" w:space="0" w:color="CCCCCC"/>
+              <w:left w:val="single" w:sz="4" w:space="0" w:color="CCCCCC"/>
+              <w:right w:val="single" w:sz="4" w:space="0" w:color="CCCCCC"/>
+            </w:tcBorders>
+          </w:tcPr>
+          <w:p>
+            <w:pPr>
+              <w:spacing w:before="60" w:after="60" w:line="252" w:lineRule="auto"/>
+              <w:jc w:val="left"/>
+            </w:pPr>
+            <w:r/>
+            <w:r>
+              <w:rPr>
+                <w:b/>
+              </w:rPr>
+              <w:t>+0.75</w:t>
+            </w:r>
+          </w:p>
+        </w:tc>
+        <w:tc>
+          <w:tcPr>
+            <w:tcW w:type="dxa" w:w="1440"/>
+            <w:shd w:fill="F8FAFC"/>
+            <w:tcMar>
+              <w:top w:w="100" w:type="dxa"/>
+              <w:bottom w:w="100" w:type="dxa"/>
+              <w:left w:w="120" w:type="dxa"/>
+              <w:right w:w="120" w:type="dxa"/>
+            </w:tcMar>
+            <w:tcBorders>
+              <w:top w:val="single" w:sz="4" w:space="0" w:color="CCCCCC"/>
+              <w:bottom w:val="single" w:sz="4" w:space="0" w:color="CCCCCC"/>
+              <w:left w:val="single" w:sz="4" w:space="0" w:color="CCCCCC"/>
+              <w:right w:val="single" w:sz="4" w:space="0" w:color="CCCCCC"/>
+            </w:tcBorders>
+          </w:tcPr>
+          <w:p>
+            <w:pPr>
+              <w:spacing w:before="60" w:after="60" w:line="252" w:lineRule="auto"/>
+              <w:jc w:val="left"/>
+            </w:pPr>
+            <w:r/>
+            <w:r>
+              <w:t>BULL</w:t>
+            </w:r>
+          </w:p>
+        </w:tc>
+      </w:tr>
+      <w:tr>
+        <w:tc>
+          <w:tcPr>
+            <w:tcW w:type="dxa" w:w="1584"/>
+            <w:shd w:fill="FFFFFF"/>
+            <w:tcMar>
+              <w:top w:w="100" w:type="dxa"/>
+              <w:bottom w:w="100" w:type="dxa"/>
+              <w:left w:w="120" w:type="dxa"/>
+              <w:right w:w="120" w:type="dxa"/>
+            </w:tcMar>
+            <w:tcBorders>
+              <w:top w:val="single" w:sz="4" w:space="0" w:color="CCCCCC"/>
+              <w:bottom w:val="single" w:sz="4" w:space="0" w:color="CCCCCC"/>
+              <w:left w:val="single" w:sz="4" w:space="0" w:color="CCCCCC"/>
+              <w:right w:val="single" w:sz="4" w:space="0" w:color="CCCCCC"/>
+            </w:tcBorders>
+          </w:tcPr>
+          <w:p>
+            <w:pPr>
+              <w:spacing w:before="60" w:after="60" w:line="252" w:lineRule="auto"/>
+              <w:jc w:val="left"/>
+            </w:pPr>
+            <w:r/>
+            <w:r>
+              <w:rPr>
+                <w:b/>
+              </w:rPr>
+              <w:t>Thu 24/09</w:t>
+            </w:r>
+          </w:p>
+        </w:tc>
+        <w:tc>
+          <w:tcPr>
+            <w:tcW w:type="dxa" w:w="864"/>
+            <w:shd w:fill="FFFFFF"/>
+            <w:tcMar>
+              <w:top w:w="100" w:type="dxa"/>
+              <w:bottom w:w="100" w:type="dxa"/>
+              <w:left w:w="120" w:type="dxa"/>
+              <w:right w:w="120" w:type="dxa"/>
+            </w:tcMar>
+            <w:tcBorders>
+              <w:top w:val="single" w:sz="4" w:space="0" w:color="CCCCCC"/>
+              <w:bottom w:val="single" w:sz="4" w:space="0" w:color="CCCCCC"/>
+              <w:left w:val="single" w:sz="4" w:space="0" w:color="CCCCCC"/>
+              <w:right w:val="single" w:sz="4" w:space="0" w:color="CCCCCC"/>
+            </w:tcBorders>
+          </w:tcPr>
+          <w:p>
+            <w:pPr>
+              <w:spacing w:before="60" w:after="60" w:line="252" w:lineRule="auto"/>
+              <w:jc w:val="left"/>
+            </w:pPr>
+            <w:r/>
+            <w:r>
+              <w:t>Pre-NY 19-21</w:t>
+            </w:r>
+          </w:p>
+        </w:tc>
+        <w:tc>
+          <w:tcPr>
+            <w:tcW w:type="dxa" w:w="1440"/>
+            <w:shd w:fill="FFFFFF"/>
+            <w:tcMar>
+              <w:top w:w="100" w:type="dxa"/>
+              <w:bottom w:w="100" w:type="dxa"/>
+              <w:left w:w="120" w:type="dxa"/>
+              <w:right w:w="120" w:type="dxa"/>
+            </w:tcMar>
+            <w:tcBorders>
+              <w:top w:val="single" w:sz="4" w:space="0" w:color="CCCCCC"/>
+              <w:bottom w:val="single" w:sz="4" w:space="0" w:color="CCCCCC"/>
+              <w:left w:val="single" w:sz="4" w:space="0" w:color="CCCCCC"/>
+              <w:right w:val="single" w:sz="4" w:space="0" w:color="CCCCCC"/>
+            </w:tcBorders>
+          </w:tcPr>
+          <w:p>
+            <w:pPr>
+              <w:spacing w:before="60" w:after="60" w:line="252" w:lineRule="auto"/>
+              <w:jc w:val="left"/>
+            </w:pPr>
+            <w:r/>
+            <w:r>
+              <w:t>729.00</w:t>
+            </w:r>
+          </w:p>
+        </w:tc>
+        <w:tc>
+          <w:tcPr>
+            <w:tcW w:type="dxa" w:w="2016"/>
+            <w:shd w:fill="FFFFFF"/>
+            <w:tcMar>
+              <w:top w:w="100" w:type="dxa"/>
+              <w:bottom w:w="100" w:type="dxa"/>
+              <w:left w:w="120" w:type="dxa"/>
+              <w:right w:w="120" w:type="dxa"/>
+            </w:tcMar>
+            <w:tcBorders>
+              <w:top w:val="single" w:sz="4" w:space="0" w:color="CCCCCC"/>
+              <w:bottom w:val="single" w:sz="4" w:space="0" w:color="CCCCCC"/>
+              <w:left w:val="single" w:sz="4" w:space="0" w:color="CCCCCC"/>
+              <w:right w:val="single" w:sz="4" w:space="0" w:color="CCCCCC"/>
+            </w:tcBorders>
+          </w:tcPr>
+          <w:p>
+            <w:pPr>
+              <w:spacing w:before="60" w:after="60" w:line="252" w:lineRule="auto"/>
+              <w:jc w:val="left"/>
+            </w:pPr>
+            <w:r/>
+            <w:r>
+              <w:t>735.50</w:t>
+            </w:r>
+          </w:p>
+        </w:tc>
+        <w:tc>
+          <w:tcPr>
+            <w:tcW w:type="dxa" w:w="1152"/>
+            <w:shd w:fill="FFFFFF"/>
+            <w:tcMar>
+              <w:top w:w="100" w:type="dxa"/>
+              <w:bottom w:w="100" w:type="dxa"/>
+              <w:left w:w="120" w:type="dxa"/>
+              <w:right w:w="120" w:type="dxa"/>
+            </w:tcMar>
+            <w:tcBorders>
+              <w:top w:val="single" w:sz="4" w:space="0" w:color="CCCCCC"/>
+              <w:bottom w:val="single" w:sz="4" w:space="0" w:color="CCCCCC"/>
+              <w:left w:val="single" w:sz="4" w:space="0" w:color="CCCCCC"/>
+              <w:right w:val="single" w:sz="4" w:space="0" w:color="CCCCCC"/>
+            </w:tcBorders>
+          </w:tcPr>
+          <w:p>
+            <w:pPr>
+              <w:spacing w:before="60" w:after="60" w:line="252" w:lineRule="auto"/>
+              <w:jc w:val="left"/>
+            </w:pPr>
+            <w:r/>
+            <w:r>
+              <w:t>720.50</w:t>
+            </w:r>
+          </w:p>
+        </w:tc>
+        <w:tc>
+          <w:tcPr>
+            <w:tcW w:type="dxa" w:w="1728"/>
+            <w:shd w:fill="FFFFFF"/>
+            <w:tcMar>
+              <w:top w:w="100" w:type="dxa"/>
+              <w:bottom w:w="100" w:type="dxa"/>
+              <w:left w:w="120" w:type="dxa"/>
+              <w:right w:w="120" w:type="dxa"/>
+            </w:tcMar>
+            <w:tcBorders>
+              <w:top w:val="single" w:sz="4" w:space="0" w:color="CCCCCC"/>
+              <w:bottom w:val="single" w:sz="4" w:space="0" w:color="CCCCCC"/>
+              <w:left w:val="single" w:sz="4" w:space="0" w:color="CCCCCC"/>
+              <w:right w:val="single" w:sz="4" w:space="0" w:color="CCCCCC"/>
+            </w:tcBorders>
+          </w:tcPr>
+          <w:p>
+            <w:pPr>
+              <w:spacing w:before="60" w:after="60" w:line="252" w:lineRule="auto"/>
+              <w:jc w:val="left"/>
+            </w:pPr>
+            <w:r/>
+            <w:r>
+              <w:rPr>
+                <w:b/>
+              </w:rPr>
+              <w:t>729.50</w:t>
+            </w:r>
+          </w:p>
+        </w:tc>
+        <w:tc>
+          <w:tcPr>
+            <w:tcW w:type="dxa" w:w="3456"/>
+            <w:shd w:fill="FFFFFF"/>
+            <w:tcMar>
+              <w:top w:w="100" w:type="dxa"/>
+              <w:bottom w:w="100" w:type="dxa"/>
+              <w:left w:w="120" w:type="dxa"/>
+              <w:right w:w="120" w:type="dxa"/>
+            </w:tcMar>
+            <w:tcBorders>
+              <w:top w:val="single" w:sz="4" w:space="0" w:color="CCCCCC"/>
+              <w:bottom w:val="single" w:sz="4" w:space="0" w:color="CCCCCC"/>
+              <w:left w:val="single" w:sz="4" w:space="0" w:color="CCCCCC"/>
+              <w:right w:val="single" w:sz="4" w:space="0" w:color="CCCCCC"/>
+            </w:tcBorders>
+          </w:tcPr>
+          <w:p>
+            <w:pPr>
+              <w:spacing w:before="60" w:after="60" w:line="252" w:lineRule="auto"/>
+              <w:jc w:val="left"/>
+            </w:pPr>
+            <w:r/>
+            <w:r>
+              <w:rPr>
+                <w:b/>
+              </w:rPr>
+              <w:t>+0.50</w:t>
+            </w:r>
+          </w:p>
+        </w:tc>
+        <w:tc>
+          <w:tcPr>
+            <w:tcW w:type="dxa" w:w="1440"/>
+            <w:shd w:fill="FFFFFF"/>
+            <w:tcMar>
+              <w:top w:w="100" w:type="dxa"/>
+              <w:bottom w:w="100" w:type="dxa"/>
+              <w:left w:w="120" w:type="dxa"/>
+              <w:right w:w="120" w:type="dxa"/>
+            </w:tcMar>
+            <w:tcBorders>
+              <w:top w:val="single" w:sz="4" w:space="0" w:color="CCCCCC"/>
+              <w:bottom w:val="single" w:sz="4" w:space="0" w:color="CCCCCC"/>
+              <w:left w:val="single" w:sz="4" w:space="0" w:color="CCCCCC"/>
+              <w:right w:val="single" w:sz="4" w:space="0" w:color="CCCCCC"/>
+            </w:tcBorders>
+          </w:tcPr>
+          <w:p>
+            <w:pPr>
+              <w:spacing w:before="60" w:after="60" w:line="252" w:lineRule="auto"/>
+              <w:jc w:val="left"/>
+            </w:pPr>
+            <w:r/>
+            <w:r>
+              <w:t>BULL</w:t>
+            </w:r>
+          </w:p>
+        </w:tc>
+      </w:tr>
+      <w:tr>
+        <w:tc>
+          <w:tcPr>
+            <w:tcW w:type="dxa" w:w="1584"/>
+            <w:shd w:fill="F8FAFC"/>
+            <w:tcMar>
+              <w:top w:w="100" w:type="dxa"/>
+              <w:bottom w:w="100" w:type="dxa"/>
+              <w:left w:w="120" w:type="dxa"/>
+              <w:right w:w="120" w:type="dxa"/>
+            </w:tcMar>
+            <w:tcBorders>
+              <w:top w:val="single" w:sz="4" w:space="0" w:color="CCCCCC"/>
+              <w:bottom w:val="single" w:sz="4" w:space="0" w:color="CCCCCC"/>
+              <w:left w:val="single" w:sz="4" w:space="0" w:color="CCCCCC"/>
+              <w:right w:val="single" w:sz="4" w:space="0" w:color="CCCCCC"/>
+            </w:tcBorders>
+          </w:tcPr>
+          <w:p>
+            <w:pPr>
+              <w:spacing w:before="60" w:after="60" w:line="252" w:lineRule="auto"/>
+              <w:jc w:val="left"/>
+            </w:pPr>
+            <w:r/>
+            <w:r>
+              <w:rPr>
+                <w:b/>
+              </w:rPr>
+              <w:t>Thu 24/09</w:t>
+            </w:r>
+          </w:p>
+        </w:tc>
+        <w:tc>
+          <w:tcPr>
+            <w:tcW w:type="dxa" w:w="864"/>
+            <w:shd w:fill="F8FAFC"/>
+            <w:tcMar>
+              <w:top w:w="100" w:type="dxa"/>
+              <w:bottom w:w="100" w:type="dxa"/>
+              <w:left w:w="120" w:type="dxa"/>
+              <w:right w:w="120" w:type="dxa"/>
+            </w:tcMar>
+            <w:tcBorders>
+              <w:top w:val="single" w:sz="4" w:space="0" w:color="CCCCCC"/>
+              <w:bottom w:val="single" w:sz="4" w:space="0" w:color="CCCCCC"/>
+              <w:left w:val="single" w:sz="4" w:space="0" w:color="CCCCCC"/>
+              <w:right w:val="single" w:sz="4" w:space="0" w:color="CCCCCC"/>
+            </w:tcBorders>
+          </w:tcPr>
+          <w:p>
+            <w:pPr>
+              <w:spacing w:before="60" w:after="60" w:line="252" w:lineRule="auto"/>
+              <w:jc w:val="left"/>
+            </w:pPr>
+            <w:r/>
+            <w:r>
+              <w:t>NY Open 21-23</w:t>
+            </w:r>
+          </w:p>
+        </w:tc>
+        <w:tc>
+          <w:tcPr>
+            <w:tcW w:type="dxa" w:w="1440"/>
+            <w:shd w:fill="F8FAFC"/>
+            <w:tcMar>
+              <w:top w:w="100" w:type="dxa"/>
+              <w:bottom w:w="100" w:type="dxa"/>
+              <w:left w:w="120" w:type="dxa"/>
+              <w:right w:w="120" w:type="dxa"/>
+            </w:tcMar>
+            <w:tcBorders>
+              <w:top w:val="single" w:sz="4" w:space="0" w:color="CCCCCC"/>
+              <w:bottom w:val="single" w:sz="4" w:space="0" w:color="CCCCCC"/>
+              <w:left w:val="single" w:sz="4" w:space="0" w:color="CCCCCC"/>
+              <w:right w:val="single" w:sz="4" w:space="0" w:color="CCCCCC"/>
+            </w:tcBorders>
+          </w:tcPr>
+          <w:p>
+            <w:pPr>
+              <w:spacing w:before="60" w:after="60" w:line="252" w:lineRule="auto"/>
+              <w:jc w:val="left"/>
+            </w:pPr>
+            <w:r/>
+            <w:r>
+              <w:t>729.50</w:t>
+            </w:r>
+          </w:p>
+        </w:tc>
+        <w:tc>
+          <w:tcPr>
+            <w:tcW w:type="dxa" w:w="2016"/>
+            <w:shd w:fill="F8FAFC"/>
+            <w:tcMar>
+              <w:top w:w="100" w:type="dxa"/>
+              <w:bottom w:w="100" w:type="dxa"/>
+              <w:left w:w="120" w:type="dxa"/>
+              <w:right w:w="120" w:type="dxa"/>
+            </w:tcMar>
+            <w:tcBorders>
+              <w:top w:val="single" w:sz="4" w:space="0" w:color="CCCCCC"/>
+              <w:bottom w:val="single" w:sz="4" w:space="0" w:color="CCCCCC"/>
+              <w:left w:val="single" w:sz="4" w:space="0" w:color="CCCCCC"/>
+              <w:right w:val="single" w:sz="4" w:space="0" w:color="CCCCCC"/>
+            </w:tcBorders>
+          </w:tcPr>
+          <w:p>
+            <w:pPr>
+              <w:spacing w:before="60" w:after="60" w:line="252" w:lineRule="auto"/>
+              <w:jc w:val="left"/>
+            </w:pPr>
+            <w:r/>
+            <w:r>
+              <w:t>740.50</w:t>
+            </w:r>
+          </w:p>
+        </w:tc>
+        <w:tc>
+          <w:tcPr>
+            <w:tcW w:type="dxa" w:w="1152"/>
+            <w:shd w:fill="F8FAFC"/>
+            <w:tcMar>
+              <w:top w:w="100" w:type="dxa"/>
+              <w:bottom w:w="100" w:type="dxa"/>
+              <w:left w:w="120" w:type="dxa"/>
+              <w:right w:w="120" w:type="dxa"/>
+            </w:tcMar>
+            <w:tcBorders>
+              <w:top w:val="single" w:sz="4" w:space="0" w:color="CCCCCC"/>
+              <w:bottom w:val="single" w:sz="4" w:space="0" w:color="CCCCCC"/>
+              <w:left w:val="single" w:sz="4" w:space="0" w:color="CCCCCC"/>
+              <w:right w:val="single" w:sz="4" w:space="0" w:color="CCCCCC"/>
+            </w:tcBorders>
+          </w:tcPr>
+          <w:p>
+            <w:pPr>
+              <w:spacing w:before="60" w:after="60" w:line="252" w:lineRule="auto"/>
+              <w:jc w:val="left"/>
+            </w:pPr>
+            <w:r/>
+            <w:r>
+              <w:t>717.75</w:t>
+            </w:r>
+          </w:p>
+        </w:tc>
+        <w:tc>
+          <w:tcPr>
+            <w:tcW w:type="dxa" w:w="1728"/>
+            <w:shd w:fill="F8FAFC"/>
+            <w:tcMar>
+              <w:top w:w="100" w:type="dxa"/>
+              <w:bottom w:w="100" w:type="dxa"/>
+              <w:left w:w="120" w:type="dxa"/>
+              <w:right w:w="120" w:type="dxa"/>
+            </w:tcMar>
+            <w:tcBorders>
+              <w:top w:val="single" w:sz="4" w:space="0" w:color="CCCCCC"/>
+              <w:bottom w:val="single" w:sz="4" w:space="0" w:color="CCCCCC"/>
+              <w:left w:val="single" w:sz="4" w:space="0" w:color="CCCCCC"/>
+              <w:right w:val="single" w:sz="4" w:space="0" w:color="CCCCCC"/>
+            </w:tcBorders>
+          </w:tcPr>
+          <w:p>
+            <w:pPr>
+              <w:spacing w:before="60" w:after="60" w:line="252" w:lineRule="auto"/>
+              <w:jc w:val="left"/>
+            </w:pPr>
+            <w:r/>
+            <w:r>
+              <w:rPr>
+                <w:b/>
+              </w:rPr>
+              <w:t>733.00</w:t>
+            </w:r>
+          </w:p>
+        </w:tc>
+        <w:tc>
+          <w:tcPr>
+            <w:tcW w:type="dxa" w:w="3456"/>
+            <w:shd w:fill="F8FAFC"/>
+            <w:tcMar>
+              <w:top w:w="100" w:type="dxa"/>
+              <w:bottom w:w="100" w:type="dxa"/>
+              <w:left w:w="120" w:type="dxa"/>
+              <w:right w:w="120" w:type="dxa"/>
+            </w:tcMar>
+            <w:tcBorders>
+              <w:top w:val="single" w:sz="4" w:space="0" w:color="CCCCCC"/>
+              <w:bottom w:val="single" w:sz="4" w:space="0" w:color="CCCCCC"/>
+              <w:left w:val="single" w:sz="4" w:space="0" w:color="CCCCCC"/>
+              <w:right w:val="single" w:sz="4" w:space="0" w:color="CCCCCC"/>
+            </w:tcBorders>
+          </w:tcPr>
+          <w:p>
+            <w:pPr>
+              <w:spacing w:before="60" w:after="60" w:line="252" w:lineRule="auto"/>
+              <w:jc w:val="left"/>
+            </w:pPr>
+            <w:r/>
+            <w:r>
+              <w:rPr>
+                <w:b/>
+              </w:rPr>
+              <w:t>+3.50</w:t>
+            </w:r>
+          </w:p>
+        </w:tc>
+        <w:tc>
+          <w:tcPr>
+            <w:tcW w:type="dxa" w:w="1440"/>
+            <w:shd w:fill="F8FAFC"/>
+            <w:tcMar>
+              <w:top w:w="100" w:type="dxa"/>
+              <w:bottom w:w="100" w:type="dxa"/>
+              <w:left w:w="120" w:type="dxa"/>
+              <w:right w:w="120" w:type="dxa"/>
+            </w:tcMar>
+            <w:tcBorders>
+              <w:top w:val="single" w:sz="4" w:space="0" w:color="CCCCCC"/>
+              <w:bottom w:val="single" w:sz="4" w:space="0" w:color="CCCCCC"/>
+              <w:left w:val="single" w:sz="4" w:space="0" w:color="CCCCCC"/>
+              <w:right w:val="single" w:sz="4" w:space="0" w:color="CCCCCC"/>
+            </w:tcBorders>
+          </w:tcPr>
+          <w:p>
+            <w:pPr>
+              <w:spacing w:before="60" w:after="60" w:line="252" w:lineRule="auto"/>
+              <w:jc w:val="left"/>
+            </w:pPr>
+            <w:r/>
+            <w:r>
+              <w:t>BULL</w:t>
+            </w:r>
+          </w:p>
+        </w:tc>
+      </w:tr>
+      <w:tr>
+        <w:tc>
+          <w:tcPr>
+            <w:tcW w:type="dxa" w:w="1584"/>
+            <w:shd w:fill="FFFFFF"/>
+            <w:tcMar>
+              <w:top w:w="100" w:type="dxa"/>
+              <w:bottom w:w="100" w:type="dxa"/>
+              <w:left w:w="120" w:type="dxa"/>
+              <w:right w:w="120" w:type="dxa"/>
+            </w:tcMar>
+            <w:tcBorders>
+              <w:top w:val="single" w:sz="4" w:space="0" w:color="CCCCCC"/>
+              <w:bottom w:val="single" w:sz="4" w:space="0" w:color="CCCCCC"/>
+              <w:left w:val="single" w:sz="4" w:space="0" w:color="CCCCCC"/>
+              <w:right w:val="single" w:sz="4" w:space="0" w:color="CCCCCC"/>
+            </w:tcBorders>
+          </w:tcPr>
+          <w:p>
+            <w:pPr>
+              <w:spacing w:before="60" w:after="60" w:line="252" w:lineRule="auto"/>
+              <w:jc w:val="left"/>
+            </w:pPr>
+            <w:r/>
+            <w:r>
+              <w:rPr>
+                <w:b/>
+              </w:rPr>
+              <w:t>Thu 24/09</w:t>
+            </w:r>
+          </w:p>
+        </w:tc>
+        <w:tc>
+          <w:tcPr>
+            <w:tcW w:type="dxa" w:w="864"/>
+            <w:shd w:fill="FFFFFF"/>
+            <w:tcMar>
+              <w:top w:w="100" w:type="dxa"/>
+              <w:bottom w:w="100" w:type="dxa"/>
+              <w:left w:w="120" w:type="dxa"/>
+              <w:right w:w="120" w:type="dxa"/>
+            </w:tcMar>
+            <w:tcBorders>
+              <w:top w:val="single" w:sz="4" w:space="0" w:color="CCCCCC"/>
+              <w:bottom w:val="single" w:sz="4" w:space="0" w:color="CCCCCC"/>
+              <w:left w:val="single" w:sz="4" w:space="0" w:color="CCCCCC"/>
+              <w:right w:val="single" w:sz="4" w:space="0" w:color="CCCCCC"/>
+            </w:tcBorders>
+          </w:tcPr>
+          <w:p>
+            <w:pPr>
+              <w:spacing w:before="60" w:after="60" w:line="252" w:lineRule="auto"/>
+              <w:jc w:val="left"/>
+            </w:pPr>
+            <w:r/>
+            <w:r>
+              <w:t>NY Close 23-01</w:t>
+            </w:r>
+          </w:p>
+        </w:tc>
+        <w:tc>
+          <w:tcPr>
+            <w:tcW w:type="dxa" w:w="1440"/>
+            <w:shd w:fill="FFFFFF"/>
+            <w:tcMar>
+              <w:top w:w="100" w:type="dxa"/>
+              <w:bottom w:w="100" w:type="dxa"/>
+              <w:left w:w="120" w:type="dxa"/>
+              <w:right w:w="120" w:type="dxa"/>
+            </w:tcMar>
+            <w:tcBorders>
+              <w:top w:val="single" w:sz="4" w:space="0" w:color="CCCCCC"/>
+              <w:bottom w:val="single" w:sz="4" w:space="0" w:color="CCCCCC"/>
+              <w:left w:val="single" w:sz="4" w:space="0" w:color="CCCCCC"/>
+              <w:right w:val="single" w:sz="4" w:space="0" w:color="CCCCCC"/>
+            </w:tcBorders>
+          </w:tcPr>
+          <w:p>
+            <w:pPr>
+              <w:spacing w:before="60" w:after="60" w:line="252" w:lineRule="auto"/>
+              <w:jc w:val="left"/>
+            </w:pPr>
+            <w:r/>
+            <w:r>
+              <w:t>733.00</w:t>
+            </w:r>
+          </w:p>
+        </w:tc>
+        <w:tc>
+          <w:tcPr>
+            <w:tcW w:type="dxa" w:w="2016"/>
+            <w:shd w:fill="FFFFFF"/>
+            <w:tcMar>
+              <w:top w:w="100" w:type="dxa"/>
+              <w:bottom w:w="100" w:type="dxa"/>
+              <w:left w:w="120" w:type="dxa"/>
+              <w:right w:w="120" w:type="dxa"/>
+            </w:tcMar>
+            <w:tcBorders>
+              <w:top w:val="single" w:sz="4" w:space="0" w:color="CCCCCC"/>
+              <w:bottom w:val="single" w:sz="4" w:space="0" w:color="CCCCCC"/>
+              <w:left w:val="single" w:sz="4" w:space="0" w:color="CCCCCC"/>
+              <w:right w:val="single" w:sz="4" w:space="0" w:color="CCCCCC"/>
+            </w:tcBorders>
+          </w:tcPr>
+          <w:p>
+            <w:pPr>
+              <w:spacing w:before="60" w:after="60" w:line="252" w:lineRule="auto"/>
+              <w:jc w:val="left"/>
+            </w:pPr>
+            <w:r/>
+            <w:r>
+              <w:t>738.50</w:t>
+            </w:r>
+          </w:p>
+        </w:tc>
+        <w:tc>
+          <w:tcPr>
+            <w:tcW w:type="dxa" w:w="1152"/>
+            <w:shd w:fill="FFFFFF"/>
+            <w:tcMar>
+              <w:top w:w="100" w:type="dxa"/>
+              <w:bottom w:w="100" w:type="dxa"/>
+              <w:left w:w="120" w:type="dxa"/>
+              <w:right w:w="120" w:type="dxa"/>
+            </w:tcMar>
+            <w:tcBorders>
+              <w:top w:val="single" w:sz="4" w:space="0" w:color="CCCCCC"/>
+              <w:bottom w:val="single" w:sz="4" w:space="0" w:color="CCCCCC"/>
+              <w:left w:val="single" w:sz="4" w:space="0" w:color="CCCCCC"/>
+              <w:right w:val="single" w:sz="4" w:space="0" w:color="CCCCCC"/>
+            </w:tcBorders>
+          </w:tcPr>
+          <w:p>
+            <w:pPr>
+              <w:spacing w:before="60" w:after="60" w:line="252" w:lineRule="auto"/>
+              <w:jc w:val="left"/>
+            </w:pPr>
+            <w:r/>
+            <w:r>
+              <w:t>725.25</w:t>
+            </w:r>
+          </w:p>
+        </w:tc>
+        <w:tc>
+          <w:tcPr>
+            <w:tcW w:type="dxa" w:w="1728"/>
+            <w:shd w:fill="FFFFFF"/>
+            <w:tcMar>
+              <w:top w:w="100" w:type="dxa"/>
+              <w:bottom w:w="100" w:type="dxa"/>
+              <w:left w:w="120" w:type="dxa"/>
+              <w:right w:w="120" w:type="dxa"/>
+            </w:tcMar>
+            <w:tcBorders>
+              <w:top w:val="single" w:sz="4" w:space="0" w:color="CCCCCC"/>
+              <w:bottom w:val="single" w:sz="4" w:space="0" w:color="CCCCCC"/>
+              <w:left w:val="single" w:sz="4" w:space="0" w:color="CCCCCC"/>
+              <w:right w:val="single" w:sz="4" w:space="0" w:color="CCCCCC"/>
+            </w:tcBorders>
+          </w:tcPr>
+          <w:p>
+            <w:pPr>
+              <w:spacing w:before="60" w:after="60" w:line="252" w:lineRule="auto"/>
+              <w:jc w:val="left"/>
+            </w:pPr>
+            <w:r/>
+            <w:r>
+              <w:rPr>
+                <w:b/>
+              </w:rPr>
+              <w:t>733.75</w:t>
+            </w:r>
+          </w:p>
+        </w:tc>
+        <w:tc>
+          <w:tcPr>
+            <w:tcW w:type="dxa" w:w="3456"/>
+            <w:shd w:fill="FFFFFF"/>
+            <w:tcMar>
+              <w:top w:w="100" w:type="dxa"/>
+              <w:bottom w:w="100" w:type="dxa"/>
+              <w:left w:w="120" w:type="dxa"/>
+              <w:right w:w="120" w:type="dxa"/>
+            </w:tcMar>
+            <w:tcBorders>
+              <w:top w:val="single" w:sz="4" w:space="0" w:color="CCCCCC"/>
+              <w:bottom w:val="single" w:sz="4" w:space="0" w:color="CCCCCC"/>
+              <w:left w:val="single" w:sz="4" w:space="0" w:color="CCCCCC"/>
+              <w:right w:val="single" w:sz="4" w:space="0" w:color="CCCCCC"/>
+            </w:tcBorders>
+          </w:tcPr>
+          <w:p>
+            <w:pPr>
+              <w:spacing w:before="60" w:after="60" w:line="252" w:lineRule="auto"/>
+              <w:jc w:val="left"/>
+            </w:pPr>
+            <w:r/>
+            <w:r>
+              <w:rPr>
+                <w:b/>
+              </w:rPr>
+              <w:t>+0.75</w:t>
+            </w:r>
+          </w:p>
+        </w:tc>
+        <w:tc>
+          <w:tcPr>
+            <w:tcW w:type="dxa" w:w="1440"/>
+            <w:shd w:fill="FFFFFF"/>
+            <w:tcMar>
+              <w:top w:w="100" w:type="dxa"/>
+              <w:bottom w:w="100" w:type="dxa"/>
+              <w:left w:w="120" w:type="dxa"/>
+              <w:right w:w="120" w:type="dxa"/>
+            </w:tcMar>
+            <w:tcBorders>
+              <w:top w:val="single" w:sz="4" w:space="0" w:color="CCCCCC"/>
+              <w:bottom w:val="single" w:sz="4" w:space="0" w:color="CCCCCC"/>
+              <w:left w:val="single" w:sz="4" w:space="0" w:color="CCCCCC"/>
+              <w:right w:val="single" w:sz="4" w:space="0" w:color="CCCCCC"/>
+            </w:tcBorders>
+          </w:tcPr>
+          <w:p>
+            <w:pPr>
+              <w:spacing w:before="60" w:after="60" w:line="252" w:lineRule="auto"/>
+              <w:jc w:val="left"/>
+            </w:pPr>
+            <w:r/>
+            <w:r>
+              <w:t>BULL</w:t>
+            </w:r>
+          </w:p>
+        </w:tc>
+      </w:tr>
+      <w:tr>
+        <w:tc>
+          <w:tcPr>
+            <w:tcW w:type="dxa" w:w="1584"/>
+            <w:shd w:fill="F8FAFC"/>
+            <w:tcMar>
+              <w:top w:w="100" w:type="dxa"/>
+              <w:bottom w:w="100" w:type="dxa"/>
+              <w:left w:w="120" w:type="dxa"/>
+              <w:right w:w="120" w:type="dxa"/>
+            </w:tcMar>
+            <w:tcBorders>
+              <w:top w:val="single" w:sz="4" w:space="0" w:color="CCCCCC"/>
+              <w:bottom w:val="single" w:sz="4" w:space="0" w:color="CCCCCC"/>
+              <w:left w:val="single" w:sz="4" w:space="0" w:color="CCCCCC"/>
+              <w:right w:val="single" w:sz="4" w:space="0" w:color="CCCCCC"/>
+            </w:tcBorders>
+          </w:tcPr>
+          <w:p>
+            <w:pPr>
+              <w:spacing w:before="60" w:after="60" w:line="252" w:lineRule="auto"/>
+              <w:jc w:val="left"/>
+            </w:pPr>
+            <w:r/>
+            <w:r>
+              <w:rPr>
+                <w:b/>
+              </w:rPr>
+              <w:t>Fri 25/09</w:t>
+            </w:r>
+          </w:p>
+        </w:tc>
+        <w:tc>
+          <w:tcPr>
+            <w:tcW w:type="dxa" w:w="864"/>
+            <w:shd w:fill="F8FAFC"/>
+            <w:tcMar>
+              <w:top w:w="100" w:type="dxa"/>
+              <w:bottom w:w="100" w:type="dxa"/>
+              <w:left w:w="120" w:type="dxa"/>
+              <w:right w:w="120" w:type="dxa"/>
+            </w:tcMar>
+            <w:tcBorders>
+              <w:top w:val="single" w:sz="4" w:space="0" w:color="CCCCCC"/>
+              <w:bottom w:val="single" w:sz="4" w:space="0" w:color="CCCCCC"/>
+              <w:left w:val="single" w:sz="4" w:space="0" w:color="CCCCCC"/>
+              <w:right w:val="single" w:sz="4" w:space="0" w:color="CCCCCC"/>
+            </w:tcBorders>
+          </w:tcPr>
+          <w:p>
+            <w:pPr>
+              <w:spacing w:before="60" w:after="60" w:line="252" w:lineRule="auto"/>
+              <w:jc w:val="left"/>
+            </w:pPr>
+            <w:r/>
+            <w:r>
+              <w:t>Asia 07-11</w:t>
+            </w:r>
+          </w:p>
+        </w:tc>
+        <w:tc>
+          <w:tcPr>
+            <w:tcW w:type="dxa" w:w="1440"/>
+            <w:shd w:fill="F8FAFC"/>
+            <w:tcMar>
+              <w:top w:w="100" w:type="dxa"/>
+              <w:bottom w:w="100" w:type="dxa"/>
+              <w:left w:w="120" w:type="dxa"/>
+              <w:right w:w="120" w:type="dxa"/>
+            </w:tcMar>
+            <w:tcBorders>
+              <w:top w:val="single" w:sz="4" w:space="0" w:color="CCCCCC"/>
+              <w:bottom w:val="single" w:sz="4" w:space="0" w:color="CCCCCC"/>
+              <w:left w:val="single" w:sz="4" w:space="0" w:color="CCCCCC"/>
+              <w:right w:val="single" w:sz="4" w:space="0" w:color="CCCCCC"/>
+            </w:tcBorders>
+          </w:tcPr>
+          <w:p>
+            <w:pPr>
+              <w:spacing w:before="60" w:after="60" w:line="252" w:lineRule="auto"/>
+              <w:jc w:val="left"/>
+            </w:pPr>
+            <w:r/>
+            <w:r>
+              <w:t>733.75</w:t>
+            </w:r>
+          </w:p>
+        </w:tc>
+        <w:tc>
+          <w:tcPr>
+            <w:tcW w:type="dxa" w:w="2016"/>
+            <w:shd w:fill="F8FAFC"/>
+            <w:tcMar>
+              <w:top w:w="100" w:type="dxa"/>
+              <w:bottom w:w="100" w:type="dxa"/>
+              <w:left w:w="120" w:type="dxa"/>
+              <w:right w:w="120" w:type="dxa"/>
+            </w:tcMar>
+            <w:tcBorders>
+              <w:top w:val="single" w:sz="4" w:space="0" w:color="CCCCCC"/>
+              <w:bottom w:val="single" w:sz="4" w:space="0" w:color="CCCCCC"/>
+              <w:left w:val="single" w:sz="4" w:space="0" w:color="CCCCCC"/>
+              <w:right w:val="single" w:sz="4" w:space="0" w:color="CCCCCC"/>
+            </w:tcBorders>
+          </w:tcPr>
+          <w:p>
+            <w:pPr>
+              <w:spacing w:before="60" w:after="60" w:line="252" w:lineRule="auto"/>
+              <w:jc w:val="left"/>
+            </w:pPr>
+            <w:r/>
+            <w:r>
+              <w:t>743.00</w:t>
+            </w:r>
+          </w:p>
+        </w:tc>
+        <w:tc>
+          <w:tcPr>
+            <w:tcW w:type="dxa" w:w="1152"/>
+            <w:shd w:fill="F8FAFC"/>
+            <w:tcMar>
+              <w:top w:w="100" w:type="dxa"/>
+              <w:bottom w:w="100" w:type="dxa"/>
+              <w:left w:w="120" w:type="dxa"/>
+              <w:right w:w="120" w:type="dxa"/>
+            </w:tcMar>
+            <w:tcBorders>
+              <w:top w:val="single" w:sz="4" w:space="0" w:color="CCCCCC"/>
+              <w:bottom w:val="single" w:sz="4" w:space="0" w:color="CCCCCC"/>
+              <w:left w:val="single" w:sz="4" w:space="0" w:color="CCCCCC"/>
+              <w:right w:val="single" w:sz="4" w:space="0" w:color="CCCCCC"/>
+            </w:tcBorders>
+          </w:tcPr>
+          <w:p>
+            <w:pPr>
+              <w:spacing w:before="60" w:after="60" w:line="252" w:lineRule="auto"/>
+              <w:jc w:val="left"/>
+            </w:pPr>
+            <w:r/>
+            <w:r>
+              <w:t>727.25</w:t>
+            </w:r>
+          </w:p>
+        </w:tc>
+        <w:tc>
+          <w:tcPr>
+            <w:tcW w:type="dxa" w:w="1728"/>
+            <w:shd w:fill="F8FAFC"/>
+            <w:tcMar>
+              <w:top w:w="100" w:type="dxa"/>
+              <w:bottom w:w="100" w:type="dxa"/>
+              <w:left w:w="120" w:type="dxa"/>
+              <w:right w:w="120" w:type="dxa"/>
+            </w:tcMar>
+            <w:tcBorders>
+              <w:top w:val="single" w:sz="4" w:space="0" w:color="CCCCCC"/>
+              <w:bottom w:val="single" w:sz="4" w:space="0" w:color="CCCCCC"/>
+              <w:left w:val="single" w:sz="4" w:space="0" w:color="CCCCCC"/>
+              <w:right w:val="single" w:sz="4" w:space="0" w:color="CCCCCC"/>
+            </w:tcBorders>
+          </w:tcPr>
+          <w:p>
+            <w:pPr>
+              <w:spacing w:before="60" w:after="60" w:line="252" w:lineRule="auto"/>
+              <w:jc w:val="left"/>
+            </w:pPr>
+            <w:r/>
+            <w:r>
+              <w:rPr>
+                <w:b/>
+              </w:rPr>
+              <w:t>733.00</w:t>
+            </w:r>
+          </w:p>
+        </w:tc>
+        <w:tc>
+          <w:tcPr>
+            <w:tcW w:type="dxa" w:w="3456"/>
+            <w:shd w:fill="F8FAFC"/>
             <w:tcMar>
               <w:top w:w="100" w:type="dxa"/>
               <w:bottom w:w="100" w:type="dxa"/>
@@ -27560,7 +30145,7 @@
         <w:tc>
           <w:tcPr>
             <w:tcW w:type="dxa" w:w="1440"/>
-            <w:shd w:fill="FFFFFF"/>
+            <w:shd w:fill="F8FAFC"/>
             <w:tcMar>
               <w:top w:w="100" w:type="dxa"/>
               <w:bottom w:w="100" w:type="dxa"/>
@@ -27590,7 +30175,7 @@
         <w:tc>
           <w:tcPr>
             <w:tcW w:type="dxa" w:w="1584"/>
-            <w:shd w:fill="F8FAFC"/>
+            <w:shd w:fill="FFFFFF"/>
             <w:tcMar>
               <w:top w:w="100" w:type="dxa"/>
               <w:bottom w:w="100" w:type="dxa"/>
@@ -27614,126 +30199,126 @@
               <w:rPr>
                 <w:b/>
               </w:rPr>
-              <w:t>Wed 23/09</w:t>
+              <w:t>Fri 25/09</w:t>
             </w:r>
           </w:p>
         </w:tc>
         <w:tc>
           <w:tcPr>
             <w:tcW w:type="dxa" w:w="864"/>
-            <w:shd w:fill="F8FAFC"/>
-            <w:tcMar>
-              <w:top w:w="100" w:type="dxa"/>
-              <w:bottom w:w="100" w:type="dxa"/>
-              <w:left w:w="120" w:type="dxa"/>
-              <w:right w:w="120" w:type="dxa"/>
-            </w:tcMar>
-            <w:tcBorders>
-              <w:top w:val="single" w:sz="4" w:space="0" w:color="CCCCCC"/>
-              <w:bottom w:val="single" w:sz="4" w:space="0" w:color="CCCCCC"/>
-              <w:left w:val="single" w:sz="4" w:space="0" w:color="CCCCCC"/>
-              <w:right w:val="single" w:sz="4" w:space="0" w:color="CCCCCC"/>
-            </w:tcBorders>
-          </w:tcPr>
-          <w:p>
-            <w:pPr>
-              <w:spacing w:before="60" w:after="60" w:line="252" w:lineRule="auto"/>
-              <w:jc w:val="left"/>
-            </w:pPr>
-            <w:r/>
-            <w:r>
-              <w:t>London 15-19</w:t>
+            <w:shd w:fill="FFFFFF"/>
+            <w:tcMar>
+              <w:top w:w="100" w:type="dxa"/>
+              <w:bottom w:w="100" w:type="dxa"/>
+              <w:left w:w="120" w:type="dxa"/>
+              <w:right w:w="120" w:type="dxa"/>
+            </w:tcMar>
+            <w:tcBorders>
+              <w:top w:val="single" w:sz="4" w:space="0" w:color="CCCCCC"/>
+              <w:bottom w:val="single" w:sz="4" w:space="0" w:color="CCCCCC"/>
+              <w:left w:val="single" w:sz="4" w:space="0" w:color="CCCCCC"/>
+              <w:right w:val="single" w:sz="4" w:space="0" w:color="CCCCCC"/>
+            </w:tcBorders>
+          </w:tcPr>
+          <w:p>
+            <w:pPr>
+              <w:spacing w:before="60" w:after="60" w:line="252" w:lineRule="auto"/>
+              <w:jc w:val="left"/>
+            </w:pPr>
+            <w:r/>
+            <w:r>
+              <w:t>Asia 11-15</w:t>
             </w:r>
           </w:p>
         </w:tc>
         <w:tc>
           <w:tcPr>
             <w:tcW w:type="dxa" w:w="1440"/>
-            <w:shd w:fill="F8FAFC"/>
-            <w:tcMar>
-              <w:top w:w="100" w:type="dxa"/>
-              <w:bottom w:w="100" w:type="dxa"/>
-              <w:left w:w="120" w:type="dxa"/>
-              <w:right w:w="120" w:type="dxa"/>
-            </w:tcMar>
-            <w:tcBorders>
-              <w:top w:val="single" w:sz="4" w:space="0" w:color="CCCCCC"/>
-              <w:bottom w:val="single" w:sz="4" w:space="0" w:color="CCCCCC"/>
-              <w:left w:val="single" w:sz="4" w:space="0" w:color="CCCCCC"/>
-              <w:right w:val="single" w:sz="4" w:space="0" w:color="CCCCCC"/>
-            </w:tcBorders>
-          </w:tcPr>
-          <w:p>
-            <w:pPr>
-              <w:spacing w:before="60" w:after="60" w:line="252" w:lineRule="auto"/>
-              <w:jc w:val="left"/>
-            </w:pPr>
-            <w:r/>
-            <w:r>
-              <w:t>726.50</w:t>
+            <w:shd w:fill="FFFFFF"/>
+            <w:tcMar>
+              <w:top w:w="100" w:type="dxa"/>
+              <w:bottom w:w="100" w:type="dxa"/>
+              <w:left w:w="120" w:type="dxa"/>
+              <w:right w:w="120" w:type="dxa"/>
+            </w:tcMar>
+            <w:tcBorders>
+              <w:top w:val="single" w:sz="4" w:space="0" w:color="CCCCCC"/>
+              <w:bottom w:val="single" w:sz="4" w:space="0" w:color="CCCCCC"/>
+              <w:left w:val="single" w:sz="4" w:space="0" w:color="CCCCCC"/>
+              <w:right w:val="single" w:sz="4" w:space="0" w:color="CCCCCC"/>
+            </w:tcBorders>
+          </w:tcPr>
+          <w:p>
+            <w:pPr>
+              <w:spacing w:before="60" w:after="60" w:line="252" w:lineRule="auto"/>
+              <w:jc w:val="left"/>
+            </w:pPr>
+            <w:r/>
+            <w:r>
+              <w:t>733.00</w:t>
             </w:r>
           </w:p>
         </w:tc>
         <w:tc>
           <w:tcPr>
             <w:tcW w:type="dxa" w:w="2016"/>
-            <w:shd w:fill="F8FAFC"/>
-            <w:tcMar>
-              <w:top w:w="100" w:type="dxa"/>
-              <w:bottom w:w="100" w:type="dxa"/>
-              <w:left w:w="120" w:type="dxa"/>
-              <w:right w:w="120" w:type="dxa"/>
-            </w:tcMar>
-            <w:tcBorders>
-              <w:top w:val="single" w:sz="4" w:space="0" w:color="CCCCCC"/>
-              <w:bottom w:val="single" w:sz="4" w:space="0" w:color="CCCCCC"/>
-              <w:left w:val="single" w:sz="4" w:space="0" w:color="CCCCCC"/>
-              <w:right w:val="single" w:sz="4" w:space="0" w:color="CCCCCC"/>
-            </w:tcBorders>
-          </w:tcPr>
-          <w:p>
-            <w:pPr>
-              <w:spacing w:before="60" w:after="60" w:line="252" w:lineRule="auto"/>
-              <w:jc w:val="left"/>
-            </w:pPr>
-            <w:r/>
-            <w:r>
-              <w:t>740.00</w:t>
+            <w:shd w:fill="FFFFFF"/>
+            <w:tcMar>
+              <w:top w:w="100" w:type="dxa"/>
+              <w:bottom w:w="100" w:type="dxa"/>
+              <w:left w:w="120" w:type="dxa"/>
+              <w:right w:w="120" w:type="dxa"/>
+            </w:tcMar>
+            <w:tcBorders>
+              <w:top w:val="single" w:sz="4" w:space="0" w:color="CCCCCC"/>
+              <w:bottom w:val="single" w:sz="4" w:space="0" w:color="CCCCCC"/>
+              <w:left w:val="single" w:sz="4" w:space="0" w:color="CCCCCC"/>
+              <w:right w:val="single" w:sz="4" w:space="0" w:color="CCCCCC"/>
+            </w:tcBorders>
+          </w:tcPr>
+          <w:p>
+            <w:pPr>
+              <w:spacing w:before="60" w:after="60" w:line="252" w:lineRule="auto"/>
+              <w:jc w:val="left"/>
+            </w:pPr>
+            <w:r/>
+            <w:r>
+              <w:t>740.50</w:t>
             </w:r>
           </w:p>
         </w:tc>
         <w:tc>
           <w:tcPr>
             <w:tcW w:type="dxa" w:w="1152"/>
-            <w:shd w:fill="F8FAFC"/>
-            <w:tcMar>
-              <w:top w:w="100" w:type="dxa"/>
-              <w:bottom w:w="100" w:type="dxa"/>
-              <w:left w:w="120" w:type="dxa"/>
-              <w:right w:w="120" w:type="dxa"/>
-            </w:tcMar>
-            <w:tcBorders>
-              <w:top w:val="single" w:sz="4" w:space="0" w:color="CCCCCC"/>
-              <w:bottom w:val="single" w:sz="4" w:space="0" w:color="CCCCCC"/>
-              <w:left w:val="single" w:sz="4" w:space="0" w:color="CCCCCC"/>
-              <w:right w:val="single" w:sz="4" w:space="0" w:color="CCCCCC"/>
-            </w:tcBorders>
-          </w:tcPr>
-          <w:p>
-            <w:pPr>
-              <w:spacing w:before="60" w:after="60" w:line="252" w:lineRule="auto"/>
-              <w:jc w:val="left"/>
-            </w:pPr>
-            <w:r/>
-            <w:r>
-              <w:t>713.50</w:t>
+            <w:shd w:fill="FFFFFF"/>
+            <w:tcMar>
+              <w:top w:w="100" w:type="dxa"/>
+              <w:bottom w:w="100" w:type="dxa"/>
+              <w:left w:w="120" w:type="dxa"/>
+              <w:right w:w="120" w:type="dxa"/>
+            </w:tcMar>
+            <w:tcBorders>
+              <w:top w:val="single" w:sz="4" w:space="0" w:color="CCCCCC"/>
+              <w:bottom w:val="single" w:sz="4" w:space="0" w:color="CCCCCC"/>
+              <w:left w:val="single" w:sz="4" w:space="0" w:color="CCCCCC"/>
+              <w:right w:val="single" w:sz="4" w:space="0" w:color="CCCCCC"/>
+            </w:tcBorders>
+          </w:tcPr>
+          <w:p>
+            <w:pPr>
+              <w:spacing w:before="60" w:after="60" w:line="252" w:lineRule="auto"/>
+              <w:jc w:val="left"/>
+            </w:pPr>
+            <w:r/>
+            <w:r>
+              <w:t>727.00</w:t>
             </w:r>
           </w:p>
         </w:tc>
         <w:tc>
           <w:tcPr>
             <w:tcW w:type="dxa" w:w="1728"/>
-            <w:shd w:fill="F8FAFC"/>
+            <w:shd w:fill="FFFFFF"/>
             <w:tcMar>
               <w:top w:w="100" w:type="dxa"/>
               <w:bottom w:w="100" w:type="dxa"/>
@@ -27757,7 +30342,712 @@
               <w:rPr>
                 <w:b/>
               </w:rPr>
-              <w:t>728.25</w:t>
+              <w:t>732.00</w:t>
+            </w:r>
+          </w:p>
+        </w:tc>
+        <w:tc>
+          <w:tcPr>
+            <w:tcW w:type="dxa" w:w="3456"/>
+            <w:shd w:fill="FFFFFF"/>
+            <w:tcMar>
+              <w:top w:w="100" w:type="dxa"/>
+              <w:bottom w:w="100" w:type="dxa"/>
+              <w:left w:w="120" w:type="dxa"/>
+              <w:right w:w="120" w:type="dxa"/>
+            </w:tcMar>
+            <w:tcBorders>
+              <w:top w:val="single" w:sz="4" w:space="0" w:color="CCCCCC"/>
+              <w:bottom w:val="single" w:sz="4" w:space="0" w:color="CCCCCC"/>
+              <w:left w:val="single" w:sz="4" w:space="0" w:color="CCCCCC"/>
+              <w:right w:val="single" w:sz="4" w:space="0" w:color="CCCCCC"/>
+            </w:tcBorders>
+          </w:tcPr>
+          <w:p>
+            <w:pPr>
+              <w:spacing w:before="60" w:after="60" w:line="252" w:lineRule="auto"/>
+              <w:jc w:val="left"/>
+            </w:pPr>
+            <w:r/>
+            <w:r>
+              <w:rPr>
+                <w:b/>
+              </w:rPr>
+              <w:t>-1.00</w:t>
+            </w:r>
+          </w:p>
+        </w:tc>
+        <w:tc>
+          <w:tcPr>
+            <w:tcW w:type="dxa" w:w="1440"/>
+            <w:shd w:fill="FFFFFF"/>
+            <w:tcMar>
+              <w:top w:w="100" w:type="dxa"/>
+              <w:bottom w:w="100" w:type="dxa"/>
+              <w:left w:w="120" w:type="dxa"/>
+              <w:right w:w="120" w:type="dxa"/>
+            </w:tcMar>
+            <w:tcBorders>
+              <w:top w:val="single" w:sz="4" w:space="0" w:color="CCCCCC"/>
+              <w:bottom w:val="single" w:sz="4" w:space="0" w:color="CCCCCC"/>
+              <w:left w:val="single" w:sz="4" w:space="0" w:color="CCCCCC"/>
+              <w:right w:val="single" w:sz="4" w:space="0" w:color="CCCCCC"/>
+            </w:tcBorders>
+          </w:tcPr>
+          <w:p>
+            <w:pPr>
+              <w:spacing w:before="60" w:after="60" w:line="252" w:lineRule="auto"/>
+              <w:jc w:val="left"/>
+            </w:pPr>
+            <w:r/>
+            <w:r>
+              <w:t>BEAR</w:t>
+            </w:r>
+          </w:p>
+        </w:tc>
+      </w:tr>
+      <w:tr>
+        <w:tc>
+          <w:tcPr>
+            <w:tcW w:type="dxa" w:w="1584"/>
+            <w:shd w:fill="F8FAFC"/>
+            <w:tcMar>
+              <w:top w:w="100" w:type="dxa"/>
+              <w:bottom w:w="100" w:type="dxa"/>
+              <w:left w:w="120" w:type="dxa"/>
+              <w:right w:w="120" w:type="dxa"/>
+            </w:tcMar>
+            <w:tcBorders>
+              <w:top w:val="single" w:sz="4" w:space="0" w:color="CCCCCC"/>
+              <w:bottom w:val="single" w:sz="4" w:space="0" w:color="CCCCCC"/>
+              <w:left w:val="single" w:sz="4" w:space="0" w:color="CCCCCC"/>
+              <w:right w:val="single" w:sz="4" w:space="0" w:color="CCCCCC"/>
+            </w:tcBorders>
+          </w:tcPr>
+          <w:p>
+            <w:pPr>
+              <w:spacing w:before="60" w:after="60" w:line="252" w:lineRule="auto"/>
+              <w:jc w:val="left"/>
+            </w:pPr>
+            <w:r/>
+            <w:r>
+              <w:rPr>
+                <w:b/>
+              </w:rPr>
+              <w:t>Fri 25/09</w:t>
+            </w:r>
+          </w:p>
+        </w:tc>
+        <w:tc>
+          <w:tcPr>
+            <w:tcW w:type="dxa" w:w="864"/>
+            <w:shd w:fill="F8FAFC"/>
+            <w:tcMar>
+              <w:top w:w="100" w:type="dxa"/>
+              <w:bottom w:w="100" w:type="dxa"/>
+              <w:left w:w="120" w:type="dxa"/>
+              <w:right w:w="120" w:type="dxa"/>
+            </w:tcMar>
+            <w:tcBorders>
+              <w:top w:val="single" w:sz="4" w:space="0" w:color="CCCCCC"/>
+              <w:bottom w:val="single" w:sz="4" w:space="0" w:color="CCCCCC"/>
+              <w:left w:val="single" w:sz="4" w:space="0" w:color="CCCCCC"/>
+              <w:right w:val="single" w:sz="4" w:space="0" w:color="CCCCCC"/>
+            </w:tcBorders>
+          </w:tcPr>
+          <w:p>
+            <w:pPr>
+              <w:spacing w:before="60" w:after="60" w:line="252" w:lineRule="auto"/>
+              <w:jc w:val="left"/>
+            </w:pPr>
+            <w:r/>
+            <w:r>
+              <w:t>London 15-19</w:t>
+            </w:r>
+          </w:p>
+        </w:tc>
+        <w:tc>
+          <w:tcPr>
+            <w:tcW w:type="dxa" w:w="1440"/>
+            <w:shd w:fill="F8FAFC"/>
+            <w:tcMar>
+              <w:top w:w="100" w:type="dxa"/>
+              <w:bottom w:w="100" w:type="dxa"/>
+              <w:left w:w="120" w:type="dxa"/>
+              <w:right w:w="120" w:type="dxa"/>
+            </w:tcMar>
+            <w:tcBorders>
+              <w:top w:val="single" w:sz="4" w:space="0" w:color="CCCCCC"/>
+              <w:bottom w:val="single" w:sz="4" w:space="0" w:color="CCCCCC"/>
+              <w:left w:val="single" w:sz="4" w:space="0" w:color="CCCCCC"/>
+              <w:right w:val="single" w:sz="4" w:space="0" w:color="CCCCCC"/>
+            </w:tcBorders>
+          </w:tcPr>
+          <w:p>
+            <w:pPr>
+              <w:spacing w:before="60" w:after="60" w:line="252" w:lineRule="auto"/>
+              <w:jc w:val="left"/>
+            </w:pPr>
+            <w:r/>
+            <w:r>
+              <w:t>732.00</w:t>
+            </w:r>
+          </w:p>
+        </w:tc>
+        <w:tc>
+          <w:tcPr>
+            <w:tcW w:type="dxa" w:w="2016"/>
+            <w:shd w:fill="F8FAFC"/>
+            <w:tcMar>
+              <w:top w:w="100" w:type="dxa"/>
+              <w:bottom w:w="100" w:type="dxa"/>
+              <w:left w:w="120" w:type="dxa"/>
+              <w:right w:w="120" w:type="dxa"/>
+            </w:tcMar>
+            <w:tcBorders>
+              <w:top w:val="single" w:sz="4" w:space="0" w:color="CCCCCC"/>
+              <w:bottom w:val="single" w:sz="4" w:space="0" w:color="CCCCCC"/>
+              <w:left w:val="single" w:sz="4" w:space="0" w:color="CCCCCC"/>
+              <w:right w:val="single" w:sz="4" w:space="0" w:color="CCCCCC"/>
+            </w:tcBorders>
+          </w:tcPr>
+          <w:p>
+            <w:pPr>
+              <w:spacing w:before="60" w:after="60" w:line="252" w:lineRule="auto"/>
+              <w:jc w:val="left"/>
+            </w:pPr>
+            <w:r/>
+            <w:r>
+              <w:t>739.00</w:t>
+            </w:r>
+          </w:p>
+        </w:tc>
+        <w:tc>
+          <w:tcPr>
+            <w:tcW w:type="dxa" w:w="1152"/>
+            <w:shd w:fill="F8FAFC"/>
+            <w:tcMar>
+              <w:top w:w="100" w:type="dxa"/>
+              <w:bottom w:w="100" w:type="dxa"/>
+              <w:left w:w="120" w:type="dxa"/>
+              <w:right w:w="120" w:type="dxa"/>
+            </w:tcMar>
+            <w:tcBorders>
+              <w:top w:val="single" w:sz="4" w:space="0" w:color="CCCCCC"/>
+              <w:bottom w:val="single" w:sz="4" w:space="0" w:color="CCCCCC"/>
+              <w:left w:val="single" w:sz="4" w:space="0" w:color="CCCCCC"/>
+              <w:right w:val="single" w:sz="4" w:space="0" w:color="CCCCCC"/>
+            </w:tcBorders>
+          </w:tcPr>
+          <w:p>
+            <w:pPr>
+              <w:spacing w:before="60" w:after="60" w:line="252" w:lineRule="auto"/>
+              <w:jc w:val="left"/>
+            </w:pPr>
+            <w:r/>
+            <w:r>
+              <w:t>718.50</w:t>
+            </w:r>
+          </w:p>
+        </w:tc>
+        <w:tc>
+          <w:tcPr>
+            <w:tcW w:type="dxa" w:w="1728"/>
+            <w:shd w:fill="F8FAFC"/>
+            <w:tcMar>
+              <w:top w:w="100" w:type="dxa"/>
+              <w:bottom w:w="100" w:type="dxa"/>
+              <w:left w:w="120" w:type="dxa"/>
+              <w:right w:w="120" w:type="dxa"/>
+            </w:tcMar>
+            <w:tcBorders>
+              <w:top w:val="single" w:sz="4" w:space="0" w:color="CCCCCC"/>
+              <w:bottom w:val="single" w:sz="4" w:space="0" w:color="CCCCCC"/>
+              <w:left w:val="single" w:sz="4" w:space="0" w:color="CCCCCC"/>
+              <w:right w:val="single" w:sz="4" w:space="0" w:color="CCCCCC"/>
+            </w:tcBorders>
+          </w:tcPr>
+          <w:p>
+            <w:pPr>
+              <w:spacing w:before="60" w:after="60" w:line="252" w:lineRule="auto"/>
+              <w:jc w:val="left"/>
+            </w:pPr>
+            <w:r/>
+            <w:r>
+              <w:rPr>
+                <w:b/>
+              </w:rPr>
+              <w:t>732.75</w:t>
+            </w:r>
+          </w:p>
+        </w:tc>
+        <w:tc>
+          <w:tcPr>
+            <w:tcW w:type="dxa" w:w="3456"/>
+            <w:shd w:fill="F8FAFC"/>
+            <w:tcMar>
+              <w:top w:w="100" w:type="dxa"/>
+              <w:bottom w:w="100" w:type="dxa"/>
+              <w:left w:w="120" w:type="dxa"/>
+              <w:right w:w="120" w:type="dxa"/>
+            </w:tcMar>
+            <w:tcBorders>
+              <w:top w:val="single" w:sz="4" w:space="0" w:color="CCCCCC"/>
+              <w:bottom w:val="single" w:sz="4" w:space="0" w:color="CCCCCC"/>
+              <w:left w:val="single" w:sz="4" w:space="0" w:color="CCCCCC"/>
+              <w:right w:val="single" w:sz="4" w:space="0" w:color="CCCCCC"/>
+            </w:tcBorders>
+          </w:tcPr>
+          <w:p>
+            <w:pPr>
+              <w:spacing w:before="60" w:after="60" w:line="252" w:lineRule="auto"/>
+              <w:jc w:val="left"/>
+            </w:pPr>
+            <w:r/>
+            <w:r>
+              <w:rPr>
+                <w:b/>
+              </w:rPr>
+              <w:t>+0.75</w:t>
+            </w:r>
+          </w:p>
+        </w:tc>
+        <w:tc>
+          <w:tcPr>
+            <w:tcW w:type="dxa" w:w="1440"/>
+            <w:shd w:fill="F8FAFC"/>
+            <w:tcMar>
+              <w:top w:w="100" w:type="dxa"/>
+              <w:bottom w:w="100" w:type="dxa"/>
+              <w:left w:w="120" w:type="dxa"/>
+              <w:right w:w="120" w:type="dxa"/>
+            </w:tcMar>
+            <w:tcBorders>
+              <w:top w:val="single" w:sz="4" w:space="0" w:color="CCCCCC"/>
+              <w:bottom w:val="single" w:sz="4" w:space="0" w:color="CCCCCC"/>
+              <w:left w:val="single" w:sz="4" w:space="0" w:color="CCCCCC"/>
+              <w:right w:val="single" w:sz="4" w:space="0" w:color="CCCCCC"/>
+            </w:tcBorders>
+          </w:tcPr>
+          <w:p>
+            <w:pPr>
+              <w:spacing w:before="60" w:after="60" w:line="252" w:lineRule="auto"/>
+              <w:jc w:val="left"/>
+            </w:pPr>
+            <w:r/>
+            <w:r>
+              <w:t>BULL</w:t>
+            </w:r>
+          </w:p>
+        </w:tc>
+      </w:tr>
+      <w:tr>
+        <w:tc>
+          <w:tcPr>
+            <w:tcW w:type="dxa" w:w="1584"/>
+            <w:shd w:fill="FFFFFF"/>
+            <w:tcMar>
+              <w:top w:w="100" w:type="dxa"/>
+              <w:bottom w:w="100" w:type="dxa"/>
+              <w:left w:w="120" w:type="dxa"/>
+              <w:right w:w="120" w:type="dxa"/>
+            </w:tcMar>
+            <w:tcBorders>
+              <w:top w:val="single" w:sz="4" w:space="0" w:color="CCCCCC"/>
+              <w:bottom w:val="single" w:sz="4" w:space="0" w:color="CCCCCC"/>
+              <w:left w:val="single" w:sz="4" w:space="0" w:color="CCCCCC"/>
+              <w:right w:val="single" w:sz="4" w:space="0" w:color="CCCCCC"/>
+            </w:tcBorders>
+          </w:tcPr>
+          <w:p>
+            <w:pPr>
+              <w:spacing w:before="60" w:after="60" w:line="252" w:lineRule="auto"/>
+              <w:jc w:val="left"/>
+            </w:pPr>
+            <w:r/>
+            <w:r>
+              <w:rPr>
+                <w:b/>
+              </w:rPr>
+              <w:t>Fri 25/09</w:t>
+            </w:r>
+          </w:p>
+        </w:tc>
+        <w:tc>
+          <w:tcPr>
+            <w:tcW w:type="dxa" w:w="864"/>
+            <w:shd w:fill="FFFFFF"/>
+            <w:tcMar>
+              <w:top w:w="100" w:type="dxa"/>
+              <w:bottom w:w="100" w:type="dxa"/>
+              <w:left w:w="120" w:type="dxa"/>
+              <w:right w:w="120" w:type="dxa"/>
+            </w:tcMar>
+            <w:tcBorders>
+              <w:top w:val="single" w:sz="4" w:space="0" w:color="CCCCCC"/>
+              <w:bottom w:val="single" w:sz="4" w:space="0" w:color="CCCCCC"/>
+              <w:left w:val="single" w:sz="4" w:space="0" w:color="CCCCCC"/>
+              <w:right w:val="single" w:sz="4" w:space="0" w:color="CCCCCC"/>
+            </w:tcBorders>
+          </w:tcPr>
+          <w:p>
+            <w:pPr>
+              <w:spacing w:before="60" w:after="60" w:line="252" w:lineRule="auto"/>
+              <w:jc w:val="left"/>
+            </w:pPr>
+            <w:r/>
+            <w:r>
+              <w:t>Pre-NY 19-21</w:t>
+            </w:r>
+          </w:p>
+        </w:tc>
+        <w:tc>
+          <w:tcPr>
+            <w:tcW w:type="dxa" w:w="1440"/>
+            <w:shd w:fill="FFFFFF"/>
+            <w:tcMar>
+              <w:top w:w="100" w:type="dxa"/>
+              <w:bottom w:w="100" w:type="dxa"/>
+              <w:left w:w="120" w:type="dxa"/>
+              <w:right w:w="120" w:type="dxa"/>
+            </w:tcMar>
+            <w:tcBorders>
+              <w:top w:val="single" w:sz="4" w:space="0" w:color="CCCCCC"/>
+              <w:bottom w:val="single" w:sz="4" w:space="0" w:color="CCCCCC"/>
+              <w:left w:val="single" w:sz="4" w:space="0" w:color="CCCCCC"/>
+              <w:right w:val="single" w:sz="4" w:space="0" w:color="CCCCCC"/>
+            </w:tcBorders>
+          </w:tcPr>
+          <w:p>
+            <w:pPr>
+              <w:spacing w:before="60" w:after="60" w:line="252" w:lineRule="auto"/>
+              <w:jc w:val="left"/>
+            </w:pPr>
+            <w:r/>
+            <w:r>
+              <w:t>732.75</w:t>
+            </w:r>
+          </w:p>
+        </w:tc>
+        <w:tc>
+          <w:tcPr>
+            <w:tcW w:type="dxa" w:w="2016"/>
+            <w:shd w:fill="FFFFFF"/>
+            <w:tcMar>
+              <w:top w:w="100" w:type="dxa"/>
+              <w:bottom w:w="100" w:type="dxa"/>
+              <w:left w:w="120" w:type="dxa"/>
+              <w:right w:w="120" w:type="dxa"/>
+            </w:tcMar>
+            <w:tcBorders>
+              <w:top w:val="single" w:sz="4" w:space="0" w:color="CCCCCC"/>
+              <w:bottom w:val="single" w:sz="4" w:space="0" w:color="CCCCCC"/>
+              <w:left w:val="single" w:sz="4" w:space="0" w:color="CCCCCC"/>
+              <w:right w:val="single" w:sz="4" w:space="0" w:color="CCCCCC"/>
+            </w:tcBorders>
+          </w:tcPr>
+          <w:p>
+            <w:pPr>
+              <w:spacing w:before="60" w:after="60" w:line="252" w:lineRule="auto"/>
+              <w:jc w:val="left"/>
+            </w:pPr>
+            <w:r/>
+            <w:r>
+              <w:t>742.00</w:t>
+            </w:r>
+          </w:p>
+        </w:tc>
+        <w:tc>
+          <w:tcPr>
+            <w:tcW w:type="dxa" w:w="1152"/>
+            <w:shd w:fill="FFFFFF"/>
+            <w:tcMar>
+              <w:top w:w="100" w:type="dxa"/>
+              <w:bottom w:w="100" w:type="dxa"/>
+              <w:left w:w="120" w:type="dxa"/>
+              <w:right w:w="120" w:type="dxa"/>
+            </w:tcMar>
+            <w:tcBorders>
+              <w:top w:val="single" w:sz="4" w:space="0" w:color="CCCCCC"/>
+              <w:bottom w:val="single" w:sz="4" w:space="0" w:color="CCCCCC"/>
+              <w:left w:val="single" w:sz="4" w:space="0" w:color="CCCCCC"/>
+              <w:right w:val="single" w:sz="4" w:space="0" w:color="CCCCCC"/>
+            </w:tcBorders>
+          </w:tcPr>
+          <w:p>
+            <w:pPr>
+              <w:spacing w:before="60" w:after="60" w:line="252" w:lineRule="auto"/>
+              <w:jc w:val="left"/>
+            </w:pPr>
+            <w:r/>
+            <w:r>
+              <w:t>725.50</w:t>
+            </w:r>
+          </w:p>
+        </w:tc>
+        <w:tc>
+          <w:tcPr>
+            <w:tcW w:type="dxa" w:w="1728"/>
+            <w:shd w:fill="FFFFFF"/>
+            <w:tcMar>
+              <w:top w:w="100" w:type="dxa"/>
+              <w:bottom w:w="100" w:type="dxa"/>
+              <w:left w:w="120" w:type="dxa"/>
+              <w:right w:w="120" w:type="dxa"/>
+            </w:tcMar>
+            <w:tcBorders>
+              <w:top w:val="single" w:sz="4" w:space="0" w:color="CCCCCC"/>
+              <w:bottom w:val="single" w:sz="4" w:space="0" w:color="CCCCCC"/>
+              <w:left w:val="single" w:sz="4" w:space="0" w:color="CCCCCC"/>
+              <w:right w:val="single" w:sz="4" w:space="0" w:color="CCCCCC"/>
+            </w:tcBorders>
+          </w:tcPr>
+          <w:p>
+            <w:pPr>
+              <w:spacing w:before="60" w:after="60" w:line="252" w:lineRule="auto"/>
+              <w:jc w:val="left"/>
+            </w:pPr>
+            <w:r/>
+            <w:r>
+              <w:rPr>
+                <w:b/>
+              </w:rPr>
+              <w:t>732.50</w:t>
+            </w:r>
+          </w:p>
+        </w:tc>
+        <w:tc>
+          <w:tcPr>
+            <w:tcW w:type="dxa" w:w="3456"/>
+            <w:shd w:fill="FFFFFF"/>
+            <w:tcMar>
+              <w:top w:w="100" w:type="dxa"/>
+              <w:bottom w:w="100" w:type="dxa"/>
+              <w:left w:w="120" w:type="dxa"/>
+              <w:right w:w="120" w:type="dxa"/>
+            </w:tcMar>
+            <w:tcBorders>
+              <w:top w:val="single" w:sz="4" w:space="0" w:color="CCCCCC"/>
+              <w:bottom w:val="single" w:sz="4" w:space="0" w:color="CCCCCC"/>
+              <w:left w:val="single" w:sz="4" w:space="0" w:color="CCCCCC"/>
+              <w:right w:val="single" w:sz="4" w:space="0" w:color="CCCCCC"/>
+            </w:tcBorders>
+          </w:tcPr>
+          <w:p>
+            <w:pPr>
+              <w:spacing w:before="60" w:after="60" w:line="252" w:lineRule="auto"/>
+              <w:jc w:val="left"/>
+            </w:pPr>
+            <w:r/>
+            <w:r>
+              <w:rPr>
+                <w:b/>
+              </w:rPr>
+              <w:t>-0.25</w:t>
+            </w:r>
+          </w:p>
+        </w:tc>
+        <w:tc>
+          <w:tcPr>
+            <w:tcW w:type="dxa" w:w="1440"/>
+            <w:shd w:fill="FFFFFF"/>
+            <w:tcMar>
+              <w:top w:w="100" w:type="dxa"/>
+              <w:bottom w:w="100" w:type="dxa"/>
+              <w:left w:w="120" w:type="dxa"/>
+              <w:right w:w="120" w:type="dxa"/>
+            </w:tcMar>
+            <w:tcBorders>
+              <w:top w:val="single" w:sz="4" w:space="0" w:color="CCCCCC"/>
+              <w:bottom w:val="single" w:sz="4" w:space="0" w:color="CCCCCC"/>
+              <w:left w:val="single" w:sz="4" w:space="0" w:color="CCCCCC"/>
+              <w:right w:val="single" w:sz="4" w:space="0" w:color="CCCCCC"/>
+            </w:tcBorders>
+          </w:tcPr>
+          <w:p>
+            <w:pPr>
+              <w:spacing w:before="60" w:after="60" w:line="252" w:lineRule="auto"/>
+              <w:jc w:val="left"/>
+            </w:pPr>
+            <w:r/>
+            <w:r>
+              <w:t>BEAR</w:t>
+            </w:r>
+          </w:p>
+        </w:tc>
+      </w:tr>
+      <w:tr>
+        <w:tc>
+          <w:tcPr>
+            <w:tcW w:type="dxa" w:w="1584"/>
+            <w:shd w:fill="F8FAFC"/>
+            <w:tcMar>
+              <w:top w:w="100" w:type="dxa"/>
+              <w:bottom w:w="100" w:type="dxa"/>
+              <w:left w:w="120" w:type="dxa"/>
+              <w:right w:w="120" w:type="dxa"/>
+            </w:tcMar>
+            <w:tcBorders>
+              <w:top w:val="single" w:sz="4" w:space="0" w:color="CCCCCC"/>
+              <w:bottom w:val="single" w:sz="4" w:space="0" w:color="CCCCCC"/>
+              <w:left w:val="single" w:sz="4" w:space="0" w:color="CCCCCC"/>
+              <w:right w:val="single" w:sz="4" w:space="0" w:color="CCCCCC"/>
+            </w:tcBorders>
+          </w:tcPr>
+          <w:p>
+            <w:pPr>
+              <w:spacing w:before="60" w:after="60" w:line="252" w:lineRule="auto"/>
+              <w:jc w:val="left"/>
+            </w:pPr>
+            <w:r/>
+            <w:r>
+              <w:rPr>
+                <w:b/>
+              </w:rPr>
+              <w:t>Fri 25/09</w:t>
+            </w:r>
+          </w:p>
+        </w:tc>
+        <w:tc>
+          <w:tcPr>
+            <w:tcW w:type="dxa" w:w="864"/>
+            <w:shd w:fill="F8FAFC"/>
+            <w:tcMar>
+              <w:top w:w="100" w:type="dxa"/>
+              <w:bottom w:w="100" w:type="dxa"/>
+              <w:left w:w="120" w:type="dxa"/>
+              <w:right w:w="120" w:type="dxa"/>
+            </w:tcMar>
+            <w:tcBorders>
+              <w:top w:val="single" w:sz="4" w:space="0" w:color="CCCCCC"/>
+              <w:bottom w:val="single" w:sz="4" w:space="0" w:color="CCCCCC"/>
+              <w:left w:val="single" w:sz="4" w:space="0" w:color="CCCCCC"/>
+              <w:right w:val="single" w:sz="4" w:space="0" w:color="CCCCCC"/>
+            </w:tcBorders>
+          </w:tcPr>
+          <w:p>
+            <w:pPr>
+              <w:spacing w:before="60" w:after="60" w:line="252" w:lineRule="auto"/>
+              <w:jc w:val="left"/>
+            </w:pPr>
+            <w:r/>
+            <w:r>
+              <w:t>NY Open 21-23</w:t>
+            </w:r>
+          </w:p>
+        </w:tc>
+        <w:tc>
+          <w:tcPr>
+            <w:tcW w:type="dxa" w:w="1440"/>
+            <w:shd w:fill="F8FAFC"/>
+            <w:tcMar>
+              <w:top w:w="100" w:type="dxa"/>
+              <w:bottom w:w="100" w:type="dxa"/>
+              <w:left w:w="120" w:type="dxa"/>
+              <w:right w:w="120" w:type="dxa"/>
+            </w:tcMar>
+            <w:tcBorders>
+              <w:top w:val="single" w:sz="4" w:space="0" w:color="CCCCCC"/>
+              <w:bottom w:val="single" w:sz="4" w:space="0" w:color="CCCCCC"/>
+              <w:left w:val="single" w:sz="4" w:space="0" w:color="CCCCCC"/>
+              <w:right w:val="single" w:sz="4" w:space="0" w:color="CCCCCC"/>
+            </w:tcBorders>
+          </w:tcPr>
+          <w:p>
+            <w:pPr>
+              <w:spacing w:before="60" w:after="60" w:line="252" w:lineRule="auto"/>
+              <w:jc w:val="left"/>
+            </w:pPr>
+            <w:r/>
+            <w:r>
+              <w:t>732.50</w:t>
+            </w:r>
+          </w:p>
+        </w:tc>
+        <w:tc>
+          <w:tcPr>
+            <w:tcW w:type="dxa" w:w="2016"/>
+            <w:shd w:fill="F8FAFC"/>
+            <w:tcMar>
+              <w:top w:w="100" w:type="dxa"/>
+              <w:bottom w:w="100" w:type="dxa"/>
+              <w:left w:w="120" w:type="dxa"/>
+              <w:right w:w="120" w:type="dxa"/>
+            </w:tcMar>
+            <w:tcBorders>
+              <w:top w:val="single" w:sz="4" w:space="0" w:color="CCCCCC"/>
+              <w:bottom w:val="single" w:sz="4" w:space="0" w:color="CCCCCC"/>
+              <w:left w:val="single" w:sz="4" w:space="0" w:color="CCCCCC"/>
+              <w:right w:val="single" w:sz="4" w:space="0" w:color="CCCCCC"/>
+            </w:tcBorders>
+          </w:tcPr>
+          <w:p>
+            <w:pPr>
+              <w:spacing w:before="60" w:after="60" w:line="252" w:lineRule="auto"/>
+              <w:jc w:val="left"/>
+            </w:pPr>
+            <w:r/>
+            <w:r>
+              <w:t>741.00</w:t>
+            </w:r>
+          </w:p>
+        </w:tc>
+        <w:tc>
+          <w:tcPr>
+            <w:tcW w:type="dxa" w:w="1152"/>
+            <w:shd w:fill="F8FAFC"/>
+            <w:tcMar>
+              <w:top w:w="100" w:type="dxa"/>
+              <w:bottom w:w="100" w:type="dxa"/>
+              <w:left w:w="120" w:type="dxa"/>
+              <w:right w:w="120" w:type="dxa"/>
+            </w:tcMar>
+            <w:tcBorders>
+              <w:top w:val="single" w:sz="4" w:space="0" w:color="CCCCCC"/>
+              <w:bottom w:val="single" w:sz="4" w:space="0" w:color="CCCCCC"/>
+              <w:left w:val="single" w:sz="4" w:space="0" w:color="CCCCCC"/>
+              <w:right w:val="single" w:sz="4" w:space="0" w:color="CCCCCC"/>
+            </w:tcBorders>
+          </w:tcPr>
+          <w:p>
+            <w:pPr>
+              <w:spacing w:before="60" w:after="60" w:line="252" w:lineRule="auto"/>
+              <w:jc w:val="left"/>
+            </w:pPr>
+            <w:r/>
+            <w:r>
+              <w:t>718.50</w:t>
+            </w:r>
+          </w:p>
+        </w:tc>
+        <w:tc>
+          <w:tcPr>
+            <w:tcW w:type="dxa" w:w="1728"/>
+            <w:shd w:fill="F8FAFC"/>
+            <w:tcMar>
+              <w:top w:w="100" w:type="dxa"/>
+              <w:bottom w:w="100" w:type="dxa"/>
+              <w:left w:w="120" w:type="dxa"/>
+              <w:right w:w="120" w:type="dxa"/>
+            </w:tcMar>
+            <w:tcBorders>
+              <w:top w:val="single" w:sz="4" w:space="0" w:color="CCCCCC"/>
+              <w:bottom w:val="single" w:sz="4" w:space="0" w:color="CCCCCC"/>
+              <w:left w:val="single" w:sz="4" w:space="0" w:color="CCCCCC"/>
+              <w:right w:val="single" w:sz="4" w:space="0" w:color="CCCCCC"/>
+            </w:tcBorders>
+          </w:tcPr>
+          <w:p>
+            <w:pPr>
+              <w:spacing w:before="60" w:after="60" w:line="252" w:lineRule="auto"/>
+              <w:jc w:val="left"/>
+            </w:pPr>
+            <w:r/>
+            <w:r>
+              <w:rPr>
+                <w:b/>
+              </w:rPr>
+              <w:t>734.25</w:t>
             </w:r>
           </w:p>
         </w:tc>
@@ -27849,7 +31139,7 @@
               <w:rPr>
                 <w:b/>
               </w:rPr>
-              <w:t>Wed 23/09</w:t>
+              <w:t>Fri 25/09</w:t>
             </w:r>
           </w:p>
         </w:tc>
@@ -27877,7 +31167,7 @@
             </w:pPr>
             <w:r/>
             <w:r>
-              <w:t>Pre-NY 19-21</w:t>
+              <w:t>NY Close 23-01</w:t>
             </w:r>
           </w:p>
         </w:tc>
@@ -27905,7 +31195,7 @@
             </w:pPr>
             <w:r/>
             <w:r>
-              <w:t>728.25</w:t>
+              <w:t>734.25</w:t>
             </w:r>
           </w:p>
         </w:tc>
@@ -27933,7 +31223,7 @@
             </w:pPr>
             <w:r/>
             <w:r>
-              <w:t>737.50</w:t>
+              <w:t>740.50</w:t>
             </w:r>
           </w:p>
         </w:tc>
@@ -27961,1887 +31251,7 @@
             </w:pPr>
             <w:r/>
             <w:r>
-              <w:t>717.50</w:t>
-            </w:r>
-          </w:p>
-        </w:tc>
-        <w:tc>
-          <w:tcPr>
-            <w:tcW w:type="dxa" w:w="1728"/>
-            <w:shd w:fill="FFFFFF"/>
-            <w:tcMar>
-              <w:top w:w="100" w:type="dxa"/>
-              <w:bottom w:w="100" w:type="dxa"/>
-              <w:left w:w="120" w:type="dxa"/>
-              <w:right w:w="120" w:type="dxa"/>
-            </w:tcMar>
-            <w:tcBorders>
-              <w:top w:val="single" w:sz="4" w:space="0" w:color="CCCCCC"/>
-              <w:bottom w:val="single" w:sz="4" w:space="0" w:color="CCCCCC"/>
-              <w:left w:val="single" w:sz="4" w:space="0" w:color="CCCCCC"/>
-              <w:right w:val="single" w:sz="4" w:space="0" w:color="CCCCCC"/>
-            </w:tcBorders>
-          </w:tcPr>
-          <w:p>
-            <w:pPr>
-              <w:spacing w:before="60" w:after="60" w:line="252" w:lineRule="auto"/>
-              <w:jc w:val="left"/>
-            </w:pPr>
-            <w:r/>
-            <w:r>
-              <w:rPr>
-                <w:b/>
-              </w:rPr>
-              <w:t>728.75</w:t>
-            </w:r>
-          </w:p>
-        </w:tc>
-        <w:tc>
-          <w:tcPr>
-            <w:tcW w:type="dxa" w:w="3456"/>
-            <w:shd w:fill="FFFFFF"/>
-            <w:tcMar>
-              <w:top w:w="100" w:type="dxa"/>
-              <w:bottom w:w="100" w:type="dxa"/>
-              <w:left w:w="120" w:type="dxa"/>
-              <w:right w:w="120" w:type="dxa"/>
-            </w:tcMar>
-            <w:tcBorders>
-              <w:top w:val="single" w:sz="4" w:space="0" w:color="CCCCCC"/>
-              <w:bottom w:val="single" w:sz="4" w:space="0" w:color="CCCCCC"/>
-              <w:left w:val="single" w:sz="4" w:space="0" w:color="CCCCCC"/>
-              <w:right w:val="single" w:sz="4" w:space="0" w:color="CCCCCC"/>
-            </w:tcBorders>
-          </w:tcPr>
-          <w:p>
-            <w:pPr>
-              <w:spacing w:before="60" w:after="60" w:line="252" w:lineRule="auto"/>
-              <w:jc w:val="left"/>
-            </w:pPr>
-            <w:r/>
-            <w:r>
-              <w:rPr>
-                <w:b/>
-              </w:rPr>
-              <w:t>+0.50</w:t>
-            </w:r>
-          </w:p>
-        </w:tc>
-        <w:tc>
-          <w:tcPr>
-            <w:tcW w:type="dxa" w:w="1440"/>
-            <w:shd w:fill="FFFFFF"/>
-            <w:tcMar>
-              <w:top w:w="100" w:type="dxa"/>
-              <w:bottom w:w="100" w:type="dxa"/>
-              <w:left w:w="120" w:type="dxa"/>
-              <w:right w:w="120" w:type="dxa"/>
-            </w:tcMar>
-            <w:tcBorders>
-              <w:top w:val="single" w:sz="4" w:space="0" w:color="CCCCCC"/>
-              <w:bottom w:val="single" w:sz="4" w:space="0" w:color="CCCCCC"/>
-              <w:left w:val="single" w:sz="4" w:space="0" w:color="CCCCCC"/>
-              <w:right w:val="single" w:sz="4" w:space="0" w:color="CCCCCC"/>
-            </w:tcBorders>
-          </w:tcPr>
-          <w:p>
-            <w:pPr>
-              <w:spacing w:before="60" w:after="60" w:line="252" w:lineRule="auto"/>
-              <w:jc w:val="left"/>
-            </w:pPr>
-            <w:r/>
-            <w:r>
-              <w:t>BULL</w:t>
-            </w:r>
-          </w:p>
-        </w:tc>
-      </w:tr>
-      <w:tr>
-        <w:tc>
-          <w:tcPr>
-            <w:tcW w:type="dxa" w:w="1584"/>
-            <w:shd w:fill="F8FAFC"/>
-            <w:tcMar>
-              <w:top w:w="100" w:type="dxa"/>
-              <w:bottom w:w="100" w:type="dxa"/>
-              <w:left w:w="120" w:type="dxa"/>
-              <w:right w:w="120" w:type="dxa"/>
-            </w:tcMar>
-            <w:tcBorders>
-              <w:top w:val="single" w:sz="4" w:space="0" w:color="CCCCCC"/>
-              <w:bottom w:val="single" w:sz="4" w:space="0" w:color="CCCCCC"/>
-              <w:left w:val="single" w:sz="4" w:space="0" w:color="CCCCCC"/>
-              <w:right w:val="single" w:sz="4" w:space="0" w:color="CCCCCC"/>
-            </w:tcBorders>
-          </w:tcPr>
-          <w:p>
-            <w:pPr>
-              <w:spacing w:before="60" w:after="60" w:line="252" w:lineRule="auto"/>
-              <w:jc w:val="left"/>
-            </w:pPr>
-            <w:r/>
-            <w:r>
-              <w:rPr>
-                <w:b/>
-              </w:rPr>
-              <w:t>Wed 23/09</w:t>
-            </w:r>
-          </w:p>
-        </w:tc>
-        <w:tc>
-          <w:tcPr>
-            <w:tcW w:type="dxa" w:w="864"/>
-            <w:shd w:fill="F8FAFC"/>
-            <w:tcMar>
-              <w:top w:w="100" w:type="dxa"/>
-              <w:bottom w:w="100" w:type="dxa"/>
-              <w:left w:w="120" w:type="dxa"/>
-              <w:right w:w="120" w:type="dxa"/>
-            </w:tcMar>
-            <w:tcBorders>
-              <w:top w:val="single" w:sz="4" w:space="0" w:color="CCCCCC"/>
-              <w:bottom w:val="single" w:sz="4" w:space="0" w:color="CCCCCC"/>
-              <w:left w:val="single" w:sz="4" w:space="0" w:color="CCCCCC"/>
-              <w:right w:val="single" w:sz="4" w:space="0" w:color="CCCCCC"/>
-            </w:tcBorders>
-          </w:tcPr>
-          <w:p>
-            <w:pPr>
-              <w:spacing w:before="60" w:after="60" w:line="252" w:lineRule="auto"/>
-              <w:jc w:val="left"/>
-            </w:pPr>
-            <w:r/>
-            <w:r>
-              <w:t>NY Open 21-23</w:t>
-            </w:r>
-          </w:p>
-        </w:tc>
-        <w:tc>
-          <w:tcPr>
-            <w:tcW w:type="dxa" w:w="1440"/>
-            <w:shd w:fill="F8FAFC"/>
-            <w:tcMar>
-              <w:top w:w="100" w:type="dxa"/>
-              <w:bottom w:w="100" w:type="dxa"/>
-              <w:left w:w="120" w:type="dxa"/>
-              <w:right w:w="120" w:type="dxa"/>
-            </w:tcMar>
-            <w:tcBorders>
-              <w:top w:val="single" w:sz="4" w:space="0" w:color="CCCCCC"/>
-              <w:bottom w:val="single" w:sz="4" w:space="0" w:color="CCCCCC"/>
-              <w:left w:val="single" w:sz="4" w:space="0" w:color="CCCCCC"/>
-              <w:right w:val="single" w:sz="4" w:space="0" w:color="CCCCCC"/>
-            </w:tcBorders>
-          </w:tcPr>
-          <w:p>
-            <w:pPr>
-              <w:spacing w:before="60" w:after="60" w:line="252" w:lineRule="auto"/>
-              <w:jc w:val="left"/>
-            </w:pPr>
-            <w:r/>
-            <w:r>
-              <w:t>728.75</w:t>
-            </w:r>
-          </w:p>
-        </w:tc>
-        <w:tc>
-          <w:tcPr>
-            <w:tcW w:type="dxa" w:w="2016"/>
-            <w:shd w:fill="F8FAFC"/>
-            <w:tcMar>
-              <w:top w:w="100" w:type="dxa"/>
-              <w:bottom w:w="100" w:type="dxa"/>
-              <w:left w:w="120" w:type="dxa"/>
-              <w:right w:w="120" w:type="dxa"/>
-            </w:tcMar>
-            <w:tcBorders>
-              <w:top w:val="single" w:sz="4" w:space="0" w:color="CCCCCC"/>
-              <w:bottom w:val="single" w:sz="4" w:space="0" w:color="CCCCCC"/>
-              <w:left w:val="single" w:sz="4" w:space="0" w:color="CCCCCC"/>
-              <w:right w:val="single" w:sz="4" w:space="0" w:color="CCCCCC"/>
-            </w:tcBorders>
-          </w:tcPr>
-          <w:p>
-            <w:pPr>
-              <w:spacing w:before="60" w:after="60" w:line="252" w:lineRule="auto"/>
-              <w:jc w:val="left"/>
-            </w:pPr>
-            <w:r/>
-            <w:r>
-              <w:t>741.00</w:t>
-            </w:r>
-          </w:p>
-        </w:tc>
-        <w:tc>
-          <w:tcPr>
-            <w:tcW w:type="dxa" w:w="1152"/>
-            <w:shd w:fill="F8FAFC"/>
-            <w:tcMar>
-              <w:top w:w="100" w:type="dxa"/>
-              <w:bottom w:w="100" w:type="dxa"/>
-              <w:left w:w="120" w:type="dxa"/>
-              <w:right w:w="120" w:type="dxa"/>
-            </w:tcMar>
-            <w:tcBorders>
-              <w:top w:val="single" w:sz="4" w:space="0" w:color="CCCCCC"/>
-              <w:bottom w:val="single" w:sz="4" w:space="0" w:color="CCCCCC"/>
-              <w:left w:val="single" w:sz="4" w:space="0" w:color="CCCCCC"/>
-              <w:right w:val="single" w:sz="4" w:space="0" w:color="CCCCCC"/>
-            </w:tcBorders>
-          </w:tcPr>
-          <w:p>
-            <w:pPr>
-              <w:spacing w:before="60" w:after="60" w:line="252" w:lineRule="auto"/>
-              <w:jc w:val="left"/>
-            </w:pPr>
-            <w:r/>
-            <w:r>
-              <w:t>714.50</w:t>
-            </w:r>
-          </w:p>
-        </w:tc>
-        <w:tc>
-          <w:tcPr>
-            <w:tcW w:type="dxa" w:w="1728"/>
-            <w:shd w:fill="F8FAFC"/>
-            <w:tcMar>
-              <w:top w:w="100" w:type="dxa"/>
-              <w:bottom w:w="100" w:type="dxa"/>
-              <w:left w:w="120" w:type="dxa"/>
-              <w:right w:w="120" w:type="dxa"/>
-            </w:tcMar>
-            <w:tcBorders>
-              <w:top w:val="single" w:sz="4" w:space="0" w:color="CCCCCC"/>
-              <w:bottom w:val="single" w:sz="4" w:space="0" w:color="CCCCCC"/>
-              <w:left w:val="single" w:sz="4" w:space="0" w:color="CCCCCC"/>
-              <w:right w:val="single" w:sz="4" w:space="0" w:color="CCCCCC"/>
-            </w:tcBorders>
-          </w:tcPr>
-          <w:p>
-            <w:pPr>
-              <w:spacing w:before="60" w:after="60" w:line="252" w:lineRule="auto"/>
-              <w:jc w:val="left"/>
-            </w:pPr>
-            <w:r/>
-            <w:r>
-              <w:rPr>
-                <w:b/>
-              </w:rPr>
-              <w:t>727.25</w:t>
-            </w:r>
-          </w:p>
-        </w:tc>
-        <w:tc>
-          <w:tcPr>
-            <w:tcW w:type="dxa" w:w="3456"/>
-            <w:shd w:fill="F8FAFC"/>
-            <w:tcMar>
-              <w:top w:w="100" w:type="dxa"/>
-              <w:bottom w:w="100" w:type="dxa"/>
-              <w:left w:w="120" w:type="dxa"/>
-              <w:right w:w="120" w:type="dxa"/>
-            </w:tcMar>
-            <w:tcBorders>
-              <w:top w:val="single" w:sz="4" w:space="0" w:color="CCCCCC"/>
-              <w:bottom w:val="single" w:sz="4" w:space="0" w:color="CCCCCC"/>
-              <w:left w:val="single" w:sz="4" w:space="0" w:color="CCCCCC"/>
-              <w:right w:val="single" w:sz="4" w:space="0" w:color="CCCCCC"/>
-            </w:tcBorders>
-          </w:tcPr>
-          <w:p>
-            <w:pPr>
-              <w:spacing w:before="60" w:after="60" w:line="252" w:lineRule="auto"/>
-              <w:jc w:val="left"/>
-            </w:pPr>
-            <w:r/>
-            <w:r>
-              <w:rPr>
-                <w:b/>
-              </w:rPr>
-              <w:t>-1.50</w:t>
-            </w:r>
-          </w:p>
-        </w:tc>
-        <w:tc>
-          <w:tcPr>
-            <w:tcW w:type="dxa" w:w="1440"/>
-            <w:shd w:fill="F8FAFC"/>
-            <w:tcMar>
-              <w:top w:w="100" w:type="dxa"/>
-              <w:bottom w:w="100" w:type="dxa"/>
-              <w:left w:w="120" w:type="dxa"/>
-              <w:right w:w="120" w:type="dxa"/>
-            </w:tcMar>
-            <w:tcBorders>
-              <w:top w:val="single" w:sz="4" w:space="0" w:color="CCCCCC"/>
-              <w:bottom w:val="single" w:sz="4" w:space="0" w:color="CCCCCC"/>
-              <w:left w:val="single" w:sz="4" w:space="0" w:color="CCCCCC"/>
-              <w:right w:val="single" w:sz="4" w:space="0" w:color="CCCCCC"/>
-            </w:tcBorders>
-          </w:tcPr>
-          <w:p>
-            <w:pPr>
-              <w:spacing w:before="60" w:after="60" w:line="252" w:lineRule="auto"/>
-              <w:jc w:val="left"/>
-            </w:pPr>
-            <w:r/>
-            <w:r>
-              <w:t>BEAR</w:t>
-            </w:r>
-          </w:p>
-        </w:tc>
-      </w:tr>
-      <w:tr>
-        <w:tc>
-          <w:tcPr>
-            <w:tcW w:type="dxa" w:w="1584"/>
-            <w:shd w:fill="FFFFFF"/>
-            <w:tcMar>
-              <w:top w:w="100" w:type="dxa"/>
-              <w:bottom w:w="100" w:type="dxa"/>
-              <w:left w:w="120" w:type="dxa"/>
-              <w:right w:w="120" w:type="dxa"/>
-            </w:tcMar>
-            <w:tcBorders>
-              <w:top w:val="single" w:sz="4" w:space="0" w:color="CCCCCC"/>
-              <w:bottom w:val="single" w:sz="4" w:space="0" w:color="CCCCCC"/>
-              <w:left w:val="single" w:sz="4" w:space="0" w:color="CCCCCC"/>
-              <w:right w:val="single" w:sz="4" w:space="0" w:color="CCCCCC"/>
-            </w:tcBorders>
-          </w:tcPr>
-          <w:p>
-            <w:pPr>
-              <w:spacing w:before="60" w:after="60" w:line="252" w:lineRule="auto"/>
-              <w:jc w:val="left"/>
-            </w:pPr>
-            <w:r/>
-            <w:r>
-              <w:rPr>
-                <w:b/>
-              </w:rPr>
-              <w:t>Wed 23/09</w:t>
-            </w:r>
-          </w:p>
-        </w:tc>
-        <w:tc>
-          <w:tcPr>
-            <w:tcW w:type="dxa" w:w="864"/>
-            <w:shd w:fill="FFFFFF"/>
-            <w:tcMar>
-              <w:top w:w="100" w:type="dxa"/>
-              <w:bottom w:w="100" w:type="dxa"/>
-              <w:left w:w="120" w:type="dxa"/>
-              <w:right w:w="120" w:type="dxa"/>
-            </w:tcMar>
-            <w:tcBorders>
-              <w:top w:val="single" w:sz="4" w:space="0" w:color="CCCCCC"/>
-              <w:bottom w:val="single" w:sz="4" w:space="0" w:color="CCCCCC"/>
-              <w:left w:val="single" w:sz="4" w:space="0" w:color="CCCCCC"/>
-              <w:right w:val="single" w:sz="4" w:space="0" w:color="CCCCCC"/>
-            </w:tcBorders>
-          </w:tcPr>
-          <w:p>
-            <w:pPr>
-              <w:spacing w:before="60" w:after="60" w:line="252" w:lineRule="auto"/>
-              <w:jc w:val="left"/>
-            </w:pPr>
-            <w:r/>
-            <w:r>
-              <w:t>NY Close 23-01</w:t>
-            </w:r>
-          </w:p>
-        </w:tc>
-        <w:tc>
-          <w:tcPr>
-            <w:tcW w:type="dxa" w:w="1440"/>
-            <w:shd w:fill="FFFFFF"/>
-            <w:tcMar>
-              <w:top w:w="100" w:type="dxa"/>
-              <w:bottom w:w="100" w:type="dxa"/>
-              <w:left w:w="120" w:type="dxa"/>
-              <w:right w:w="120" w:type="dxa"/>
-            </w:tcMar>
-            <w:tcBorders>
-              <w:top w:val="single" w:sz="4" w:space="0" w:color="CCCCCC"/>
-              <w:bottom w:val="single" w:sz="4" w:space="0" w:color="CCCCCC"/>
-              <w:left w:val="single" w:sz="4" w:space="0" w:color="CCCCCC"/>
-              <w:right w:val="single" w:sz="4" w:space="0" w:color="CCCCCC"/>
-            </w:tcBorders>
-          </w:tcPr>
-          <w:p>
-            <w:pPr>
-              <w:spacing w:before="60" w:after="60" w:line="252" w:lineRule="auto"/>
-              <w:jc w:val="left"/>
-            </w:pPr>
-            <w:r/>
-            <w:r>
-              <w:t>727.25</w:t>
-            </w:r>
-          </w:p>
-        </w:tc>
-        <w:tc>
-          <w:tcPr>
-            <w:tcW w:type="dxa" w:w="2016"/>
-            <w:shd w:fill="FFFFFF"/>
-            <w:tcMar>
-              <w:top w:w="100" w:type="dxa"/>
-              <w:bottom w:w="100" w:type="dxa"/>
-              <w:left w:w="120" w:type="dxa"/>
-              <w:right w:w="120" w:type="dxa"/>
-            </w:tcMar>
-            <w:tcBorders>
-              <w:top w:val="single" w:sz="4" w:space="0" w:color="CCCCCC"/>
-              <w:bottom w:val="single" w:sz="4" w:space="0" w:color="CCCCCC"/>
-              <w:left w:val="single" w:sz="4" w:space="0" w:color="CCCCCC"/>
-              <w:right w:val="single" w:sz="4" w:space="0" w:color="CCCCCC"/>
-            </w:tcBorders>
-          </w:tcPr>
-          <w:p>
-            <w:pPr>
-              <w:spacing w:before="60" w:after="60" w:line="252" w:lineRule="auto"/>
-              <w:jc w:val="left"/>
-            </w:pPr>
-            <w:r/>
-            <w:r>
-              <w:t>734.25</w:t>
-            </w:r>
-          </w:p>
-        </w:tc>
-        <w:tc>
-          <w:tcPr>
-            <w:tcW w:type="dxa" w:w="1152"/>
-            <w:shd w:fill="FFFFFF"/>
-            <w:tcMar>
-              <w:top w:w="100" w:type="dxa"/>
-              <w:bottom w:w="100" w:type="dxa"/>
-              <w:left w:w="120" w:type="dxa"/>
-              <w:right w:w="120" w:type="dxa"/>
-            </w:tcMar>
-            <w:tcBorders>
-              <w:top w:val="single" w:sz="4" w:space="0" w:color="CCCCCC"/>
-              <w:bottom w:val="single" w:sz="4" w:space="0" w:color="CCCCCC"/>
-              <w:left w:val="single" w:sz="4" w:space="0" w:color="CCCCCC"/>
-              <w:right w:val="single" w:sz="4" w:space="0" w:color="CCCCCC"/>
-            </w:tcBorders>
-          </w:tcPr>
-          <w:p>
-            <w:pPr>
-              <w:spacing w:before="60" w:after="60" w:line="252" w:lineRule="auto"/>
-              <w:jc w:val="left"/>
-            </w:pPr>
-            <w:r/>
-            <w:r>
-              <w:t>717.75</w:t>
-            </w:r>
-          </w:p>
-        </w:tc>
-        <w:tc>
-          <w:tcPr>
-            <w:tcW w:type="dxa" w:w="1728"/>
-            <w:shd w:fill="FFFFFF"/>
-            <w:tcMar>
-              <w:top w:w="100" w:type="dxa"/>
-              <w:bottom w:w="100" w:type="dxa"/>
-              <w:left w:w="120" w:type="dxa"/>
-              <w:right w:w="120" w:type="dxa"/>
-            </w:tcMar>
-            <w:tcBorders>
-              <w:top w:val="single" w:sz="4" w:space="0" w:color="CCCCCC"/>
-              <w:bottom w:val="single" w:sz="4" w:space="0" w:color="CCCCCC"/>
-              <w:left w:val="single" w:sz="4" w:space="0" w:color="CCCCCC"/>
-              <w:right w:val="single" w:sz="4" w:space="0" w:color="CCCCCC"/>
-            </w:tcBorders>
-          </w:tcPr>
-          <w:p>
-            <w:pPr>
-              <w:spacing w:before="60" w:after="60" w:line="252" w:lineRule="auto"/>
-              <w:jc w:val="left"/>
-            </w:pPr>
-            <w:r/>
-            <w:r>
-              <w:rPr>
-                <w:b/>
-              </w:rPr>
               <w:t>727.75</w:t>
-            </w:r>
-          </w:p>
-        </w:tc>
-        <w:tc>
-          <w:tcPr>
-            <w:tcW w:type="dxa" w:w="3456"/>
-            <w:shd w:fill="FFFFFF"/>
-            <w:tcMar>
-              <w:top w:w="100" w:type="dxa"/>
-              <w:bottom w:w="100" w:type="dxa"/>
-              <w:left w:w="120" w:type="dxa"/>
-              <w:right w:w="120" w:type="dxa"/>
-            </w:tcMar>
-            <w:tcBorders>
-              <w:top w:val="single" w:sz="4" w:space="0" w:color="CCCCCC"/>
-              <w:bottom w:val="single" w:sz="4" w:space="0" w:color="CCCCCC"/>
-              <w:left w:val="single" w:sz="4" w:space="0" w:color="CCCCCC"/>
-              <w:right w:val="single" w:sz="4" w:space="0" w:color="CCCCCC"/>
-            </w:tcBorders>
-          </w:tcPr>
-          <w:p>
-            <w:pPr>
-              <w:spacing w:before="60" w:after="60" w:line="252" w:lineRule="auto"/>
-              <w:jc w:val="left"/>
-            </w:pPr>
-            <w:r/>
-            <w:r>
-              <w:rPr>
-                <w:b/>
-              </w:rPr>
-              <w:t>+0.50</w:t>
-            </w:r>
-          </w:p>
-        </w:tc>
-        <w:tc>
-          <w:tcPr>
-            <w:tcW w:type="dxa" w:w="1440"/>
-            <w:shd w:fill="FFFFFF"/>
-            <w:tcMar>
-              <w:top w:w="100" w:type="dxa"/>
-              <w:bottom w:w="100" w:type="dxa"/>
-              <w:left w:w="120" w:type="dxa"/>
-              <w:right w:w="120" w:type="dxa"/>
-            </w:tcMar>
-            <w:tcBorders>
-              <w:top w:val="single" w:sz="4" w:space="0" w:color="CCCCCC"/>
-              <w:bottom w:val="single" w:sz="4" w:space="0" w:color="CCCCCC"/>
-              <w:left w:val="single" w:sz="4" w:space="0" w:color="CCCCCC"/>
-              <w:right w:val="single" w:sz="4" w:space="0" w:color="CCCCCC"/>
-            </w:tcBorders>
-          </w:tcPr>
-          <w:p>
-            <w:pPr>
-              <w:spacing w:before="60" w:after="60" w:line="252" w:lineRule="auto"/>
-              <w:jc w:val="left"/>
-            </w:pPr>
-            <w:r/>
-            <w:r>
-              <w:t>BULL</w:t>
-            </w:r>
-          </w:p>
-        </w:tc>
-      </w:tr>
-      <w:tr>
-        <w:tc>
-          <w:tcPr>
-            <w:tcW w:type="dxa" w:w="1584"/>
-            <w:shd w:fill="F8FAFC"/>
-            <w:tcMar>
-              <w:top w:w="100" w:type="dxa"/>
-              <w:bottom w:w="100" w:type="dxa"/>
-              <w:left w:w="120" w:type="dxa"/>
-              <w:right w:w="120" w:type="dxa"/>
-            </w:tcMar>
-            <w:tcBorders>
-              <w:top w:val="single" w:sz="4" w:space="0" w:color="CCCCCC"/>
-              <w:bottom w:val="single" w:sz="4" w:space="0" w:color="CCCCCC"/>
-              <w:left w:val="single" w:sz="4" w:space="0" w:color="CCCCCC"/>
-              <w:right w:val="single" w:sz="4" w:space="0" w:color="CCCCCC"/>
-            </w:tcBorders>
-          </w:tcPr>
-          <w:p>
-            <w:pPr>
-              <w:spacing w:before="60" w:after="60" w:line="252" w:lineRule="auto"/>
-              <w:jc w:val="left"/>
-            </w:pPr>
-            <w:r/>
-            <w:r>
-              <w:rPr>
-                <w:b/>
-              </w:rPr>
-              <w:t>Thu 24/09</w:t>
-            </w:r>
-          </w:p>
-        </w:tc>
-        <w:tc>
-          <w:tcPr>
-            <w:tcW w:type="dxa" w:w="864"/>
-            <w:shd w:fill="F8FAFC"/>
-            <w:tcMar>
-              <w:top w:w="100" w:type="dxa"/>
-              <w:bottom w:w="100" w:type="dxa"/>
-              <w:left w:w="120" w:type="dxa"/>
-              <w:right w:w="120" w:type="dxa"/>
-            </w:tcMar>
-            <w:tcBorders>
-              <w:top w:val="single" w:sz="4" w:space="0" w:color="CCCCCC"/>
-              <w:bottom w:val="single" w:sz="4" w:space="0" w:color="CCCCCC"/>
-              <w:left w:val="single" w:sz="4" w:space="0" w:color="CCCCCC"/>
-              <w:right w:val="single" w:sz="4" w:space="0" w:color="CCCCCC"/>
-            </w:tcBorders>
-          </w:tcPr>
-          <w:p>
-            <w:pPr>
-              <w:spacing w:before="60" w:after="60" w:line="252" w:lineRule="auto"/>
-              <w:jc w:val="left"/>
-            </w:pPr>
-            <w:r/>
-            <w:r>
-              <w:t>Asia 07-11</w:t>
-            </w:r>
-          </w:p>
-        </w:tc>
-        <w:tc>
-          <w:tcPr>
-            <w:tcW w:type="dxa" w:w="1440"/>
-            <w:shd w:fill="F8FAFC"/>
-            <w:tcMar>
-              <w:top w:w="100" w:type="dxa"/>
-              <w:bottom w:w="100" w:type="dxa"/>
-              <w:left w:w="120" w:type="dxa"/>
-              <w:right w:w="120" w:type="dxa"/>
-            </w:tcMar>
-            <w:tcBorders>
-              <w:top w:val="single" w:sz="4" w:space="0" w:color="CCCCCC"/>
-              <w:bottom w:val="single" w:sz="4" w:space="0" w:color="CCCCCC"/>
-              <w:left w:val="single" w:sz="4" w:space="0" w:color="CCCCCC"/>
-              <w:right w:val="single" w:sz="4" w:space="0" w:color="CCCCCC"/>
-            </w:tcBorders>
-          </w:tcPr>
-          <w:p>
-            <w:pPr>
-              <w:spacing w:before="60" w:after="60" w:line="252" w:lineRule="auto"/>
-              <w:jc w:val="left"/>
-            </w:pPr>
-            <w:r/>
-            <w:r>
-              <w:t>727.75</w:t>
-            </w:r>
-          </w:p>
-        </w:tc>
-        <w:tc>
-          <w:tcPr>
-            <w:tcW w:type="dxa" w:w="2016"/>
-            <w:shd w:fill="F8FAFC"/>
-            <w:tcMar>
-              <w:top w:w="100" w:type="dxa"/>
-              <w:bottom w:w="100" w:type="dxa"/>
-              <w:left w:w="120" w:type="dxa"/>
-              <w:right w:w="120" w:type="dxa"/>
-            </w:tcMar>
-            <w:tcBorders>
-              <w:top w:val="single" w:sz="4" w:space="0" w:color="CCCCCC"/>
-              <w:bottom w:val="single" w:sz="4" w:space="0" w:color="CCCCCC"/>
-              <w:left w:val="single" w:sz="4" w:space="0" w:color="CCCCCC"/>
-              <w:right w:val="single" w:sz="4" w:space="0" w:color="CCCCCC"/>
-            </w:tcBorders>
-          </w:tcPr>
-          <w:p>
-            <w:pPr>
-              <w:spacing w:before="60" w:after="60" w:line="252" w:lineRule="auto"/>
-              <w:jc w:val="left"/>
-            </w:pPr>
-            <w:r/>
-            <w:r>
-              <w:t>738.25</w:t>
-            </w:r>
-          </w:p>
-        </w:tc>
-        <w:tc>
-          <w:tcPr>
-            <w:tcW w:type="dxa" w:w="1152"/>
-            <w:shd w:fill="F8FAFC"/>
-            <w:tcMar>
-              <w:top w:w="100" w:type="dxa"/>
-              <w:bottom w:w="100" w:type="dxa"/>
-              <w:left w:w="120" w:type="dxa"/>
-              <w:right w:w="120" w:type="dxa"/>
-            </w:tcMar>
-            <w:tcBorders>
-              <w:top w:val="single" w:sz="4" w:space="0" w:color="CCCCCC"/>
-              <w:bottom w:val="single" w:sz="4" w:space="0" w:color="CCCCCC"/>
-              <w:left w:val="single" w:sz="4" w:space="0" w:color="CCCCCC"/>
-              <w:right w:val="single" w:sz="4" w:space="0" w:color="CCCCCC"/>
-            </w:tcBorders>
-          </w:tcPr>
-          <w:p>
-            <w:pPr>
-              <w:spacing w:before="60" w:after="60" w:line="252" w:lineRule="auto"/>
-              <w:jc w:val="left"/>
-            </w:pPr>
-            <w:r/>
-            <w:r>
-              <w:t>720.50</w:t>
-            </w:r>
-          </w:p>
-        </w:tc>
-        <w:tc>
-          <w:tcPr>
-            <w:tcW w:type="dxa" w:w="1728"/>
-            <w:shd w:fill="F8FAFC"/>
-            <w:tcMar>
-              <w:top w:w="100" w:type="dxa"/>
-              <w:bottom w:w="100" w:type="dxa"/>
-              <w:left w:w="120" w:type="dxa"/>
-              <w:right w:w="120" w:type="dxa"/>
-            </w:tcMar>
-            <w:tcBorders>
-              <w:top w:val="single" w:sz="4" w:space="0" w:color="CCCCCC"/>
-              <w:bottom w:val="single" w:sz="4" w:space="0" w:color="CCCCCC"/>
-              <w:left w:val="single" w:sz="4" w:space="0" w:color="CCCCCC"/>
-              <w:right w:val="single" w:sz="4" w:space="0" w:color="CCCCCC"/>
-            </w:tcBorders>
-          </w:tcPr>
-          <w:p>
-            <w:pPr>
-              <w:spacing w:before="60" w:after="60" w:line="252" w:lineRule="auto"/>
-              <w:jc w:val="left"/>
-            </w:pPr>
-            <w:r/>
-            <w:r>
-              <w:rPr>
-                <w:b/>
-              </w:rPr>
-              <w:t>727.50</w:t>
-            </w:r>
-          </w:p>
-        </w:tc>
-        <w:tc>
-          <w:tcPr>
-            <w:tcW w:type="dxa" w:w="3456"/>
-            <w:shd w:fill="F8FAFC"/>
-            <w:tcMar>
-              <w:top w:w="100" w:type="dxa"/>
-              <w:bottom w:w="100" w:type="dxa"/>
-              <w:left w:w="120" w:type="dxa"/>
-              <w:right w:w="120" w:type="dxa"/>
-            </w:tcMar>
-            <w:tcBorders>
-              <w:top w:val="single" w:sz="4" w:space="0" w:color="CCCCCC"/>
-              <w:bottom w:val="single" w:sz="4" w:space="0" w:color="CCCCCC"/>
-              <w:left w:val="single" w:sz="4" w:space="0" w:color="CCCCCC"/>
-              <w:right w:val="single" w:sz="4" w:space="0" w:color="CCCCCC"/>
-            </w:tcBorders>
-          </w:tcPr>
-          <w:p>
-            <w:pPr>
-              <w:spacing w:before="60" w:after="60" w:line="252" w:lineRule="auto"/>
-              <w:jc w:val="left"/>
-            </w:pPr>
-            <w:r/>
-            <w:r>
-              <w:rPr>
-                <w:b/>
-              </w:rPr>
-              <w:t>-0.25</w:t>
-            </w:r>
-          </w:p>
-        </w:tc>
-        <w:tc>
-          <w:tcPr>
-            <w:tcW w:type="dxa" w:w="1440"/>
-            <w:shd w:fill="F8FAFC"/>
-            <w:tcMar>
-              <w:top w:w="100" w:type="dxa"/>
-              <w:bottom w:w="100" w:type="dxa"/>
-              <w:left w:w="120" w:type="dxa"/>
-              <w:right w:w="120" w:type="dxa"/>
-            </w:tcMar>
-            <w:tcBorders>
-              <w:top w:val="single" w:sz="4" w:space="0" w:color="CCCCCC"/>
-              <w:bottom w:val="single" w:sz="4" w:space="0" w:color="CCCCCC"/>
-              <w:left w:val="single" w:sz="4" w:space="0" w:color="CCCCCC"/>
-              <w:right w:val="single" w:sz="4" w:space="0" w:color="CCCCCC"/>
-            </w:tcBorders>
-          </w:tcPr>
-          <w:p>
-            <w:pPr>
-              <w:spacing w:before="60" w:after="60" w:line="252" w:lineRule="auto"/>
-              <w:jc w:val="left"/>
-            </w:pPr>
-            <w:r/>
-            <w:r>
-              <w:t>BEAR</w:t>
-            </w:r>
-          </w:p>
-        </w:tc>
-      </w:tr>
-      <w:tr>
-        <w:tc>
-          <w:tcPr>
-            <w:tcW w:type="dxa" w:w="1584"/>
-            <w:shd w:fill="FFFFFF"/>
-            <w:tcMar>
-              <w:top w:w="100" w:type="dxa"/>
-              <w:bottom w:w="100" w:type="dxa"/>
-              <w:left w:w="120" w:type="dxa"/>
-              <w:right w:w="120" w:type="dxa"/>
-            </w:tcMar>
-            <w:tcBorders>
-              <w:top w:val="single" w:sz="4" w:space="0" w:color="CCCCCC"/>
-              <w:bottom w:val="single" w:sz="4" w:space="0" w:color="CCCCCC"/>
-              <w:left w:val="single" w:sz="4" w:space="0" w:color="CCCCCC"/>
-              <w:right w:val="single" w:sz="4" w:space="0" w:color="CCCCCC"/>
-            </w:tcBorders>
-          </w:tcPr>
-          <w:p>
-            <w:pPr>
-              <w:spacing w:before="60" w:after="60" w:line="252" w:lineRule="auto"/>
-              <w:jc w:val="left"/>
-            </w:pPr>
-            <w:r/>
-            <w:r>
-              <w:rPr>
-                <w:b/>
-              </w:rPr>
-              <w:t>Thu 24/09</w:t>
-            </w:r>
-          </w:p>
-        </w:tc>
-        <w:tc>
-          <w:tcPr>
-            <w:tcW w:type="dxa" w:w="864"/>
-            <w:shd w:fill="FFFFFF"/>
-            <w:tcMar>
-              <w:top w:w="100" w:type="dxa"/>
-              <w:bottom w:w="100" w:type="dxa"/>
-              <w:left w:w="120" w:type="dxa"/>
-              <w:right w:w="120" w:type="dxa"/>
-            </w:tcMar>
-            <w:tcBorders>
-              <w:top w:val="single" w:sz="4" w:space="0" w:color="CCCCCC"/>
-              <w:bottom w:val="single" w:sz="4" w:space="0" w:color="CCCCCC"/>
-              <w:left w:val="single" w:sz="4" w:space="0" w:color="CCCCCC"/>
-              <w:right w:val="single" w:sz="4" w:space="0" w:color="CCCCCC"/>
-            </w:tcBorders>
-          </w:tcPr>
-          <w:p>
-            <w:pPr>
-              <w:spacing w:before="60" w:after="60" w:line="252" w:lineRule="auto"/>
-              <w:jc w:val="left"/>
-            </w:pPr>
-            <w:r/>
-            <w:r>
-              <w:t>Asia 11-15</w:t>
-            </w:r>
-          </w:p>
-        </w:tc>
-        <w:tc>
-          <w:tcPr>
-            <w:tcW w:type="dxa" w:w="1440"/>
-            <w:shd w:fill="FFFFFF"/>
-            <w:tcMar>
-              <w:top w:w="100" w:type="dxa"/>
-              <w:bottom w:w="100" w:type="dxa"/>
-              <w:left w:w="120" w:type="dxa"/>
-              <w:right w:w="120" w:type="dxa"/>
-            </w:tcMar>
-            <w:tcBorders>
-              <w:top w:val="single" w:sz="4" w:space="0" w:color="CCCCCC"/>
-              <w:bottom w:val="single" w:sz="4" w:space="0" w:color="CCCCCC"/>
-              <w:left w:val="single" w:sz="4" w:space="0" w:color="CCCCCC"/>
-              <w:right w:val="single" w:sz="4" w:space="0" w:color="CCCCCC"/>
-            </w:tcBorders>
-          </w:tcPr>
-          <w:p>
-            <w:pPr>
-              <w:spacing w:before="60" w:after="60" w:line="252" w:lineRule="auto"/>
-              <w:jc w:val="left"/>
-            </w:pPr>
-            <w:r/>
-            <w:r>
-              <w:t>727.50</w:t>
-            </w:r>
-          </w:p>
-        </w:tc>
-        <w:tc>
-          <w:tcPr>
-            <w:tcW w:type="dxa" w:w="2016"/>
-            <w:shd w:fill="FFFFFF"/>
-            <w:tcMar>
-              <w:top w:w="100" w:type="dxa"/>
-              <w:bottom w:w="100" w:type="dxa"/>
-              <w:left w:w="120" w:type="dxa"/>
-              <w:right w:w="120" w:type="dxa"/>
-            </w:tcMar>
-            <w:tcBorders>
-              <w:top w:val="single" w:sz="4" w:space="0" w:color="CCCCCC"/>
-              <w:bottom w:val="single" w:sz="4" w:space="0" w:color="CCCCCC"/>
-              <w:left w:val="single" w:sz="4" w:space="0" w:color="CCCCCC"/>
-              <w:right w:val="single" w:sz="4" w:space="0" w:color="CCCCCC"/>
-            </w:tcBorders>
-          </w:tcPr>
-          <w:p>
-            <w:pPr>
-              <w:spacing w:before="60" w:after="60" w:line="252" w:lineRule="auto"/>
-              <w:jc w:val="left"/>
-            </w:pPr>
-            <w:r/>
-            <w:r>
-              <w:t>737.25</w:t>
-            </w:r>
-          </w:p>
-        </w:tc>
-        <w:tc>
-          <w:tcPr>
-            <w:tcW w:type="dxa" w:w="1152"/>
-            <w:shd w:fill="FFFFFF"/>
-            <w:tcMar>
-              <w:top w:w="100" w:type="dxa"/>
-              <w:bottom w:w="100" w:type="dxa"/>
-              <w:left w:w="120" w:type="dxa"/>
-              <w:right w:w="120" w:type="dxa"/>
-            </w:tcMar>
-            <w:tcBorders>
-              <w:top w:val="single" w:sz="4" w:space="0" w:color="CCCCCC"/>
-              <w:bottom w:val="single" w:sz="4" w:space="0" w:color="CCCCCC"/>
-              <w:left w:val="single" w:sz="4" w:space="0" w:color="CCCCCC"/>
-              <w:right w:val="single" w:sz="4" w:space="0" w:color="CCCCCC"/>
-            </w:tcBorders>
-          </w:tcPr>
-          <w:p>
-            <w:pPr>
-              <w:spacing w:before="60" w:after="60" w:line="252" w:lineRule="auto"/>
-              <w:jc w:val="left"/>
-            </w:pPr>
-            <w:r/>
-            <w:r>
-              <w:t>717.75</w:t>
-            </w:r>
-          </w:p>
-        </w:tc>
-        <w:tc>
-          <w:tcPr>
-            <w:tcW w:type="dxa" w:w="1728"/>
-            <w:shd w:fill="FFFFFF"/>
-            <w:tcMar>
-              <w:top w:w="100" w:type="dxa"/>
-              <w:bottom w:w="100" w:type="dxa"/>
-              <w:left w:w="120" w:type="dxa"/>
-              <w:right w:w="120" w:type="dxa"/>
-            </w:tcMar>
-            <w:tcBorders>
-              <w:top w:val="single" w:sz="4" w:space="0" w:color="CCCCCC"/>
-              <w:bottom w:val="single" w:sz="4" w:space="0" w:color="CCCCCC"/>
-              <w:left w:val="single" w:sz="4" w:space="0" w:color="CCCCCC"/>
-              <w:right w:val="single" w:sz="4" w:space="0" w:color="CCCCCC"/>
-            </w:tcBorders>
-          </w:tcPr>
-          <w:p>
-            <w:pPr>
-              <w:spacing w:before="60" w:after="60" w:line="252" w:lineRule="auto"/>
-              <w:jc w:val="left"/>
-            </w:pPr>
-            <w:r/>
-            <w:r>
-              <w:rPr>
-                <w:b/>
-              </w:rPr>
-              <w:t>728.00</w:t>
-            </w:r>
-          </w:p>
-        </w:tc>
-        <w:tc>
-          <w:tcPr>
-            <w:tcW w:type="dxa" w:w="3456"/>
-            <w:shd w:fill="FFFFFF"/>
-            <w:tcMar>
-              <w:top w:w="100" w:type="dxa"/>
-              <w:bottom w:w="100" w:type="dxa"/>
-              <w:left w:w="120" w:type="dxa"/>
-              <w:right w:w="120" w:type="dxa"/>
-            </w:tcMar>
-            <w:tcBorders>
-              <w:top w:val="single" w:sz="4" w:space="0" w:color="CCCCCC"/>
-              <w:bottom w:val="single" w:sz="4" w:space="0" w:color="CCCCCC"/>
-              <w:left w:val="single" w:sz="4" w:space="0" w:color="CCCCCC"/>
-              <w:right w:val="single" w:sz="4" w:space="0" w:color="CCCCCC"/>
-            </w:tcBorders>
-          </w:tcPr>
-          <w:p>
-            <w:pPr>
-              <w:spacing w:before="60" w:after="60" w:line="252" w:lineRule="auto"/>
-              <w:jc w:val="left"/>
-            </w:pPr>
-            <w:r/>
-            <w:r>
-              <w:rPr>
-                <w:b/>
-              </w:rPr>
-              <w:t>+0.50</w:t>
-            </w:r>
-          </w:p>
-        </w:tc>
-        <w:tc>
-          <w:tcPr>
-            <w:tcW w:type="dxa" w:w="1440"/>
-            <w:shd w:fill="FFFFFF"/>
-            <w:tcMar>
-              <w:top w:w="100" w:type="dxa"/>
-              <w:bottom w:w="100" w:type="dxa"/>
-              <w:left w:w="120" w:type="dxa"/>
-              <w:right w:w="120" w:type="dxa"/>
-            </w:tcMar>
-            <w:tcBorders>
-              <w:top w:val="single" w:sz="4" w:space="0" w:color="CCCCCC"/>
-              <w:bottom w:val="single" w:sz="4" w:space="0" w:color="CCCCCC"/>
-              <w:left w:val="single" w:sz="4" w:space="0" w:color="CCCCCC"/>
-              <w:right w:val="single" w:sz="4" w:space="0" w:color="CCCCCC"/>
-            </w:tcBorders>
-          </w:tcPr>
-          <w:p>
-            <w:pPr>
-              <w:spacing w:before="60" w:after="60" w:line="252" w:lineRule="auto"/>
-              <w:jc w:val="left"/>
-            </w:pPr>
-            <w:r/>
-            <w:r>
-              <w:t>BULL</w:t>
-            </w:r>
-          </w:p>
-        </w:tc>
-      </w:tr>
-      <w:tr>
-        <w:tc>
-          <w:tcPr>
-            <w:tcW w:type="dxa" w:w="1584"/>
-            <w:shd w:fill="F8FAFC"/>
-            <w:tcMar>
-              <w:top w:w="100" w:type="dxa"/>
-              <w:bottom w:w="100" w:type="dxa"/>
-              <w:left w:w="120" w:type="dxa"/>
-              <w:right w:w="120" w:type="dxa"/>
-            </w:tcMar>
-            <w:tcBorders>
-              <w:top w:val="single" w:sz="4" w:space="0" w:color="CCCCCC"/>
-              <w:bottom w:val="single" w:sz="4" w:space="0" w:color="CCCCCC"/>
-              <w:left w:val="single" w:sz="4" w:space="0" w:color="CCCCCC"/>
-              <w:right w:val="single" w:sz="4" w:space="0" w:color="CCCCCC"/>
-            </w:tcBorders>
-          </w:tcPr>
-          <w:p>
-            <w:pPr>
-              <w:spacing w:before="60" w:after="60" w:line="252" w:lineRule="auto"/>
-              <w:jc w:val="left"/>
-            </w:pPr>
-            <w:r/>
-            <w:r>
-              <w:rPr>
-                <w:b/>
-              </w:rPr>
-              <w:t>Thu 24/09</w:t>
-            </w:r>
-          </w:p>
-        </w:tc>
-        <w:tc>
-          <w:tcPr>
-            <w:tcW w:type="dxa" w:w="864"/>
-            <w:shd w:fill="F8FAFC"/>
-            <w:tcMar>
-              <w:top w:w="100" w:type="dxa"/>
-              <w:bottom w:w="100" w:type="dxa"/>
-              <w:left w:w="120" w:type="dxa"/>
-              <w:right w:w="120" w:type="dxa"/>
-            </w:tcMar>
-            <w:tcBorders>
-              <w:top w:val="single" w:sz="4" w:space="0" w:color="CCCCCC"/>
-              <w:bottom w:val="single" w:sz="4" w:space="0" w:color="CCCCCC"/>
-              <w:left w:val="single" w:sz="4" w:space="0" w:color="CCCCCC"/>
-              <w:right w:val="single" w:sz="4" w:space="0" w:color="CCCCCC"/>
-            </w:tcBorders>
-          </w:tcPr>
-          <w:p>
-            <w:pPr>
-              <w:spacing w:before="60" w:after="60" w:line="252" w:lineRule="auto"/>
-              <w:jc w:val="left"/>
-            </w:pPr>
-            <w:r/>
-            <w:r>
-              <w:t>London 15-19</w:t>
-            </w:r>
-          </w:p>
-        </w:tc>
-        <w:tc>
-          <w:tcPr>
-            <w:tcW w:type="dxa" w:w="1440"/>
-            <w:shd w:fill="F8FAFC"/>
-            <w:tcMar>
-              <w:top w:w="100" w:type="dxa"/>
-              <w:bottom w:w="100" w:type="dxa"/>
-              <w:left w:w="120" w:type="dxa"/>
-              <w:right w:w="120" w:type="dxa"/>
-            </w:tcMar>
-            <w:tcBorders>
-              <w:top w:val="single" w:sz="4" w:space="0" w:color="CCCCCC"/>
-              <w:bottom w:val="single" w:sz="4" w:space="0" w:color="CCCCCC"/>
-              <w:left w:val="single" w:sz="4" w:space="0" w:color="CCCCCC"/>
-              <w:right w:val="single" w:sz="4" w:space="0" w:color="CCCCCC"/>
-            </w:tcBorders>
-          </w:tcPr>
-          <w:p>
-            <w:pPr>
-              <w:spacing w:before="60" w:after="60" w:line="252" w:lineRule="auto"/>
-              <w:jc w:val="left"/>
-            </w:pPr>
-            <w:r/>
-            <w:r>
-              <w:t>728.00</w:t>
-            </w:r>
-          </w:p>
-        </w:tc>
-        <w:tc>
-          <w:tcPr>
-            <w:tcW w:type="dxa" w:w="2016"/>
-            <w:shd w:fill="F8FAFC"/>
-            <w:tcMar>
-              <w:top w:w="100" w:type="dxa"/>
-              <w:bottom w:w="100" w:type="dxa"/>
-              <w:left w:w="120" w:type="dxa"/>
-              <w:right w:w="120" w:type="dxa"/>
-            </w:tcMar>
-            <w:tcBorders>
-              <w:top w:val="single" w:sz="4" w:space="0" w:color="CCCCCC"/>
-              <w:bottom w:val="single" w:sz="4" w:space="0" w:color="CCCCCC"/>
-              <w:left w:val="single" w:sz="4" w:space="0" w:color="CCCCCC"/>
-              <w:right w:val="single" w:sz="4" w:space="0" w:color="CCCCCC"/>
-            </w:tcBorders>
-          </w:tcPr>
-          <w:p>
-            <w:pPr>
-              <w:spacing w:before="60" w:after="60" w:line="252" w:lineRule="auto"/>
-              <w:jc w:val="left"/>
-            </w:pPr>
-            <w:r/>
-            <w:r>
-              <w:t>738.75</w:t>
-            </w:r>
-          </w:p>
-        </w:tc>
-        <w:tc>
-          <w:tcPr>
-            <w:tcW w:type="dxa" w:w="1152"/>
-            <w:shd w:fill="F8FAFC"/>
-            <w:tcMar>
-              <w:top w:w="100" w:type="dxa"/>
-              <w:bottom w:w="100" w:type="dxa"/>
-              <w:left w:w="120" w:type="dxa"/>
-              <w:right w:w="120" w:type="dxa"/>
-            </w:tcMar>
-            <w:tcBorders>
-              <w:top w:val="single" w:sz="4" w:space="0" w:color="CCCCCC"/>
-              <w:bottom w:val="single" w:sz="4" w:space="0" w:color="CCCCCC"/>
-              <w:left w:val="single" w:sz="4" w:space="0" w:color="CCCCCC"/>
-              <w:right w:val="single" w:sz="4" w:space="0" w:color="CCCCCC"/>
-            </w:tcBorders>
-          </w:tcPr>
-          <w:p>
-            <w:pPr>
-              <w:spacing w:before="60" w:after="60" w:line="252" w:lineRule="auto"/>
-              <w:jc w:val="left"/>
-            </w:pPr>
-            <w:r/>
-            <w:r>
-              <w:t>720.75</w:t>
-            </w:r>
-          </w:p>
-        </w:tc>
-        <w:tc>
-          <w:tcPr>
-            <w:tcW w:type="dxa" w:w="1728"/>
-            <w:shd w:fill="F8FAFC"/>
-            <w:tcMar>
-              <w:top w:w="100" w:type="dxa"/>
-              <w:bottom w:w="100" w:type="dxa"/>
-              <w:left w:w="120" w:type="dxa"/>
-              <w:right w:w="120" w:type="dxa"/>
-            </w:tcMar>
-            <w:tcBorders>
-              <w:top w:val="single" w:sz="4" w:space="0" w:color="CCCCCC"/>
-              <w:bottom w:val="single" w:sz="4" w:space="0" w:color="CCCCCC"/>
-              <w:left w:val="single" w:sz="4" w:space="0" w:color="CCCCCC"/>
-              <w:right w:val="single" w:sz="4" w:space="0" w:color="CCCCCC"/>
-            </w:tcBorders>
-          </w:tcPr>
-          <w:p>
-            <w:pPr>
-              <w:spacing w:before="60" w:after="60" w:line="252" w:lineRule="auto"/>
-              <w:jc w:val="left"/>
-            </w:pPr>
-            <w:r/>
-            <w:r>
-              <w:rPr>
-                <w:b/>
-              </w:rPr>
-              <w:t>728.75</w:t>
-            </w:r>
-          </w:p>
-        </w:tc>
-        <w:tc>
-          <w:tcPr>
-            <w:tcW w:type="dxa" w:w="3456"/>
-            <w:shd w:fill="F8FAFC"/>
-            <w:tcMar>
-              <w:top w:w="100" w:type="dxa"/>
-              <w:bottom w:w="100" w:type="dxa"/>
-              <w:left w:w="120" w:type="dxa"/>
-              <w:right w:w="120" w:type="dxa"/>
-            </w:tcMar>
-            <w:tcBorders>
-              <w:top w:val="single" w:sz="4" w:space="0" w:color="CCCCCC"/>
-              <w:bottom w:val="single" w:sz="4" w:space="0" w:color="CCCCCC"/>
-              <w:left w:val="single" w:sz="4" w:space="0" w:color="CCCCCC"/>
-              <w:right w:val="single" w:sz="4" w:space="0" w:color="CCCCCC"/>
-            </w:tcBorders>
-          </w:tcPr>
-          <w:p>
-            <w:pPr>
-              <w:spacing w:before="60" w:after="60" w:line="252" w:lineRule="auto"/>
-              <w:jc w:val="left"/>
-            </w:pPr>
-            <w:r/>
-            <w:r>
-              <w:rPr>
-                <w:b/>
-              </w:rPr>
-              <w:t>+0.75</w:t>
-            </w:r>
-          </w:p>
-        </w:tc>
-        <w:tc>
-          <w:tcPr>
-            <w:tcW w:type="dxa" w:w="1440"/>
-            <w:shd w:fill="F8FAFC"/>
-            <w:tcMar>
-              <w:top w:w="100" w:type="dxa"/>
-              <w:bottom w:w="100" w:type="dxa"/>
-              <w:left w:w="120" w:type="dxa"/>
-              <w:right w:w="120" w:type="dxa"/>
-            </w:tcMar>
-            <w:tcBorders>
-              <w:top w:val="single" w:sz="4" w:space="0" w:color="CCCCCC"/>
-              <w:bottom w:val="single" w:sz="4" w:space="0" w:color="CCCCCC"/>
-              <w:left w:val="single" w:sz="4" w:space="0" w:color="CCCCCC"/>
-              <w:right w:val="single" w:sz="4" w:space="0" w:color="CCCCCC"/>
-            </w:tcBorders>
-          </w:tcPr>
-          <w:p>
-            <w:pPr>
-              <w:spacing w:before="60" w:after="60" w:line="252" w:lineRule="auto"/>
-              <w:jc w:val="left"/>
-            </w:pPr>
-            <w:r/>
-            <w:r>
-              <w:t>BULL</w:t>
-            </w:r>
-          </w:p>
-        </w:tc>
-      </w:tr>
-      <w:tr>
-        <w:tc>
-          <w:tcPr>
-            <w:tcW w:type="dxa" w:w="1584"/>
-            <w:shd w:fill="FFFFFF"/>
-            <w:tcMar>
-              <w:top w:w="100" w:type="dxa"/>
-              <w:bottom w:w="100" w:type="dxa"/>
-              <w:left w:w="120" w:type="dxa"/>
-              <w:right w:w="120" w:type="dxa"/>
-            </w:tcMar>
-            <w:tcBorders>
-              <w:top w:val="single" w:sz="4" w:space="0" w:color="CCCCCC"/>
-              <w:bottom w:val="single" w:sz="4" w:space="0" w:color="CCCCCC"/>
-              <w:left w:val="single" w:sz="4" w:space="0" w:color="CCCCCC"/>
-              <w:right w:val="single" w:sz="4" w:space="0" w:color="CCCCCC"/>
-            </w:tcBorders>
-          </w:tcPr>
-          <w:p>
-            <w:pPr>
-              <w:spacing w:before="60" w:after="60" w:line="252" w:lineRule="auto"/>
-              <w:jc w:val="left"/>
-            </w:pPr>
-            <w:r/>
-            <w:r>
-              <w:rPr>
-                <w:b/>
-              </w:rPr>
-              <w:t>Thu 24/09</w:t>
-            </w:r>
-          </w:p>
-        </w:tc>
-        <w:tc>
-          <w:tcPr>
-            <w:tcW w:type="dxa" w:w="864"/>
-            <w:shd w:fill="FFFFFF"/>
-            <w:tcMar>
-              <w:top w:w="100" w:type="dxa"/>
-              <w:bottom w:w="100" w:type="dxa"/>
-              <w:left w:w="120" w:type="dxa"/>
-              <w:right w:w="120" w:type="dxa"/>
-            </w:tcMar>
-            <w:tcBorders>
-              <w:top w:val="single" w:sz="4" w:space="0" w:color="CCCCCC"/>
-              <w:bottom w:val="single" w:sz="4" w:space="0" w:color="CCCCCC"/>
-              <w:left w:val="single" w:sz="4" w:space="0" w:color="CCCCCC"/>
-              <w:right w:val="single" w:sz="4" w:space="0" w:color="CCCCCC"/>
-            </w:tcBorders>
-          </w:tcPr>
-          <w:p>
-            <w:pPr>
-              <w:spacing w:before="60" w:after="60" w:line="252" w:lineRule="auto"/>
-              <w:jc w:val="left"/>
-            </w:pPr>
-            <w:r/>
-            <w:r>
-              <w:t>Pre-NY 19-21</w:t>
-            </w:r>
-          </w:p>
-        </w:tc>
-        <w:tc>
-          <w:tcPr>
-            <w:tcW w:type="dxa" w:w="1440"/>
-            <w:shd w:fill="FFFFFF"/>
-            <w:tcMar>
-              <w:top w:w="100" w:type="dxa"/>
-              <w:bottom w:w="100" w:type="dxa"/>
-              <w:left w:w="120" w:type="dxa"/>
-              <w:right w:w="120" w:type="dxa"/>
-            </w:tcMar>
-            <w:tcBorders>
-              <w:top w:val="single" w:sz="4" w:space="0" w:color="CCCCCC"/>
-              <w:bottom w:val="single" w:sz="4" w:space="0" w:color="CCCCCC"/>
-              <w:left w:val="single" w:sz="4" w:space="0" w:color="CCCCCC"/>
-              <w:right w:val="single" w:sz="4" w:space="0" w:color="CCCCCC"/>
-            </w:tcBorders>
-          </w:tcPr>
-          <w:p>
-            <w:pPr>
-              <w:spacing w:before="60" w:after="60" w:line="252" w:lineRule="auto"/>
-              <w:jc w:val="left"/>
-            </w:pPr>
-            <w:r/>
-            <w:r>
-              <w:t>728.75</w:t>
-            </w:r>
-          </w:p>
-        </w:tc>
-        <w:tc>
-          <w:tcPr>
-            <w:tcW w:type="dxa" w:w="2016"/>
-            <w:shd w:fill="FFFFFF"/>
-            <w:tcMar>
-              <w:top w:w="100" w:type="dxa"/>
-              <w:bottom w:w="100" w:type="dxa"/>
-              <w:left w:w="120" w:type="dxa"/>
-              <w:right w:w="120" w:type="dxa"/>
-            </w:tcMar>
-            <w:tcBorders>
-              <w:top w:val="single" w:sz="4" w:space="0" w:color="CCCCCC"/>
-              <w:bottom w:val="single" w:sz="4" w:space="0" w:color="CCCCCC"/>
-              <w:left w:val="single" w:sz="4" w:space="0" w:color="CCCCCC"/>
-              <w:right w:val="single" w:sz="4" w:space="0" w:color="CCCCCC"/>
-            </w:tcBorders>
-          </w:tcPr>
-          <w:p>
-            <w:pPr>
-              <w:spacing w:before="60" w:after="60" w:line="252" w:lineRule="auto"/>
-              <w:jc w:val="left"/>
-            </w:pPr>
-            <w:r/>
-            <w:r>
-              <w:t>735.25</w:t>
-            </w:r>
-          </w:p>
-        </w:tc>
-        <w:tc>
-          <w:tcPr>
-            <w:tcW w:type="dxa" w:w="1152"/>
-            <w:shd w:fill="FFFFFF"/>
-            <w:tcMar>
-              <w:top w:w="100" w:type="dxa"/>
-              <w:bottom w:w="100" w:type="dxa"/>
-              <w:left w:w="120" w:type="dxa"/>
-              <w:right w:w="120" w:type="dxa"/>
-            </w:tcMar>
-            <w:tcBorders>
-              <w:top w:val="single" w:sz="4" w:space="0" w:color="CCCCCC"/>
-              <w:bottom w:val="single" w:sz="4" w:space="0" w:color="CCCCCC"/>
-              <w:left w:val="single" w:sz="4" w:space="0" w:color="CCCCCC"/>
-              <w:right w:val="single" w:sz="4" w:space="0" w:color="CCCCCC"/>
-            </w:tcBorders>
-          </w:tcPr>
-          <w:p>
-            <w:pPr>
-              <w:spacing w:before="60" w:after="60" w:line="252" w:lineRule="auto"/>
-              <w:jc w:val="left"/>
-            </w:pPr>
-            <w:r/>
-            <w:r>
-              <w:t>720.25</w:t>
-            </w:r>
-          </w:p>
-        </w:tc>
-        <w:tc>
-          <w:tcPr>
-            <w:tcW w:type="dxa" w:w="1728"/>
-            <w:shd w:fill="FFFFFF"/>
-            <w:tcMar>
-              <w:top w:w="100" w:type="dxa"/>
-              <w:bottom w:w="100" w:type="dxa"/>
-              <w:left w:w="120" w:type="dxa"/>
-              <w:right w:w="120" w:type="dxa"/>
-            </w:tcMar>
-            <w:tcBorders>
-              <w:top w:val="single" w:sz="4" w:space="0" w:color="CCCCCC"/>
-              <w:bottom w:val="single" w:sz="4" w:space="0" w:color="CCCCCC"/>
-              <w:left w:val="single" w:sz="4" w:space="0" w:color="CCCCCC"/>
-              <w:right w:val="single" w:sz="4" w:space="0" w:color="CCCCCC"/>
-            </w:tcBorders>
-          </w:tcPr>
-          <w:p>
-            <w:pPr>
-              <w:spacing w:before="60" w:after="60" w:line="252" w:lineRule="auto"/>
-              <w:jc w:val="left"/>
-            </w:pPr>
-            <w:r/>
-            <w:r>
-              <w:rPr>
-                <w:b/>
-              </w:rPr>
-              <w:t>729.25</w:t>
-            </w:r>
-          </w:p>
-        </w:tc>
-        <w:tc>
-          <w:tcPr>
-            <w:tcW w:type="dxa" w:w="3456"/>
-            <w:shd w:fill="FFFFFF"/>
-            <w:tcMar>
-              <w:top w:w="100" w:type="dxa"/>
-              <w:bottom w:w="100" w:type="dxa"/>
-              <w:left w:w="120" w:type="dxa"/>
-              <w:right w:w="120" w:type="dxa"/>
-            </w:tcMar>
-            <w:tcBorders>
-              <w:top w:val="single" w:sz="4" w:space="0" w:color="CCCCCC"/>
-              <w:bottom w:val="single" w:sz="4" w:space="0" w:color="CCCCCC"/>
-              <w:left w:val="single" w:sz="4" w:space="0" w:color="CCCCCC"/>
-              <w:right w:val="single" w:sz="4" w:space="0" w:color="CCCCCC"/>
-            </w:tcBorders>
-          </w:tcPr>
-          <w:p>
-            <w:pPr>
-              <w:spacing w:before="60" w:after="60" w:line="252" w:lineRule="auto"/>
-              <w:jc w:val="left"/>
-            </w:pPr>
-            <w:r/>
-            <w:r>
-              <w:rPr>
-                <w:b/>
-              </w:rPr>
-              <w:t>+0.50</w:t>
-            </w:r>
-          </w:p>
-        </w:tc>
-        <w:tc>
-          <w:tcPr>
-            <w:tcW w:type="dxa" w:w="1440"/>
-            <w:shd w:fill="FFFFFF"/>
-            <w:tcMar>
-              <w:top w:w="100" w:type="dxa"/>
-              <w:bottom w:w="100" w:type="dxa"/>
-              <w:left w:w="120" w:type="dxa"/>
-              <w:right w:w="120" w:type="dxa"/>
-            </w:tcMar>
-            <w:tcBorders>
-              <w:top w:val="single" w:sz="4" w:space="0" w:color="CCCCCC"/>
-              <w:bottom w:val="single" w:sz="4" w:space="0" w:color="CCCCCC"/>
-              <w:left w:val="single" w:sz="4" w:space="0" w:color="CCCCCC"/>
-              <w:right w:val="single" w:sz="4" w:space="0" w:color="CCCCCC"/>
-            </w:tcBorders>
-          </w:tcPr>
-          <w:p>
-            <w:pPr>
-              <w:spacing w:before="60" w:after="60" w:line="252" w:lineRule="auto"/>
-              <w:jc w:val="left"/>
-            </w:pPr>
-            <w:r/>
-            <w:r>
-              <w:t>BULL</w:t>
-            </w:r>
-          </w:p>
-        </w:tc>
-      </w:tr>
-      <w:tr>
-        <w:tc>
-          <w:tcPr>
-            <w:tcW w:type="dxa" w:w="1584"/>
-            <w:shd w:fill="F8FAFC"/>
-            <w:tcMar>
-              <w:top w:w="100" w:type="dxa"/>
-              <w:bottom w:w="100" w:type="dxa"/>
-              <w:left w:w="120" w:type="dxa"/>
-              <w:right w:w="120" w:type="dxa"/>
-            </w:tcMar>
-            <w:tcBorders>
-              <w:top w:val="single" w:sz="4" w:space="0" w:color="CCCCCC"/>
-              <w:bottom w:val="single" w:sz="4" w:space="0" w:color="CCCCCC"/>
-              <w:left w:val="single" w:sz="4" w:space="0" w:color="CCCCCC"/>
-              <w:right w:val="single" w:sz="4" w:space="0" w:color="CCCCCC"/>
-            </w:tcBorders>
-          </w:tcPr>
-          <w:p>
-            <w:pPr>
-              <w:spacing w:before="60" w:after="60" w:line="252" w:lineRule="auto"/>
-              <w:jc w:val="left"/>
-            </w:pPr>
-            <w:r/>
-            <w:r>
-              <w:rPr>
-                <w:b/>
-              </w:rPr>
-              <w:t>Thu 24/09</w:t>
-            </w:r>
-          </w:p>
-        </w:tc>
-        <w:tc>
-          <w:tcPr>
-            <w:tcW w:type="dxa" w:w="864"/>
-            <w:shd w:fill="F8FAFC"/>
-            <w:tcMar>
-              <w:top w:w="100" w:type="dxa"/>
-              <w:bottom w:w="100" w:type="dxa"/>
-              <w:left w:w="120" w:type="dxa"/>
-              <w:right w:w="120" w:type="dxa"/>
-            </w:tcMar>
-            <w:tcBorders>
-              <w:top w:val="single" w:sz="4" w:space="0" w:color="CCCCCC"/>
-              <w:bottom w:val="single" w:sz="4" w:space="0" w:color="CCCCCC"/>
-              <w:left w:val="single" w:sz="4" w:space="0" w:color="CCCCCC"/>
-              <w:right w:val="single" w:sz="4" w:space="0" w:color="CCCCCC"/>
-            </w:tcBorders>
-          </w:tcPr>
-          <w:p>
-            <w:pPr>
-              <w:spacing w:before="60" w:after="60" w:line="252" w:lineRule="auto"/>
-              <w:jc w:val="left"/>
-            </w:pPr>
-            <w:r/>
-            <w:r>
-              <w:t>NY Open 21-23</w:t>
-            </w:r>
-          </w:p>
-        </w:tc>
-        <w:tc>
-          <w:tcPr>
-            <w:tcW w:type="dxa" w:w="1440"/>
-            <w:shd w:fill="F8FAFC"/>
-            <w:tcMar>
-              <w:top w:w="100" w:type="dxa"/>
-              <w:bottom w:w="100" w:type="dxa"/>
-              <w:left w:w="120" w:type="dxa"/>
-              <w:right w:w="120" w:type="dxa"/>
-            </w:tcMar>
-            <w:tcBorders>
-              <w:top w:val="single" w:sz="4" w:space="0" w:color="CCCCCC"/>
-              <w:bottom w:val="single" w:sz="4" w:space="0" w:color="CCCCCC"/>
-              <w:left w:val="single" w:sz="4" w:space="0" w:color="CCCCCC"/>
-              <w:right w:val="single" w:sz="4" w:space="0" w:color="CCCCCC"/>
-            </w:tcBorders>
-          </w:tcPr>
-          <w:p>
-            <w:pPr>
-              <w:spacing w:before="60" w:after="60" w:line="252" w:lineRule="auto"/>
-              <w:jc w:val="left"/>
-            </w:pPr>
-            <w:r/>
-            <w:r>
-              <w:t>729.25</w:t>
-            </w:r>
-          </w:p>
-        </w:tc>
-        <w:tc>
-          <w:tcPr>
-            <w:tcW w:type="dxa" w:w="2016"/>
-            <w:shd w:fill="F8FAFC"/>
-            <w:tcMar>
-              <w:top w:w="100" w:type="dxa"/>
-              <w:bottom w:w="100" w:type="dxa"/>
-              <w:left w:w="120" w:type="dxa"/>
-              <w:right w:w="120" w:type="dxa"/>
-            </w:tcMar>
-            <w:tcBorders>
-              <w:top w:val="single" w:sz="4" w:space="0" w:color="CCCCCC"/>
-              <w:bottom w:val="single" w:sz="4" w:space="0" w:color="CCCCCC"/>
-              <w:left w:val="single" w:sz="4" w:space="0" w:color="CCCCCC"/>
-              <w:right w:val="single" w:sz="4" w:space="0" w:color="CCCCCC"/>
-            </w:tcBorders>
-          </w:tcPr>
-          <w:p>
-            <w:pPr>
-              <w:spacing w:before="60" w:after="60" w:line="252" w:lineRule="auto"/>
-              <w:jc w:val="left"/>
-            </w:pPr>
-            <w:r/>
-            <w:r>
-              <w:t>740.25</w:t>
-            </w:r>
-          </w:p>
-        </w:tc>
-        <w:tc>
-          <w:tcPr>
-            <w:tcW w:type="dxa" w:w="1152"/>
-            <w:shd w:fill="F8FAFC"/>
-            <w:tcMar>
-              <w:top w:w="100" w:type="dxa"/>
-              <w:bottom w:w="100" w:type="dxa"/>
-              <w:left w:w="120" w:type="dxa"/>
-              <w:right w:w="120" w:type="dxa"/>
-            </w:tcMar>
-            <w:tcBorders>
-              <w:top w:val="single" w:sz="4" w:space="0" w:color="CCCCCC"/>
-              <w:bottom w:val="single" w:sz="4" w:space="0" w:color="CCCCCC"/>
-              <w:left w:val="single" w:sz="4" w:space="0" w:color="CCCCCC"/>
-              <w:right w:val="single" w:sz="4" w:space="0" w:color="CCCCCC"/>
-            </w:tcBorders>
-          </w:tcPr>
-          <w:p>
-            <w:pPr>
-              <w:spacing w:before="60" w:after="60" w:line="252" w:lineRule="auto"/>
-              <w:jc w:val="left"/>
-            </w:pPr>
-            <w:r/>
-            <w:r>
-              <w:t>717.50</w:t>
-            </w:r>
-          </w:p>
-        </w:tc>
-        <w:tc>
-          <w:tcPr>
-            <w:tcW w:type="dxa" w:w="1728"/>
-            <w:shd w:fill="F8FAFC"/>
-            <w:tcMar>
-              <w:top w:w="100" w:type="dxa"/>
-              <w:bottom w:w="100" w:type="dxa"/>
-              <w:left w:w="120" w:type="dxa"/>
-              <w:right w:w="120" w:type="dxa"/>
-            </w:tcMar>
-            <w:tcBorders>
-              <w:top w:val="single" w:sz="4" w:space="0" w:color="CCCCCC"/>
-              <w:bottom w:val="single" w:sz="4" w:space="0" w:color="CCCCCC"/>
-              <w:left w:val="single" w:sz="4" w:space="0" w:color="CCCCCC"/>
-              <w:right w:val="single" w:sz="4" w:space="0" w:color="CCCCCC"/>
-            </w:tcBorders>
-          </w:tcPr>
-          <w:p>
-            <w:pPr>
-              <w:spacing w:before="60" w:after="60" w:line="252" w:lineRule="auto"/>
-              <w:jc w:val="left"/>
-            </w:pPr>
-            <w:r/>
-            <w:r>
-              <w:rPr>
-                <w:b/>
-              </w:rPr>
-              <w:t>732.75</w:t>
-            </w:r>
-          </w:p>
-        </w:tc>
-        <w:tc>
-          <w:tcPr>
-            <w:tcW w:type="dxa" w:w="3456"/>
-            <w:shd w:fill="F8FAFC"/>
-            <w:tcMar>
-              <w:top w:w="100" w:type="dxa"/>
-              <w:bottom w:w="100" w:type="dxa"/>
-              <w:left w:w="120" w:type="dxa"/>
-              <w:right w:w="120" w:type="dxa"/>
-            </w:tcMar>
-            <w:tcBorders>
-              <w:top w:val="single" w:sz="4" w:space="0" w:color="CCCCCC"/>
-              <w:bottom w:val="single" w:sz="4" w:space="0" w:color="CCCCCC"/>
-              <w:left w:val="single" w:sz="4" w:space="0" w:color="CCCCCC"/>
-              <w:right w:val="single" w:sz="4" w:space="0" w:color="CCCCCC"/>
-            </w:tcBorders>
-          </w:tcPr>
-          <w:p>
-            <w:pPr>
-              <w:spacing w:before="60" w:after="60" w:line="252" w:lineRule="auto"/>
-              <w:jc w:val="left"/>
-            </w:pPr>
-            <w:r/>
-            <w:r>
-              <w:rPr>
-                <w:b/>
-              </w:rPr>
-              <w:t>+3.50</w:t>
-            </w:r>
-          </w:p>
-        </w:tc>
-        <w:tc>
-          <w:tcPr>
-            <w:tcW w:type="dxa" w:w="1440"/>
-            <w:shd w:fill="F8FAFC"/>
-            <w:tcMar>
-              <w:top w:w="100" w:type="dxa"/>
-              <w:bottom w:w="100" w:type="dxa"/>
-              <w:left w:w="120" w:type="dxa"/>
-              <w:right w:w="120" w:type="dxa"/>
-            </w:tcMar>
-            <w:tcBorders>
-              <w:top w:val="single" w:sz="4" w:space="0" w:color="CCCCCC"/>
-              <w:bottom w:val="single" w:sz="4" w:space="0" w:color="CCCCCC"/>
-              <w:left w:val="single" w:sz="4" w:space="0" w:color="CCCCCC"/>
-              <w:right w:val="single" w:sz="4" w:space="0" w:color="CCCCCC"/>
-            </w:tcBorders>
-          </w:tcPr>
-          <w:p>
-            <w:pPr>
-              <w:spacing w:before="60" w:after="60" w:line="252" w:lineRule="auto"/>
-              <w:jc w:val="left"/>
-            </w:pPr>
-            <w:r/>
-            <w:r>
-              <w:t>BULL</w:t>
-            </w:r>
-          </w:p>
-        </w:tc>
-      </w:tr>
-      <w:tr>
-        <w:tc>
-          <w:tcPr>
-            <w:tcW w:type="dxa" w:w="1584"/>
-            <w:shd w:fill="FFFFFF"/>
-            <w:tcMar>
-              <w:top w:w="100" w:type="dxa"/>
-              <w:bottom w:w="100" w:type="dxa"/>
-              <w:left w:w="120" w:type="dxa"/>
-              <w:right w:w="120" w:type="dxa"/>
-            </w:tcMar>
-            <w:tcBorders>
-              <w:top w:val="single" w:sz="4" w:space="0" w:color="CCCCCC"/>
-              <w:bottom w:val="single" w:sz="4" w:space="0" w:color="CCCCCC"/>
-              <w:left w:val="single" w:sz="4" w:space="0" w:color="CCCCCC"/>
-              <w:right w:val="single" w:sz="4" w:space="0" w:color="CCCCCC"/>
-            </w:tcBorders>
-          </w:tcPr>
-          <w:p>
-            <w:pPr>
-              <w:spacing w:before="60" w:after="60" w:line="252" w:lineRule="auto"/>
-              <w:jc w:val="left"/>
-            </w:pPr>
-            <w:r/>
-            <w:r>
-              <w:rPr>
-                <w:b/>
-              </w:rPr>
-              <w:t>Thu 24/09</w:t>
-            </w:r>
-          </w:p>
-        </w:tc>
-        <w:tc>
-          <w:tcPr>
-            <w:tcW w:type="dxa" w:w="864"/>
-            <w:shd w:fill="FFFFFF"/>
-            <w:tcMar>
-              <w:top w:w="100" w:type="dxa"/>
-              <w:bottom w:w="100" w:type="dxa"/>
-              <w:left w:w="120" w:type="dxa"/>
-              <w:right w:w="120" w:type="dxa"/>
-            </w:tcMar>
-            <w:tcBorders>
-              <w:top w:val="single" w:sz="4" w:space="0" w:color="CCCCCC"/>
-              <w:bottom w:val="single" w:sz="4" w:space="0" w:color="CCCCCC"/>
-              <w:left w:val="single" w:sz="4" w:space="0" w:color="CCCCCC"/>
-              <w:right w:val="single" w:sz="4" w:space="0" w:color="CCCCCC"/>
-            </w:tcBorders>
-          </w:tcPr>
-          <w:p>
-            <w:pPr>
-              <w:spacing w:before="60" w:after="60" w:line="252" w:lineRule="auto"/>
-              <w:jc w:val="left"/>
-            </w:pPr>
-            <w:r/>
-            <w:r>
-              <w:t>NY Close 23-01</w:t>
-            </w:r>
-          </w:p>
-        </w:tc>
-        <w:tc>
-          <w:tcPr>
-            <w:tcW w:type="dxa" w:w="1440"/>
-            <w:shd w:fill="FFFFFF"/>
-            <w:tcMar>
-              <w:top w:w="100" w:type="dxa"/>
-              <w:bottom w:w="100" w:type="dxa"/>
-              <w:left w:w="120" w:type="dxa"/>
-              <w:right w:w="120" w:type="dxa"/>
-            </w:tcMar>
-            <w:tcBorders>
-              <w:top w:val="single" w:sz="4" w:space="0" w:color="CCCCCC"/>
-              <w:bottom w:val="single" w:sz="4" w:space="0" w:color="CCCCCC"/>
-              <w:left w:val="single" w:sz="4" w:space="0" w:color="CCCCCC"/>
-              <w:right w:val="single" w:sz="4" w:space="0" w:color="CCCCCC"/>
-            </w:tcBorders>
-          </w:tcPr>
-          <w:p>
-            <w:pPr>
-              <w:spacing w:before="60" w:after="60" w:line="252" w:lineRule="auto"/>
-              <w:jc w:val="left"/>
-            </w:pPr>
-            <w:r/>
-            <w:r>
-              <w:t>732.75</w:t>
-            </w:r>
-          </w:p>
-        </w:tc>
-        <w:tc>
-          <w:tcPr>
-            <w:tcW w:type="dxa" w:w="2016"/>
-            <w:shd w:fill="FFFFFF"/>
-            <w:tcMar>
-              <w:top w:w="100" w:type="dxa"/>
-              <w:bottom w:w="100" w:type="dxa"/>
-              <w:left w:w="120" w:type="dxa"/>
-              <w:right w:w="120" w:type="dxa"/>
-            </w:tcMar>
-            <w:tcBorders>
-              <w:top w:val="single" w:sz="4" w:space="0" w:color="CCCCCC"/>
-              <w:bottom w:val="single" w:sz="4" w:space="0" w:color="CCCCCC"/>
-              <w:left w:val="single" w:sz="4" w:space="0" w:color="CCCCCC"/>
-              <w:right w:val="single" w:sz="4" w:space="0" w:color="CCCCCC"/>
-            </w:tcBorders>
-          </w:tcPr>
-          <w:p>
-            <w:pPr>
-              <w:spacing w:before="60" w:after="60" w:line="252" w:lineRule="auto"/>
-              <w:jc w:val="left"/>
-            </w:pPr>
-            <w:r/>
-            <w:r>
-              <w:t>738.25</w:t>
-            </w:r>
-          </w:p>
-        </w:tc>
-        <w:tc>
-          <w:tcPr>
-            <w:tcW w:type="dxa" w:w="1152"/>
-            <w:shd w:fill="FFFFFF"/>
-            <w:tcMar>
-              <w:top w:w="100" w:type="dxa"/>
-              <w:bottom w:w="100" w:type="dxa"/>
-              <w:left w:w="120" w:type="dxa"/>
-              <w:right w:w="120" w:type="dxa"/>
-            </w:tcMar>
-            <w:tcBorders>
-              <w:top w:val="single" w:sz="4" w:space="0" w:color="CCCCCC"/>
-              <w:bottom w:val="single" w:sz="4" w:space="0" w:color="CCCCCC"/>
-              <w:left w:val="single" w:sz="4" w:space="0" w:color="CCCCCC"/>
-              <w:right w:val="single" w:sz="4" w:space="0" w:color="CCCCCC"/>
-            </w:tcBorders>
-          </w:tcPr>
-          <w:p>
-            <w:pPr>
-              <w:spacing w:before="60" w:after="60" w:line="252" w:lineRule="auto"/>
-              <w:jc w:val="left"/>
-            </w:pPr>
-            <w:r/>
-            <w:r>
-              <w:t>725.00</w:t>
             </w:r>
           </w:p>
         </w:tc>
@@ -29873,1416 +31283,6 @@
                 <w:b/>
               </w:rPr>
               <w:t>733.50</w:t>
-            </w:r>
-          </w:p>
-        </w:tc>
-        <w:tc>
-          <w:tcPr>
-            <w:tcW w:type="dxa" w:w="3456"/>
-            <w:shd w:fill="FFFFFF"/>
-            <w:tcMar>
-              <w:top w:w="100" w:type="dxa"/>
-              <w:bottom w:w="100" w:type="dxa"/>
-              <w:left w:w="120" w:type="dxa"/>
-              <w:right w:w="120" w:type="dxa"/>
-            </w:tcMar>
-            <w:tcBorders>
-              <w:top w:val="single" w:sz="4" w:space="0" w:color="CCCCCC"/>
-              <w:bottom w:val="single" w:sz="4" w:space="0" w:color="CCCCCC"/>
-              <w:left w:val="single" w:sz="4" w:space="0" w:color="CCCCCC"/>
-              <w:right w:val="single" w:sz="4" w:space="0" w:color="CCCCCC"/>
-            </w:tcBorders>
-          </w:tcPr>
-          <w:p>
-            <w:pPr>
-              <w:spacing w:before="60" w:after="60" w:line="252" w:lineRule="auto"/>
-              <w:jc w:val="left"/>
-            </w:pPr>
-            <w:r/>
-            <w:r>
-              <w:rPr>
-                <w:b/>
-              </w:rPr>
-              <w:t>+0.75</w:t>
-            </w:r>
-          </w:p>
-        </w:tc>
-        <w:tc>
-          <w:tcPr>
-            <w:tcW w:type="dxa" w:w="1440"/>
-            <w:shd w:fill="FFFFFF"/>
-            <w:tcMar>
-              <w:top w:w="100" w:type="dxa"/>
-              <w:bottom w:w="100" w:type="dxa"/>
-              <w:left w:w="120" w:type="dxa"/>
-              <w:right w:w="120" w:type="dxa"/>
-            </w:tcMar>
-            <w:tcBorders>
-              <w:top w:val="single" w:sz="4" w:space="0" w:color="CCCCCC"/>
-              <w:bottom w:val="single" w:sz="4" w:space="0" w:color="CCCCCC"/>
-              <w:left w:val="single" w:sz="4" w:space="0" w:color="CCCCCC"/>
-              <w:right w:val="single" w:sz="4" w:space="0" w:color="CCCCCC"/>
-            </w:tcBorders>
-          </w:tcPr>
-          <w:p>
-            <w:pPr>
-              <w:spacing w:before="60" w:after="60" w:line="252" w:lineRule="auto"/>
-              <w:jc w:val="left"/>
-            </w:pPr>
-            <w:r/>
-            <w:r>
-              <w:t>BULL</w:t>
-            </w:r>
-          </w:p>
-        </w:tc>
-      </w:tr>
-      <w:tr>
-        <w:tc>
-          <w:tcPr>
-            <w:tcW w:type="dxa" w:w="1584"/>
-            <w:shd w:fill="F8FAFC"/>
-            <w:tcMar>
-              <w:top w:w="100" w:type="dxa"/>
-              <w:bottom w:w="100" w:type="dxa"/>
-              <w:left w:w="120" w:type="dxa"/>
-              <w:right w:w="120" w:type="dxa"/>
-            </w:tcMar>
-            <w:tcBorders>
-              <w:top w:val="single" w:sz="4" w:space="0" w:color="CCCCCC"/>
-              <w:bottom w:val="single" w:sz="4" w:space="0" w:color="CCCCCC"/>
-              <w:left w:val="single" w:sz="4" w:space="0" w:color="CCCCCC"/>
-              <w:right w:val="single" w:sz="4" w:space="0" w:color="CCCCCC"/>
-            </w:tcBorders>
-          </w:tcPr>
-          <w:p>
-            <w:pPr>
-              <w:spacing w:before="60" w:after="60" w:line="252" w:lineRule="auto"/>
-              <w:jc w:val="left"/>
-            </w:pPr>
-            <w:r/>
-            <w:r>
-              <w:rPr>
-                <w:b/>
-              </w:rPr>
-              <w:t>Fri 25/09</w:t>
-            </w:r>
-          </w:p>
-        </w:tc>
-        <w:tc>
-          <w:tcPr>
-            <w:tcW w:type="dxa" w:w="864"/>
-            <w:shd w:fill="F8FAFC"/>
-            <w:tcMar>
-              <w:top w:w="100" w:type="dxa"/>
-              <w:bottom w:w="100" w:type="dxa"/>
-              <w:left w:w="120" w:type="dxa"/>
-              <w:right w:w="120" w:type="dxa"/>
-            </w:tcMar>
-            <w:tcBorders>
-              <w:top w:val="single" w:sz="4" w:space="0" w:color="CCCCCC"/>
-              <w:bottom w:val="single" w:sz="4" w:space="0" w:color="CCCCCC"/>
-              <w:left w:val="single" w:sz="4" w:space="0" w:color="CCCCCC"/>
-              <w:right w:val="single" w:sz="4" w:space="0" w:color="CCCCCC"/>
-            </w:tcBorders>
-          </w:tcPr>
-          <w:p>
-            <w:pPr>
-              <w:spacing w:before="60" w:after="60" w:line="252" w:lineRule="auto"/>
-              <w:jc w:val="left"/>
-            </w:pPr>
-            <w:r/>
-            <w:r>
-              <w:t>Asia 07-11</w:t>
-            </w:r>
-          </w:p>
-        </w:tc>
-        <w:tc>
-          <w:tcPr>
-            <w:tcW w:type="dxa" w:w="1440"/>
-            <w:shd w:fill="F8FAFC"/>
-            <w:tcMar>
-              <w:top w:w="100" w:type="dxa"/>
-              <w:bottom w:w="100" w:type="dxa"/>
-              <w:left w:w="120" w:type="dxa"/>
-              <w:right w:w="120" w:type="dxa"/>
-            </w:tcMar>
-            <w:tcBorders>
-              <w:top w:val="single" w:sz="4" w:space="0" w:color="CCCCCC"/>
-              <w:bottom w:val="single" w:sz="4" w:space="0" w:color="CCCCCC"/>
-              <w:left w:val="single" w:sz="4" w:space="0" w:color="CCCCCC"/>
-              <w:right w:val="single" w:sz="4" w:space="0" w:color="CCCCCC"/>
-            </w:tcBorders>
-          </w:tcPr>
-          <w:p>
-            <w:pPr>
-              <w:spacing w:before="60" w:after="60" w:line="252" w:lineRule="auto"/>
-              <w:jc w:val="left"/>
-            </w:pPr>
-            <w:r/>
-            <w:r>
-              <w:t>733.50</w:t>
-            </w:r>
-          </w:p>
-        </w:tc>
-        <w:tc>
-          <w:tcPr>
-            <w:tcW w:type="dxa" w:w="2016"/>
-            <w:shd w:fill="F8FAFC"/>
-            <w:tcMar>
-              <w:top w:w="100" w:type="dxa"/>
-              <w:bottom w:w="100" w:type="dxa"/>
-              <w:left w:w="120" w:type="dxa"/>
-              <w:right w:w="120" w:type="dxa"/>
-            </w:tcMar>
-            <w:tcBorders>
-              <w:top w:val="single" w:sz="4" w:space="0" w:color="CCCCCC"/>
-              <w:bottom w:val="single" w:sz="4" w:space="0" w:color="CCCCCC"/>
-              <w:left w:val="single" w:sz="4" w:space="0" w:color="CCCCCC"/>
-              <w:right w:val="single" w:sz="4" w:space="0" w:color="CCCCCC"/>
-            </w:tcBorders>
-          </w:tcPr>
-          <w:p>
-            <w:pPr>
-              <w:spacing w:before="60" w:after="60" w:line="252" w:lineRule="auto"/>
-              <w:jc w:val="left"/>
-            </w:pPr>
-            <w:r/>
-            <w:r>
-              <w:t>742.75</w:t>
-            </w:r>
-          </w:p>
-        </w:tc>
-        <w:tc>
-          <w:tcPr>
-            <w:tcW w:type="dxa" w:w="1152"/>
-            <w:shd w:fill="F8FAFC"/>
-            <w:tcMar>
-              <w:top w:w="100" w:type="dxa"/>
-              <w:bottom w:w="100" w:type="dxa"/>
-              <w:left w:w="120" w:type="dxa"/>
-              <w:right w:w="120" w:type="dxa"/>
-            </w:tcMar>
-            <w:tcBorders>
-              <w:top w:val="single" w:sz="4" w:space="0" w:color="CCCCCC"/>
-              <w:bottom w:val="single" w:sz="4" w:space="0" w:color="CCCCCC"/>
-              <w:left w:val="single" w:sz="4" w:space="0" w:color="CCCCCC"/>
-              <w:right w:val="single" w:sz="4" w:space="0" w:color="CCCCCC"/>
-            </w:tcBorders>
-          </w:tcPr>
-          <w:p>
-            <w:pPr>
-              <w:spacing w:before="60" w:after="60" w:line="252" w:lineRule="auto"/>
-              <w:jc w:val="left"/>
-            </w:pPr>
-            <w:r/>
-            <w:r>
-              <w:t>727.00</w:t>
-            </w:r>
-          </w:p>
-        </w:tc>
-        <w:tc>
-          <w:tcPr>
-            <w:tcW w:type="dxa" w:w="1728"/>
-            <w:shd w:fill="F8FAFC"/>
-            <w:tcMar>
-              <w:top w:w="100" w:type="dxa"/>
-              <w:bottom w:w="100" w:type="dxa"/>
-              <w:left w:w="120" w:type="dxa"/>
-              <w:right w:w="120" w:type="dxa"/>
-            </w:tcMar>
-            <w:tcBorders>
-              <w:top w:val="single" w:sz="4" w:space="0" w:color="CCCCCC"/>
-              <w:bottom w:val="single" w:sz="4" w:space="0" w:color="CCCCCC"/>
-              <w:left w:val="single" w:sz="4" w:space="0" w:color="CCCCCC"/>
-              <w:right w:val="single" w:sz="4" w:space="0" w:color="CCCCCC"/>
-            </w:tcBorders>
-          </w:tcPr>
-          <w:p>
-            <w:pPr>
-              <w:spacing w:before="60" w:after="60" w:line="252" w:lineRule="auto"/>
-              <w:jc w:val="left"/>
-            </w:pPr>
-            <w:r/>
-            <w:r>
-              <w:rPr>
-                <w:b/>
-              </w:rPr>
-              <w:t>732.75</w:t>
-            </w:r>
-          </w:p>
-        </w:tc>
-        <w:tc>
-          <w:tcPr>
-            <w:tcW w:type="dxa" w:w="3456"/>
-            <w:shd w:fill="F8FAFC"/>
-            <w:tcMar>
-              <w:top w:w="100" w:type="dxa"/>
-              <w:bottom w:w="100" w:type="dxa"/>
-              <w:left w:w="120" w:type="dxa"/>
-              <w:right w:w="120" w:type="dxa"/>
-            </w:tcMar>
-            <w:tcBorders>
-              <w:top w:val="single" w:sz="4" w:space="0" w:color="CCCCCC"/>
-              <w:bottom w:val="single" w:sz="4" w:space="0" w:color="CCCCCC"/>
-              <w:left w:val="single" w:sz="4" w:space="0" w:color="CCCCCC"/>
-              <w:right w:val="single" w:sz="4" w:space="0" w:color="CCCCCC"/>
-            </w:tcBorders>
-          </w:tcPr>
-          <w:p>
-            <w:pPr>
-              <w:spacing w:before="60" w:after="60" w:line="252" w:lineRule="auto"/>
-              <w:jc w:val="left"/>
-            </w:pPr>
-            <w:r/>
-            <w:r>
-              <w:rPr>
-                <w:b/>
-              </w:rPr>
-              <w:t>-0.75</w:t>
-            </w:r>
-          </w:p>
-        </w:tc>
-        <w:tc>
-          <w:tcPr>
-            <w:tcW w:type="dxa" w:w="1440"/>
-            <w:shd w:fill="F8FAFC"/>
-            <w:tcMar>
-              <w:top w:w="100" w:type="dxa"/>
-              <w:bottom w:w="100" w:type="dxa"/>
-              <w:left w:w="120" w:type="dxa"/>
-              <w:right w:w="120" w:type="dxa"/>
-            </w:tcMar>
-            <w:tcBorders>
-              <w:top w:val="single" w:sz="4" w:space="0" w:color="CCCCCC"/>
-              <w:bottom w:val="single" w:sz="4" w:space="0" w:color="CCCCCC"/>
-              <w:left w:val="single" w:sz="4" w:space="0" w:color="CCCCCC"/>
-              <w:right w:val="single" w:sz="4" w:space="0" w:color="CCCCCC"/>
-            </w:tcBorders>
-          </w:tcPr>
-          <w:p>
-            <w:pPr>
-              <w:spacing w:before="60" w:after="60" w:line="252" w:lineRule="auto"/>
-              <w:jc w:val="left"/>
-            </w:pPr>
-            <w:r/>
-            <w:r>
-              <w:t>BEAR</w:t>
-            </w:r>
-          </w:p>
-        </w:tc>
-      </w:tr>
-      <w:tr>
-        <w:tc>
-          <w:tcPr>
-            <w:tcW w:type="dxa" w:w="1584"/>
-            <w:shd w:fill="FFFFFF"/>
-            <w:tcMar>
-              <w:top w:w="100" w:type="dxa"/>
-              <w:bottom w:w="100" w:type="dxa"/>
-              <w:left w:w="120" w:type="dxa"/>
-              <w:right w:w="120" w:type="dxa"/>
-            </w:tcMar>
-            <w:tcBorders>
-              <w:top w:val="single" w:sz="4" w:space="0" w:color="CCCCCC"/>
-              <w:bottom w:val="single" w:sz="4" w:space="0" w:color="CCCCCC"/>
-              <w:left w:val="single" w:sz="4" w:space="0" w:color="CCCCCC"/>
-              <w:right w:val="single" w:sz="4" w:space="0" w:color="CCCCCC"/>
-            </w:tcBorders>
-          </w:tcPr>
-          <w:p>
-            <w:pPr>
-              <w:spacing w:before="60" w:after="60" w:line="252" w:lineRule="auto"/>
-              <w:jc w:val="left"/>
-            </w:pPr>
-            <w:r/>
-            <w:r>
-              <w:rPr>
-                <w:b/>
-              </w:rPr>
-              <w:t>Fri 25/09</w:t>
-            </w:r>
-          </w:p>
-        </w:tc>
-        <w:tc>
-          <w:tcPr>
-            <w:tcW w:type="dxa" w:w="864"/>
-            <w:shd w:fill="FFFFFF"/>
-            <w:tcMar>
-              <w:top w:w="100" w:type="dxa"/>
-              <w:bottom w:w="100" w:type="dxa"/>
-              <w:left w:w="120" w:type="dxa"/>
-              <w:right w:w="120" w:type="dxa"/>
-            </w:tcMar>
-            <w:tcBorders>
-              <w:top w:val="single" w:sz="4" w:space="0" w:color="CCCCCC"/>
-              <w:bottom w:val="single" w:sz="4" w:space="0" w:color="CCCCCC"/>
-              <w:left w:val="single" w:sz="4" w:space="0" w:color="CCCCCC"/>
-              <w:right w:val="single" w:sz="4" w:space="0" w:color="CCCCCC"/>
-            </w:tcBorders>
-          </w:tcPr>
-          <w:p>
-            <w:pPr>
-              <w:spacing w:before="60" w:after="60" w:line="252" w:lineRule="auto"/>
-              <w:jc w:val="left"/>
-            </w:pPr>
-            <w:r/>
-            <w:r>
-              <w:t>Asia 11-15</w:t>
-            </w:r>
-          </w:p>
-        </w:tc>
-        <w:tc>
-          <w:tcPr>
-            <w:tcW w:type="dxa" w:w="1440"/>
-            <w:shd w:fill="FFFFFF"/>
-            <w:tcMar>
-              <w:top w:w="100" w:type="dxa"/>
-              <w:bottom w:w="100" w:type="dxa"/>
-              <w:left w:w="120" w:type="dxa"/>
-              <w:right w:w="120" w:type="dxa"/>
-            </w:tcMar>
-            <w:tcBorders>
-              <w:top w:val="single" w:sz="4" w:space="0" w:color="CCCCCC"/>
-              <w:bottom w:val="single" w:sz="4" w:space="0" w:color="CCCCCC"/>
-              <w:left w:val="single" w:sz="4" w:space="0" w:color="CCCCCC"/>
-              <w:right w:val="single" w:sz="4" w:space="0" w:color="CCCCCC"/>
-            </w:tcBorders>
-          </w:tcPr>
-          <w:p>
-            <w:pPr>
-              <w:spacing w:before="60" w:after="60" w:line="252" w:lineRule="auto"/>
-              <w:jc w:val="left"/>
-            </w:pPr>
-            <w:r/>
-            <w:r>
-              <w:t>732.75</w:t>
-            </w:r>
-          </w:p>
-        </w:tc>
-        <w:tc>
-          <w:tcPr>
-            <w:tcW w:type="dxa" w:w="2016"/>
-            <w:shd w:fill="FFFFFF"/>
-            <w:tcMar>
-              <w:top w:w="100" w:type="dxa"/>
-              <w:bottom w:w="100" w:type="dxa"/>
-              <w:left w:w="120" w:type="dxa"/>
-              <w:right w:w="120" w:type="dxa"/>
-            </w:tcMar>
-            <w:tcBorders>
-              <w:top w:val="single" w:sz="4" w:space="0" w:color="CCCCCC"/>
-              <w:bottom w:val="single" w:sz="4" w:space="0" w:color="CCCCCC"/>
-              <w:left w:val="single" w:sz="4" w:space="0" w:color="CCCCCC"/>
-              <w:right w:val="single" w:sz="4" w:space="0" w:color="CCCCCC"/>
-            </w:tcBorders>
-          </w:tcPr>
-          <w:p>
-            <w:pPr>
-              <w:spacing w:before="60" w:after="60" w:line="252" w:lineRule="auto"/>
-              <w:jc w:val="left"/>
-            </w:pPr>
-            <w:r/>
-            <w:r>
-              <w:t>740.25</w:t>
-            </w:r>
-          </w:p>
-        </w:tc>
-        <w:tc>
-          <w:tcPr>
-            <w:tcW w:type="dxa" w:w="1152"/>
-            <w:shd w:fill="FFFFFF"/>
-            <w:tcMar>
-              <w:top w:w="100" w:type="dxa"/>
-              <w:bottom w:w="100" w:type="dxa"/>
-              <w:left w:w="120" w:type="dxa"/>
-              <w:right w:w="120" w:type="dxa"/>
-            </w:tcMar>
-            <w:tcBorders>
-              <w:top w:val="single" w:sz="4" w:space="0" w:color="CCCCCC"/>
-              <w:bottom w:val="single" w:sz="4" w:space="0" w:color="CCCCCC"/>
-              <w:left w:val="single" w:sz="4" w:space="0" w:color="CCCCCC"/>
-              <w:right w:val="single" w:sz="4" w:space="0" w:color="CCCCCC"/>
-            </w:tcBorders>
-          </w:tcPr>
-          <w:p>
-            <w:pPr>
-              <w:spacing w:before="60" w:after="60" w:line="252" w:lineRule="auto"/>
-              <w:jc w:val="left"/>
-            </w:pPr>
-            <w:r/>
-            <w:r>
-              <w:t>726.75</w:t>
-            </w:r>
-          </w:p>
-        </w:tc>
-        <w:tc>
-          <w:tcPr>
-            <w:tcW w:type="dxa" w:w="1728"/>
-            <w:shd w:fill="FFFFFF"/>
-            <w:tcMar>
-              <w:top w:w="100" w:type="dxa"/>
-              <w:bottom w:w="100" w:type="dxa"/>
-              <w:left w:w="120" w:type="dxa"/>
-              <w:right w:w="120" w:type="dxa"/>
-            </w:tcMar>
-            <w:tcBorders>
-              <w:top w:val="single" w:sz="4" w:space="0" w:color="CCCCCC"/>
-              <w:bottom w:val="single" w:sz="4" w:space="0" w:color="CCCCCC"/>
-              <w:left w:val="single" w:sz="4" w:space="0" w:color="CCCCCC"/>
-              <w:right w:val="single" w:sz="4" w:space="0" w:color="CCCCCC"/>
-            </w:tcBorders>
-          </w:tcPr>
-          <w:p>
-            <w:pPr>
-              <w:spacing w:before="60" w:after="60" w:line="252" w:lineRule="auto"/>
-              <w:jc w:val="left"/>
-            </w:pPr>
-            <w:r/>
-            <w:r>
-              <w:rPr>
-                <w:b/>
-              </w:rPr>
-              <w:t>731.75</w:t>
-            </w:r>
-          </w:p>
-        </w:tc>
-        <w:tc>
-          <w:tcPr>
-            <w:tcW w:type="dxa" w:w="3456"/>
-            <w:shd w:fill="FFFFFF"/>
-            <w:tcMar>
-              <w:top w:w="100" w:type="dxa"/>
-              <w:bottom w:w="100" w:type="dxa"/>
-              <w:left w:w="120" w:type="dxa"/>
-              <w:right w:w="120" w:type="dxa"/>
-            </w:tcMar>
-            <w:tcBorders>
-              <w:top w:val="single" w:sz="4" w:space="0" w:color="CCCCCC"/>
-              <w:bottom w:val="single" w:sz="4" w:space="0" w:color="CCCCCC"/>
-              <w:left w:val="single" w:sz="4" w:space="0" w:color="CCCCCC"/>
-              <w:right w:val="single" w:sz="4" w:space="0" w:color="CCCCCC"/>
-            </w:tcBorders>
-          </w:tcPr>
-          <w:p>
-            <w:pPr>
-              <w:spacing w:before="60" w:after="60" w:line="252" w:lineRule="auto"/>
-              <w:jc w:val="left"/>
-            </w:pPr>
-            <w:r/>
-            <w:r>
-              <w:rPr>
-                <w:b/>
-              </w:rPr>
-              <w:t>-1.00</w:t>
-            </w:r>
-          </w:p>
-        </w:tc>
-        <w:tc>
-          <w:tcPr>
-            <w:tcW w:type="dxa" w:w="1440"/>
-            <w:shd w:fill="FFFFFF"/>
-            <w:tcMar>
-              <w:top w:w="100" w:type="dxa"/>
-              <w:bottom w:w="100" w:type="dxa"/>
-              <w:left w:w="120" w:type="dxa"/>
-              <w:right w:w="120" w:type="dxa"/>
-            </w:tcMar>
-            <w:tcBorders>
-              <w:top w:val="single" w:sz="4" w:space="0" w:color="CCCCCC"/>
-              <w:bottom w:val="single" w:sz="4" w:space="0" w:color="CCCCCC"/>
-              <w:left w:val="single" w:sz="4" w:space="0" w:color="CCCCCC"/>
-              <w:right w:val="single" w:sz="4" w:space="0" w:color="CCCCCC"/>
-            </w:tcBorders>
-          </w:tcPr>
-          <w:p>
-            <w:pPr>
-              <w:spacing w:before="60" w:after="60" w:line="252" w:lineRule="auto"/>
-              <w:jc w:val="left"/>
-            </w:pPr>
-            <w:r/>
-            <w:r>
-              <w:t>BEAR</w:t>
-            </w:r>
-          </w:p>
-        </w:tc>
-      </w:tr>
-      <w:tr>
-        <w:tc>
-          <w:tcPr>
-            <w:tcW w:type="dxa" w:w="1584"/>
-            <w:shd w:fill="F8FAFC"/>
-            <w:tcMar>
-              <w:top w:w="100" w:type="dxa"/>
-              <w:bottom w:w="100" w:type="dxa"/>
-              <w:left w:w="120" w:type="dxa"/>
-              <w:right w:w="120" w:type="dxa"/>
-            </w:tcMar>
-            <w:tcBorders>
-              <w:top w:val="single" w:sz="4" w:space="0" w:color="CCCCCC"/>
-              <w:bottom w:val="single" w:sz="4" w:space="0" w:color="CCCCCC"/>
-              <w:left w:val="single" w:sz="4" w:space="0" w:color="CCCCCC"/>
-              <w:right w:val="single" w:sz="4" w:space="0" w:color="CCCCCC"/>
-            </w:tcBorders>
-          </w:tcPr>
-          <w:p>
-            <w:pPr>
-              <w:spacing w:before="60" w:after="60" w:line="252" w:lineRule="auto"/>
-              <w:jc w:val="left"/>
-            </w:pPr>
-            <w:r/>
-            <w:r>
-              <w:rPr>
-                <w:b/>
-              </w:rPr>
-              <w:t>Fri 25/09</w:t>
-            </w:r>
-          </w:p>
-        </w:tc>
-        <w:tc>
-          <w:tcPr>
-            <w:tcW w:type="dxa" w:w="864"/>
-            <w:shd w:fill="F8FAFC"/>
-            <w:tcMar>
-              <w:top w:w="100" w:type="dxa"/>
-              <w:bottom w:w="100" w:type="dxa"/>
-              <w:left w:w="120" w:type="dxa"/>
-              <w:right w:w="120" w:type="dxa"/>
-            </w:tcMar>
-            <w:tcBorders>
-              <w:top w:val="single" w:sz="4" w:space="0" w:color="CCCCCC"/>
-              <w:bottom w:val="single" w:sz="4" w:space="0" w:color="CCCCCC"/>
-              <w:left w:val="single" w:sz="4" w:space="0" w:color="CCCCCC"/>
-              <w:right w:val="single" w:sz="4" w:space="0" w:color="CCCCCC"/>
-            </w:tcBorders>
-          </w:tcPr>
-          <w:p>
-            <w:pPr>
-              <w:spacing w:before="60" w:after="60" w:line="252" w:lineRule="auto"/>
-              <w:jc w:val="left"/>
-            </w:pPr>
-            <w:r/>
-            <w:r>
-              <w:t>London 15-19</w:t>
-            </w:r>
-          </w:p>
-        </w:tc>
-        <w:tc>
-          <w:tcPr>
-            <w:tcW w:type="dxa" w:w="1440"/>
-            <w:shd w:fill="F8FAFC"/>
-            <w:tcMar>
-              <w:top w:w="100" w:type="dxa"/>
-              <w:bottom w:w="100" w:type="dxa"/>
-              <w:left w:w="120" w:type="dxa"/>
-              <w:right w:w="120" w:type="dxa"/>
-            </w:tcMar>
-            <w:tcBorders>
-              <w:top w:val="single" w:sz="4" w:space="0" w:color="CCCCCC"/>
-              <w:bottom w:val="single" w:sz="4" w:space="0" w:color="CCCCCC"/>
-              <w:left w:val="single" w:sz="4" w:space="0" w:color="CCCCCC"/>
-              <w:right w:val="single" w:sz="4" w:space="0" w:color="CCCCCC"/>
-            </w:tcBorders>
-          </w:tcPr>
-          <w:p>
-            <w:pPr>
-              <w:spacing w:before="60" w:after="60" w:line="252" w:lineRule="auto"/>
-              <w:jc w:val="left"/>
-            </w:pPr>
-            <w:r/>
-            <w:r>
-              <w:t>731.75</w:t>
-            </w:r>
-          </w:p>
-        </w:tc>
-        <w:tc>
-          <w:tcPr>
-            <w:tcW w:type="dxa" w:w="2016"/>
-            <w:shd w:fill="F8FAFC"/>
-            <w:tcMar>
-              <w:top w:w="100" w:type="dxa"/>
-              <w:bottom w:w="100" w:type="dxa"/>
-              <w:left w:w="120" w:type="dxa"/>
-              <w:right w:w="120" w:type="dxa"/>
-            </w:tcMar>
-            <w:tcBorders>
-              <w:top w:val="single" w:sz="4" w:space="0" w:color="CCCCCC"/>
-              <w:bottom w:val="single" w:sz="4" w:space="0" w:color="CCCCCC"/>
-              <w:left w:val="single" w:sz="4" w:space="0" w:color="CCCCCC"/>
-              <w:right w:val="single" w:sz="4" w:space="0" w:color="CCCCCC"/>
-            </w:tcBorders>
-          </w:tcPr>
-          <w:p>
-            <w:pPr>
-              <w:spacing w:before="60" w:after="60" w:line="252" w:lineRule="auto"/>
-              <w:jc w:val="left"/>
-            </w:pPr>
-            <w:r/>
-            <w:r>
-              <w:t>738.75</w:t>
-            </w:r>
-          </w:p>
-        </w:tc>
-        <w:tc>
-          <w:tcPr>
-            <w:tcW w:type="dxa" w:w="1152"/>
-            <w:shd w:fill="F8FAFC"/>
-            <w:tcMar>
-              <w:top w:w="100" w:type="dxa"/>
-              <w:bottom w:w="100" w:type="dxa"/>
-              <w:left w:w="120" w:type="dxa"/>
-              <w:right w:w="120" w:type="dxa"/>
-            </w:tcMar>
-            <w:tcBorders>
-              <w:top w:val="single" w:sz="4" w:space="0" w:color="CCCCCC"/>
-              <w:bottom w:val="single" w:sz="4" w:space="0" w:color="CCCCCC"/>
-              <w:left w:val="single" w:sz="4" w:space="0" w:color="CCCCCC"/>
-              <w:right w:val="single" w:sz="4" w:space="0" w:color="CCCCCC"/>
-            </w:tcBorders>
-          </w:tcPr>
-          <w:p>
-            <w:pPr>
-              <w:spacing w:before="60" w:after="60" w:line="252" w:lineRule="auto"/>
-              <w:jc w:val="left"/>
-            </w:pPr>
-            <w:r/>
-            <w:r>
-              <w:t>718.25</w:t>
-            </w:r>
-          </w:p>
-        </w:tc>
-        <w:tc>
-          <w:tcPr>
-            <w:tcW w:type="dxa" w:w="1728"/>
-            <w:shd w:fill="F8FAFC"/>
-            <w:tcMar>
-              <w:top w:w="100" w:type="dxa"/>
-              <w:bottom w:w="100" w:type="dxa"/>
-              <w:left w:w="120" w:type="dxa"/>
-              <w:right w:w="120" w:type="dxa"/>
-            </w:tcMar>
-            <w:tcBorders>
-              <w:top w:val="single" w:sz="4" w:space="0" w:color="CCCCCC"/>
-              <w:bottom w:val="single" w:sz="4" w:space="0" w:color="CCCCCC"/>
-              <w:left w:val="single" w:sz="4" w:space="0" w:color="CCCCCC"/>
-              <w:right w:val="single" w:sz="4" w:space="0" w:color="CCCCCC"/>
-            </w:tcBorders>
-          </w:tcPr>
-          <w:p>
-            <w:pPr>
-              <w:spacing w:before="60" w:after="60" w:line="252" w:lineRule="auto"/>
-              <w:jc w:val="left"/>
-            </w:pPr>
-            <w:r/>
-            <w:r>
-              <w:rPr>
-                <w:b/>
-              </w:rPr>
-              <w:t>732.50</w:t>
-            </w:r>
-          </w:p>
-        </w:tc>
-        <w:tc>
-          <w:tcPr>
-            <w:tcW w:type="dxa" w:w="3456"/>
-            <w:shd w:fill="F8FAFC"/>
-            <w:tcMar>
-              <w:top w:w="100" w:type="dxa"/>
-              <w:bottom w:w="100" w:type="dxa"/>
-              <w:left w:w="120" w:type="dxa"/>
-              <w:right w:w="120" w:type="dxa"/>
-            </w:tcMar>
-            <w:tcBorders>
-              <w:top w:val="single" w:sz="4" w:space="0" w:color="CCCCCC"/>
-              <w:bottom w:val="single" w:sz="4" w:space="0" w:color="CCCCCC"/>
-              <w:left w:val="single" w:sz="4" w:space="0" w:color="CCCCCC"/>
-              <w:right w:val="single" w:sz="4" w:space="0" w:color="CCCCCC"/>
-            </w:tcBorders>
-          </w:tcPr>
-          <w:p>
-            <w:pPr>
-              <w:spacing w:before="60" w:after="60" w:line="252" w:lineRule="auto"/>
-              <w:jc w:val="left"/>
-            </w:pPr>
-            <w:r/>
-            <w:r>
-              <w:rPr>
-                <w:b/>
-              </w:rPr>
-              <w:t>+0.75</w:t>
-            </w:r>
-          </w:p>
-        </w:tc>
-        <w:tc>
-          <w:tcPr>
-            <w:tcW w:type="dxa" w:w="1440"/>
-            <w:shd w:fill="F8FAFC"/>
-            <w:tcMar>
-              <w:top w:w="100" w:type="dxa"/>
-              <w:bottom w:w="100" w:type="dxa"/>
-              <w:left w:w="120" w:type="dxa"/>
-              <w:right w:w="120" w:type="dxa"/>
-            </w:tcMar>
-            <w:tcBorders>
-              <w:top w:val="single" w:sz="4" w:space="0" w:color="CCCCCC"/>
-              <w:bottom w:val="single" w:sz="4" w:space="0" w:color="CCCCCC"/>
-              <w:left w:val="single" w:sz="4" w:space="0" w:color="CCCCCC"/>
-              <w:right w:val="single" w:sz="4" w:space="0" w:color="CCCCCC"/>
-            </w:tcBorders>
-          </w:tcPr>
-          <w:p>
-            <w:pPr>
-              <w:spacing w:before="60" w:after="60" w:line="252" w:lineRule="auto"/>
-              <w:jc w:val="left"/>
-            </w:pPr>
-            <w:r/>
-            <w:r>
-              <w:t>BULL</w:t>
-            </w:r>
-          </w:p>
-        </w:tc>
-      </w:tr>
-      <w:tr>
-        <w:tc>
-          <w:tcPr>
-            <w:tcW w:type="dxa" w:w="1584"/>
-            <w:shd w:fill="FFFFFF"/>
-            <w:tcMar>
-              <w:top w:w="100" w:type="dxa"/>
-              <w:bottom w:w="100" w:type="dxa"/>
-              <w:left w:w="120" w:type="dxa"/>
-              <w:right w:w="120" w:type="dxa"/>
-            </w:tcMar>
-            <w:tcBorders>
-              <w:top w:val="single" w:sz="4" w:space="0" w:color="CCCCCC"/>
-              <w:bottom w:val="single" w:sz="4" w:space="0" w:color="CCCCCC"/>
-              <w:left w:val="single" w:sz="4" w:space="0" w:color="CCCCCC"/>
-              <w:right w:val="single" w:sz="4" w:space="0" w:color="CCCCCC"/>
-            </w:tcBorders>
-          </w:tcPr>
-          <w:p>
-            <w:pPr>
-              <w:spacing w:before="60" w:after="60" w:line="252" w:lineRule="auto"/>
-              <w:jc w:val="left"/>
-            </w:pPr>
-            <w:r/>
-            <w:r>
-              <w:rPr>
-                <w:b/>
-              </w:rPr>
-              <w:t>Fri 25/09</w:t>
-            </w:r>
-          </w:p>
-        </w:tc>
-        <w:tc>
-          <w:tcPr>
-            <w:tcW w:type="dxa" w:w="864"/>
-            <w:shd w:fill="FFFFFF"/>
-            <w:tcMar>
-              <w:top w:w="100" w:type="dxa"/>
-              <w:bottom w:w="100" w:type="dxa"/>
-              <w:left w:w="120" w:type="dxa"/>
-              <w:right w:w="120" w:type="dxa"/>
-            </w:tcMar>
-            <w:tcBorders>
-              <w:top w:val="single" w:sz="4" w:space="0" w:color="CCCCCC"/>
-              <w:bottom w:val="single" w:sz="4" w:space="0" w:color="CCCCCC"/>
-              <w:left w:val="single" w:sz="4" w:space="0" w:color="CCCCCC"/>
-              <w:right w:val="single" w:sz="4" w:space="0" w:color="CCCCCC"/>
-            </w:tcBorders>
-          </w:tcPr>
-          <w:p>
-            <w:pPr>
-              <w:spacing w:before="60" w:after="60" w:line="252" w:lineRule="auto"/>
-              <w:jc w:val="left"/>
-            </w:pPr>
-            <w:r/>
-            <w:r>
-              <w:t>Pre-NY 19-21</w:t>
-            </w:r>
-          </w:p>
-        </w:tc>
-        <w:tc>
-          <w:tcPr>
-            <w:tcW w:type="dxa" w:w="1440"/>
-            <w:shd w:fill="FFFFFF"/>
-            <w:tcMar>
-              <w:top w:w="100" w:type="dxa"/>
-              <w:bottom w:w="100" w:type="dxa"/>
-              <w:left w:w="120" w:type="dxa"/>
-              <w:right w:w="120" w:type="dxa"/>
-            </w:tcMar>
-            <w:tcBorders>
-              <w:top w:val="single" w:sz="4" w:space="0" w:color="CCCCCC"/>
-              <w:bottom w:val="single" w:sz="4" w:space="0" w:color="CCCCCC"/>
-              <w:left w:val="single" w:sz="4" w:space="0" w:color="CCCCCC"/>
-              <w:right w:val="single" w:sz="4" w:space="0" w:color="CCCCCC"/>
-            </w:tcBorders>
-          </w:tcPr>
-          <w:p>
-            <w:pPr>
-              <w:spacing w:before="60" w:after="60" w:line="252" w:lineRule="auto"/>
-              <w:jc w:val="left"/>
-            </w:pPr>
-            <w:r/>
-            <w:r>
-              <w:t>732.50</w:t>
-            </w:r>
-          </w:p>
-        </w:tc>
-        <w:tc>
-          <w:tcPr>
-            <w:tcW w:type="dxa" w:w="2016"/>
-            <w:shd w:fill="FFFFFF"/>
-            <w:tcMar>
-              <w:top w:w="100" w:type="dxa"/>
-              <w:bottom w:w="100" w:type="dxa"/>
-              <w:left w:w="120" w:type="dxa"/>
-              <w:right w:w="120" w:type="dxa"/>
-            </w:tcMar>
-            <w:tcBorders>
-              <w:top w:val="single" w:sz="4" w:space="0" w:color="CCCCCC"/>
-              <w:bottom w:val="single" w:sz="4" w:space="0" w:color="CCCCCC"/>
-              <w:left w:val="single" w:sz="4" w:space="0" w:color="CCCCCC"/>
-              <w:right w:val="single" w:sz="4" w:space="0" w:color="CCCCCC"/>
-            </w:tcBorders>
-          </w:tcPr>
-          <w:p>
-            <w:pPr>
-              <w:spacing w:before="60" w:after="60" w:line="252" w:lineRule="auto"/>
-              <w:jc w:val="left"/>
-            </w:pPr>
-            <w:r/>
-            <w:r>
-              <w:t>741.75</w:t>
-            </w:r>
-          </w:p>
-        </w:tc>
-        <w:tc>
-          <w:tcPr>
-            <w:tcW w:type="dxa" w:w="1152"/>
-            <w:shd w:fill="FFFFFF"/>
-            <w:tcMar>
-              <w:top w:w="100" w:type="dxa"/>
-              <w:bottom w:w="100" w:type="dxa"/>
-              <w:left w:w="120" w:type="dxa"/>
-              <w:right w:w="120" w:type="dxa"/>
-            </w:tcMar>
-            <w:tcBorders>
-              <w:top w:val="single" w:sz="4" w:space="0" w:color="CCCCCC"/>
-              <w:bottom w:val="single" w:sz="4" w:space="0" w:color="CCCCCC"/>
-              <w:left w:val="single" w:sz="4" w:space="0" w:color="CCCCCC"/>
-              <w:right w:val="single" w:sz="4" w:space="0" w:color="CCCCCC"/>
-            </w:tcBorders>
-          </w:tcPr>
-          <w:p>
-            <w:pPr>
-              <w:spacing w:before="60" w:after="60" w:line="252" w:lineRule="auto"/>
-              <w:jc w:val="left"/>
-            </w:pPr>
-            <w:r/>
-            <w:r>
-              <w:t>725.25</w:t>
-            </w:r>
-          </w:p>
-        </w:tc>
-        <w:tc>
-          <w:tcPr>
-            <w:tcW w:type="dxa" w:w="1728"/>
-            <w:shd w:fill="FFFFFF"/>
-            <w:tcMar>
-              <w:top w:w="100" w:type="dxa"/>
-              <w:bottom w:w="100" w:type="dxa"/>
-              <w:left w:w="120" w:type="dxa"/>
-              <w:right w:w="120" w:type="dxa"/>
-            </w:tcMar>
-            <w:tcBorders>
-              <w:top w:val="single" w:sz="4" w:space="0" w:color="CCCCCC"/>
-              <w:bottom w:val="single" w:sz="4" w:space="0" w:color="CCCCCC"/>
-              <w:left w:val="single" w:sz="4" w:space="0" w:color="CCCCCC"/>
-              <w:right w:val="single" w:sz="4" w:space="0" w:color="CCCCCC"/>
-            </w:tcBorders>
-          </w:tcPr>
-          <w:p>
-            <w:pPr>
-              <w:spacing w:before="60" w:after="60" w:line="252" w:lineRule="auto"/>
-              <w:jc w:val="left"/>
-            </w:pPr>
-            <w:r/>
-            <w:r>
-              <w:rPr>
-                <w:b/>
-              </w:rPr>
-              <w:t>732.25</w:t>
-            </w:r>
-          </w:p>
-        </w:tc>
-        <w:tc>
-          <w:tcPr>
-            <w:tcW w:type="dxa" w:w="3456"/>
-            <w:shd w:fill="FFFFFF"/>
-            <w:tcMar>
-              <w:top w:w="100" w:type="dxa"/>
-              <w:bottom w:w="100" w:type="dxa"/>
-              <w:left w:w="120" w:type="dxa"/>
-              <w:right w:w="120" w:type="dxa"/>
-            </w:tcMar>
-            <w:tcBorders>
-              <w:top w:val="single" w:sz="4" w:space="0" w:color="CCCCCC"/>
-              <w:bottom w:val="single" w:sz="4" w:space="0" w:color="CCCCCC"/>
-              <w:left w:val="single" w:sz="4" w:space="0" w:color="CCCCCC"/>
-              <w:right w:val="single" w:sz="4" w:space="0" w:color="CCCCCC"/>
-            </w:tcBorders>
-          </w:tcPr>
-          <w:p>
-            <w:pPr>
-              <w:spacing w:before="60" w:after="60" w:line="252" w:lineRule="auto"/>
-              <w:jc w:val="left"/>
-            </w:pPr>
-            <w:r/>
-            <w:r>
-              <w:rPr>
-                <w:b/>
-              </w:rPr>
-              <w:t>-0.25</w:t>
-            </w:r>
-          </w:p>
-        </w:tc>
-        <w:tc>
-          <w:tcPr>
-            <w:tcW w:type="dxa" w:w="1440"/>
-            <w:shd w:fill="FFFFFF"/>
-            <w:tcMar>
-              <w:top w:w="100" w:type="dxa"/>
-              <w:bottom w:w="100" w:type="dxa"/>
-              <w:left w:w="120" w:type="dxa"/>
-              <w:right w:w="120" w:type="dxa"/>
-            </w:tcMar>
-            <w:tcBorders>
-              <w:top w:val="single" w:sz="4" w:space="0" w:color="CCCCCC"/>
-              <w:bottom w:val="single" w:sz="4" w:space="0" w:color="CCCCCC"/>
-              <w:left w:val="single" w:sz="4" w:space="0" w:color="CCCCCC"/>
-              <w:right w:val="single" w:sz="4" w:space="0" w:color="CCCCCC"/>
-            </w:tcBorders>
-          </w:tcPr>
-          <w:p>
-            <w:pPr>
-              <w:spacing w:before="60" w:after="60" w:line="252" w:lineRule="auto"/>
-              <w:jc w:val="left"/>
-            </w:pPr>
-            <w:r/>
-            <w:r>
-              <w:t>BEAR</w:t>
-            </w:r>
-          </w:p>
-        </w:tc>
-      </w:tr>
-      <w:tr>
-        <w:tc>
-          <w:tcPr>
-            <w:tcW w:type="dxa" w:w="1584"/>
-            <w:shd w:fill="F8FAFC"/>
-            <w:tcMar>
-              <w:top w:w="100" w:type="dxa"/>
-              <w:bottom w:w="100" w:type="dxa"/>
-              <w:left w:w="120" w:type="dxa"/>
-              <w:right w:w="120" w:type="dxa"/>
-            </w:tcMar>
-            <w:tcBorders>
-              <w:top w:val="single" w:sz="4" w:space="0" w:color="CCCCCC"/>
-              <w:bottom w:val="single" w:sz="4" w:space="0" w:color="CCCCCC"/>
-              <w:left w:val="single" w:sz="4" w:space="0" w:color="CCCCCC"/>
-              <w:right w:val="single" w:sz="4" w:space="0" w:color="CCCCCC"/>
-            </w:tcBorders>
-          </w:tcPr>
-          <w:p>
-            <w:pPr>
-              <w:spacing w:before="60" w:after="60" w:line="252" w:lineRule="auto"/>
-              <w:jc w:val="left"/>
-            </w:pPr>
-            <w:r/>
-            <w:r>
-              <w:rPr>
-                <w:b/>
-              </w:rPr>
-              <w:t>Fri 25/09</w:t>
-            </w:r>
-          </w:p>
-        </w:tc>
-        <w:tc>
-          <w:tcPr>
-            <w:tcW w:type="dxa" w:w="864"/>
-            <w:shd w:fill="F8FAFC"/>
-            <w:tcMar>
-              <w:top w:w="100" w:type="dxa"/>
-              <w:bottom w:w="100" w:type="dxa"/>
-              <w:left w:w="120" w:type="dxa"/>
-              <w:right w:w="120" w:type="dxa"/>
-            </w:tcMar>
-            <w:tcBorders>
-              <w:top w:val="single" w:sz="4" w:space="0" w:color="CCCCCC"/>
-              <w:bottom w:val="single" w:sz="4" w:space="0" w:color="CCCCCC"/>
-              <w:left w:val="single" w:sz="4" w:space="0" w:color="CCCCCC"/>
-              <w:right w:val="single" w:sz="4" w:space="0" w:color="CCCCCC"/>
-            </w:tcBorders>
-          </w:tcPr>
-          <w:p>
-            <w:pPr>
-              <w:spacing w:before="60" w:after="60" w:line="252" w:lineRule="auto"/>
-              <w:jc w:val="left"/>
-            </w:pPr>
-            <w:r/>
-            <w:r>
-              <w:t>NY Open 21-23</w:t>
-            </w:r>
-          </w:p>
-        </w:tc>
-        <w:tc>
-          <w:tcPr>
-            <w:tcW w:type="dxa" w:w="1440"/>
-            <w:shd w:fill="F8FAFC"/>
-            <w:tcMar>
-              <w:top w:w="100" w:type="dxa"/>
-              <w:bottom w:w="100" w:type="dxa"/>
-              <w:left w:w="120" w:type="dxa"/>
-              <w:right w:w="120" w:type="dxa"/>
-            </w:tcMar>
-            <w:tcBorders>
-              <w:top w:val="single" w:sz="4" w:space="0" w:color="CCCCCC"/>
-              <w:bottom w:val="single" w:sz="4" w:space="0" w:color="CCCCCC"/>
-              <w:left w:val="single" w:sz="4" w:space="0" w:color="CCCCCC"/>
-              <w:right w:val="single" w:sz="4" w:space="0" w:color="CCCCCC"/>
-            </w:tcBorders>
-          </w:tcPr>
-          <w:p>
-            <w:pPr>
-              <w:spacing w:before="60" w:after="60" w:line="252" w:lineRule="auto"/>
-              <w:jc w:val="left"/>
-            </w:pPr>
-            <w:r/>
-            <w:r>
-              <w:t>732.25</w:t>
-            </w:r>
-          </w:p>
-        </w:tc>
-        <w:tc>
-          <w:tcPr>
-            <w:tcW w:type="dxa" w:w="2016"/>
-            <w:shd w:fill="F8FAFC"/>
-            <w:tcMar>
-              <w:top w:w="100" w:type="dxa"/>
-              <w:bottom w:w="100" w:type="dxa"/>
-              <w:left w:w="120" w:type="dxa"/>
-              <w:right w:w="120" w:type="dxa"/>
-            </w:tcMar>
-            <w:tcBorders>
-              <w:top w:val="single" w:sz="4" w:space="0" w:color="CCCCCC"/>
-              <w:bottom w:val="single" w:sz="4" w:space="0" w:color="CCCCCC"/>
-              <w:left w:val="single" w:sz="4" w:space="0" w:color="CCCCCC"/>
-              <w:right w:val="single" w:sz="4" w:space="0" w:color="CCCCCC"/>
-            </w:tcBorders>
-          </w:tcPr>
-          <w:p>
-            <w:pPr>
-              <w:spacing w:before="60" w:after="60" w:line="252" w:lineRule="auto"/>
-              <w:jc w:val="left"/>
-            </w:pPr>
-            <w:r/>
-            <w:r>
-              <w:t>740.75</w:t>
-            </w:r>
-          </w:p>
-        </w:tc>
-        <w:tc>
-          <w:tcPr>
-            <w:tcW w:type="dxa" w:w="1152"/>
-            <w:shd w:fill="F8FAFC"/>
-            <w:tcMar>
-              <w:top w:w="100" w:type="dxa"/>
-              <w:bottom w:w="100" w:type="dxa"/>
-              <w:left w:w="120" w:type="dxa"/>
-              <w:right w:w="120" w:type="dxa"/>
-            </w:tcMar>
-            <w:tcBorders>
-              <w:top w:val="single" w:sz="4" w:space="0" w:color="CCCCCC"/>
-              <w:bottom w:val="single" w:sz="4" w:space="0" w:color="CCCCCC"/>
-              <w:left w:val="single" w:sz="4" w:space="0" w:color="CCCCCC"/>
-              <w:right w:val="single" w:sz="4" w:space="0" w:color="CCCCCC"/>
-            </w:tcBorders>
-          </w:tcPr>
-          <w:p>
-            <w:pPr>
-              <w:spacing w:before="60" w:after="60" w:line="252" w:lineRule="auto"/>
-              <w:jc w:val="left"/>
-            </w:pPr>
-            <w:r/>
-            <w:r>
-              <w:t>718.25</w:t>
-            </w:r>
-          </w:p>
-        </w:tc>
-        <w:tc>
-          <w:tcPr>
-            <w:tcW w:type="dxa" w:w="1728"/>
-            <w:shd w:fill="F8FAFC"/>
-            <w:tcMar>
-              <w:top w:w="100" w:type="dxa"/>
-              <w:bottom w:w="100" w:type="dxa"/>
-              <w:left w:w="120" w:type="dxa"/>
-              <w:right w:w="120" w:type="dxa"/>
-            </w:tcMar>
-            <w:tcBorders>
-              <w:top w:val="single" w:sz="4" w:space="0" w:color="CCCCCC"/>
-              <w:bottom w:val="single" w:sz="4" w:space="0" w:color="CCCCCC"/>
-              <w:left w:val="single" w:sz="4" w:space="0" w:color="CCCCCC"/>
-              <w:right w:val="single" w:sz="4" w:space="0" w:color="CCCCCC"/>
-            </w:tcBorders>
-          </w:tcPr>
-          <w:p>
-            <w:pPr>
-              <w:spacing w:before="60" w:after="60" w:line="252" w:lineRule="auto"/>
-              <w:jc w:val="left"/>
-            </w:pPr>
-            <w:r/>
-            <w:r>
-              <w:rPr>
-                <w:b/>
-              </w:rPr>
-              <w:t>734.00</w:t>
-            </w:r>
-          </w:p>
-        </w:tc>
-        <w:tc>
-          <w:tcPr>
-            <w:tcW w:type="dxa" w:w="3456"/>
-            <w:shd w:fill="F8FAFC"/>
-            <w:tcMar>
-              <w:top w:w="100" w:type="dxa"/>
-              <w:bottom w:w="100" w:type="dxa"/>
-              <w:left w:w="120" w:type="dxa"/>
-              <w:right w:w="120" w:type="dxa"/>
-            </w:tcMar>
-            <w:tcBorders>
-              <w:top w:val="single" w:sz="4" w:space="0" w:color="CCCCCC"/>
-              <w:bottom w:val="single" w:sz="4" w:space="0" w:color="CCCCCC"/>
-              <w:left w:val="single" w:sz="4" w:space="0" w:color="CCCCCC"/>
-              <w:right w:val="single" w:sz="4" w:space="0" w:color="CCCCCC"/>
-            </w:tcBorders>
-          </w:tcPr>
-          <w:p>
-            <w:pPr>
-              <w:spacing w:before="60" w:after="60" w:line="252" w:lineRule="auto"/>
-              <w:jc w:val="left"/>
-            </w:pPr>
-            <w:r/>
-            <w:r>
-              <w:rPr>
-                <w:b/>
-              </w:rPr>
-              <w:t>+1.75</w:t>
-            </w:r>
-          </w:p>
-        </w:tc>
-        <w:tc>
-          <w:tcPr>
-            <w:tcW w:type="dxa" w:w="1440"/>
-            <w:shd w:fill="F8FAFC"/>
-            <w:tcMar>
-              <w:top w:w="100" w:type="dxa"/>
-              <w:bottom w:w="100" w:type="dxa"/>
-              <w:left w:w="120" w:type="dxa"/>
-              <w:right w:w="120" w:type="dxa"/>
-            </w:tcMar>
-            <w:tcBorders>
-              <w:top w:val="single" w:sz="4" w:space="0" w:color="CCCCCC"/>
-              <w:bottom w:val="single" w:sz="4" w:space="0" w:color="CCCCCC"/>
-              <w:left w:val="single" w:sz="4" w:space="0" w:color="CCCCCC"/>
-              <w:right w:val="single" w:sz="4" w:space="0" w:color="CCCCCC"/>
-            </w:tcBorders>
-          </w:tcPr>
-          <w:p>
-            <w:pPr>
-              <w:spacing w:before="60" w:after="60" w:line="252" w:lineRule="auto"/>
-              <w:jc w:val="left"/>
-            </w:pPr>
-            <w:r/>
-            <w:r>
-              <w:t>BULL</w:t>
-            </w:r>
-          </w:p>
-        </w:tc>
-      </w:tr>
-      <w:tr>
-        <w:tc>
-          <w:tcPr>
-            <w:tcW w:type="dxa" w:w="1584"/>
-            <w:shd w:fill="FFFFFF"/>
-            <w:tcMar>
-              <w:top w:w="100" w:type="dxa"/>
-              <w:bottom w:w="100" w:type="dxa"/>
-              <w:left w:w="120" w:type="dxa"/>
-              <w:right w:w="120" w:type="dxa"/>
-            </w:tcMar>
-            <w:tcBorders>
-              <w:top w:val="single" w:sz="4" w:space="0" w:color="CCCCCC"/>
-              <w:bottom w:val="single" w:sz="4" w:space="0" w:color="CCCCCC"/>
-              <w:left w:val="single" w:sz="4" w:space="0" w:color="CCCCCC"/>
-              <w:right w:val="single" w:sz="4" w:space="0" w:color="CCCCCC"/>
-            </w:tcBorders>
-          </w:tcPr>
-          <w:p>
-            <w:pPr>
-              <w:spacing w:before="60" w:after="60" w:line="252" w:lineRule="auto"/>
-              <w:jc w:val="left"/>
-            </w:pPr>
-            <w:r/>
-            <w:r>
-              <w:rPr>
-                <w:b/>
-              </w:rPr>
-              <w:t>Fri 25/09</w:t>
-            </w:r>
-          </w:p>
-        </w:tc>
-        <w:tc>
-          <w:tcPr>
-            <w:tcW w:type="dxa" w:w="864"/>
-            <w:shd w:fill="FFFFFF"/>
-            <w:tcMar>
-              <w:top w:w="100" w:type="dxa"/>
-              <w:bottom w:w="100" w:type="dxa"/>
-              <w:left w:w="120" w:type="dxa"/>
-              <w:right w:w="120" w:type="dxa"/>
-            </w:tcMar>
-            <w:tcBorders>
-              <w:top w:val="single" w:sz="4" w:space="0" w:color="CCCCCC"/>
-              <w:bottom w:val="single" w:sz="4" w:space="0" w:color="CCCCCC"/>
-              <w:left w:val="single" w:sz="4" w:space="0" w:color="CCCCCC"/>
-              <w:right w:val="single" w:sz="4" w:space="0" w:color="CCCCCC"/>
-            </w:tcBorders>
-          </w:tcPr>
-          <w:p>
-            <w:pPr>
-              <w:spacing w:before="60" w:after="60" w:line="252" w:lineRule="auto"/>
-              <w:jc w:val="left"/>
-            </w:pPr>
-            <w:r/>
-            <w:r>
-              <w:t>NY Close 23-01</w:t>
-            </w:r>
-          </w:p>
-        </w:tc>
-        <w:tc>
-          <w:tcPr>
-            <w:tcW w:type="dxa" w:w="1440"/>
-            <w:shd w:fill="FFFFFF"/>
-            <w:tcMar>
-              <w:top w:w="100" w:type="dxa"/>
-              <w:bottom w:w="100" w:type="dxa"/>
-              <w:left w:w="120" w:type="dxa"/>
-              <w:right w:w="120" w:type="dxa"/>
-            </w:tcMar>
-            <w:tcBorders>
-              <w:top w:val="single" w:sz="4" w:space="0" w:color="CCCCCC"/>
-              <w:bottom w:val="single" w:sz="4" w:space="0" w:color="CCCCCC"/>
-              <w:left w:val="single" w:sz="4" w:space="0" w:color="CCCCCC"/>
-              <w:right w:val="single" w:sz="4" w:space="0" w:color="CCCCCC"/>
-            </w:tcBorders>
-          </w:tcPr>
-          <w:p>
-            <w:pPr>
-              <w:spacing w:before="60" w:after="60" w:line="252" w:lineRule="auto"/>
-              <w:jc w:val="left"/>
-            </w:pPr>
-            <w:r/>
-            <w:r>
-              <w:t>734.00</w:t>
-            </w:r>
-          </w:p>
-        </w:tc>
-        <w:tc>
-          <w:tcPr>
-            <w:tcW w:type="dxa" w:w="2016"/>
-            <w:shd w:fill="FFFFFF"/>
-            <w:tcMar>
-              <w:top w:w="100" w:type="dxa"/>
-              <w:bottom w:w="100" w:type="dxa"/>
-              <w:left w:w="120" w:type="dxa"/>
-              <w:right w:w="120" w:type="dxa"/>
-            </w:tcMar>
-            <w:tcBorders>
-              <w:top w:val="single" w:sz="4" w:space="0" w:color="CCCCCC"/>
-              <w:bottom w:val="single" w:sz="4" w:space="0" w:color="CCCCCC"/>
-              <w:left w:val="single" w:sz="4" w:space="0" w:color="CCCCCC"/>
-              <w:right w:val="single" w:sz="4" w:space="0" w:color="CCCCCC"/>
-            </w:tcBorders>
-          </w:tcPr>
-          <w:p>
-            <w:pPr>
-              <w:spacing w:before="60" w:after="60" w:line="252" w:lineRule="auto"/>
-              <w:jc w:val="left"/>
-            </w:pPr>
-            <w:r/>
-            <w:r>
-              <w:t>740.25</w:t>
-            </w:r>
-          </w:p>
-        </w:tc>
-        <w:tc>
-          <w:tcPr>
-            <w:tcW w:type="dxa" w:w="1152"/>
-            <w:shd w:fill="FFFFFF"/>
-            <w:tcMar>
-              <w:top w:w="100" w:type="dxa"/>
-              <w:bottom w:w="100" w:type="dxa"/>
-              <w:left w:w="120" w:type="dxa"/>
-              <w:right w:w="120" w:type="dxa"/>
-            </w:tcMar>
-            <w:tcBorders>
-              <w:top w:val="single" w:sz="4" w:space="0" w:color="CCCCCC"/>
-              <w:bottom w:val="single" w:sz="4" w:space="0" w:color="CCCCCC"/>
-              <w:left w:val="single" w:sz="4" w:space="0" w:color="CCCCCC"/>
-              <w:right w:val="single" w:sz="4" w:space="0" w:color="CCCCCC"/>
-            </w:tcBorders>
-          </w:tcPr>
-          <w:p>
-            <w:pPr>
-              <w:spacing w:before="60" w:after="60" w:line="252" w:lineRule="auto"/>
-              <w:jc w:val="left"/>
-            </w:pPr>
-            <w:r/>
-            <w:r>
-              <w:t>727.50</w:t>
-            </w:r>
-          </w:p>
-        </w:tc>
-        <w:tc>
-          <w:tcPr>
-            <w:tcW w:type="dxa" w:w="1728"/>
-            <w:shd w:fill="FFFFFF"/>
-            <w:tcMar>
-              <w:top w:w="100" w:type="dxa"/>
-              <w:bottom w:w="100" w:type="dxa"/>
-              <w:left w:w="120" w:type="dxa"/>
-              <w:right w:w="120" w:type="dxa"/>
-            </w:tcMar>
-            <w:tcBorders>
-              <w:top w:val="single" w:sz="4" w:space="0" w:color="CCCCCC"/>
-              <w:bottom w:val="single" w:sz="4" w:space="0" w:color="CCCCCC"/>
-              <w:left w:val="single" w:sz="4" w:space="0" w:color="CCCCCC"/>
-              <w:right w:val="single" w:sz="4" w:space="0" w:color="CCCCCC"/>
-            </w:tcBorders>
-          </w:tcPr>
-          <w:p>
-            <w:pPr>
-              <w:spacing w:before="60" w:after="60" w:line="252" w:lineRule="auto"/>
-              <w:jc w:val="left"/>
-            </w:pPr>
-            <w:r/>
-            <w:r>
-              <w:rPr>
-                <w:b/>
-              </w:rPr>
-              <w:t>733.25</w:t>
             </w:r>
           </w:p>
         </w:tc>
